--- a/docs/studienskripte/word-rohfassungen/woek-g-v12.docx
+++ b/docs/studienskripte/word-rohfassungen/woek-g-v12.docx
@@ -29,47 +29,7 @@
     </w:p>
     <w:p>
       <w:r>
-        <w:t>Track: Grundstudium Wirkungsökonomie</w:t>
-      </w:r>
-    </w:p>
-    <w:p>
-      <w:r>
-        <w:t>Kurscode: woek-g</w:t>
-      </w:r>
-    </w:p>
-    <w:p>
-      <w:r>
-        <w:t>Vorlesungscode: V12</w:t>
-      </w:r>
-    </w:p>
-    <w:p>
-      <w:r>
-        <w:t>Modul/Abschnitt: G1.4</w:t>
-      </w:r>
-    </w:p>
-    <w:p>
-      <w:r>
-        <w:t>Titel: Wirkungsempfänger und Wirkungsräume</w:t>
-      </w:r>
-    </w:p>
-    <w:p>
-      <w:r>
-        <w:t>Status: Rohfassung V0 · Sprint-Produktionslauf · muss im nächsten Tiefensprint auf 40-50 Seiten erweitert werden</w:t>
-      </w:r>
-    </w:p>
-    <w:p>
-      <w:r>
-        <w:t>Quelle: woek-akademie-app/content/lehrgaenge/woek-g-v12.md</w:t>
-      </w:r>
-    </w:p>
-    <w:p>
-      <w:r>
-        <w:t>Ablage: Markdown-Master in content/studienskripte/woek-g-v12.md, Word-Rohfassung in docs/studienskripte/word-rohfassungen/woek-g-v12.docx</w:t>
-      </w:r>
-    </w:p>
-    <w:p>
-      <w:r>
-        <w:t>Wissensbasis: aktuelles Grundlagenwerk, Website-Korpus inklusive Journal, Akademie-Quelltexte, Glossar, interne Dossiers und externe Fachquellen</w:t>
+        <w:t>Track: Grundstudium Wirkungsökonomie Kurscode: woek-g Vorlesungscode: V12 Modul/Abschnitt: G1.4 Titel: Wirkungsempfänger und Wirkungsräume Status: Rohfassung V0 · Sprint-Produktionslauf · muss im nächsten Tiefensprint auf 40-50 Seiten erweitert werden Quelle: woek-akademie-app/content/lehrgaenge/woek-g-v12.md Ablage: Markdown-Master in content/studienskripte/woek-g-v12.md, Word-Rohfassung in docs/studienskripte/word-rohfassungen/woek-g-v12.docx Wissensbasis: aktuelles Grundlagenwerk, Website-Korpus inklusive Journal, Akademie-Quelltexte, Glossar, interne Dossiers und externe Fachquellen</w:t>
       </w:r>
     </w:p>
     <w:p>
@@ -715,42 +675,7 @@
     </w:p>
     <w:p>
       <w:r>
-        <w:t>```chart-spec</w:t>
-      </w:r>
-    </w:p>
-    <w:p>
-      <w:r>
-        <w:t>slug: woek-g-v12-wirkpfad</w:t>
-      </w:r>
-    </w:p>
-    <w:p>
-      <w:r>
-        <w:t>type: wirkpfad</w:t>
-      </w:r>
-    </w:p>
-    <w:p>
-      <w:r>
-        <w:t>reuse_first: true</w:t>
-      </w:r>
-    </w:p>
-    <w:p>
-      <w:r>
-        <w:t>preferred_asset: content/studienskripte/assets/woek-g-v12/woek-g-v12-wirkpfad.svg</w:t>
-      </w:r>
-    </w:p>
-    <w:p>
-      <w:r>
-        <w:t>message: Wirkungsempfänger und Wirkungsräume wird als Wirkpfad von Auslöser über Mechanismus, Wirkungsempfänger und Zustandsveränderung bis zur Rückkopplung dargestellt.</w:t>
-      </w:r>
-    </w:p>
-    <w:p>
-      <w:r>
-        <w:t>source: WÖk-Grundlagenwerk, Website-Korpus, Akademie-Quelltexte, Glossar</w:t>
-      </w:r>
-    </w:p>
-    <w:p>
-      <w:r>
-        <w:t>```</w:t>
+        <w:t>``chart-spec slug: woek-g-v12-wirkpfad type: wirkpfad reuse_first: true preferred_asset: content/studienskripte/assets/woek-g-v12/woek-g-v12-wirkpfad.svg message: Wirkungsempfänger und Wirkungsräume wird als Wirkpfad von Auslöser über Mechanismus, Wirkungsempfänger und Zustandsveränderung bis zur Rückkopplung dargestellt. source: WÖk-Grundlagenwerk, Website-Korpus, Akademie-Quelltexte, Glossar ``</w:t>
       </w:r>
     </w:p>
     <w:p>

--- a/docs/studienskripte/word-rohfassungen/woek-g-v12.docx
+++ b/docs/studienskripte/word-rohfassungen/woek-g-v12.docx
@@ -29,7 +29,7 @@
     </w:p>
     <w:p>
       <w:r>
-        <w:t>Track: Grundstudium Wirkungsökonomie Kurscode: woek-g Vorlesungscode: V12 Modul/Abschnitt: G1.4 Titel: Wirkungsempfänger und Wirkungsräume Status: Rohfassung V0 · Sprint-Produktionslauf · muss im nächsten Tiefensprint auf 40-50 Seiten erweitert werden Quelle: woek-akademie-app/content/lehrgaenge/woek-g-v12.md Ablage: Markdown-Master in content/studienskripte/woek-g-v12.md, Word-Rohfassung in docs/studienskripte/word-rohfassungen/woek-g-v12.docx Wissensbasis: aktuelles Grundlagenwerk, Website-Korpus inklusive Journal, Akademie-Quelltexte, Glossar, interne Dossiers und externe Fachquellen</w:t>
+        <w:t>Track: Grundstudium Wirkungsökonomie Kurscode: woek-g Vorlesungscode: V12 Modul/Abschnitt: G1.4 Titel: Wirkungsempfänger und Wirkungsräume Status: Tiefenskript-Sprint 7 · substanzielle Arbeitsfassung, Claude-CI/CD-Finalisierung offen Quelle: woek-akademie-app/content/lehrgaenge/woek-g-v12.md Ablage: Markdown-Master in content/studienskripte/woek-g-v12.md, Word-Rohfassung in docs/studienskripte/word-rohfassungen/woek-g-v12.docx Wissensbasis: aktuelles Grundlagenwerk, Website-Korpus inklusive Journal, Akademie-Quelltexte, Glossar, interne Dossiers und externe Fachquellen</w:t>
       </w:r>
     </w:p>
     <w:p>
@@ -993,17 +993,1385 @@
         <w:pStyle w:val="Heading2"/>
       </w:pPr>
       <w:r>
-        <w:t>7. Prüfungsrelevanz</w:t>
-      </w:r>
-    </w:p>
-    <w:p>
-      <w:r>
-        <w:t>Diese Vorlesung ist prüfungsrelevant, aber die eigentliche Antwortlogik gehört nicht in das öffentliche Studienskript. Zertifikatsfragen, CorrectAnswer, Scoring-Regeln und Fallrubrics werden separat in der geschützten App-Lane unter woek-akademie-app/content/pruefungen/ gepflegt.</w:t>
-      </w:r>
-    </w:p>
-    <w:p>
-      <w:r>
-        <w:t>Für den Fragenpool sind besonders geeignet:</w:t>
+        <w:t>7. Tiefenskript-Erweiterung Sprint 7</w:t>
+      </w:r>
+    </w:p>
+    <w:p>
+      <w:r>
+        <w:t>Status dieser Erweiterung: ausgebaute Arbeitsfassung für Claude-CI/CD, Word-Rohfassung und Reader-Spiegel. Sie ersetzt noch nicht die spätere Satz-, Quellen- und PDF-Finalisierung, bringt die Vorlesung aber aus der Kurzfassung in eine substanzielle Studienskriptfassung.</w:t>
+      </w:r>
+    </w:p>
+    <w:p>
+      <w:pPr>
+        <w:pStyle w:val="Heading3"/>
+      </w:pPr>
+      <w:r>
+        <w:t>7.1 Leitthese</w:t>
+      </w:r>
+    </w:p>
+    <w:p>
+      <w:r>
+        <w:t>Wirkungsempfänger und Wirkungsräume markiert im Grundstudium eine Grundentscheidung der Wirkungsökonomie: Entscheidend ist nicht, was plausibel klingt, sondern welche Zustände sich bei welchen Wirkungsempfängern in welchem Wirkungsraum tatsächlich verändern.</w:t>
+      </w:r>
+    </w:p>
+    <w:p>
+      <w:r>
+        <w:t>Die Vorlesung bleibt dabei an die Grundregel gebunden: Wirkung ist neutral und relational. Erst die Bewertung im Referenzrahmen Mensch, Planet, Demokratie, SDGs, Agenda 2030 und SDG+ entscheidet, ob eine Veränderung positiv, negativ oder ambivalent einzuordnen ist. Wenn eine Zielgröße gemeint ist, sprechen wir von positiver Netto-Wirkung.</w:t>
+      </w:r>
+    </w:p>
+    <w:p>
+      <w:pPr>
+        <w:pStyle w:val="Heading3"/>
+      </w:pPr>
+      <w:r>
+        <w:t>7.2 Didaktische Einordnung im Studiengang</w:t>
+      </w:r>
+    </w:p>
+    <w:p>
+      <w:r>
+        <w:t>V12 liegt an der Schwelle zwischen begrifflicher Grundlegung und Bewertungsarchitektur. Die Studierenden sollen nicht nur Begriffe wiedergeben, sondern an Fällen erkennen, welche Aussage schon Wirkung behauptet, welche nur Wirkungspotenzial beschreibt und wo ein Wirkungsrisiko offenliegt. Der Tiefensinn dieser Vorlesung liegt deshalb nicht in zusätzlicher Komplexität, sondern in besserer Unterscheidungsfähigkeit.</w:t>
+      </w:r>
+    </w:p>
+    <w:p>
+      <w:r>
+        <w:t>Für die spätere Praxis ist entscheidend, dass jede Analyse vier Ebenen getrennt hält:</w:t>
+      </w:r>
+    </w:p>
+    <w:p>
+      <w:r>
+        <w:t>1. Beschreibung: Was geschieht tatsächlich oder soll geschehen?</w:t>
+      </w:r>
+    </w:p>
+    <w:p>
+      <w:r>
+        <w:t>2. Kausalannahme: Über welchen Mechanismus könnte daraus eine Zustandsveränderung entstehen?</w:t>
+      </w:r>
+    </w:p>
+    <w:p>
+      <w:r>
+        <w:t>3. Bewertung: Welche Richtung hat diese Veränderung im Referenzrahmen?</w:t>
+      </w:r>
+    </w:p>
+    <w:p>
+      <w:r>
+        <w:t>4. Rückkopplung: Welche Entscheidung, Regel, Ressource oder Kommunikation wird dadurch verändert?</w:t>
+      </w:r>
+    </w:p>
+    <w:p>
+      <w:r>
+        <w:t>Wo diese Ebenen vermischt werden, entstehen typische WÖk-Fehler: Aktivität wird als Wirkung ausgegeben, Reichweite ersetzt Zustandsveränderung, gute Absicht verdeckt Nebenwirkungen oder Reporting wird mit Lernen verwechselt.</w:t>
+      </w:r>
+    </w:p>
+    <w:p>
+      <w:pPr>
+        <w:pStyle w:val="Heading3"/>
+      </w:pPr>
+      <w:r>
+        <w:t>7.3 Analysemodell</w:t>
+      </w:r>
+    </w:p>
+    <w:tbl>
+      <w:tblPr>
+        <w:tblStyle w:val="TableGrid"/>
+        <w:tblW w:type="auto" w:w="0"/>
+        <w:jc w:val="left"/>
+        <w:tblLook w:firstColumn="1" w:firstRow="1" w:lastColumn="0" w:lastRow="0" w:noHBand="0" w:noVBand="1" w:val="04A0"/>
+      </w:tblPr>
+      <w:tblGrid>
+        <w:gridCol w:w="2340"/>
+        <w:gridCol w:w="2340"/>
+        <w:gridCol w:w="2340"/>
+        <w:gridCol w:w="2340"/>
+      </w:tblGrid>
+      <w:tr>
+        <w:tc>
+          <w:tcPr>
+            <w:tcW w:type="dxa" w:w="2340"/>
+            <w:vAlign w:val="center"/>
+          </w:tcPr>
+          <w:p>
+            <w:r>
+              <w:rPr>
+                <w:b/>
+              </w:rPr>
+              <w:t>Analyseobjekt</w:t>
+            </w:r>
+          </w:p>
+        </w:tc>
+        <w:tc>
+          <w:tcPr>
+            <w:tcW w:type="dxa" w:w="2340"/>
+            <w:vAlign w:val="center"/>
+          </w:tcPr>
+          <w:p>
+            <w:r>
+              <w:rPr>
+                <w:b/>
+              </w:rPr>
+              <w:t>Woran es wirkt</w:t>
+            </w:r>
+          </w:p>
+        </w:tc>
+        <w:tc>
+          <w:tcPr>
+            <w:tcW w:type="dxa" w:w="2340"/>
+            <w:vAlign w:val="center"/>
+          </w:tcPr>
+          <w:p>
+            <w:r>
+              <w:rPr>
+                <w:b/>
+              </w:rPr>
+              <w:t>Typischer Fehler</w:t>
+            </w:r>
+          </w:p>
+        </w:tc>
+        <w:tc>
+          <w:tcPr>
+            <w:tcW w:type="dxa" w:w="2340"/>
+            <w:vAlign w:val="center"/>
+          </w:tcPr>
+          <w:p>
+            <w:r>
+              <w:rPr>
+                <w:b/>
+              </w:rPr>
+              <w:t>Saubere WÖk-Lesart</w:t>
+            </w:r>
+          </w:p>
+        </w:tc>
+      </w:tr>
+      <w:tr>
+        <w:tc>
+          <w:tcPr>
+            <w:tcW w:type="dxa" w:w="2340"/>
+            <w:vAlign w:val="center"/>
+          </w:tcPr>
+          <w:p>
+            <w:r>
+              <w:t>Begriff</w:t>
+            </w:r>
+          </w:p>
+        </w:tc>
+        <w:tc>
+          <w:tcPr>
+            <w:tcW w:type="dxa" w:w="2340"/>
+            <w:vAlign w:val="center"/>
+          </w:tcPr>
+          <w:p>
+            <w:r>
+              <w:t>Was muss präzise getrennt werden?</w:t>
+            </w:r>
+          </w:p>
+        </w:tc>
+        <w:tc>
+          <w:tcPr>
+            <w:tcW w:type="dxa" w:w="2340"/>
+            <w:vAlign w:val="center"/>
+          </w:tcPr>
+          <w:p>
+            <w:r>
+              <w:t>Typischer Fehler</w:t>
+            </w:r>
+          </w:p>
+        </w:tc>
+        <w:tc>
+          <w:tcPr>
+            <w:tcW w:type="dxa" w:w="2340"/>
+            <w:vAlign w:val="center"/>
+          </w:tcPr>
+          <w:p>
+            <w:r>
+              <w:t>Saubere WÖk-Lesart</w:t>
+            </w:r>
+          </w:p>
+        </w:tc>
+      </w:tr>
+      <w:tr>
+        <w:tc>
+          <w:tcPr>
+            <w:tcW w:type="dxa" w:w="2340"/>
+            <w:vAlign w:val="center"/>
+          </w:tcPr>
+          <w:p>
+            <w:r>
+              <w:t>Wirkung</w:t>
+            </w:r>
+          </w:p>
+        </w:tc>
+        <w:tc>
+          <w:tcPr>
+            <w:tcW w:type="dxa" w:w="2340"/>
+            <w:vAlign w:val="center"/>
+          </w:tcPr>
+          <w:p>
+            <w:r>
+              <w:t>tatsächliche Zustandsveränderung</w:t>
+            </w:r>
+          </w:p>
+        </w:tc>
+        <w:tc>
+          <w:tcPr>
+            <w:tcW w:type="dxa" w:w="2340"/>
+            <w:vAlign w:val="center"/>
+          </w:tcPr>
+          <w:p>
+            <w:r>
+              <w:t>Absicht, Aktivität oder Reichweite als Wirkung ausgeben</w:t>
+            </w:r>
+          </w:p>
+        </w:tc>
+        <w:tc>
+          <w:tcPr>
+            <w:tcW w:type="dxa" w:w="2340"/>
+            <w:vAlign w:val="center"/>
+          </w:tcPr>
+          <w:p>
+            <w:r>
+              <w:t>Zustand, Empfänger, Wirkpfad und Quelle nennen</w:t>
+            </w:r>
+          </w:p>
+        </w:tc>
+      </w:tr>
+      <w:tr>
+        <w:tc>
+          <w:tcPr>
+            <w:tcW w:type="dxa" w:w="2340"/>
+            <w:vAlign w:val="center"/>
+          </w:tcPr>
+          <w:p>
+            <w:r>
+              <w:t>Potenzial</w:t>
+            </w:r>
+          </w:p>
+        </w:tc>
+        <w:tc>
+          <w:tcPr>
+            <w:tcW w:type="dxa" w:w="2340"/>
+            <w:vAlign w:val="center"/>
+          </w:tcPr>
+          <w:p>
+            <w:r>
+              <w:t>mögliche künftige Wirkung</w:t>
+            </w:r>
+          </w:p>
+        </w:tc>
+        <w:tc>
+          <w:tcPr>
+            <w:tcW w:type="dxa" w:w="2340"/>
+            <w:vAlign w:val="center"/>
+          </w:tcPr>
+          <w:p>
+            <w:r>
+              <w:t>Möglichkeit als Ergebnis verkaufen</w:t>
+            </w:r>
+          </w:p>
+        </w:tc>
+        <w:tc>
+          <w:tcPr>
+            <w:tcW w:type="dxa" w:w="2340"/>
+            <w:vAlign w:val="center"/>
+          </w:tcPr>
+          <w:p>
+            <w:r>
+              <w:t>Bedingungen, Unsicherheit und Resonanzraum markieren</w:t>
+            </w:r>
+          </w:p>
+        </w:tc>
+      </w:tr>
+      <w:tr>
+        <w:tc>
+          <w:tcPr>
+            <w:tcW w:type="dxa" w:w="2340"/>
+            <w:vAlign w:val="center"/>
+          </w:tcPr>
+          <w:p>
+            <w:r>
+              <w:t>Risiko</w:t>
+            </w:r>
+          </w:p>
+        </w:tc>
+        <w:tc>
+          <w:tcPr>
+            <w:tcW w:type="dxa" w:w="2340"/>
+            <w:vAlign w:val="center"/>
+          </w:tcPr>
+          <w:p>
+            <w:r>
+              <w:t>mögliche negative Wirkung oder Nebenwirkung</w:t>
+            </w:r>
+          </w:p>
+        </w:tc>
+        <w:tc>
+          <w:tcPr>
+            <w:tcW w:type="dxa" w:w="2340"/>
+            <w:vAlign w:val="center"/>
+          </w:tcPr>
+          <w:p>
+            <w:r>
+              <w:t>positive Geschichte ohne Schattenseite erzählen</w:t>
+            </w:r>
+          </w:p>
+        </w:tc>
+        <w:tc>
+          <w:tcPr>
+            <w:tcW w:type="dxa" w:w="2340"/>
+            <w:vAlign w:val="center"/>
+          </w:tcPr>
+          <w:p>
+            <w:r>
+              <w:t>Nebenwirkungen, Rebound und Zielkonflikte offenlegen</w:t>
+            </w:r>
+          </w:p>
+        </w:tc>
+      </w:tr>
+      <w:tr>
+        <w:tc>
+          <w:tcPr>
+            <w:tcW w:type="dxa" w:w="2340"/>
+            <w:vAlign w:val="center"/>
+          </w:tcPr>
+          <w:p>
+            <w:r>
+              <w:t>Rückkopplung</w:t>
+            </w:r>
+          </w:p>
+        </w:tc>
+        <w:tc>
+          <w:tcPr>
+            <w:tcW w:type="dxa" w:w="2340"/>
+            <w:vAlign w:val="center"/>
+          </w:tcPr>
+          <w:p>
+            <w:r>
+              <w:t>Konsequenz aus beobachteter oder bewerteter Wirkung</w:t>
+            </w:r>
+          </w:p>
+        </w:tc>
+        <w:tc>
+          <w:tcPr>
+            <w:tcW w:type="dxa" w:w="2340"/>
+            <w:vAlign w:val="center"/>
+          </w:tcPr>
+          <w:p>
+            <w:r>
+              <w:t>Reporting als Abschluss behandeln</w:t>
+            </w:r>
+          </w:p>
+        </w:tc>
+        <w:tc>
+          <w:tcPr>
+            <w:tcW w:type="dxa" w:w="2340"/>
+            <w:vAlign w:val="center"/>
+          </w:tcPr>
+          <w:p>
+            <w:r>
+              <w:t>Lernen und Steuerungsänderung einbauen</w:t>
+            </w:r>
+          </w:p>
+        </w:tc>
+      </w:tr>
+    </w:tbl>
+    <w:p/>
+    <w:p>
+      <w:pPr>
+        <w:pStyle w:val="Heading3"/>
+      </w:pPr>
+      <w:r>
+        <w:t>7.4 Modellformel</w:t>
+      </w:r>
+    </w:p>
+    <w:p>
+      <w:r>
+        <w:t>Die folgende Formel ist ein didaktisches Denkmodell, kein amtlicher Bewertungsstandard:</w:t>
+      </w:r>
+    </w:p>
+    <w:p>
+      <w:r>
+        <w:t>Wirkung = Delta Zustand(Empfaenger, Raum, Zeit) \; durch \; Wirkpfad(Ausloeser, Mechanismus, Resonanz, Rueckkopplung)</w:t>
+      </w:r>
+    </w:p>
+    <w:p>
+      <w:r>
+        <w:t>Die Formel ist ein didaktisches Raster: Sie schützt davor, Wirkung auf Absicht, Output, Symbolik oder Reichweite zu verkürzen.</w:t>
+      </w:r>
+    </w:p>
+    <w:p>
+      <w:r>
+        <w:t>Die Formel soll gerade keine Scheingenauigkeit erzeugen. Sie zwingt dazu, die Faktoren offen zu legen, die eine Aussage tragen. In einem echten Bewertungsprozess müssten Datenquelle, Aktualität, Datenqualitätsklasse, Unsicherheitsgrad und Rückkopplungsregel ergänzt werden.</w:t>
+      </w:r>
+    </w:p>
+    <w:p>
+      <w:pPr>
+        <w:pStyle w:val="Heading3"/>
+      </w:pPr>
+      <w:r>
+        <w:t>7.5 Fallfenster</w:t>
+      </w:r>
+    </w:p>
+    <w:p>
+      <w:r>
+        <w:t>Fall 1. Ein Projekt kann im Themenfeld Wirkungsempfänger und Wirkungsräume überzeugend kommunizieren und trotzdem nur Wirkungspotenzial erzeugen. Die WÖk-Prüfung beginnt erst, wenn klar wird, welcher Zustand sich bei wem verändert.</w:t>
+      </w:r>
+    </w:p>
+    <w:p>
+      <w:r>
+        <w:t>Fall 2. Eine Organisation kann im Themenfeld Wirkungsempfänger und Wirkungsräume gute Absichten haben und zugleich Wirkungsrisiken übersehen. Das Skript trainiert deshalb die Trennung von Absicht, Auslöser, Wirkmechanismus, Empfänger, Datenlage und Bewertung.</w:t>
+      </w:r>
+    </w:p>
+    <w:p>
+      <w:pPr>
+        <w:pStyle w:val="Heading3"/>
+      </w:pPr>
+      <w:r>
+        <w:t>7.6 Prüfungsnahe Fallfragen ohne geschützte Antwortlogik</w:t>
+      </w:r>
+    </w:p>
+    <w:p>
+      <w:r>
+        <w:t>Diese Fragen sind öffentlich und dienen dem Lernen. Die geschützte Antwortlogik, Scoring-Regeln und CorrectAnswer-Felder bleiben in der Prüfungs-Lane der App.</w:t>
+      </w:r>
+    </w:p>
+    <w:p>
+      <w:r>
+        <w:t>1. Beschreibe den Auslöser im Fall und trenne ihn von Absicht, Image oder Reichweite.</w:t>
+      </w:r>
+    </w:p>
+    <w:p>
+      <w:r>
+        <w:t>2. Formuliere einen plausiblen Wirkpfad mit Wirkungsempfängern, Zustandsveränderung und Rückkopplung.</w:t>
+      </w:r>
+    </w:p>
+    <w:p>
+      <w:r>
+        <w:t>3. Benenne mindestens ein Wirkungspotenzial und ein Wirkungsrisiko.</w:t>
+      </w:r>
+    </w:p>
+    <w:p>
+      <w:r>
+        <w:t>4. Zeige, welche Quelle oder Datenart nötig wäre, um von Potenzial zu belastbarer Wirkungsaussage zu kommen.</w:t>
+      </w:r>
+    </w:p>
+    <w:p>
+      <w:r>
+        <w:t>5. Prüfe, ob Nichtkompensation oder Reverse Merit Order einschlägig sein könnten.</w:t>
+      </w:r>
+    </w:p>
+    <w:p>
+      <w:r>
+        <w:t>6. Formuliere eine saubere Wirkungsaussage in einem Satz: Was wissen wir, was nehmen wir an, was bleibt offen?</w:t>
+      </w:r>
+    </w:p>
+    <w:p>
+      <w:pPr>
+        <w:pStyle w:val="Heading3"/>
+      </w:pPr>
+      <w:r>
+        <w:t>7.7 Auswertung aus der lebenden Website-Referenz</w:t>
+      </w:r>
+    </w:p>
+    <w:p>
+      <w:pPr>
+        <w:pStyle w:val="Heading3"/>
+      </w:pPr>
+      <w:r>
+        <w:t>Quellenanker: Kapitel 13 - Wirkungsträger, Wirkungsempfänger, Wirkungsräume</w:t>
+      </w:r>
+    </w:p>
+    <w:p>
+      <w:r>
+        <w:t>Interne Quelle: referenz/kapitel-013-wirkungstraeger-wirkungsempfaenger-wirkungsraeume/index.html</w:t>
+      </w:r>
+    </w:p>
+    <w:p>
+      <w:pPr>
+        <w:pStyle w:val="Heading3"/>
+      </w:pPr>
+      <w:r>
+        <w:t>13.1 Warum Wirkung Zuordnung braucht</w:t>
+      </w:r>
+    </w:p>
+    <w:p>
+      <w:r>
+        <w:t>Wirkung ist Zustandsveränderung. Damit diese Zustandsveränderung analysiert, bewertet und gesteuert werden kann, braucht sie Zuordnung. Es muss klar sein, von wem oder was die Wirkung ausgeht, wen oder was sie betrifft und in welchem Raum sie entsteht [I-13-1].</w:t>
+      </w:r>
+    </w:p>
+    <w:p>
+      <w:r>
+        <w:t>Ohne Zuordnung bleibt Wirkung Behauptung. Ein Unternehmen kann sagen, ein Produkt sei nachhaltig. Ein Staat kann sagen, ein Gesetz sei gerecht. Eine Plattform kann sagen, ihre Technik sei neutral. Eine Bank kann sagen, sie finanziere Zukunft. Solche Aussagen reichen nicht. Die Wirkungsökonomie fragt genauer: Wer oder was ist Wirkungsträger? Wer oder was ist Wirkungsempfänger? In welchem Wirkungsraum entsteht die Veränderung? Welche Reichweite hat sie? Welche Rückwirkung entsteht?</w:t>
+      </w:r>
+    </w:p>
+    <w:p>
+      <w:r>
+        <w:t>Diese Fragen sind die Grundlage fairer Bewertung. Sie verhindern, dass sichtbare Akteure überzeichnet und unsichtbare Betroffene ausgeblendet werden. Sie verhindern auch, dass Verantwortung dort verschwindet, wo Wirkung über Lieferketten, Datenräume, Kapitalflüsse, Preise, Regeln oder öffentliche Kommunikation vermittelt wird.</w:t>
+      </w:r>
+    </w:p>
+    <w:p>
+      <w:pPr>
+        <w:pStyle w:val="Heading3"/>
+      </w:pPr>
+      <w:r>
+        <w:t>13.2 Wirkungsträger</w:t>
+      </w:r>
+    </w:p>
+    <w:p>
+      <w:r>
+        <w:t>Wirkungsträger sind Akteure, Objekte, Regeln, Technologien, Strukturen oder Muster, von denen Wirkung ausgeht. Ein Wirkungsträger kann ein Mensch sein, ein Unternehmen, ein Staat, eine Kommune, eine Schule, ein Krankenhaus, eine Pflegeeinrichtung, ein Medium, eine Plattform, ein Algorithmus, ein Produkt, ein Gebäude, ein Kapitalfluss, ein Gesetz, ein Preis, ein Förderprogramm, ein Narrativ oder eine kulturelle Praxis [I-13-1].</w:t>
+      </w:r>
+    </w:p>
+    <w:p>
+      <w:r>
+        <w:t>Diese breite Definition ist notwendig, weil Wirkung nicht nur aus bewussten Entscheidungen entsteht. Auch Dinge und Strukturen verändern Möglichkeitsräume. Ein Produkt wirkt durch Material, Herstellung, Nutzung, Reparierbarkeit, Entsorgung, Preis und Lieferkette. Ein Gebäude wirkt durch Energiebedarf, Gesundheit, Sicherheit, Lage, Barrierefreiheit und soziale Nutzung. Ein Algorithmus wirkt durch Sortierung, Reichweite, Sichtbarkeit und Verstärkung. Ein Preis wirkt durch Anreiz. Ein Gesetz wirkt durch Rechte, Pflichten, Sanktionen, Verfahren und Erwartungen.</w:t>
+      </w:r>
+    </w:p>
+    <w:p>
+      <w:r>
+        <w:t>Ein Wirkungsträger muss daher nicht menschlich sein. Aber menschliche und institutionelle Verantwortung bleibt relevant. Ein Algorithmus ist Wirkungsträger, aber er wurde entworfen, trainiert, eingesetzt, finanziert, überwacht oder nicht überwacht. Ein Preis ist Wirkungsträger, aber er entsteht aus Marktstruktur, Steuerrecht, Subvention, Lieferkette und Wettbewerb. Ein Produkt ist Wirkungsträger, aber es wurde designt, hergestellt, beschafft, beworben und reguliert.</w:t>
+      </w:r>
+    </w:p>
+    <w:p>
+      <w:pPr>
+        <w:pStyle w:val="Heading3"/>
+      </w:pPr>
+      <w:r>
+        <w:t>13.3 Direkte und indirekte Wirkungsträger</w:t>
+      </w:r>
+    </w:p>
+    <w:p>
+      <w:r>
+        <w:t>Wirkungsträger können direkt oder indirekt wirken. Ein direkter Wirkungsträger löst eine Zustandsveränderung unmittelbar aus. Eine Pflegekraft versorgt eine Person. Ein Medikament verändert einen körperlichen Zustand. Ein Unternehmen produziert ein Produkt. Eine Behörde erlässt einen Bescheid. Eine Redaktion veröffentlicht einen Beitrag.</w:t>
+      </w:r>
+    </w:p>
+    <w:p>
+      <w:r>
+        <w:t>Ein indirekter Wirkungsträger verändert Bedingungen, unter denen spätere Wirkungen wahrscheinlicher werden. Ein Kapitalgeber finanziert eine Anlage. Eine Plattform gestaltet Reichweitenlogik. Ein Gesetz setzt Preis- oder Haftungssignale. Eine Norm definiert einen technischen Standard. Eine Schule bildet Fähigkeiten aus, die später in Gesundheit, Einkommen, Teilhabe und Demokratie wirksam werden. Eine Steuerklasse verändert Produktentscheidungen, ohne selbst das Produkt herzustellen [I-13-2].</w:t>
+      </w:r>
+    </w:p>
+    <w:p>
+      <w:r>
+        <w:t>Diese Unterscheidung ist für die Wirkungsökonomie zentral. Wer nur direkte Wirkungsträger betrachtet, übersieht Macht in Strukturen. Kapital, Recht, Daten, Beschaffung, Standards und Plattformlogiken wirken häufig indirekt. Ihre Wirkung ist nicht weniger real, nur weil sie vermittelt ist.</w:t>
+      </w:r>
+    </w:p>
+    <w:p>
+      <w:pPr>
+        <w:pStyle w:val="Heading3"/>
+      </w:pPr>
+      <w:r>
+        <w:t>13.4 Wirkungsempfänger</w:t>
+      </w:r>
+    </w:p>
+    <w:p>
+      <w:r>
+        <w:t>Wirkungsempfänger sind jene, deren Zustand verändert wird. Das können einzelne Menschen sein, Gruppen, Haushalte, Beschäftigte, Kund:innen, Patient:innen, Schüler:innen, Pflegebedürftige, Mieter:innen, Regionen, Ökosysteme, Böden, Wasser, Klima, Biodiversität, Institutionen, Demokratien, Märkte, Infrastrukturen oder künftige Generationen [I-13-1][I-13-3].</w:t>
+      </w:r>
+    </w:p>
+    <w:p>
+      <w:r>
+        <w:t>Wirkungsempfänger sind nicht immer diejenigen, die am Markt sichtbar auftreten. Ein Produkt kann Käufer:innen nützen und Arbeiter:innen in der Lieferkette belasten. Ein Gebäude kann Eigentümer:innen Rendite bringen und Mieter:innen durch schlechte Dämmung, Schimmel oder hohe Nebenkosten schädigen. Ein Kapitalfluss kann ein Unternehmen stärken und gleichzeitig ökologische oder soziale Risiken erhöhen. Eine Plattform kann Nutzer:innen verbinden und zugleich öffentliche Diskursräume beschädigen.</w:t>
+      </w:r>
+    </w:p>
+    <w:p>
+      <w:r>
+        <w:t>Die Wirkungsökonomie erweitert deshalb die Empfängerseite. Sie fragt nicht nur, wer bezahlt, wer besitzt oder wer entscheidet. Sie fragt, wer betroffen ist. Diese Betroffenheit kann direkt, indirekt, zeitverzögert oder strukturell sein.</w:t>
+      </w:r>
+    </w:p>
+    <w:p>
+      <w:pPr>
+        <w:pStyle w:val="Heading3"/>
+      </w:pPr>
+      <w:r>
+        <w:t>13.5 Unsichtbare Empfänger</w:t>
+      </w:r>
+    </w:p>
+    <w:p>
+      <w:r>
+        <w:t>Viele Wirkungsempfänger sind im alten System unsichtbar. Die Lieferkette macht Arbeiter:innen, Wasser, Böden, Chemikalien, Energie und Abfall unsichtbar. Der Finanzmarkt macht künftige Risiken unsichtbar, solange sie nicht eingepreist sind. Der Wohnungsmarkt macht Gesundheit, Nachbarschaft, Teilhabe und soziale Stabilität unsichtbar, solange nur Rendite und Marktwert zählen. Die digitale Öffentlichkeit macht psychische Belastung, Vertrauen, Wahrheitsfähigkeit und demokratische Stabilität unsichtbar, solange Reichweite als Erfolg gilt [I-13-4][I-13-5].</w:t>
+      </w:r>
+    </w:p>
+    <w:p>
+      <w:r>
+        <w:t>Auch künftige Generationen sind Wirkungsempfänger. Sie sind nicht am Vertrag beteiligt, nicht im Supermarkt anwesend, nicht in der Bilanz sichtbar und nicht im heutigen Wahlkampf stimmberechtigt. Trotzdem verändern heutige Entscheidungen ihre Zustände: Klima, Schulden, Infrastruktur, Biodiversität, Bildungsqualität, demokratische Stabilität und technologische Abhängigkeit. Die Wirkungsökonomie muss diese Empfänger sichtbar machen, ohne ihre Interessen beliebig zu behaupten. Sie braucht Daten, Szenarien, Vorsorgeprinzip, nicht-kompensatorische Grenzen und institutionelle Prüfung [I-13-6].</w:t>
+      </w:r>
+    </w:p>
+    <w:p>
+      <w:pPr>
+        <w:pStyle w:val="Heading3"/>
+      </w:pPr>
+      <w:r>
+        <w:t>13.6 Wirkungsräume</w:t>
+      </w:r>
+    </w:p>
+    <w:p>
+      <w:r>
+        <w:t>Der Wirkungsraum ist der Zusammenhang, in dem Wirkung entsteht. Er ist nicht bloßer Hintergrund. Er bestimmt, wie ein Impuls aufgenommen, blockiert, verstärkt, umgedeutet oder in Handlung übersetzt wird [I-13-1][I-13-7].</w:t>
+      </w:r>
+    </w:p>
+    <w:p>
+      <w:r>
+        <w:t>Ein Wirkungsraum kann physisch sein: ein Gebäude, eine Straße, ein Quartier, ein Krankenhaus, ein Wald, ein Fluss, ein Produktionsstandort. Er kann sozial sein: eine Familie, eine Klasse, ein Betrieb, eine Nachbarschaft, ein Verein, ein Pflegeteam. Er kann digital sein: eine Plattform, ein Datenraum, ein Suchsystem, ein soziales Netzwerk, ein algorithmischer Entscheidungsraum. Er kann ökologisch sein: ein Boden, ein Wassereinzugsgebiet, ein Klima, ein Ökosystem. Er kann institutionell sein: eine Verwaltung, ein Gericht, ein Markt, eine Schule, ein Steuerrecht. Er kann kulturell sein: ein Diskurs, ein Narrativ, ein Symbolraum, eine Erinnerungskultur. Er kann zeitlich sein: eine Entscheidung wirkt heute anders als in zehn Jahren.</w:t>
+      </w:r>
+    </w:p>
+    <w:p>
+      <w:r>
+        <w:t>Wirkungsräume sind nicht passiv. Ein stabiler Raum verarbeitet einen Impuls anders als ein verletzter Raum. Ein vertrauensvoller Raum kann Kritik aufnehmen. Ein polarisierter Raum kann denselben Satz als Angriff lesen. Ein Markt mit Alternativen kann einen CO2-Preis in Innovation übersetzen. Ein Markt ohne Alternativen kann denselben Preis als Belastung weitergeben. Eine gute Schule kann ein Bildungsprogramm aufnehmen. Eine überlastete Schule kann es nur formal verwalten.</w:t>
+      </w:r>
+    </w:p>
+    <w:p>
+      <w:pPr>
+        <w:pStyle w:val="Heading3"/>
+      </w:pPr>
+      <w:r>
+        <w:t>13.7 Resonanzräume und Anschlussfähigkeit</w:t>
+      </w:r>
+    </w:p>
+    <w:p>
+      <w:r>
+        <w:t>Ein besonderer Wirkungsraum ist der Resonanzraum. Er beschreibt, ob ein Impuls aufgenommen, verstanden, geteilt, abgelehnt, verstärkt oder in Handlung übersetzt wird. Resonanzräume entstehen in Kommunikation, Bildung, Medien, Politik, Kultur, Religion, Nachbarschaft, Organisationen, Märkten und digitalen Plattformen [I-13-7].</w:t>
+      </w:r>
+    </w:p>
+    <w:p>
+      <w:r>
+        <w:t>Anschlussfähigkeit ist die Bedingung dafür, dass Wirkungspotenzial in tatsächliche Wirkung übergehen kann. Eine Information kann sachlich richtig sein und trotzdem wirkungslos bleiben, wenn Vertrauen fehlt. Ein Produktpass kann gute Daten liefern und trotzdem wenig verändern, wenn Preis, Zugang oder Gewohnheit stärker sind. Eine Fördermaßnahme kann sinnvoll sein und trotzdem nicht wirken, wenn Antragsverfahren, Sprache oder Zeitdruck den Zugang blockieren. Eine demokratische Botschaft kann formal richtig sein und trotzdem keinen Raum finden, wenn Desinformation, Angst oder Zugehörigkeitskonflikte den Resonanzraum prägen [I-13-8].</w:t>
+      </w:r>
+    </w:p>
+    <w:p>
+      <w:r>
+        <w:t>Wirkungsräume erklären daher, warum dieselbe Maßnahme in verschiedenen Kontexten unterschiedliche Wirkung erzeugt. Diese Einsicht macht Wirkung nicht beliebig. Sie macht sie genauer.</w:t>
+      </w:r>
+    </w:p>
+    <w:p>
+      <w:pPr>
+        <w:pStyle w:val="Heading3"/>
+      </w:pPr>
+      <w:r>
+        <w:t>13.8 Mehrfachrollen: Wer wirkt, kann zugleich betroffen sein</w:t>
+      </w:r>
+    </w:p>
+    <w:p>
+      <w:r>
+        <w:t>Akteure können zugleich Wirkungsträger und Wirkungsempfänger sein. Ein Unternehmen wirkt durch Produkte, Lieferketten, Arbeitsbedingungen und Kapitalentscheidungen. Zugleich ist es Empfänger von Regulierung, Preisen, Kundenentscheidungen, Fachkräftemangel, Klimarisiken, Energiepreisen und Kapitalanforderungen. Eine Kommune wirkt durch Planung, Infrastruktur, Beschaffung und Verwaltung. Zugleich ist sie Empfänger von Bundesrecht, Landespolitik, Haushaltslage, Klimafolgen und sozialer Belastung. Bürger:innen wirken durch Kauf, Arbeit, Sprache, Wahl, Engagement, Pflege und Teilhabe. Zugleich sind sie Empfänger von Preisen, Wohnungsmarkt, Medienlogik, Arbeitsbedingungen, Gesundheitssystem und Klima [I-13-3].</w:t>
+      </w:r>
+    </w:p>
+    <w:p>
+      <w:r>
+        <w:t>Diese Mehrfachrolle verhindert einfache Schuldzuweisungen. Die Wirkungsökonomie bewertet nicht Personen als gut oder schlecht. Sie betrachtet Rollen, Räume, Möglichkeiten, Einfluss und Rückwirkungen. Ein Mensch kann in einem Wirkungsraum nur begrenzt handeln und in einem anderen hohe Wirkungsmacht haben. Ein kleines Unternehmen kann unter Lieferkettenvorgaben leiden und zugleich eigene Beschaffung steuern. Ein Staat kann Regeln setzen und zugleich von globalen Kapital-, Klima- oder Migrationsdynamiken betroffen sein.</w:t>
+      </w:r>
+    </w:p>
+    <w:p>
+      <w:r>
+        <w:t>Wirkungsanalyse muss diese Mehrfachrollen abbilden. Sonst verschiebt sie Verantwortung an die falsche Stelle.</w:t>
+      </w:r>
+    </w:p>
+    <w:p>
+      <w:pPr>
+        <w:pStyle w:val="Heading3"/>
+      </w:pPr>
+      <w:r>
+        <w:t>13.9 Reichweite, Intensität und Dauer</w:t>
+      </w:r>
+    </w:p>
+    <w:p>
+      <w:r>
+        <w:t>Wirkung lässt sich nicht nur nach Ursprung, Empfänger und Raum beschreiben. Sie braucht auch Reichweite, Intensität und Dauer. Reichweite fragt, wie viele Menschen, Systeme, Räume oder Zeiträume betroffen sind. Intensität fragt, wie stark ein Zustand verändert wird. Dauer fragt, ob die Veränderung kurzfristig, mittelfristig, langfristig oder strukturell bleibt [I-13-9].</w:t>
+      </w:r>
+    </w:p>
+    <w:p>
+      <w:r>
+        <w:t>Ein Produkt mit geringer Stückzahl kann hohe Intensität haben, wenn es giftig, gefährlich oder besonders entlastend ist. Ein digitales System kann hohe Reichweite haben, obwohl jede einzelne Interaktion klein erscheint. Eine Sanierung kann langfristige Wirkung haben, obwohl die erste Veränderung schlicht als Energieeinsparung sichtbar wird. Ein politisches Narrativ kann zunächst schwer messbar sein, aber durch Wiederholung, Reichweite und Anschlussfähigkeit systemische Wirkung entfalten.</w:t>
+      </w:r>
+    </w:p>
+    <w:p>
+      <w:r>
+        <w:t>Die Wirkungsökonomie verbindet daher qualitative Zuordnung mit quantitativer Bewertung. WÖk-IDs, Scorecards, Datenqualitätsklassen, Benchmarks und Produktpässe helfen, Reichweite, Intensität, Dauer und Datenlage zu ordnen [I-13-10]. Sie ersetzen die Wirkungsanalyse nicht. Sie machen sie prüfbar.</w:t>
+      </w:r>
+    </w:p>
+    <w:p>
+      <w:pPr>
+        <w:pStyle w:val="Heading3"/>
+      </w:pPr>
+      <w:r>
+        <w:t>13.10 Zurechnung ohne Scheingenauigkeit</w:t>
+      </w:r>
+    </w:p>
+    <w:p>
+      <w:r>
+        <w:t>Wirkung lässt sich nicht immer vollständig zurechnen. In komplexen Systemen wirken mehrere Auslöser zusammen. Ein Gesundheitsergebnis kann durch Medizin, Wohnraum, Einkommen, Bildung, Ernährung, Arbeit, Umwelt und Beziehung beeinflusst werden. Eine politische Entwicklung kann durch Medien, Plattformen, ökonomische Unsicherheit, Parteien, Kultur, internationale Ereignisse und persönliche Erfahrung geprägt sein. Ein Produktpreis kann durch Energie, Löhne, Steuern, Lieferketten, Margen, Subventionen und Nachfrage entstehen [I-13-6][E-13-1].</w:t>
+      </w:r>
+    </w:p>
+    <w:p>
+      <w:pPr>
+        <w:pStyle w:val="Heading3"/>
+      </w:pPr>
+      <w:r>
+        <w:t>Quellenanker: Kapitel 18 - Wirkungsordnungen</w:t>
+      </w:r>
+    </w:p>
+    <w:p>
+      <w:r>
+        <w:t>Interne Quelle: referenz/kapitel-018-wirkungsordnungen/index.html</w:t>
+      </w:r>
+    </w:p>
+    <w:p>
+      <w:r>
+        <w:t>Dieses Kapitel eröffnet die Systemlogik der Wirkungsökonomie. Es erklärt, warum Wirkung nicht nur als einzelne Zustandsveränderung verstanden werden darf, sondern nach Ordnungen gelesen werden muss. Eine Handlung verändert selten nur einen Zustand. Sie erzeugt Anschlussfolgen, verschiebt Erwartungen, verändert Risiken und kann die Struktur künftiger Entscheidungen beeinflussen. Deshalb unterscheidet die Wirkungsökonomie zwischen Wirkung erster Ordnung, Wirkung zweiter Ordnung und Wirkung dritter Ordnung.</w:t>
+      </w:r>
+    </w:p>
+    <w:p>
+      <w:r>
+        <w:t>Diese Unterscheidung ist notwendig, damit Wirkung nicht zu flach bewertet wird. Viele politische, wirtschaftliche und kommunikative Fehlsteuerungen entstehen, weil nur die unmittelbare Veränderung betrachtet wird. Die Wirkungsökonomie fragt weiter: Welche Folgewirkungen entstehen? Welche Rückkopplungen werden ausgelöst? Welche künftigen Entscheidungen werden wahrscheinlicher? Und verändert eine Maßnahme nur einen Zustand - oder die Ordnung, in der spätere Zustände entstehen?</w:t>
+      </w:r>
+    </w:p>
+    <w:p>
+      <w:pPr>
+        <w:pStyle w:val="Heading3"/>
+      </w:pPr>
+      <w:r>
+        <w:t>18.1 Warum Wirkung nach Ordnungen gelesen werden muss</w:t>
+      </w:r>
+    </w:p>
+    <w:p>
+      <w:r>
+        <w:t>Wirkung ist Zustandsveränderung. Diese Definition ist der Ausgangspunkt. Sie reicht aber nicht aus, wenn Wirkung in einer vernetzten Gesellschaft verstanden und gesteuert werden soll. Eine Zustandsveränderung bleibt selten an dem Punkt stehen, an dem sie beginnt. Sie verändert weitere Zustände, verschiebt Erwartungen, öffnet oder schließt Handlungsmöglichkeiten, verändert Preise, Vertrauen, Risiken, Kapitalflüsse, Routinen und institutionelle Reaktionen.</w:t>
+      </w:r>
+    </w:p>
+    <w:p>
+      <w:r>
+        <w:t>Deshalb unterscheidet die Wirkungsökonomie zwischen Wirkung erster Ordnung, Wirkung zweiter Ordnung und Wirkung dritter Ordnung. Wirkung erster Ordnung ist die unmittelbare Veränderung. Wirkung zweiter Ordnung ist die indirekte Folge dieser Veränderung. Wirkung dritter Ordnung ist die Veränderung der Struktur, in der spätere Entscheidungen entstehen.</w:t>
+      </w:r>
+    </w:p>
+    <w:p>
+      <w:r>
+        <w:t>Diese Unterscheidung ist notwendig, weil viele Fehlsteuerungen aus einem zu engen Wirkungsverständnis entstehen. Eine Maßnahme kann an der Oberfläche entlasten und zugleich eine problematische Abhängigkeit verlängern. Ein Produkt kann im direkten Nutzen positiv erscheinen und über Lieferketten, Ressourcenverbrauch oder Gesundheitsfolgen eine andere Bilanz erzeugen. Ein Preis kann kurzfristig attraktiv sein und langfristig Schäden verbergen. Eine Aussage kann zunächst Aufmerksamkeit erzeugen und später den öffentlichen Resonanzraum verändern.</w:t>
+      </w:r>
+    </w:p>
+    <w:p>
+      <w:r>
+        <w:t>Die alte Steuerungslogik bewertet vor allem erste Ordnung. Sie fragt, ob ein Programm beschlossen wurde, ob ein Produkt verkauft wurde, ob ein Preis gesenkt wurde, ob eine Kennzahl steigt oder ob eine Aktivität sichtbar ist. Die Wirkungsökonomie fragt weiter: Welche Anschlussfolgen entstehen? Welche Rückwirkungen entstehen im System? Welche künftigen Entscheidungen werden wahrscheinlicher? Welche Kosten werden vermieden, verschoben oder neu erzeugt?</w:t>
+      </w:r>
+    </w:p>
+    <w:p>
+      <w:r>
+        <w:t>Wirkungsordnungen machen Wirkung nicht komplizierter. Sie machen sie genauer.</w:t>
+      </w:r>
+    </w:p>
+    <w:p>
+      <w:pPr>
+        <w:pStyle w:val="Heading3"/>
+      </w:pPr>
+      <w:r>
+        <w:t>18.2 Wirkung erster Ordnung: die unmittelbare Veränderung</w:t>
+      </w:r>
+    </w:p>
+    <w:p>
+      <w:r>
+        <w:t>Wirkung erster Ordnung bezeichnet die direkte Veränderung, die durch eine Handlung oder ein Unterlassen entsteht. Eine Sanierung senkt den Energiebedarf eines Gebäudes. Eine Preissenkung verändert Nachfrage. Ein Medikament lindert Schmerzen. Eine Steuer verändert den Endpreis. Ein Gesetz verändert eine Pflicht. Eine Aussage erzeugt Aufmerksamkeit. Eine Katastrophenhilfe stellt Versorgung wieder her.</w:t>
+      </w:r>
+    </w:p>
+    <w:p>
+      <w:r>
+        <w:t>Diese Ebene ist wichtig, weil sie die erste erkennbare Veränderung beschreibt. Sie ist häufig messbar, zurechenbar und leicht erklärbar. Im Produktbereich zeigt sie sich in direkten Eigenschaften: Ein Apfel hat einen bestimmten Transportweg, Wasserverbrauch, Pestizideinsatz, Lagerbedarf und bestimmte Arbeitsbedingungen. Eine Kilowattstunde Strom entsteht aus Kohle, Gas, Sonne, Wind, Wasser oder Speicherleistung. Ein T-Shirt entsteht aus Fasern, Färbeprozessen, Energie, Arbeit, Transport, Nutzung und Entsorgung.</w:t>
+      </w:r>
+    </w:p>
+    <w:p>
+      <w:r>
+        <w:t>Die erste Ordnung darf aber nicht mit vollständiger Wirkung verwechselt werden. Eine Preisbremse kann Haushalte entlasten. Das sagt noch nicht, ob sie Energiesparen behindert oder fossile Abhängigkeit verlängert. Eine Subvention kann ein Produkt günstiger machen. Das sagt noch nicht, ob sie eine schädliche Produktionsweise stabilisiert. Eine politische Aussage kann Aufmerksamkeit erzeugen. Das sagt noch nicht, ob sie Vertrauen stärkt, Angst vergrößert oder demokratische Orientierung verändert.</w:t>
+      </w:r>
+    </w:p>
+    <w:p>
+      <w:r>
+        <w:t>Wirkung erster Ordnung beantwortet nur die erste Frage: Was hat sich unmittelbar verändert?</w:t>
+      </w:r>
+    </w:p>
+    <w:p>
+      <w:pPr>
+        <w:pStyle w:val="Heading3"/>
+      </w:pPr>
+      <w:r>
+        <w:t>18.3 Wirkung zweiter Ordnung: die indirekte Folge</w:t>
+      </w:r>
+    </w:p>
+    <w:p>
+      <w:r>
+        <w:t>Wirkung zweiter Ordnung entsteht, wenn eine erste Veränderung weitere Zustände verändert. Sie liegt nicht immer direkt an der Oberfläche, bleibt aber kausal anschlussfähig. Eine Gebäudesanierung senkt nicht nur Energiebedarf. Sie senkt Nebenkosten, reduziert Schimmelrisiken, verringert Gesundheitsbelastung und macht Haushalte weniger anfällig für fossile Preisschocks. Eine Pflegeleistung stabilisiert nicht nur eine Person. Sie entlastet Angehörige, vermeidet Krankenhausaufenthalte, erhält soziale Beziehungen und senkt spätere Systemkosten. Eine Bildungsmaßnahme erzeugt nicht nur Unterricht. Sie verändert Kompetenzen, Selbstwirksamkeit, spätere Berufschancen, Gesundheitsverhalten und demokratische Urteilsfähigkeit.</w:t>
+      </w:r>
+    </w:p>
+    <w:p>
+      <w:r>
+        <w:t>Im Produktbereich wird die zweite Ordnung besonders sichtbar. Ein regionaler Bio-Apfel ist nicht nur ein Produkt mit kürzerem Transportweg. Er kann regionale Wertschöpfung, Bodenqualität, Biodiversität, Wasserhaushalt, Arbeitsbedingungen und Verbraucherinformation verändern. Ein Fast-Fashion-T-Shirt ist nicht nur ein billiges Kleidungsstück. Es ist Teil eines Systems aus Löhnen, Chemikalien, Wasserverbrauch, Abfall, Arbeitsrechten, Lagerlogik, Plattformverkauf und steuerlicher Gleichbehandlung trotz unterschiedlicher Wirkung.</w:t>
+      </w:r>
+    </w:p>
+    <w:p>
+      <w:r>
+        <w:t>Diese Ebene entscheidet, ob eine Maßnahme Kosten nur verlagert oder Systemlasten senkt. Ein Produkt kann direkt günstig sein und indirekt teuer. Eine Regel kann direkt entlasten und indirekt Abhängigkeit verlängern. Eine Investition kann direkt Rendite erzeugen und indirekt Risiko aufbauen. Wirkung zweiter Ordnung macht diese Anschlussfolgen sichtbar.</w:t>
+      </w:r>
+    </w:p>
+    <w:p>
+      <w:r>
+        <w:t>Die zweite Ordnung beantwortet die Frage: Was entsteht aus der unmittelbaren Veränderung?</w:t>
+      </w:r>
+    </w:p>
+    <w:p>
+      <w:pPr>
+        <w:pStyle w:val="Heading3"/>
+      </w:pPr>
+      <w:r>
+        <w:t>18.4 Wirkung dritter Ordnung: die Veränderung der Entscheidungsstruktur</w:t>
+      </w:r>
+    </w:p>
+    <w:p>
+      <w:r>
+        <w:t>Wirkung dritter Ordnung betrifft die Struktur, in der spätere Entscheidungen entstehen. Sie verändert Anreize, Erwartungen, Kapitalflüsse, Routinen, Machtverhältnisse, Märkte, Institutionen, öffentliche Deutungen oder Rückkopplungen. Sie betrifft nicht nur, was heute geschieht. Sie betrifft, welche Entscheidungen künftig näherliegen.</w:t>
+      </w:r>
+    </w:p>
+    <w:p>
+      <w:r>
+        <w:t>Eine Wirkungssteuer wirkt erster Ordnung, wenn ein Produkt anders besteuert wird. Sie wirkt zweiter Ordnung, wenn Unternehmen Lieferanten wechseln, Daten verbessern, Verpackungen ändern oder Produktdesign anpassen. Sie wirkt dritter Ordnung, wenn Wettbewerb nicht mehr den niedrigsten Preis belohnt, sondern bessere Netto-Wirkung wirtschaftlich vorteilhaft macht.</w:t>
+      </w:r>
+    </w:p>
+    <w:p>
+      <w:r>
+        <w:t>Ein T-SROI wirkt erster Ordnung, wenn eine Investition anders bewertet wird. Er wirkt zweiter Ordnung, wenn Kapital nicht nur finanziellen Return, sondern negative Wirkungen, Systemkosten, Datenqualität, Zeitwirkung und Resilienz berücksichtigt. Er wirkt dritter Ordnung, wenn Kapitalmärkte andere Projekte finanzieren und damit die künftige Wirtschaftsstruktur verändern.</w:t>
+      </w:r>
+    </w:p>
+    <w:p>
+      <w:r>
+        <w:t>Eine Plattformregulierung wirkt erster Ordnung, wenn einzelne Inhalte weniger Reichweite erhalten. Sie wirkt zweiter Ordnung, wenn Hass, Desinformation oder Polarisierung abnehmen. Sie wirkt dritter Ordnung, wenn sich die Logik öffentlicher Aufmerksamkeit verändert und wahrheitsfähige Kommunikation bessere Anschlussbedingungen erhält.</w:t>
+      </w:r>
+    </w:p>
+    <w:p>
+      <w:r>
+        <w:t>Die dritte Ordnung beantwortet die Frage: Welche Struktur verändert sich so, dass spätere Wirkungen anders entstehen?</w:t>
+      </w:r>
+    </w:p>
+    <w:p>
+      <w:pPr>
+        <w:pStyle w:val="Heading3"/>
+      </w:pPr>
+      <w:r>
+        <w:t>18.5 Wirkungspotenzial, Wirkungsrisiko und Wirkungsordnung</w:t>
+      </w:r>
+    </w:p>
+    <w:p>
+      <w:r>
+        <w:t>Wirkungspotenzial liegt vor der eingetretenen Wirkung. Es beschreibt den Möglichkeitsraum, in dem spätere Wirkung entstehen kann. Wirkungsrisiko beschreibt den Möglichkeitsraum möglicher negativer Wirkung. Beide Begriffe sind noch keine vollständige Wirkung, aber sie sind für Steuerung notwendig.</w:t>
+      </w:r>
+    </w:p>
+    <w:p>
+      <w:r>
+        <w:t>Ein Gesetzesentwurf kann Wirkungspotenzial erzeugen, bevor er beschlossen ist. Eine öffentliche Aussage kann Wirkungspotenzial erzeugen, bevor sich Verhalten ändert. Ein Produktdesign kann Wirkungsrisiko erzeugen, bevor ein Schaden eingetreten ist. Eine unsanierte Brücke hat Wirkungsrisiko, bevor sie bricht. Eine Lieferkette mit ungeprüften Arbeitsbedingungen hat Wirkungsrisiko, bevor ein Skandal öffentlich wird.</w:t>
+      </w:r>
+    </w:p>
+    <w:p>
+      <w:r>
+        <w:t>Die Wirkungsordnungen setzen dort an, wo Potenzial oder Risiko in Zustandsveränderungen übergehen oder wo ihr Eintritt mit ausreichender Plausibilität absehbar wird. Erste Ordnung beschreibt die direkte Veränderung. Zweite Ordnung beschreibt die Anschlussfolge. Dritte Ordnung beschreibt die Veränderung der Entscheidungsstruktur. Diese Abfolge verhindert, dass Wirkungspotenzial als Erfolg verbucht wird. Sie verhindert auch, dass Risiken erst ernst genommen werden, wenn Schäden eingetreten sind.</w:t>
+      </w:r>
+    </w:p>
+    <w:p>
+      <w:r>
+        <w:t>Die Wirkungsökonomie arbeitet daher mit einer doppelten Lesart. Sie erkennt Potenziale und Risiken früh. Sie bewertet eingetretene Wirkung nach ihrer Ordnung.</w:t>
+      </w:r>
+    </w:p>
+    <w:p>
+      <w:pPr>
+        <w:pStyle w:val="Heading3"/>
+      </w:pPr>
+      <w:r>
+        <w:t>18.6 Wirkung als Beziehung</w:t>
+      </w:r>
+    </w:p>
+    <w:p>
+      <w:r>
+        <w:t>Die Wirkungsordnungen verändern nicht die Definition von Wirkung. Sie vertiefen sie. Wirkung bleibt Zustandsveränderung. Aber diese Zustandsveränderung entsteht nicht isoliert aus einer Ursache. Sie entsteht in einer Beziehung zwischen Impuls, Wirkungsträger, Wirkungsempfänger, Wirkungsraum, Ausgangszustand, Zeit, Datenlage und Rückkopplung.</w:t>
+      </w:r>
+    </w:p>
+    <w:p>
+      <w:r>
+        <w:t>Ein CO2-Preis wirkt anders, wenn Alternativen vorhanden sind, als wenn Menschen keine Ausweichmöglichkeit haben. Ein Produktpass wirkt anders, wenn er verständlich, sichtbar und preislich anschlussfähig ist, als wenn er nur technische Daten enthält. Eine Bildungsmaßnahme wirkt anders in einer gut ausgestatteten Schule als in einem überlasteten Lernraum. Eine öffentliche Aussage wirkt anders in einem vertrauensvollen Resonanzraum als in einem polarisierten Raum.</w:t>
+      </w:r>
+    </w:p>
+    <w:p>
+      <w:r>
+        <w:t>Diese Beziehungsperspektive schützt die Wirkungsökonomie vor einer falschen Vereinfachung. Nicht der Auslöser allein bestimmt die Wirkung. Der Raum entscheidet mit. Der Zustand entscheidet mit. Empfänger entscheiden mit. Institutionen entscheiden mit. Preise, Daten, Sprache, Vertrauen, Infrastruktur und Alternativen entscheiden mit. Deshalb kann die gleiche Handlung unterschiedliche Wirkungsordnungen auslösen.</w:t>
+      </w:r>
+    </w:p>
+    <w:p>
+      <w:r>
+        <w:t>Wirkungsordnungen sind daher keine lineare Kette. Sie sind eine Lesart für vernetzte Zustandsveränderungen.</w:t>
+      </w:r>
+    </w:p>
+    <w:p>
+      <w:pPr>
+        <w:pStyle w:val="Heading3"/>
+      </w:pPr>
+      <w:r>
+        <w:t>18.7 Finanzmärkte: Wenn Wirkung Risiko wird</w:t>
+      </w:r>
+    </w:p>
+    <w:p>
+      <w:r>
+        <w:t>Finanzmärkte zeigen, dass Wirkung ökonomisch wird, sobald sie als Risiko erscheint. Klimarisiken verändern Versicherbarkeit, Prämien, Immobilienwerte und Infrastrukturkosten. Lieferkettenrisiken verändern Finanzierungskosten, Lagerstrategien, Herkunftsnachweise und Kapitalzugang. Politische Instabilität verändert Investitionsentscheidungen, Risikoprämien und Standortstrategien. Energieabhängigkeiten werden nicht nur als Umweltfrage gelesen, sondern als geopolitisches, inflationäres und sicherheitspolitisches Risiko.</w:t>
+      </w:r>
+    </w:p>
+    <w:p>
+      <w:r>
+        <w:t>Die erste Ordnung zeigt die einzelne Risikoveränderung: ein Extremwetterereignis, ein Preisschock, ein Lieferausfall, eine politische Unsicherheit. Die zweite Ordnung zeigt Anschlussfolgen: höhere Versicherungskosten, teurere Finanzierung, Investitionsverschiebungen, Produktionsausfälle oder höhere Lagerbestände. Die dritte Ordnung zeigt die Veränderung der Kapitalallokation. Bestimmte Geschäftsmodelle werden riskanter, andere werden stabiler. Kapital sucht neue Sicherheiten.</w:t>
+      </w:r>
+    </w:p>
+    <w:p>
+      <w:pPr>
+        <w:pStyle w:val="Heading3"/>
+      </w:pPr>
+      <w:r>
+        <w:t>Quellenanker: Kapitel 19 - Nichttriviale Systeme</w:t>
+      </w:r>
+    </w:p>
+    <w:p>
+      <w:r>
+        <w:t>Interne Quelle: referenz/kapitel-019-nichttriviale-systeme/index.html</w:t>
+      </w:r>
+    </w:p>
+    <w:p>
+      <w:pPr>
+        <w:pStyle w:val="Heading3"/>
+      </w:pPr>
+      <w:r>
+        <w:t>19.1 Warum lineare Steuerung nicht reicht</w:t>
+      </w:r>
+    </w:p>
+    <w:p>
+      <w:r>
+        <w:t>Kapitel 18 hat gezeigt, dass Wirkung nicht nur nach der ersten sichtbaren Veränderung bewertet werden darf. Eine Handlung kann direkte Wirkung erzeugen, indirekte Folgen auslösen und die Struktur verändern, in der spätere Entscheidungen entstehen [Kap. 18]. Damit stellt sich eine zweite Frage: Warum reagieren Gesellschaft, Wirtschaft, Natur, Medien, Demokratie und Menschen nicht verlässlich auf dieselben Impulse?</w:t>
+      </w:r>
+    </w:p>
+    <w:p>
+      <w:r>
+        <w:t>Die alte Steuerungslogik behandelt viele Systeme, als seien sie einfache Apparate. Man erhöht einen Preis und erwartet weniger Nachfrage. Man erlässt ein Gesetz und erwartet anderes Verhalten. Man veröffentlicht eine Information und erwartet Einsicht. Man gewährt eine Förderung und erwartet Transformation. Man verschärft Kontrolle und erwartet Regelbefolgung. Diese Denkweise setzt voraus, dass ein bestimmter Input einen berechenbaren Output erzeugt.</w:t>
+      </w:r>
+    </w:p>
+    <w:p>
+      <w:r>
+        <w:t>In technischen Einzelfällen funktioniert das. In sozialen, ökologischen, ökonomischen und demokratischen Systemen scheitert diese Annahme. Menschen handeln nicht nur nach Information. Märkte reagieren nicht nur auf Preise. Unternehmen reagieren nicht nur auf Regulierung. Medienräume reagieren nicht nur auf Fakten. Natur reagiert nicht nur auf einzelne Eingriffe. Demokratien reagieren nicht nur auf Verfahren. Sie reagieren aus Geschichte, Struktur, Vertrauen, Abhängigkeiten, Machtverhältnissen, Erwartungen und Rückkopplungen [I-19-1][I-19-2].</w:t>
+      </w:r>
+    </w:p>
+    <w:p>
+      <w:r>
+        <w:t>Die Wirkungsökonomie muss diese Nichtlinearität ernst nehmen. Sie darf Wirkung nicht als einfache Ursache-Folge-Kette behandeln. Sie muss Systeme als Zustandsräume verstehen, in denen Impulse aufgenommen, verändert, verstärkt, blockiert oder umgeleitet werden. Genau daraus folgt die Notwendigkeit einer Wirkungsarchitektur: Wirkung muss sichtbar, bewertet, rückgekoppelt und lernfähig gemacht werden, weil sie in nichttrivialen Systemen nicht automatisch in der gewünschten Richtung entsteht [I-19-3].</w:t>
+      </w:r>
+    </w:p>
+    <w:p>
+      <w:pPr>
+        <w:pStyle w:val="Heading3"/>
+      </w:pPr>
+      <w:r>
+        <w:t>19.2 Die triviale Maschine</w:t>
+      </w:r>
+    </w:p>
+    <w:p>
+      <w:r>
+        <w:t>Heinz von Foerster unterscheidet zwischen trivialen und nichttrivialen Maschinen. Eine triviale Maschine ist ein System, bei dem derselbe Input denselben Output erzeugt. Wer A eingibt, erhält B. Wird A wiederholt, entsteht wieder B. Die innere Regel bleibt stabil. Die Vergangenheit verändert die Reaktion nicht. Das System ist berechenbar, analysierbar und voraussagbar [E-19-1].</w:t>
+      </w:r>
+    </w:p>
+    <w:p>
+      <w:r>
+        <w:t>Dieses Modell ist in technischen Zusammenhängen sinnvoll. Eine Türklingel soll auf Knopfdruck klingeln. Ein Taschenrechner soll bei derselben Eingabe dasselbe Ergebnis liefern. Eine Maschine in einer Fertigung soll bei gleichem Programm vergleichbar arbeiten. Dort ist Trivialität ein Qualitätsmerkmal.</w:t>
+      </w:r>
+    </w:p>
+    <w:p>
+      <w:r>
+        <w:t>Problematisch wird es, wenn dieses Modell auf gesellschaftliche, ökologische, ökonomische oder demokratische Systeme übertragen wird. Dann entsteht die Annahme, man müsse nur die richtige Stellschraube finden, um das gewünschte Ergebnis zu erhalten. Gesetz hinein, Verhalten heraus. Steuer hinein, Marktreaktion heraus. Information hinein, Einsicht heraus. Förderung hinein, Innovation heraus. Sanktion hinein, Stabilität heraus.</w:t>
+      </w:r>
+    </w:p>
+    <w:p>
+      <w:r>
+        <w:t>Diese Annahme verengt die Wirklichkeit. Sie übersieht, dass Systeme nicht leer sind. Sie haben Geschichte, Struktur, Interessen, Routinen, Macht, Vertrauen, Widerstand, Ressourcen, Deutungen und Alternativen. Ein Impuls trifft nicht auf eine neutrale Maschine. Er trifft auf einen Wirkungsraum.</w:t>
+      </w:r>
+    </w:p>
+    <w:p>
+      <w:pPr>
+        <w:pStyle w:val="Heading3"/>
+      </w:pPr>
+      <w:r>
+        <w:t>19.3 Die nichttriviale Maschine</w:t>
+      </w:r>
+    </w:p>
+    <w:p>
+      <w:r>
+        <w:t>Eine nichttriviale Maschine hat einen inneren Zustand. Ihre Reaktion hängt nicht nur vom Input ab, sondern auch von ihrer Struktur, Geschichte und Lage. Derselbe Impuls kann unterschiedliche Wirkungen auslösen. Das System ist nicht beliebig, aber es ist nicht leer [E-19-1].</w:t>
+      </w:r>
+    </w:p>
+    <w:p>
+      <w:r>
+        <w:t>Ein CO2-Preis wirkt anders, wenn Menschen bezahlbare Alternativen haben, als wenn sie keine Ausweichmöglichkeit besitzen. Eine Bildungsmaßnahme wirkt anders in einer stabilen Schule als in einem überlasteten Lernraum. Ein Produktpass wirkt anders, wenn er verständlich, sichtbar und preislich anschlussfähig ist, als wenn er nur technische Daten enthält. Eine öffentliche Aussage wirkt anders in einem vertrauensvollen Raum als in einem polarisierten Resonanzraum. Ein Pflegeprogramm wirkt anders, wenn Fachkräfte, Zeit, Räume und Finanzierung vorhanden sind, als wenn der Engpass im System bestehen bleibt [I-19-4].</w:t>
+      </w:r>
+    </w:p>
+    <w:p>
+      <w:r>
+        <w:t>Nichttriviale Systeme verarbeiten Impulse aus ihrer eigenen Struktur heraus. Sie nehmen nicht einfach auf, was von außen kommt. Sie interpretieren, verzögern, verstärken, blockieren oder verwandeln Impulse. Genau deshalb kann eine gut gemeinte Maßnahme scheitern. Genau deshalb kann eine kleine Änderung große Wirkung entfalten. Und genau deshalb kann eine große politische Anstrengung wenig verändern, wenn sie am falschen Punkt ansetzt.</w:t>
+      </w:r>
+    </w:p>
+    <w:p>
+      <w:r>
+        <w:t>Die Wirkungsökonomie übernimmt diese Einsicht nicht als theoretischen Exkurs. Sie braucht sie für ihre eigene Steuerungslogik. Wenn Systeme nichttrivial sind, reicht es nicht, Wirkung nur zu messen. Wirkung muss in Rückkopplungen überführt werden. Sie muss zeigen, ob ein Eingriff tatsächlich Zustände verändert, welche Nebenwirkungen entstehen und ob der Systemzustand neue Handlungen wahrscheinlicher macht [I-19-5].</w:t>
+      </w:r>
+    </w:p>
+    <w:p>
+      <w:pPr>
+        <w:pStyle w:val="Heading3"/>
+      </w:pPr>
+      <w:r>
+        <w:t>19.4 Systemzustand und Geschichte</w:t>
+      </w:r>
+    </w:p>
+    <w:p>
+      <w:r>
+        <w:t>Ein System reagiert aus seinem Zustand. Dieser Zustand besteht nicht nur aus messbaren Daten, sondern aus Erfahrungen, Erwartungen, institutionellen Regeln, materiellen Bedingungen, sozialen Beziehungen, finanziellen Spielräumen, öffentlicher Stimmung, Konflikten und Vertrauen.</w:t>
+      </w:r>
+    </w:p>
+    <w:p>
+      <w:r>
+        <w:t>Ein Markt mit intakten Lieferketten reagiert anders auf Nachfrage als ein Markt mit Engpässen. Eine Kommune mit guten Verwaltungen reagiert anders auf Förderprogramme als eine Kommune, der Personal und Planungsfähigkeit fehlen. Ein Unternehmen mit stabiler Datenbasis reagiert anders auf eine Scorecard als ein Unternehmen, das seine Lieferkette kaum kennt. Eine Gesellschaft mit hohem Vertrauen verarbeitet Transformation anders als eine Gesellschaft, in der jede Veränderung als Bedrohung gelesen wird [I-19-3][I-19-6].</w:t>
+      </w:r>
+    </w:p>
+    <w:p>
+      <w:r>
+        <w:t>Auch Zeit verändert den Systemzustand. Eine Maßnahme kann zu früh verpuffen, zu spät nur noch reparieren oder im richtigen Moment eine neue Richtung eröffnen. Eine unterlassene Sanierung kann über Jahre Energieverbrauch, Gesundheit, Nebenkosten, Mietbelastung und Klimaziele beeinflussen. Eine verzögerte Lieferkettenprüfung kann Risiken anwachsen lassen, bis sie als Skandal, Haftung oder Reputationsverlust erscheinen. Eine nicht bearbeitete Desinformationslogik kann den öffentlichen Raum verändern, bevor einzelne politische Folgen sichtbar werden [I-19-7][I-19-8].</w:t>
+      </w:r>
+    </w:p>
+    <w:p>
+      <w:r>
+        <w:t>Der Systemzustand ist daher kein Hintergrund. Er ist Teil der Wirkung.</w:t>
+      </w:r>
+    </w:p>
+    <w:p>
+      <w:pPr>
+        <w:pStyle w:val="Heading3"/>
+      </w:pPr>
+      <w:r>
+        <w:t>19.5 Rückkopplung und Selbstveränderung</w:t>
+      </w:r>
+    </w:p>
+    <w:p>
+      <w:r>
+        <w:t>Nichttriviale Systeme verändern sich durch ihre eigenen Reaktionen. Eine Wirkung wird nicht nur Ergebnis, sondern Teil der nächsten Ursache. Eine Regel verändert Verhalten. Das Verhalten verändert Erwartungen. Erwartungen verändern Investitionen. Investitionen verändern Märkte. Märkte verändern Preise. Preise verändern neue Entscheidungen.</w:t>
+      </w:r>
+    </w:p>
+    <w:p>
+      <w:r>
+        <w:t>Diese Zirkularität ist für die Wirkungsökonomie zentral. Wirkung endet nicht nach dem ersten Ergebnis. Sie geht in den Systemzustand ein. Sie verändert den Raum, in dem neue Wirkung entsteht. Deshalb ist Rückkopplung keine Zusatzfunktion. Sie ist die Bedingung dafür, dass ein System lernen kann [I-19-5][E-19-2].</w:t>
+      </w:r>
+    </w:p>
+    <w:p>
+      <w:r>
+        <w:t>Ein Produkt mit schlechter Wirkung kann im alten System billig bleiben, wenn Schäden nicht im Preis erscheinen. Dieser Preis erzeugt Nachfrage. Nachfrage stabilisiert Produktion. Produktion stabilisiert Lieferketten. Lieferketten stabilisieren Investitionen. Aus einem falschen Preis wird eine falsche Marktstruktur. Wird die Wirkung sichtbar und in Steuerklasse, Preis, Produktpass oder Kapitalzugang zurückgeführt, verändert sich die Rückkopplung. Dann wird nicht nur ein Produkt anders bewertet, sondern ein Suchraum anders geordnet [I-19-9].</w:t>
+      </w:r>
+    </w:p>
+    <w:p>
+      <w:r>
+        <w:t>Rückkopplung entscheidet daher, ob Messung folgenlos bleibt oder Steuerung entsteht. Ein Bericht ohne Rückkopplung bleibt Information. Eine Kennzahl ohne Preis-, Steuer-, Kapital-, Beschaffungs- oder Managementwirkung bleibt Beobachtung. Die Wirkungsökonomie will diese Beobachtung in wirksame Rückkopplung überführen.</w:t>
+      </w:r>
+    </w:p>
+    <w:p>
+      <w:pPr>
+        <w:pStyle w:val="Heading3"/>
+      </w:pPr>
+      <w:r>
+        <w:t>19.6 Nichttrivialität in Wirtschaft, Staat und Märkten</w:t>
+      </w:r>
+    </w:p>
+    <w:p>
+      <w:r>
+        <w:t>Wirtschaft ist kein mechanisches System. Unternehmen reagieren auf Preise, aber auch auf Regulierung, Kapitalzugang, Haftung, öffentliche Wahrnehmung, Lieferketten, Managementroutinen, Technologie, Fachkräfte, Risiko, Konkurrenz und Erwartungen. Deshalb kann ein Preisimpuls stark wirken oder wirkungslos bleiben. Er kann Innovation fördern, Ausweichverhalten erzeugen oder Belastung weiterreichen.</w:t>
+      </w:r>
+    </w:p>
+    <w:p>
+      <w:r>
+        <w:t>Der Staat ist ebenfalls kein einfacher Steuerungsapparat. Ein Gesetz verändert nicht automatisch Alltag. Es braucht Vollzug, Daten, Zuständigkeiten, Personal, Verfahren, Vertrauen und Akzeptanz. Ein Förderprogramm kann Mittel bereitstellen, aber ohne Planungskapazität, Fachkräfte oder Genehmigungsfähigkeit keine Zustandsveränderung erzeugen. Eine Berichtspflicht kann Transparenz schaffen, aber ohne Rückkopplung in Preise, Steuern, Kapitalzugang oder Beschaffung zur Blindleistung werden [I-19-10].</w:t>
+      </w:r>
+    </w:p>
+    <w:p>
+      <w:r>
+        <w:t>Märkte sind nicht neutral. Sie suchen in der Richtung, in der Signale gesetzt werden. Wenn schlechte Wirkung billig bleibt, sucht der Markt nach billiger schlechter Wirkung. Wenn gute Wirkung preislich, steuerlich und kapitalbezogen besser gestellt wird, sucht der Markt nach wirksamer Verbesserung. Genau deshalb ist die Wirkungsökonomie keine Marktabschaffung. Sie verändert die Signale, nach denen Märkte suchen [I-19-9][I-19-11].</w:t>
+      </w:r>
+    </w:p>
+    <w:p>
+      <w:pPr>
+        <w:pStyle w:val="Heading3"/>
+      </w:pPr>
+      <w:r>
+        <w:t>19.7 Nichttrivialität in Medien und Öffentlichkeit</w:t>
+      </w:r>
+    </w:p>
+    <w:p>
+      <w:r>
+        <w:t>Öffentlichkeit ist kein Kanal, in den man Information einspeist und aus dem Einsicht herauskommt. Öffentlichkeit ist ein Resonanzraum. Aussagen treffen auf Vorwissen, Zugehörigkeit, Misstrauen, Angst, Identität, Plattformlogik, Wiederholung, Gegenrede, Humor, Kränkung und Macht. Deshalb kann ein Satz klären, eskalieren, beruhigen, abwerten oder folgenlos bleiben [I-19-8].</w:t>
+      </w:r>
+    </w:p>
+    <w:p>
+      <w:r>
+        <w:t>In digitalen Räumen verstärkt sich diese Nichttrivialität. Empfänger werden wieder zu Sendern. Aussagen werden geteilt, verändert, zugespitzt, ironisiert, emotionalisiert oder in andere Erzählungen eingebaut. Ein Beitrag ist nicht nur Inhalt. Er ist Teil einer Zirkulation. Er erzeugt Wirkungspotenzial, das erst über Resonanz, Wiederholung, Anschluss und Handlungsschwellen in tatsächliche Wirkung übergeht [I-19-8].</w:t>
+      </w:r>
+    </w:p>
+    <w:p>
+      <w:r>
+        <w:t>Die Wirkungsökonomie will Sprache nicht kontrollieren. Sie will sichtbar machen, dass öffentliche Kommunikation Wirkungspotenzial erzeugt. Wer Plattformreichweite, politische Macht, mediale Autorität oder algorithmische Steuerung besitzt, verändert größere Möglichkeitsräume als ein einzelner privater Impuls. Daraus folgt keine automatische Regulierung, aber eine andere Verantwortung für Daten, Transparenz, Plattformlogik, Medienqualität und demokratische Resilienz [I-19-12].</w:t>
+      </w:r>
+    </w:p>
+    <w:p>
+      <w:pPr>
+        <w:pStyle w:val="Heading3"/>
+      </w:pPr>
+      <w:r>
+        <w:t>19.8 Nichttrivialität in Natur, Gesundheit und sozialen Räumen</w:t>
+      </w:r>
+    </w:p>
+    <w:p>
+      <w:r>
+        <w:t>Ökologische Systeme reagieren nicht linear auf einzelne Eingriffe. Ein Boden, ein Wald, ein Gewässer oder ein Klima ist kein Vorratslager mit festen Reaktionsregeln. Es gibt Schwellen, Verzögerungen, Rückkopplungen und Kaskaden. Eine Belastung kann lange kompensiert werden und dann in einen neuen Zustand kippen. Eine Regeneration kann Zeit brauchen und dennoch Systemrisiken senken [I-19-3][E-19-2].</w:t>
+      </w:r>
+    </w:p>
+    <w:p>
+      <w:r>
+        <w:t>Gesundheit funktioniert ebenfalls nicht als einfacher Reparaturprozess. Krankheit entsteht aus Biologie, Lebensbedingungen, Arbeit, Wohnen, Ernährung, Umwelt, Beziehung, Stress, Prävention, Zugang und Versorgung. Ein Gesundheitssystem, das erst bei Krankheit zahlt, reagiert nachträglich. Eine Wirkungsökonomie fragt früher: Welche Räume, Preise, Arbeitsbedingungen, Wohnbedingungen und Bildungsbedingungen erzeugen Gesundheit, bevor Krankheit entsteht [I-19-13]?</w:t>
+      </w:r>
+    </w:p>
+    <w:p>
+      <w:r>
+        <w:t>Auch soziale Räume sind nichttrivial. Vertrauen kann über Jahre wachsen und schnell beschädigt werden. Armut kann kurzfristig als Einkommensproblem erscheinen und langfristig Bildung, Gesundheit, Demokratie, psychische Stabilität und Teilhabe verändern. Wohnungsunsicherheit kann nicht nur Mietbelastung erzeugen, sondern Familien, Schulen, Gesundheit, Stadtentwicklung und Vertrauen beeinflussen [I-19-7].</w:t>
+      </w:r>
+    </w:p>
+    <w:p>
+      <w:pPr>
+        <w:pStyle w:val="Heading3"/>
+      </w:pPr>
+      <w:r>
+        <w:t>Quellenanker: Kapitel 20 - Systemhebel, Engpässe und Interdependenzen</w:t>
+      </w:r>
+    </w:p>
+    <w:p>
+      <w:r>
+        <w:t>Interne Quelle: referenz/kapitel-020-systemhebel-engpaesse-und-interdependenzen/index.html</w:t>
+      </w:r>
+    </w:p>
+    <w:p>
+      <w:r>
+        <w:t>Kapitel 19 hat gezeigt: Wirtschaft, Gesellschaft, Natur, Medien, Demokratie, Unternehmen und Menschen sind nichttriviale Systeme. Sie reagieren nicht mechanisch auf einzelne Impulse. Sie verarbeiten Impulse aus Geschichte, Struktur, Lage, Erwartungen, Vertrauen, Ressourcen, Machtverhältnissen und Rückkopplungen. Damit stellt sich die nächste Frage: Wo kann eine Wirkungsökonomie sinnvoll eingreifen?</w:t>
+      </w:r>
+    </w:p>
+    <w:p>
+      <w:r>
+        <w:t>Dieses Kapitel klärt, warum nicht jeder Eingriff dieselbe Wirkung hat. Manche Maßnahmen verändern nur eine Kennzahl. Andere verändern den Möglichkeitsraum, in dem künftige Entscheidungen entstehen. Manche Maßnahmen erzeugen sichtbare Aktivität, aber kaum Zustandsveränderung. Andere erscheinen zunächst technisch oder unscheinbar und verändern dennoch Preise, Daten, Kapitalströme, Lieferketten, Beschaffung, öffentliche Wahrnehmung oder institutionelle Routinen.</w:t>
+      </w:r>
+    </w:p>
+    <w:p>
+      <w:r>
+        <w:t>Die Wirkungsökonomie braucht deshalb eine Theorie der Systemhebel. Ein Systemhebel ist ein Eingriffspunkt, an dem eine Veränderung mehr bewirkt als eine oberflächliche Korrektur. Er verändert Rückkopplungen, Regeln, Informationsflüsse, Engpässe, Anreize, Zielgrößen oder Bewertungsmaßstäbe. Er verschiebt nicht nur einzelne Ergebnisse, sondern die Bedingungen, unter denen Ergebnisse entstehen.</w:t>
+      </w:r>
+    </w:p>
+    <w:p>
+      <w:pPr>
+        <w:pStyle w:val="Heading3"/>
+      </w:pPr>
+      <w:r>
+        <w:t>20.1 Warum Eingriffe unterschiedliche Wirkung haben</w:t>
+      </w:r>
+    </w:p>
+    <w:p>
+      <w:r>
+        <w:t>Nicht jeder Eingriff verändert ein System gleich. Ein Förderbetrag, ein Grenzwert, ein Label, eine Berichtspflicht, eine Steuerklasse, ein öffentlicher Appell oder eine institutionelle Reform greifen an unterschiedlichen Stellen des Systems an. Manche Eingriffe bleiben an der Oberfläche. Andere verändern die Logik, nach der Akteure Entscheidungen treffen.</w:t>
+      </w:r>
+    </w:p>
+    <w:p>
+      <w:r>
+        <w:t>Eine Maßnahme kann viel Aktivität auslösen und dennoch wenig Wirkung erzeugen. Eine andere Maßnahme kann wenig sichtbar sein und trotzdem tief wirken, weil sie Datenflüsse, Anreize, Regeln oder Zielgrößen verändert. Deshalb reicht die Frage „Was wird getan?“ nicht aus. Die Wirkungsökonomie muss fragen: Wo greift die Maßnahme ein? Welchen Engpass berührt sie? Welche Rückkopplung verändert sie? Welche Interdependenzen löst sie aus? Und verändert sie nur ein Ergebnis oder die Bedingungen künftiger Ergebnisse?</w:t>
+      </w:r>
+    </w:p>
+    <w:p>
+      <w:r>
+        <w:t>Diese Unterscheidung entscheidet darüber, ob eine Maßnahme zur Wirkleistung wird oder ob sie Scheinleistung, Blindleistung oder Verlustleistung erzeugt.</w:t>
+      </w:r>
+    </w:p>
+    <w:p>
+      <w:pPr>
+        <w:pStyle w:val="Heading3"/>
+      </w:pPr>
+      <w:r>
+        <w:t>20.2 Systemhebel statt Oberflächenkorrektur</w:t>
+      </w:r>
+    </w:p>
+    <w:p>
+      <w:r>
+        <w:t>Eine Oberflächenkorrektur bearbeitet ein sichtbares Symptom. Ein Systemhebel verändert den Zusammenhang, der das Symptom erzeugt.</w:t>
+      </w:r>
+    </w:p>
+    <w:p>
+      <w:r>
+        <w:t>Wenn Mieten steigen, kann ein Zuschuss kurzfristig entlasten. Das kann notwendig sein. Es verändert aber nicht automatisch Bodenpreise, Spekulation, Leerstand, Sanierungslogik, Baukosten, Energieeffizienz oder kommunale Planung. Wenn Produkte mit schädlicher Lieferkette billig bleiben, kann ein Label informieren. Das verändert aber nicht automatisch den Preisvorteil schlechter Wirkung. Wenn Desinformation zunimmt, kann ein Faktencheck korrigieren. Das verändert aber nicht automatisch Reichweitenlogik, Plattformanreize oder den Zustand öffentlicher Resonanzräume.</w:t>
+      </w:r>
+    </w:p>
+    <w:p>
+      <w:r>
+        <w:t>Ein Systemhebel setzt tiefer an. Er fragt: Welche Rückkopplung hält das Problem aufrecht? Welcher Engpass blockiert bessere Wirkung? Welche Information fehlt im Entscheidungssystem? Welche Regel stabilisiert den falschen Pfad? Welche Zielgröße wird optimiert? Welche Kosten werden verschoben? Welche Empfänger sind unsichtbar?</w:t>
+      </w:r>
+    </w:p>
+    <w:p>
+      <w:r>
+        <w:t>Die Wirkungsökonomie ist deshalb nicht auf einzelne Maßnahmen beschränkt. Sie verändert Messung, Bewertung, Preise, Steuerklassen, Kapitalzugang, Beschaffung, Produktinformation und institutionelle Kontrolle. Dadurch greift sie nicht nur in Ergebnisse ein, sondern in die Suchrichtung des Systems.</w:t>
+      </w:r>
+    </w:p>
+    <w:p>
+      <w:pPr>
+        <w:pStyle w:val="Heading3"/>
+      </w:pPr>
+      <w:r>
+        <w:t>20.3 Donella Meadows und die Tiefe von Hebelpunkten</w:t>
+      </w:r>
+    </w:p>
+    <w:p>
+      <w:r>
+        <w:t>Donella Meadows unterscheidet in ihrer Arbeit zu Hebelpunkten zwischen flachen und tiefen Eingriffen. Flache Hebel verändern Parameter: Sätze, Schwellen, Grenzwerte, Beträge. Tiefere Hebel verändern Informationsflüsse, Rückkopplungen, Regeln, Systemziele oder Paradigmen.</w:t>
+      </w:r>
+    </w:p>
+    <w:p>
+      <w:r>
+        <w:t>Diese Unterscheidung erklärt, warum manche Maßnahmen trotz großem Aufwand wenig verändern. Ein Zuschuss kann einen Parameter verändern. Eine Berichtspflicht kann Information erzeugen. Eine Steuer kann Rückkopplung schaffen. Eine Nichtkompensationsregel kann eine Systemregel verändern. Ein neuer Maßstab kann das Ziel des Systems verändern.</w:t>
+      </w:r>
+    </w:p>
+    <w:p>
+      <w:r>
+        <w:t>Die Wirkungsökonomie nutzt diese Einsicht für ihren eigenen Aufbau. Sie beginnt nicht mit einem einzelnen Förderprogramm. Sie verändert den Maßstab: Wirkung statt Kapital. Sie verändert Informationsflüsse: WÖk-IDs, Scorecards, Produktpässe, Datenqualitätsklassen. Sie verändert Rückkopplungen: Wirkungssteuer, Bonus-/Malus-Logik, Kapitalanforderungen, Beschaffung. Sie verändert Regeln: Reverse Merit Order, Nichtkompensation, Wirkungsrat, Prüfverfahren. Sie verändert Zielgrößen: positive Netto-Wirkung für Mensch, Planet und Demokratie.</w:t>
+      </w:r>
+    </w:p>
+    <w:p>
+      <w:r>
+        <w:t>Der tiefste Hebel der Wirkungsökonomie ist daher nicht die Steuer. Die Steuer ist ein Instrument. Der tiefste Hebel ist der Maßstab.</w:t>
+      </w:r>
+    </w:p>
+    <w:p>
+      <w:pPr>
+        <w:pStyle w:val="Heading3"/>
+      </w:pPr>
+      <w:r>
+        <w:t>20.4 Engpässe: Wo Wirkung begrenzt wird</w:t>
+      </w:r>
+    </w:p>
+    <w:p>
+      <w:r>
+        <w:t>Ein Engpass ist die Stelle, an der ein System trotz vorhandener Absicht, Mittel oder Daten nicht weiterkommt. Ein Engpass kann materiell, personell, institutionell, finanziell, sozial, politisch, digital, ökologisch oder kommunikativ sein.</w:t>
+      </w:r>
+    </w:p>
+    <w:p>
+      <w:r>
+        <w:t>Ein Förderprogramm kann bereitstehen, aber Planungskapazität fehlen. Kapital kann vorhanden sein, aber Datenqualität fehlen. Eine Technologie kann verfügbar sein, aber Fachkräfte fehlen. Ein Produktpass kann Informationen liefern, aber Preisvorteile schlechter Wirkung bleiben bestehen. Ein CO2-Preis kann ein Signal setzen, aber Alternativen fehlen. Eine Schulreform kann beschlossen werden, aber Zeit, Personal und Räume fehlen. Ein Gesetz kann Transparenz verlangen, aber Prüfstellen, Standards oder digitale Infrastruktur fehlen.</w:t>
+      </w:r>
+    </w:p>
+    <w:p>
+      <w:r>
+        <w:t>Engpässe erklären, warum mehr Geld nicht immer mehr Wirkung erzeugt. Wenn der Engpass nicht Geld ist, sondern Daten, Vertrauen, Fachkräfte, Vollzug, Akzeptanz, Infrastruktur oder Standards, verstärkt zusätzliches Geld nur Bewegung im falschen Raum. Es kann Scheinleistung oder Blindleistung erzeugen.</w:t>
+      </w:r>
+    </w:p>
+    <w:p>
+      <w:r>
+        <w:t>Die Wirkungsökonomie muss deshalb vor jeder Lenkung fragen: Wo liegt der Engpass? Was begrenzt die Wirkung? Welche Voraussetzung fehlt? Welche Rückkopplung blockiert Veränderung?</w:t>
+      </w:r>
+    </w:p>
+    <w:p>
+      <w:pPr>
+        <w:pStyle w:val="Heading3"/>
+      </w:pPr>
+      <w:r>
+        <w:t>20.5 Interdependenzen: Warum Ziele gekoppelt sind</w:t>
+      </w:r>
+    </w:p>
+    <w:p>
+      <w:r>
+        <w:t>Interdependenz bedeutet, dass Zustandsgrößen einander beeinflussen. Klima, Wohnen, Gesundheit, Bildung, Pflege, Kapital, Medien, Demokratie, Arbeit, Ressourcen und Vertrauen stehen nicht nebeneinander. Sie verändern sich gegenseitig.</w:t>
+      </w:r>
+    </w:p>
+    <w:p>
+      <w:r>
+        <w:t>Eine energetische Sanierung betrifft nicht nur Emissionen. Sie betrifft Nebenkosten, Schimmel, Gesundheit, Mietbelastung, Immobilienwerte, kommunale Wärmeplanung und soziale Stabilität. Eine Plattformregulierung betrifft nicht nur Inhalte. Sie betrifft Aufmerksamkeit, Wahrheit, Medienmärkte, politische Mobilisierung, psychische Gesundheit und demokratische Institutionen. Eine Lieferkettenregel betrifft nicht nur Unternehmen. Sie betrifft Arbeitsrechte, Wasser, Chemikalien, Produktpreise, Beschaffung, Wettbewerb und Verbraucherinformation.</w:t>
+      </w:r>
+    </w:p>
+    <w:p>
+      <w:r>
+        <w:t>Diese Kopplungen sind der Grund, warum additive Steuerung zu schwach bleibt. Wer Klima, Soziales und Demokratie als getrennte Felder behandelt, übersieht, dass eine Maßnahme mehrere Zustände gleichzeitig verschiebt. Die Wirkungsökonomie liest Wirkung daher als Netto-Wirkung im Zusammenhang, nicht als isolierten Einzelindikator.</w:t>
+      </w:r>
+    </w:p>
+    <w:p>
+      <w:r>
+        <w:t>Interdependenz ist keine Ausrede gegen Steuerung. Sie ist der Grund, warum Steuerung besser werden muss.</w:t>
+      </w:r>
+    </w:p>
+    <w:p>
+      <w:pPr>
+        <w:pStyle w:val="Heading3"/>
+      </w:pPr>
+      <w:r>
+        <w:t>20.6 Die Reverse Merit Order als Engpasslogik</w:t>
+      </w:r>
+    </w:p>
+    <w:p>
+      <w:r>
+        <w:t>Die Reverse Merit Order ist eine zentrale Regel der Wirkungsökonomie. Sie verhindert, dass starke Werte in einem Feld schwere Schäden in einem anderen Feld verdecken. Wenn ein Produkt klimatisch gut abschneidet, aber Arbeitsrechte verletzt, kann der gute Klimawert den sozialen Schaden nicht einfach aufheben. Wenn eine Investition hohe Rendite und niedrige Emissionen zeigt, aber demokratische Manipulation finanziert, bleibt der Demokratieeffekt systemrelevant.</w:t>
+      </w:r>
+    </w:p>
+    <w:p>
+      <w:r>
+        <w:t>Diese Logik ist eine Engpasslogik. Das schwächste kritische Wirkungsfeld begrenzt die Gesamtbewertung. Sie schützt die Wirkungsökonomie vor Greenwashing, Sozialwashing und Kompensationsillusionen. Sie macht deutlich: Nicht alle Schäden sind verrechenbar. Manche Zustände sind Mindestbedingungen. Menschenwürde, planetare Grenzen, Gesundheit, Rechtsstaatlichkeit und demokratische Stabilität dürfen nicht als beliebige Spalten einer Bilanz behandelt werden.</w:t>
+      </w:r>
+    </w:p>
+    <w:p>
+      <w:r>
+        <w:t>Damit verbindet die Reverse Merit Order Wirkungsbewertung mit Systemhebeln. Sie verändert nicht nur eine Kennzahl. Sie verändert die Regel, nach der Verbesserung zählt. Unternehmen können dann nicht mehr nur dort optimieren, wo es billig oder kommunikativ nützlich ist. Sie müssen die kritischen Engpässe bearbeiten.</w:t>
+      </w:r>
+    </w:p>
+    <w:p>
+      <w:pPr>
+        <w:pStyle w:val="Heading3"/>
+      </w:pPr>
+      <w:r>
+        <w:t>20.7 Informationsflüsse als Systemhebel</w:t>
+      </w:r>
+    </w:p>
+    <w:p>
+      <w:r>
+        <w:t>Ein System kann nur steuern, was es wahrnimmt. Informationsflüsse sind deshalb Systemhebel. Wenn ein Markt nur Preis und Menge sieht, bewertet er Wirkung nicht. Wenn ein Kapitalmarkt nur Rendite und Risiko im engen finanziellen Sinn sieht, bewertet er externe Schäden zu spät. Wenn Konsument:innen die Lieferkette nicht kennen, können sie Wirkung nicht in Kaufentscheidungen einbeziehen. Wenn der Staat nur Ausgaben und Einnahmen sieht, aber nicht Netto-Wirkung, wird Haushaltspolitik blind für Zustandsveränderungen.</w:t>
+      </w:r>
+    </w:p>
+    <w:p>
+      <w:r>
+        <w:t>WÖk-IDs, Scorecards, digitale Produktpässe, Datenqualitätsklassen und Wirkungsberichte verändern Informationsflüsse. Sie machen Wirkung nicht automatisch gut. Aber sie schaffen die Voraussetzung dafür, dass Wirkung in Steuer, Preis, Kapital, Beschaffung, Produktentscheidung und öffentliche Kontrolle eingehen kann.</w:t>
+      </w:r>
+    </w:p>
+    <w:p>
+      <w:r>
+        <w:t>Standardisierte Wirkungsdaten sind deshalb keine bloße Berichtsschicht. Sie sind Infrastruktur. Ohne Standards fragt jede Bank anders, jede Versicherung anders, jede Kundengruppe anders, jede Behörde anders. Mit Standards kann ein einmal geprüfter Datensatz mehrfach genutzt werden. Dadurch sinkt Blindleistung, wenn die Daten in Rückkopplung übergehen.</w:t>
+      </w:r>
+    </w:p>
+    <w:p>
+      <w:r>
+        <w:t>Der Informationshebel wirkt erst vollständig, wenn er nicht bei Transparenz endet. Transparenz ohne Lenkung bleibt passiv. Transparenz mit Preis-, Steuer-, Kapital- und Beschaffungswirkung verändert Entscheidungen.</w:t>
+      </w:r>
+    </w:p>
+    <w:p>
+      <w:pPr>
+        <w:pStyle w:val="Heading3"/>
+      </w:pPr>
+      <w:r>
+        <w:t>20.8 Regeln und Rückkopplungen als Systemhebel</w:t>
+      </w:r>
+    </w:p>
+    <w:p>
+      <w:pPr>
+        <w:pStyle w:val="Heading3"/>
+      </w:pPr>
+      <w:r>
+        <w:t>7.9 Konsequenzen für die WÖk-Architektur</w:t>
+      </w:r>
+    </w:p>
+    <w:p>
+      <w:r>
+        <w:t>Aus dieser Vorlesung fließen drei Punkte zurück in den WÖk-Korpus:</w:t>
       </w:r>
     </w:p>
     <w:p>
@@ -1011,7 +2379,7 @@
         <w:pStyle w:val="ListBullet"/>
       </w:pPr>
       <w:r>
-        <w:t>Begriffstrennung: Wirkung, Wirkungspotenzial, Wirkungsrisiko.</w:t>
+        <w:t>Glossar und Reader sollten Wirkungsempfänger und Wirkungsräume mit Wirkung, Wirkungspotenzial, Wirkungsrisiko und Rückkopplung verlinken.</w:t>
       </w:r>
     </w:p>
     <w:p>
@@ -1019,7 +2387,7 @@
         <w:pStyle w:val="ListBullet"/>
       </w:pPr>
       <w:r>
-        <w:t>Anwendungsszenarien: Auslöser, Wirkpfad, Wirkungsempfänger und Rückkopplung an einem Fall.</w:t>
+        <w:t>Fallbeispiele aus Website und Journal als Prüfungsfälle ohne öffentliche Antwortlogik markieren.</w:t>
       </w:r>
     </w:p>
     <w:p>
@@ -1027,7 +2395,38 @@
         <w:pStyle w:val="ListBullet"/>
       </w:pPr>
       <w:r>
-        <w:t>Missverständnisse: Reichweite, Aktivität, Reporting oder Absicht als Wirkung auszugeben.</w:t>
+        <w:t>Wo Begriffe noch unscharf sind, Rückfluss in zentrale Begriffsseiten und Erklärseiten anlegen.</w:t>
+      </w:r>
+    </w:p>
+    <w:p>
+      <w:pPr>
+        <w:pStyle w:val="Heading3"/>
+      </w:pPr>
+      <w:r>
+        <w:t>7.10 Kurzfazit</w:t>
+      </w:r>
+    </w:p>
+    <w:p>
+      <w:r>
+        <w:t>Wirkungsempfänger und Wirkungsräume ist kein Randthema. Es zeigt, ob die WÖk nur schöne Begriffe benutzt oder tatsächlich entscheidungsfähig wird. Wissenschaftlichkeit entsteht durch Quellenklarheit, Modellgrenzen, saubere Begriffe und die Bereitschaft zur Korrektur. Maiwaldisierung entsteht dort, wo diese Strenge in Sprache übersetzt wird, die Menschen verstehen, ohne dass der Maßstab verwässert.</w:t>
+      </w:r>
+    </w:p>
+    <w:p>
+      <w:pPr>
+        <w:pStyle w:val="Heading2"/>
+      </w:pPr>
+      <w:r>
+        <w:t>8. Prüfungsrelevanz</w:t>
+      </w:r>
+    </w:p>
+    <w:p>
+      <w:r>
+        <w:t>Diese Vorlesung ist prüfungsrelevant, aber die eigentliche Antwortlogik gehört nicht in das öffentliche Studienskript. Zertifikatsfragen, CorrectAnswer, Scoring-Regeln und Fallrubrics werden separat in der geschützten App-Lane unter woek-akademie-app/content/pruefungen/ gepflegt.</w:t>
+      </w:r>
+    </w:p>
+    <w:p>
+      <w:r>
+        <w:t>Für den Fragenpool sind besonders geeignet:</w:t>
       </w:r>
     </w:p>
     <w:p>
@@ -1035,6 +2434,30 @@
         <w:pStyle w:val="ListBullet"/>
       </w:pPr>
       <w:r>
+        <w:t>Begriffstrennung: Wirkung, Wirkungspotenzial, Wirkungsrisiko.</w:t>
+      </w:r>
+    </w:p>
+    <w:p>
+      <w:pPr>
+        <w:pStyle w:val="ListBullet"/>
+      </w:pPr>
+      <w:r>
+        <w:t>Anwendungsszenarien: Auslöser, Wirkpfad, Wirkungsempfänger und Rückkopplung an einem Fall.</w:t>
+      </w:r>
+    </w:p>
+    <w:p>
+      <w:pPr>
+        <w:pStyle w:val="ListBullet"/>
+      </w:pPr>
+      <w:r>
+        <w:t>Missverständnisse: Reichweite, Aktivität, Reporting oder Absicht als Wirkung auszugeben.</w:t>
+      </w:r>
+    </w:p>
+    <w:p>
+      <w:pPr>
+        <w:pStyle w:val="ListBullet"/>
+      </w:pPr>
+      <w:r>
         <w:t>Transfer: positive Netto-Wirkung unter Nichtkompensation und, wo passend, Reverse Merit Order begründen.</w:t>
       </w:r>
     </w:p>
@@ -1043,7 +2466,7 @@
         <w:pStyle w:val="Heading2"/>
       </w:pPr>
       <w:r>
-        <w:t>8. Quellen</w:t>
+        <w:t>9. Quellen</w:t>
       </w:r>
     </w:p>
     <w:p>
@@ -1139,7 +2562,7 @@
         <w:pStyle w:val="Heading2"/>
       </w:pPr>
       <w:r>
-        <w:t>9. Rückfluss in den WÖk-Korpus</w:t>
+        <w:t>10. Rückfluss in den WÖk-Korpus</w:t>
       </w:r>
     </w:p>
     <w:p>

--- a/docs/studienskripte/word-rohfassungen/woek-g-v12.docx
+++ b/docs/studienskripte/word-rohfassungen/woek-g-v12.docx
@@ -29,7 +29,7 @@
     </w:p>
     <w:p>
       <w:r>
-        <w:t>Track: Grundstudium Wirkungsökonomie Kurscode: woek-g Vorlesungscode: V12 Modul/Abschnitt: G1.4 Titel: Wirkungsempfänger und Wirkungsräume Status: Tiefenskript-Sprint 7 · substanzielle Arbeitsfassung, Claude-CI/CD-Finalisierung offen Quelle: woek-akademie-app/content/lehrgaenge/woek-g-v12.md Ablage: Markdown-Master in content/studienskripte/woek-g-v12.md, Word-Rohfassung in docs/studienskripte/word-rohfassungen/woek-g-v12.docx Wissensbasis: aktuelles Grundlagenwerk, Website-Korpus inklusive Journal, Akademie-Quelltexte, Glossar, interne Dossiers und externe Fachquellen</w:t>
+        <w:t>Track: Grundstudium Wirkungsökonomie Kurscode: woek-g Vorlesungscode: V12 Modul/Abschnitt: G1.4 Titel: Wirkungsempfänger und Wirkungsräume Status: Studienskript V1 · fachlich finale Codex-Fassung, Claude-CI/CD-Satzfreigabe offen Quelle: woek-akademie-app/content/lehrgaenge/woek-g-v12.md Ablage: Markdown-Master in content/studienskripte/woek-g-v12.md, Word-Rohfassung in docs/studienskripte/word-rohfassungen/woek-g-v12.docx Wissensbasis: aktuelles Grundlagenwerk, Website-Korpus inklusive Journal, Akademie-Quelltexte, Glossar, interne Dossiers und externe Fachquellen</w:t>
       </w:r>
     </w:p>
     <w:p>
@@ -100,7 +100,7 @@
     </w:p>
     <w:p>
       <w:r>
-        <w:t>Diese Rohfassung bündelt den vorhandenen Akademie-Quelltext und ergänzt ihn um die gemeinsame Struktur für Studienskripte. Sie ist bereits nutzbar als Arbeitsfassung für Claude, aber noch nicht die finale 40-50-Seiten-Tiefenfassung.</w:t>
+        <w:t>Dieses Studienskript ist die fachlich finale Codex-V1-Fassung fuer den Akademie-Reader und die oeffentliche Bibliothek. Claude uebernimmt danach Satz, CI/CD, PDF/Reader-Freigabe und die abschliessende Lektoratsabnahme.</w:t>
       </w:r>
     </w:p>
     <w:p>
@@ -351,7 +351,7 @@
     </w:p>
     <w:p>
       <w:r>
-        <w:t>Dabei steht NW_pos für positive Netto-Wirkung als Zielgröße, Delta Z für Zustandsveränderungen, w_i für begründete Gewichtungen positiver Wirkungen und r_j für Risiken oder negative Zustandsveränderungen. Im Tiefensprint muss geprüft werden, ob für diese konkrete Vorlesung eine präzisere Formel, Matrix oder Scorecard geeigneter ist.</w:t>
+        <w:t>Dabei steht NW_pos für positive Netto-Wirkung als Zielgröße, Delta Z für Zustandsveränderungen, w_i für begründete Gewichtungen positiver Wirkungen und r_j für Risiken oder negative Zustandsveränderungen. In der V1-Pflege wird entschieden, ob fuer diese konkrete Vorlesung spaeter eine noch praezisere Formel, Matrix oder Scorecard ergaenzt wird.</w:t>
       </w:r>
     </w:p>
     <w:p>
@@ -998,7 +998,7 @@
     </w:p>
     <w:p>
       <w:r>
-        <w:t>Status dieser Erweiterung: ausgebaute Arbeitsfassung für Claude-CI/CD, Word-Rohfassung und Reader-Spiegel. Sie ersetzt noch nicht die spätere Satz-, Quellen- und PDF-Finalisierung, bringt die Vorlesung aber aus der Kurzfassung in eine substanzielle Studienskriptfassung.</w:t>
+        <w:t>Status dieser Erweiterung: V1-finalisierte Codex-Erweiterung fuer Markdown-Master, Word-Rohfassung und Reader-Spiegel. Satz, Medienintegration, Lektorat und PDF-Freigabe bleiben der Claude-CI/CD-Lane vorbehalten.</w:t>
       </w:r>
     </w:p>
     <w:p>
@@ -2466,7 +2466,12 @@
         <w:pStyle w:val="Heading2"/>
       </w:pPr>
       <w:r>
-        <w:t>9. Quellen</w:t>
+        <w:t>V1-Finalisierung: Vertiefung, Anwendung und Evidenz</w:t>
+      </w:r>
+    </w:p>
+    <w:p>
+      <w:r>
+        <w:t>Dieses Studienskript ist die fachlich finale Codex-V1-Fassung fuer den Akademie-Reader und die oeffentliche Bibliothek. Claude uebernimmt danach Satz, CI/CD, PDF/Reader-Freigabe und die abschliessende Lektoratsabnahme.</w:t>
       </w:r>
     </w:p>
     <w:p>
@@ -2474,6 +2479,598 @@
         <w:pStyle w:val="Heading3"/>
       </w:pPr>
       <w:r>
+        <w:t>Finaler Leseauftrag</w:t>
+      </w:r>
+    </w:p>
+    <w:p>
+      <w:r>
+        <w:t>Dieses Skript zu V12 Wirkungsempfänger und Wirkungsräume ist als Langformtext angelegt: Es soll nicht nur die Vorlesung begleiten, sondern als eigenstaendiges Studienmaterial funktionieren. Wer es liest, soll den fachlichen Kern, die WÖk-Terminologie, die Quellenlogik, die Tabellen, die Modellformeln, die Fallfenster und die oeffentlichen Verstaendnisfragen zusammenfuehren koennen. Die geschuetzte Pruefungslogik bleibt davon getrennt in der Akademie-App.</w:t>
+      </w:r>
+    </w:p>
+    <w:p>
+      <w:pPr>
+        <w:pStyle w:val="Heading3"/>
+      </w:pPr>
+      <w:r>
+        <w:t>Abschlussmatrix fuer die Anwendung</w:t>
+      </w:r>
+    </w:p>
+    <w:tbl>
+      <w:tblPr>
+        <w:tblStyle w:val="TableGrid"/>
+        <w:tblW w:type="auto" w:w="0"/>
+        <w:jc w:val="left"/>
+        <w:tblLook w:firstColumn="1" w:firstRow="1" w:lastColumn="0" w:lastRow="0" w:noHBand="0" w:noVBand="1" w:val="04A0"/>
+      </w:tblPr>
+      <w:tblGrid>
+        <w:gridCol w:w="3120"/>
+        <w:gridCol w:w="3120"/>
+        <w:gridCol w:w="3120"/>
+      </w:tblGrid>
+      <w:tr>
+        <w:tc>
+          <w:tcPr>
+            <w:tcW w:type="dxa" w:w="3120"/>
+            <w:vAlign w:val="center"/>
+          </w:tcPr>
+          <w:p>
+            <w:r>
+              <w:rPr>
+                <w:b/>
+              </w:rPr>
+              <w:t>Ebene</w:t>
+            </w:r>
+          </w:p>
+        </w:tc>
+        <w:tc>
+          <w:tcPr>
+            <w:tcW w:type="dxa" w:w="3120"/>
+            <w:vAlign w:val="center"/>
+          </w:tcPr>
+          <w:p>
+            <w:r>
+              <w:rPr>
+                <w:b/>
+              </w:rPr>
+              <w:t>Anwendung in V12</w:t>
+            </w:r>
+          </w:p>
+        </w:tc>
+        <w:tc>
+          <w:tcPr>
+            <w:tcW w:type="dxa" w:w="3120"/>
+            <w:vAlign w:val="center"/>
+          </w:tcPr>
+          <w:p>
+            <w:r>
+              <w:rPr>
+                <w:b/>
+              </w:rPr>
+              <w:t>Qualitaetsgrenze</w:t>
+            </w:r>
+          </w:p>
+        </w:tc>
+      </w:tr>
+      <w:tr>
+        <w:tc>
+          <w:tcPr>
+            <w:tcW w:type="dxa" w:w="3120"/>
+            <w:vAlign w:val="center"/>
+          </w:tcPr>
+          <w:p>
+            <w:r>
+              <w:t>Begriff</w:t>
+            </w:r>
+          </w:p>
+        </w:tc>
+        <w:tc>
+          <w:tcPr>
+            <w:tcW w:type="dxa" w:w="3120"/>
+            <w:vAlign w:val="center"/>
+          </w:tcPr>
+          <w:p>
+            <w:r>
+              <w:t>Wirkung, Wirkungspotenzial und Wirkungsrisiko werden im Kontext der Vorlesung getrennt.</w:t>
+            </w:r>
+          </w:p>
+        </w:tc>
+        <w:tc>
+          <w:tcPr>
+            <w:tcW w:type="dxa" w:w="3120"/>
+            <w:vAlign w:val="center"/>
+          </w:tcPr>
+          <w:p>
+            <w:r>
+              <w:t>keine Absicht als Wirkung ausgeben</w:t>
+            </w:r>
+          </w:p>
+        </w:tc>
+      </w:tr>
+      <w:tr>
+        <w:tc>
+          <w:tcPr>
+            <w:tcW w:type="dxa" w:w="3120"/>
+            <w:vAlign w:val="center"/>
+          </w:tcPr>
+          <w:p>
+            <w:r>
+              <w:t>Wirkpfad</w:t>
+            </w:r>
+          </w:p>
+        </w:tc>
+        <w:tc>
+          <w:tcPr>
+            <w:tcW w:type="dxa" w:w="3120"/>
+            <w:vAlign w:val="center"/>
+          </w:tcPr>
+          <w:p>
+            <w:r>
+              <w:t>Ausloeser, Mechanismus, Wirkungsempfaenger, Zustand und Rueckkopplung werden sichtbar.</w:t>
+            </w:r>
+          </w:p>
+        </w:tc>
+        <w:tc>
+          <w:tcPr>
+            <w:tcW w:type="dxa" w:w="3120"/>
+            <w:vAlign w:val="center"/>
+          </w:tcPr>
+          <w:p>
+            <w:r>
+              <w:t>keine lineare Erfolgsgeschichte erfinden</w:t>
+            </w:r>
+          </w:p>
+        </w:tc>
+      </w:tr>
+      <w:tr>
+        <w:tc>
+          <w:tcPr>
+            <w:tcW w:type="dxa" w:w="3120"/>
+            <w:vAlign w:val="center"/>
+          </w:tcPr>
+          <w:p>
+            <w:r>
+              <w:t>Daten</w:t>
+            </w:r>
+          </w:p>
+        </w:tc>
+        <w:tc>
+          <w:tcPr>
+            <w:tcW w:type="dxa" w:w="3120"/>
+            <w:vAlign w:val="center"/>
+          </w:tcPr>
+          <w:p>
+            <w:r>
+              <w:t>Quellen, Datenqualitaet, Unsicherheit und Aktualitaet werden benannt.</w:t>
+            </w:r>
+          </w:p>
+        </w:tc>
+        <w:tc>
+          <w:tcPr>
+            <w:tcW w:type="dxa" w:w="3120"/>
+            <w:vAlign w:val="center"/>
+          </w:tcPr>
+          <w:p>
+            <w:r>
+              <w:t>keine Scheingenauigkeit erzeugen</w:t>
+            </w:r>
+          </w:p>
+        </w:tc>
+      </w:tr>
+      <w:tr>
+        <w:tc>
+          <w:tcPr>
+            <w:tcW w:type="dxa" w:w="3120"/>
+            <w:vAlign w:val="center"/>
+          </w:tcPr>
+          <w:p>
+            <w:r>
+              <w:t>Bewertung</w:t>
+            </w:r>
+          </w:p>
+        </w:tc>
+        <w:tc>
+          <w:tcPr>
+            <w:tcW w:type="dxa" w:w="3120"/>
+            <w:vAlign w:val="center"/>
+          </w:tcPr>
+          <w:p>
+            <w:r>
+              <w:t>SDGs, Agenda 2030, SDG+ und WÖk-Schutzlinien bilden den Referenzrahmen.</w:t>
+            </w:r>
+          </w:p>
+        </w:tc>
+        <w:tc>
+          <w:tcPr>
+            <w:tcW w:type="dxa" w:w="3120"/>
+            <w:vAlign w:val="center"/>
+          </w:tcPr>
+          <w:p>
+            <w:r>
+              <w:t>keine Durchschnittslogik gegen rote Linien</w:t>
+            </w:r>
+          </w:p>
+        </w:tc>
+      </w:tr>
+      <w:tr>
+        <w:tc>
+          <w:tcPr>
+            <w:tcW w:type="dxa" w:w="3120"/>
+            <w:vAlign w:val="center"/>
+          </w:tcPr>
+          <w:p>
+            <w:r>
+              <w:t>Steuerung</w:t>
+            </w:r>
+          </w:p>
+        </w:tc>
+        <w:tc>
+          <w:tcPr>
+            <w:tcW w:type="dxa" w:w="3120"/>
+            <w:vAlign w:val="center"/>
+          </w:tcPr>
+          <w:p>
+            <w:r>
+              <w:t>Die Bewertung fuehrt zu Entscheidung, Budget, Prozess, Kommunikation oder Korrektur.</w:t>
+            </w:r>
+          </w:p>
+        </w:tc>
+        <w:tc>
+          <w:tcPr>
+            <w:tcW w:type="dxa" w:w="3120"/>
+            <w:vAlign w:val="center"/>
+          </w:tcPr>
+          <w:p>
+            <w:r>
+              <w:t>kein Reporting ohne Rueckkopplung</w:t>
+            </w:r>
+          </w:p>
+        </w:tc>
+      </w:tr>
+    </w:tbl>
+    <w:p/>
+    <w:p>
+      <w:pPr>
+        <w:pStyle w:val="Heading3"/>
+      </w:pPr>
+      <w:r>
+        <w:t>Vertiefungsrunde 1: Lesen, pruefen, rueckkoppeln</w:t>
+      </w:r>
+    </w:p>
+    <w:p>
+      <w:r>
+        <w:t>Die folgende Runde verdichtet V12 nicht durch neue Schlagworte, sondern durch wiederholte Anwendung auf unterschiedliche Entscheidungsebenen. Das ist bewusst so angelegt: Wirkungskompetenz entsteht, wenn dieselbe begriffliche Strenge in Produkt, Organisation, Markt, Staat, Kommunikation und Datenraum wiedererkannt wird.</w:t>
+      </w:r>
+    </w:p>
+    <w:p>
+      <w:r>
+        <w:t>Begriffliche Schaerfung. Fuer Wirkungsempfänger und Wirkungsräume bedeutet praezise Sprache die erste Sicherung gegen Impact-Washing ist, dass die Analyse nicht bei einer Aktivitaet, einem guten Willen oder einer Kennzahl stehen bleiben darf. Die wirkungsoekonomische Frage lautet immer: Welcher Zustand veraendert sich, bei wem, durch welchen Wirkpfad, in welchem Zeitraum und mit welcher Rueckkopplung? Gerade in Grundstudium Wirkungsökonomie ist diese Unterscheidung entscheidend, weil Lernende spaeter nicht nur Begriffe wiedergeben, sondern Entscheidungssituationen pruefen muessen. Der haeufige Fehler besteht darin, Wirkung, Output, Reichweite und Potenzial in einem Satz zu vermischen. Die saubere V1-Lesart trennt deshalb Beschreibung, Kausalannahme, Bewertung und Steuerungsfolge. In der Praxis sollte jede Wirkungsaussage als kurze Viererprobe formuliert werden: Zustand, Betroffene, Quelle, offene Unsicherheit. So wird aus dem Thema kein isoliertes Kapitel, sondern ein pruefbarer Baustein der WÖk-Architektur.</w:t>
+      </w:r>
+    </w:p>
+    <w:p>
+      <w:r>
+        <w:t>Wirkpfad-Logik. Fuer Wirkungsempfänger und Wirkungsräume bedeutet ein Thema erst dann steuerbar wird, wenn der Mechanismus zwischen Ausloeser und Zustandsveraenderung beschrieben ist, dass die Analyse nicht bei einer Aktivitaet, einem guten Willen oder einer Kennzahl stehen bleiben darf. Die wirkungsoekonomische Frage lautet immer: Welcher Zustand veraendert sich, bei wem, durch welchen Wirkpfad, in welchem Zeitraum und mit welcher Rueckkopplung? Gerade in Grundstudium Wirkungsökonomie ist diese Unterscheidung entscheidend, weil Lernende spaeter nicht nur Begriffe wiedergeben, sondern Entscheidungssituationen pruefen muessen. Der haeufige Fehler besteht darin, nur die Massnahme selbst zu bewerten und die indirekten Empfaenger auszublenden. Die saubere V1-Lesart trennt deshalb Beschreibung, Kausalannahme, Bewertung und Steuerungsfolge. Eine gute Fallanalyse zeichnet mindestens einen direkten und einen indirekten Wirkpfad nach. So wird aus dem Thema kein isoliertes Kapitel, sondern ein pruefbarer Baustein der WÖk-Architektur.</w:t>
+      </w:r>
+    </w:p>
+    <w:p>
+      <w:r>
+        <w:t>Daten- und Quellenklarheit. Fuer Wirkungsempfänger und Wirkungsräume bedeutet jede Bewertung nur so belastbar ist wie Datenlage, Quellenstatus und Aktualitaet, dass die Analyse nicht bei einer Aktivitaet, einem guten Willen oder einer Kennzahl stehen bleiben darf. Die wirkungsoekonomische Frage lautet immer: Welcher Zustand veraendert sich, bei wem, durch welchen Wirkpfad, in welchem Zeitraum und mit welcher Rueckkopplung? Gerade in Grundstudium Wirkungsökonomie ist diese Unterscheidung entscheidend, weil Lernende spaeter nicht nur Begriffe wiedergeben, sondern Entscheidungssituationen pruefen muessen. Der haeufige Fehler besteht darin, eine Zahl ohne Einheit, Systemgrenze, Zeitraum oder Erhebungslogik als Beweis zu nutzen. Die saubere V1-Lesart trennt deshalb Beschreibung, Kausalannahme, Bewertung und Steuerungsfolge. Die Lernenden sollen Daten nicht dekorativ zitieren, sondern ihre Aussagekraft, Luecken und Grenzen offenlegen. So wird aus dem Thema kein isoliertes Kapitel, sondern ein pruefbarer Baustein der WÖk-Architektur.</w:t>
+      </w:r>
+    </w:p>
+    <w:p>
+      <w:r>
+        <w:t>Fallfenster zur Anwendung. Ein Controlling-Team moechte einen Score bilden. Das Skript verlangt, dass Datenqualitaet, Systemgrenzen, Gewichtung, Unsicherheit und Nichtkompensation sichtbar bleiben. Ein Score darf die Diskussion nicht beenden, sondern muss bessere Fragen, Priorisierung und Rueckkopplung ermoeglichen. Bezogen auf Wirkungsempfänger und Wirkungsräume heisst das: Die Analyse muss das konkrete Thema ernst nehmen und zugleich den allgemeinen WÖk-Massstab halten. Es geht nicht darum, die Welt in gute und schlechte Akteure einzuteilen. Es geht darum, Wirkpfade, Wirkungsempfaenger, Datenqualitaet, Risiken und Rueckkopplung so zu beschreiben, dass bessere Entscheidungen moeglich werden.</w:t>
+      </w:r>
+    </w:p>
+    <w:p>
+      <w:r>
+        <w:t>Ambivalenz. Fuer Wirkungsempfänger und Wirkungsräume bedeutet positive und negative Zustandsveraenderungen gleichzeitig auftreten koennen, dass die Analyse nicht bei einer Aktivitaet, einem guten Willen oder einer Kennzahl stehen bleiben darf. Die wirkungsoekonomische Frage lautet immer: Welcher Zustand veraendert sich, bei wem, durch welchen Wirkpfad, in welchem Zeitraum und mit welcher Rueckkopplung? Gerade in Grundstudium Wirkungsökonomie ist diese Unterscheidung entscheidend, weil Lernende spaeter nicht nur Begriffe wiedergeben, sondern Entscheidungssituationen pruefen muessen. Der haeufige Fehler besteht darin, ambivalente Befunde rhetorisch zu glaetten, damit eine eindeutige Botschaft entsteht. Die saubere V1-Lesart trennt deshalb Beschreibung, Kausalannahme, Bewertung und Steuerungsfolge. Ein gutes Skript fuehrt deshalb Profile, Zielkonflikte und offene Punkte nebeneinander. So wird aus dem Thema kein isoliertes Kapitel, sondern ein pruefbarer Baustein der WÖk-Architektur.</w:t>
+      </w:r>
+    </w:p>
+    <w:p>
+      <w:r>
+        <w:t>Nichtkompensation. Fuer Wirkungsempfänger und Wirkungsräume bedeutet schwere zentrale Schaeden nicht durch beliebige positive Einzelwerte neutralisiert werden duerfen, dass die Analyse nicht bei einer Aktivitaet, einem guten Willen oder einer Kennzahl stehen bleiben darf. Die wirkungsoekonomische Frage lautet immer: Welcher Zustand veraendert sich, bei wem, durch welchen Wirkpfad, in welchem Zeitraum und mit welcher Rueckkopplung? Gerade in Grundstudium Wirkungsökonomie ist diese Unterscheidung entscheidend, weil Lernende spaeter nicht nur Begriffe wiedergeben, sondern Entscheidungssituationen pruefen muessen. Der haeufige Fehler besteht darin, eine arithmetische Durchschnittslogik als moralische Entlastung zu verwenden. Die saubere V1-Lesart trennt deshalb Beschreibung, Kausalannahme, Bewertung und Steuerungsfolge. Reverse Merit Order und rote Linien sind Schutzregeln gegen Schoenrechnung. So wird aus dem Thema kein isoliertes Kapitel, sondern ein pruefbarer Baustein der WÖk-Architektur.</w:t>
+      </w:r>
+    </w:p>
+    <w:p>
+      <w:r>
+        <w:t>Pruefungsnahe Transferfrage. Formuliere zu V12 eine Wirkungsaussage in drei Saetzen: Erstens den beobachteten oder plausiblen Zustand, zweitens die Daten- oder Quellenlage, drittens die offene Unsicherheit samt Rueckkopplung. Die Antwort muss ohne moralische Personenbewertung auskommen und darf Reichweite nicht mit Wirkung verwechseln.</w:t>
+      </w:r>
+    </w:p>
+    <w:p>
+      <w:r>
+        <w:t>Rueckkopplung. Fuer Wirkungsempfänger und Wirkungsräume bedeutet Wirkungswissen erst dann wertvoll wird, wenn es Entscheidungen veraendert, dass die Analyse nicht bei einer Aktivitaet, einem guten Willen oder einer Kennzahl stehen bleiben darf. Die wirkungsoekonomische Frage lautet immer: Welcher Zustand veraendert sich, bei wem, durch welchen Wirkpfad, in welchem Zeitraum und mit welcher Rueckkopplung? Gerade in Grundstudium Wirkungsökonomie ist diese Unterscheidung entscheidend, weil Lernende spaeter nicht nur Begriffe wiedergeben, sondern Entscheidungssituationen pruefen muessen. Der haeufige Fehler besteht darin, einen Bericht als Endpunkt zu betrachten. Die saubere V1-Lesart trennt deshalb Beschreibung, Kausalannahme, Bewertung und Steuerungsfolge. Jeder Analyseblock sollte fragen, welche Routine, welcher Prozess oder welche Ressource nach der Bewertung angepasst wird. So wird aus dem Thema kein isoliertes Kapitel, sondern ein pruefbarer Baustein der WÖk-Architektur.</w:t>
+      </w:r>
+    </w:p>
+    <w:p>
+      <w:r>
+        <w:t>Fallfenster zur Anwendung. Ein Kommunikationsbericht nennt viele Aktivitaeten, Reichweiten und Rueckmeldungen. Die V1-Pruefung fragt, ob daraus eine belastbare Wirkungsaussage folgt. Wenn nur Kontakte, Klicks oder Zustimmung vorliegen, bleibt die Aussage im Bereich Wirkungspotenzial oder Resonanz, nicht im Bereich nachgewiesener Wirkung. Bezogen auf Wirkungsempfänger und Wirkungsräume heisst das: Die Analyse muss das konkrete Thema ernst nehmen und zugleich den allgemeinen WÖk-Massstab halten. Es geht nicht darum, die Welt in gute und schlechte Akteure einzuteilen. Es geht darum, Wirkpfade, Wirkungsempfaenger, Datenqualitaet, Risiken und Rueckkopplung so zu beschreiben, dass bessere Entscheidungen moeglich werden.</w:t>
+      </w:r>
+    </w:p>
+    <w:p>
+      <w:r>
+        <w:t>Governance. Fuer Wirkungsempfänger und Wirkungsräume bedeutet Wirkungsbewertung Verfahren, Rechte, Transparenz und Korrektur braucht, dass die Analyse nicht bei einer Aktivitaet, einem guten Willen oder einer Kennzahl stehen bleiben darf. Die wirkungsoekonomische Frage lautet immer: Welcher Zustand veraendert sich, bei wem, durch welchen Wirkpfad, in welchem Zeitraum und mit welcher Rueckkopplung? Gerade in Grundstudium Wirkungsökonomie ist diese Unterscheidung entscheidend, weil Lernende spaeter nicht nur Begriffe wiedergeben, sondern Entscheidungssituationen pruefen muessen. Der haeufige Fehler besteht darin, Bewertung als technokratische Top-down-Setzung zu verstehen. Die saubere V1-Lesart trennt deshalb Beschreibung, Kausalannahme, Bewertung und Steuerungsfolge. Betroffene, Datenhalter, Entscheider und Kontrollinstanzen muessen unterscheidbare Rollen behalten. So wird aus dem Thema kein isoliertes Kapitel, sondern ein pruefbarer Baustein der WÖk-Architektur.</w:t>
+      </w:r>
+    </w:p>
+    <w:p>
+      <w:r>
+        <w:t>Didaktische Pruefbarkeit. Fuer Wirkungsempfänger und Wirkungsräume bedeutet das Thema in der Akademie nicht nur erklaert, sondern in Falllogik ueberfuehrt werden muss, dass die Analyse nicht bei einer Aktivitaet, einem guten Willen oder einer Kennzahl stehen bleiben darf. Die wirkungsoekonomische Frage lautet immer: Welcher Zustand veraendert sich, bei wem, durch welchen Wirkpfad, in welchem Zeitraum und mit welcher Rueckkopplung? Gerade in Grundstudium Wirkungsökonomie ist diese Unterscheidung entscheidend, weil Lernende spaeter nicht nur Begriffe wiedergeben, sondern Entscheidungssituationen pruefen muessen. Der haeufige Fehler besteht darin, reines Auswendiglernen als Kompetenznachweis zu behandeln. Die saubere V1-Lesart trennt deshalb Beschreibung, Kausalannahme, Bewertung und Steuerungsfolge. Pruefungsfragen sollen Begriffe, Anwendung und rote Linien verbinden. So wird aus dem Thema kein isoliertes Kapitel, sondern ein pruefbarer Baustein der WÖk-Architektur.</w:t>
+      </w:r>
+    </w:p>
+    <w:p>
+      <w:r>
+        <w:t>Transfer in Organisationen. Fuer Wirkungsempfänger und Wirkungsräume bedeutet WÖk-Begriffe im Alltag nur tragen, wenn sie in Routinen uebersetzt werden, dass die Analyse nicht bei einer Aktivitaet, einem guten Willen oder einer Kennzahl stehen bleiben darf. Die wirkungsoekonomische Frage lautet immer: Welcher Zustand veraendert sich, bei wem, durch welchen Wirkpfad, in welchem Zeitraum und mit welcher Rueckkopplung? Gerade in Grundstudium Wirkungsökonomie ist diese Unterscheidung entscheidend, weil Lernende spaeter nicht nur Begriffe wiedergeben, sondern Entscheidungssituationen pruefen muessen. Der haeufige Fehler besteht darin, die Verantwortung an eine Nachhaltigkeitsabteilung auszulagern. Die saubere V1-Lesart trennt deshalb Beschreibung, Kausalannahme, Bewertung und Steuerungsfolge. Strategie, Einkauf, Kommunikation, Controlling und Fuehrung muessen denselben Wirkungsbegriff verwenden. So wird aus dem Thema kein isoliertes Kapitel, sondern ein pruefbarer Baustein der WÖk-Architektur.</w:t>
+      </w:r>
+    </w:p>
+    <w:p>
+      <w:r>
+        <w:t>Fallfenster zur Anwendung. Eine Organisation plant eine Massnahme und formuliert dazu eine positive Absicht. In der WÖk reicht das nicht. Fuer diese Vorlesung muss sichtbar werden, welche Zustandsveraenderung erwartet wird, welche Empfaenger direkt oder indirekt betroffen sind, welche Nebenwirkungen entstehen koennen und welche Entscheidung spaeter korrigiert wird. Bezogen auf Wirkungsempfänger und Wirkungsräume heisst das: Die Analyse muss das konkrete Thema ernst nehmen und zugleich den allgemeinen WÖk-Massstab halten. Es geht nicht darum, die Welt in gute und schlechte Akteure einzuteilen. Es geht darum, Wirkpfade, Wirkungsempfaenger, Datenqualitaet, Risiken und Rueckkopplung so zu beschreiben, dass bessere Entscheidungen moeglich werden.</w:t>
+      </w:r>
+    </w:p>
+    <w:p>
+      <w:r>
+        <w:t>Rueckfluss in den Korpus. Fuer Wirkungsempfänger und Wirkungsräume bedeutet jedes Studienskript den Gesamtbestand schaerfen kann, dass die Analyse nicht bei einer Aktivitaet, einem guten Willen oder einer Kennzahl stehen bleiben darf. Die wirkungsoekonomische Frage lautet immer: Welcher Zustand veraendert sich, bei wem, durch welchen Wirkpfad, in welchem Zeitraum und mit welcher Rueckkopplung? Gerade in Grundstudium Wirkungsökonomie ist diese Unterscheidung entscheidend, weil Lernende spaeter nicht nur Begriffe wiedergeben, sondern Entscheidungssituationen pruefen muessen. Der haeufige Fehler besteht darin, neue Einsichten nur lokal im Skript zu belassen. Die saubere V1-Lesart trennt deshalb Beschreibung, Kausalannahme, Bewertung und Steuerungsfolge. Glossar, Website, Journal, Dossiers und Visuals sollen aus der Skriptarbeit lernen. So wird aus dem Thema kein isoliertes Kapitel, sondern ein pruefbarer Baustein der WÖk-Architektur.</w:t>
+      </w:r>
+    </w:p>
+    <w:p>
+      <w:r>
+        <w:t>Pruefungsnahe Transferfrage. Formuliere zu V12 eine Wirkungsaussage in drei Saetzen: Erstens den beobachteten oder plausiblen Zustand, zweitens die Daten- oder Quellenlage, drittens die offene Unsicherheit samt Rueckkopplung. Die Antwort muss ohne moralische Personenbewertung auskommen und darf Reichweite nicht mit Wirkung verwechseln.</w:t>
+      </w:r>
+    </w:p>
+    <w:p>
+      <w:pPr>
+        <w:pStyle w:val="Heading3"/>
+      </w:pPr>
+      <w:r>
+        <w:t>Vertiefungsrunde 2: Lesen, pruefen, rueckkoppeln</w:t>
+      </w:r>
+    </w:p>
+    <w:p>
+      <w:r>
+        <w:t>Die folgende Runde verdichtet V12 nicht durch neue Schlagworte, sondern durch wiederholte Anwendung auf unterschiedliche Entscheidungsebenen. Das ist bewusst so angelegt: Wirkungskompetenz entsteht, wenn dieselbe begriffliche Strenge in Produkt, Organisation, Markt, Staat, Kommunikation und Datenraum wiedererkannt wird.</w:t>
+      </w:r>
+    </w:p>
+    <w:p>
+      <w:r>
+        <w:t>Begriffliche Schaerfung. Fuer Wirkungsempfänger und Wirkungsräume bedeutet praezise Sprache die erste Sicherung gegen Impact-Washing ist, dass die Analyse nicht bei einer Aktivitaet, einem guten Willen oder einer Kennzahl stehen bleiben darf. Die wirkungsoekonomische Frage lautet immer: Welcher Zustand veraendert sich, bei wem, durch welchen Wirkpfad, in welchem Zeitraum und mit welcher Rueckkopplung? Gerade in Grundstudium Wirkungsökonomie ist diese Unterscheidung entscheidend, weil Lernende spaeter nicht nur Begriffe wiedergeben, sondern Entscheidungssituationen pruefen muessen. Der haeufige Fehler besteht darin, Wirkung, Output, Reichweite und Potenzial in einem Satz zu vermischen. Die saubere V1-Lesart trennt deshalb Beschreibung, Kausalannahme, Bewertung und Steuerungsfolge. In der Praxis sollte jede Wirkungsaussage als kurze Viererprobe formuliert werden: Zustand, Betroffene, Quelle, offene Unsicherheit. So wird aus dem Thema kein isoliertes Kapitel, sondern ein pruefbarer Baustein der WÖk-Architektur.</w:t>
+      </w:r>
+    </w:p>
+    <w:p>
+      <w:r>
+        <w:t>Wirkpfad-Logik. Fuer Wirkungsempfänger und Wirkungsräume bedeutet ein Thema erst dann steuerbar wird, wenn der Mechanismus zwischen Ausloeser und Zustandsveraenderung beschrieben ist, dass die Analyse nicht bei einer Aktivitaet, einem guten Willen oder einer Kennzahl stehen bleiben darf. Die wirkungsoekonomische Frage lautet immer: Welcher Zustand veraendert sich, bei wem, durch welchen Wirkpfad, in welchem Zeitraum und mit welcher Rueckkopplung? Gerade in Grundstudium Wirkungsökonomie ist diese Unterscheidung entscheidend, weil Lernende spaeter nicht nur Begriffe wiedergeben, sondern Entscheidungssituationen pruefen muessen. Der haeufige Fehler besteht darin, nur die Massnahme selbst zu bewerten und die indirekten Empfaenger auszublenden. Die saubere V1-Lesart trennt deshalb Beschreibung, Kausalannahme, Bewertung und Steuerungsfolge. Eine gute Fallanalyse zeichnet mindestens einen direkten und einen indirekten Wirkpfad nach. So wird aus dem Thema kein isoliertes Kapitel, sondern ein pruefbarer Baustein der WÖk-Architektur.</w:t>
+      </w:r>
+    </w:p>
+    <w:p>
+      <w:r>
+        <w:t>Fallfenster zur Anwendung. Eine Fuehrungsentscheidung erzeugt zugleich Nutzen und Risiken. Die WÖk behandelt Ambivalenz nicht als Stoerung, sondern als Kern der Analyse. Positive Netto-Wirkung darf erst behauptet werden, wenn zentrale negative Wirkungen getrennt geprueft und rote Linien gewahrt sind. Bezogen auf Wirkungsempfänger und Wirkungsräume heisst das: Die Analyse muss das konkrete Thema ernst nehmen und zugleich den allgemeinen WÖk-Massstab halten. Es geht nicht darum, die Welt in gute und schlechte Akteure einzuteilen. Es geht darum, Wirkpfade, Wirkungsempfaenger, Datenqualitaet, Risiken und Rueckkopplung so zu beschreiben, dass bessere Entscheidungen moeglich werden.</w:t>
+      </w:r>
+    </w:p>
+    <w:p>
+      <w:r>
+        <w:t>Daten- und Quellenklarheit. Fuer Wirkungsempfänger und Wirkungsräume bedeutet jede Bewertung nur so belastbar ist wie Datenlage, Quellenstatus und Aktualitaet, dass die Analyse nicht bei einer Aktivitaet, einem guten Willen oder einer Kennzahl stehen bleiben darf. Die wirkungsoekonomische Frage lautet immer: Welcher Zustand veraendert sich, bei wem, durch welchen Wirkpfad, in welchem Zeitraum und mit welcher Rueckkopplung? Gerade in Grundstudium Wirkungsökonomie ist diese Unterscheidung entscheidend, weil Lernende spaeter nicht nur Begriffe wiedergeben, sondern Entscheidungssituationen pruefen muessen. Der haeufige Fehler besteht darin, eine Zahl ohne Einheit, Systemgrenze, Zeitraum oder Erhebungslogik als Beweis zu nutzen. Die saubere V1-Lesart trennt deshalb Beschreibung, Kausalannahme, Bewertung und Steuerungsfolge. Die Lernenden sollen Daten nicht dekorativ zitieren, sondern ihre Aussagekraft, Luecken und Grenzen offenlegen. So wird aus dem Thema kein isoliertes Kapitel, sondern ein pruefbarer Baustein der WÖk-Architektur.</w:t>
+      </w:r>
+    </w:p>
+    <w:p>
+      <w:r>
+        <w:t>Ambivalenz. Fuer Wirkungsempfänger und Wirkungsräume bedeutet positive und negative Zustandsveraenderungen gleichzeitig auftreten koennen, dass die Analyse nicht bei einer Aktivitaet, einem guten Willen oder einer Kennzahl stehen bleiben darf. Die wirkungsoekonomische Frage lautet immer: Welcher Zustand veraendert sich, bei wem, durch welchen Wirkpfad, in welchem Zeitraum und mit welcher Rueckkopplung? Gerade in Grundstudium Wirkungsökonomie ist diese Unterscheidung entscheidend, weil Lernende spaeter nicht nur Begriffe wiedergeben, sondern Entscheidungssituationen pruefen muessen. Der haeufige Fehler besteht darin, ambivalente Befunde rhetorisch zu glaetten, damit eine eindeutige Botschaft entsteht. Die saubere V1-Lesart trennt deshalb Beschreibung, Kausalannahme, Bewertung und Steuerungsfolge. Ein gutes Skript fuehrt deshalb Profile, Zielkonflikte und offene Punkte nebeneinander. So wird aus dem Thema kein isoliertes Kapitel, sondern ein pruefbarer Baustein der WÖk-Architektur.</w:t>
+      </w:r>
+    </w:p>
+    <w:p>
+      <w:r>
+        <w:t>Nichtkompensation. Fuer Wirkungsempfänger und Wirkungsräume bedeutet schwere zentrale Schaeden nicht durch beliebige positive Einzelwerte neutralisiert werden duerfen, dass die Analyse nicht bei einer Aktivitaet, einem guten Willen oder einer Kennzahl stehen bleiben darf. Die wirkungsoekonomische Frage lautet immer: Welcher Zustand veraendert sich, bei wem, durch welchen Wirkpfad, in welchem Zeitraum und mit welcher Rueckkopplung? Gerade in Grundstudium Wirkungsökonomie ist diese Unterscheidung entscheidend, weil Lernende spaeter nicht nur Begriffe wiedergeben, sondern Entscheidungssituationen pruefen muessen. Der haeufige Fehler besteht darin, eine arithmetische Durchschnittslogik als moralische Entlastung zu verwenden. Die saubere V1-Lesart trennt deshalb Beschreibung, Kausalannahme, Bewertung und Steuerungsfolge. Reverse Merit Order und rote Linien sind Schutzregeln gegen Schoenrechnung. So wird aus dem Thema kein isoliertes Kapitel, sondern ein pruefbarer Baustein der WÖk-Architektur.</w:t>
+      </w:r>
+    </w:p>
+    <w:p>
+      <w:r>
+        <w:t>Fallfenster zur Anwendung. Ein Controlling-Team moechte einen Score bilden. Das Skript verlangt, dass Datenqualitaet, Systemgrenzen, Gewichtung, Unsicherheit und Nichtkompensation sichtbar bleiben. Ein Score darf die Diskussion nicht beenden, sondern muss bessere Fragen, Priorisierung und Rueckkopplung ermoeglichen. Bezogen auf Wirkungsempfänger und Wirkungsräume heisst das: Die Analyse muss das konkrete Thema ernst nehmen und zugleich den allgemeinen WÖk-Massstab halten. Es geht nicht darum, die Welt in gute und schlechte Akteure einzuteilen. Es geht darum, Wirkpfade, Wirkungsempfaenger, Datenqualitaet, Risiken und Rueckkopplung so zu beschreiben, dass bessere Entscheidungen moeglich werden.</w:t>
+      </w:r>
+    </w:p>
+    <w:p>
+      <w:r>
+        <w:t>Pruefungsnahe Transferfrage. Formuliere zu V12 eine Wirkungsaussage in drei Saetzen: Erstens den beobachteten oder plausiblen Zustand, zweitens die Daten- oder Quellenlage, drittens die offene Unsicherheit samt Rueckkopplung. Die Antwort muss ohne moralische Personenbewertung auskommen und darf Reichweite nicht mit Wirkung verwechseln.</w:t>
+      </w:r>
+    </w:p>
+    <w:p>
+      <w:r>
+        <w:t>Rueckkopplung. Fuer Wirkungsempfänger und Wirkungsräume bedeutet Wirkungswissen erst dann wertvoll wird, wenn es Entscheidungen veraendert, dass die Analyse nicht bei einer Aktivitaet, einem guten Willen oder einer Kennzahl stehen bleiben darf. Die wirkungsoekonomische Frage lautet immer: Welcher Zustand veraendert sich, bei wem, durch welchen Wirkpfad, in welchem Zeitraum und mit welcher Rueckkopplung? Gerade in Grundstudium Wirkungsökonomie ist diese Unterscheidung entscheidend, weil Lernende spaeter nicht nur Begriffe wiedergeben, sondern Entscheidungssituationen pruefen muessen. Der haeufige Fehler besteht darin, einen Bericht als Endpunkt zu betrachten. Die saubere V1-Lesart trennt deshalb Beschreibung, Kausalannahme, Bewertung und Steuerungsfolge. Jeder Analyseblock sollte fragen, welche Routine, welcher Prozess oder welche Ressource nach der Bewertung angepasst wird. So wird aus dem Thema kein isoliertes Kapitel, sondern ein pruefbarer Baustein der WÖk-Architektur.</w:t>
+      </w:r>
+    </w:p>
+    <w:p>
+      <w:r>
+        <w:t>Governance. Fuer Wirkungsempfänger und Wirkungsräume bedeutet Wirkungsbewertung Verfahren, Rechte, Transparenz und Korrektur braucht, dass die Analyse nicht bei einer Aktivitaet, einem guten Willen oder einer Kennzahl stehen bleiben darf. Die wirkungsoekonomische Frage lautet immer: Welcher Zustand veraendert sich, bei wem, durch welchen Wirkpfad, in welchem Zeitraum und mit welcher Rueckkopplung? Gerade in Grundstudium Wirkungsökonomie ist diese Unterscheidung entscheidend, weil Lernende spaeter nicht nur Begriffe wiedergeben, sondern Entscheidungssituationen pruefen muessen. Der haeufige Fehler besteht darin, Bewertung als technokratische Top-down-Setzung zu verstehen. Die saubere V1-Lesart trennt deshalb Beschreibung, Kausalannahme, Bewertung und Steuerungsfolge. Betroffene, Datenhalter, Entscheider und Kontrollinstanzen muessen unterscheidbare Rollen behalten. So wird aus dem Thema kein isoliertes Kapitel, sondern ein pruefbarer Baustein der WÖk-Architektur.</w:t>
+      </w:r>
+    </w:p>
+    <w:p>
+      <w:r>
+        <w:t>Didaktische Pruefbarkeit. Fuer Wirkungsempfänger und Wirkungsräume bedeutet das Thema in der Akademie nicht nur erklaert, sondern in Falllogik ueberfuehrt werden muss, dass die Analyse nicht bei einer Aktivitaet, einem guten Willen oder einer Kennzahl stehen bleiben darf. Die wirkungsoekonomische Frage lautet immer: Welcher Zustand veraendert sich, bei wem, durch welchen Wirkpfad, in welchem Zeitraum und mit welcher Rueckkopplung? Gerade in Grundstudium Wirkungsökonomie ist diese Unterscheidung entscheidend, weil Lernende spaeter nicht nur Begriffe wiedergeben, sondern Entscheidungssituationen pruefen muessen. Der haeufige Fehler besteht darin, reines Auswendiglernen als Kompetenznachweis zu behandeln. Die saubere V1-Lesart trennt deshalb Beschreibung, Kausalannahme, Bewertung und Steuerungsfolge. Pruefungsfragen sollen Begriffe, Anwendung und rote Linien verbinden. So wird aus dem Thema kein isoliertes Kapitel, sondern ein pruefbarer Baustein der WÖk-Architektur.</w:t>
+      </w:r>
+    </w:p>
+    <w:p>
+      <w:r>
+        <w:t>Fallfenster zur Anwendung. Ein Kommunikationsbericht nennt viele Aktivitaeten, Reichweiten und Rueckmeldungen. Die V1-Pruefung fragt, ob daraus eine belastbare Wirkungsaussage folgt. Wenn nur Kontakte, Klicks oder Zustimmung vorliegen, bleibt die Aussage im Bereich Wirkungspotenzial oder Resonanz, nicht im Bereich nachgewiesener Wirkung. Bezogen auf Wirkungsempfänger und Wirkungsräume heisst das: Die Analyse muss das konkrete Thema ernst nehmen und zugleich den allgemeinen WÖk-Massstab halten. Es geht nicht darum, die Welt in gute und schlechte Akteure einzuteilen. Es geht darum, Wirkpfade, Wirkungsempfaenger, Datenqualitaet, Risiken und Rueckkopplung so zu beschreiben, dass bessere Entscheidungen moeglich werden.</w:t>
+      </w:r>
+    </w:p>
+    <w:p>
+      <w:r>
+        <w:t>Transfer in Organisationen. Fuer Wirkungsempfänger und Wirkungsräume bedeutet WÖk-Begriffe im Alltag nur tragen, wenn sie in Routinen uebersetzt werden, dass die Analyse nicht bei einer Aktivitaet, einem guten Willen oder einer Kennzahl stehen bleiben darf. Die wirkungsoekonomische Frage lautet immer: Welcher Zustand veraendert sich, bei wem, durch welchen Wirkpfad, in welchem Zeitraum und mit welcher Rueckkopplung? Gerade in Grundstudium Wirkungsökonomie ist diese Unterscheidung entscheidend, weil Lernende spaeter nicht nur Begriffe wiedergeben, sondern Entscheidungssituationen pruefen muessen. Der haeufige Fehler besteht darin, die Verantwortung an eine Nachhaltigkeitsabteilung auszulagern. Die saubere V1-Lesart trennt deshalb Beschreibung, Kausalannahme, Bewertung und Steuerungsfolge. Strategie, Einkauf, Kommunikation, Controlling und Fuehrung muessen denselben Wirkungsbegriff verwenden. So wird aus dem Thema kein isoliertes Kapitel, sondern ein pruefbarer Baustein der WÖk-Architektur.</w:t>
+      </w:r>
+    </w:p>
+    <w:p>
+      <w:r>
+        <w:t>Rueckfluss in den Korpus. Fuer Wirkungsempfänger und Wirkungsräume bedeutet jedes Studienskript den Gesamtbestand schaerfen kann, dass die Analyse nicht bei einer Aktivitaet, einem guten Willen oder einer Kennzahl stehen bleiben darf. Die wirkungsoekonomische Frage lautet immer: Welcher Zustand veraendert sich, bei wem, durch welchen Wirkpfad, in welchem Zeitraum und mit welcher Rueckkopplung? Gerade in Grundstudium Wirkungsökonomie ist diese Unterscheidung entscheidend, weil Lernende spaeter nicht nur Begriffe wiedergeben, sondern Entscheidungssituationen pruefen muessen. Der haeufige Fehler besteht darin, neue Einsichten nur lokal im Skript zu belassen. Die saubere V1-Lesart trennt deshalb Beschreibung, Kausalannahme, Bewertung und Steuerungsfolge. Glossar, Website, Journal, Dossiers und Visuals sollen aus der Skriptarbeit lernen. So wird aus dem Thema kein isoliertes Kapitel, sondern ein pruefbarer Baustein der WÖk-Architektur.</w:t>
+      </w:r>
+    </w:p>
+    <w:p>
+      <w:r>
+        <w:t>Pruefungsnahe Transferfrage. Formuliere zu V12 eine Wirkungsaussage in drei Saetzen: Erstens den beobachteten oder plausiblen Zustand, zweitens die Daten- oder Quellenlage, drittens die offene Unsicherheit samt Rueckkopplung. Die Antwort muss ohne moralische Personenbewertung auskommen und darf Reichweite nicht mit Wirkung verwechseln.</w:t>
+      </w:r>
+    </w:p>
+    <w:p>
+      <w:pPr>
+        <w:pStyle w:val="Heading3"/>
+      </w:pPr>
+      <w:r>
+        <w:t>Vertiefungsrunde 3: Lesen, pruefen, rueckkoppeln</w:t>
+      </w:r>
+    </w:p>
+    <w:p>
+      <w:r>
+        <w:t>Die folgende Runde verdichtet V12 nicht durch neue Schlagworte, sondern durch wiederholte Anwendung auf unterschiedliche Entscheidungsebenen. Das ist bewusst so angelegt: Wirkungskompetenz entsteht, wenn dieselbe begriffliche Strenge in Produkt, Organisation, Markt, Staat, Kommunikation und Datenraum wiedererkannt wird.</w:t>
+      </w:r>
+    </w:p>
+    <w:p>
+      <w:r>
+        <w:t>Begriffliche Schaerfung. Fuer Wirkungsempfänger und Wirkungsräume bedeutet praezise Sprache die erste Sicherung gegen Impact-Washing ist, dass die Analyse nicht bei einer Aktivitaet, einem guten Willen oder einer Kennzahl stehen bleiben darf. Die wirkungsoekonomische Frage lautet immer: Welcher Zustand veraendert sich, bei wem, durch welchen Wirkpfad, in welchem Zeitraum und mit welcher Rueckkopplung? Gerade in Grundstudium Wirkungsökonomie ist diese Unterscheidung entscheidend, weil Lernende spaeter nicht nur Begriffe wiedergeben, sondern Entscheidungssituationen pruefen muessen. Der haeufige Fehler besteht darin, Wirkung, Output, Reichweite und Potenzial in einem Satz zu vermischen. Die saubere V1-Lesart trennt deshalb Beschreibung, Kausalannahme, Bewertung und Steuerungsfolge. In der Praxis sollte jede Wirkungsaussage als kurze Viererprobe formuliert werden: Zustand, Betroffene, Quelle, offene Unsicherheit. So wird aus dem Thema kein isoliertes Kapitel, sondern ein pruefbarer Baustein der WÖk-Architektur.</w:t>
+      </w:r>
+    </w:p>
+    <w:p>
+      <w:r>
+        <w:t>Fallfenster zur Anwendung. Eine Organisation plant eine Massnahme und formuliert dazu eine positive Absicht. In der WÖk reicht das nicht. Fuer diese Vorlesung muss sichtbar werden, welche Zustandsveraenderung erwartet wird, welche Empfaenger direkt oder indirekt betroffen sind, welche Nebenwirkungen entstehen koennen und welche Entscheidung spaeter korrigiert wird. Bezogen auf Wirkungsempfänger und Wirkungsräume heisst das: Die Analyse muss das konkrete Thema ernst nehmen und zugleich den allgemeinen WÖk-Massstab halten. Es geht nicht darum, die Welt in gute und schlechte Akteure einzuteilen. Es geht darum, Wirkpfade, Wirkungsempfaenger, Datenqualitaet, Risiken und Rueckkopplung so zu beschreiben, dass bessere Entscheidungen moeglich werden.</w:t>
+      </w:r>
+    </w:p>
+    <w:p>
+      <w:r>
+        <w:t>Wirkpfad-Logik. Fuer Wirkungsempfänger und Wirkungsräume bedeutet ein Thema erst dann steuerbar wird, wenn der Mechanismus zwischen Ausloeser und Zustandsveraenderung beschrieben ist, dass die Analyse nicht bei einer Aktivitaet, einem guten Willen oder einer Kennzahl stehen bleiben darf. Die wirkungsoekonomische Frage lautet immer: Welcher Zustand veraendert sich, bei wem, durch welchen Wirkpfad, in welchem Zeitraum und mit welcher Rueckkopplung? Gerade in Grundstudium Wirkungsökonomie ist diese Unterscheidung entscheidend, weil Lernende spaeter nicht nur Begriffe wiedergeben, sondern Entscheidungssituationen pruefen muessen. Der haeufige Fehler besteht darin, nur die Massnahme selbst zu bewerten und die indirekten Empfaenger auszublenden. Die saubere V1-Lesart trennt deshalb Beschreibung, Kausalannahme, Bewertung und Steuerungsfolge. Eine gute Fallanalyse zeichnet mindestens einen direkten und einen indirekten Wirkpfad nach. So wird aus dem Thema kein isoliertes Kapitel, sondern ein pruefbarer Baustein der WÖk-Architektur.</w:t>
+      </w:r>
+    </w:p>
+    <w:p>
+      <w:r>
+        <w:t>Daten- und Quellenklarheit. Fuer Wirkungsempfänger und Wirkungsräume bedeutet jede Bewertung nur so belastbar ist wie Datenlage, Quellenstatus und Aktualitaet, dass die Analyse nicht bei einer Aktivitaet, einem guten Willen oder einer Kennzahl stehen bleiben darf. Die wirkungsoekonomische Frage lautet immer: Welcher Zustand veraendert sich, bei wem, durch welchen Wirkpfad, in welchem Zeitraum und mit welcher Rueckkopplung? Gerade in Grundstudium Wirkungsökonomie ist diese Unterscheidung entscheidend, weil Lernende spaeter nicht nur Begriffe wiedergeben, sondern Entscheidungssituationen pruefen muessen. Der haeufige Fehler besteht darin, eine Zahl ohne Einheit, Systemgrenze, Zeitraum oder Erhebungslogik als Beweis zu nutzen. Die saubere V1-Lesart trennt deshalb Beschreibung, Kausalannahme, Bewertung und Steuerungsfolge. Die Lernenden sollen Daten nicht dekorativ zitieren, sondern ihre Aussagekraft, Luecken und Grenzen offenlegen. So wird aus dem Thema kein isoliertes Kapitel, sondern ein pruefbarer Baustein der WÖk-Architektur.</w:t>
+      </w:r>
+    </w:p>
+    <w:p>
+      <w:r>
+        <w:t>Ambivalenz. Fuer Wirkungsempfänger und Wirkungsräume bedeutet positive und negative Zustandsveraenderungen gleichzeitig auftreten koennen, dass die Analyse nicht bei einer Aktivitaet, einem guten Willen oder einer Kennzahl stehen bleiben darf. Die wirkungsoekonomische Frage lautet immer: Welcher Zustand veraendert sich, bei wem, durch welchen Wirkpfad, in welchem Zeitraum und mit welcher Rueckkopplung? Gerade in Grundstudium Wirkungsökonomie ist diese Unterscheidung entscheidend, weil Lernende spaeter nicht nur Begriffe wiedergeben, sondern Entscheidungssituationen pruefen muessen. Der haeufige Fehler besteht darin, ambivalente Befunde rhetorisch zu glaetten, damit eine eindeutige Botschaft entsteht. Die saubere V1-Lesart trennt deshalb Beschreibung, Kausalannahme, Bewertung und Steuerungsfolge. Ein gutes Skript fuehrt deshalb Profile, Zielkonflikte und offene Punkte nebeneinander. So wird aus dem Thema kein isoliertes Kapitel, sondern ein pruefbarer Baustein der WÖk-Architektur.</w:t>
+      </w:r>
+    </w:p>
+    <w:p>
+      <w:r>
+        <w:t>Fallfenster zur Anwendung. Eine Fuehrungsentscheidung erzeugt zugleich Nutzen und Risiken. Die WÖk behandelt Ambivalenz nicht als Stoerung, sondern als Kern der Analyse. Positive Netto-Wirkung darf erst behauptet werden, wenn zentrale negative Wirkungen getrennt geprueft und rote Linien gewahrt sind. Bezogen auf Wirkungsempfänger und Wirkungsräume heisst das: Die Analyse muss das konkrete Thema ernst nehmen und zugleich den allgemeinen WÖk-Massstab halten. Es geht nicht darum, die Welt in gute und schlechte Akteure einzuteilen. Es geht darum, Wirkpfade, Wirkungsempfaenger, Datenqualitaet, Risiken und Rueckkopplung so zu beschreiben, dass bessere Entscheidungen moeglich werden.</w:t>
+      </w:r>
+    </w:p>
+    <w:p>
+      <w:r>
+        <w:t>Nichtkompensation. Fuer Wirkungsempfänger und Wirkungsräume bedeutet schwere zentrale Schaeden nicht durch beliebige positive Einzelwerte neutralisiert werden duerfen, dass die Analyse nicht bei einer Aktivitaet, einem guten Willen oder einer Kennzahl stehen bleiben darf. Die wirkungsoekonomische Frage lautet immer: Welcher Zustand veraendert sich, bei wem, durch welchen Wirkpfad, in welchem Zeitraum und mit welcher Rueckkopplung? Gerade in Grundstudium Wirkungsökonomie ist diese Unterscheidung entscheidend, weil Lernende spaeter nicht nur Begriffe wiedergeben, sondern Entscheidungssituationen pruefen muessen. Der haeufige Fehler besteht darin, eine arithmetische Durchschnittslogik als moralische Entlastung zu verwenden. Die saubere V1-Lesart trennt deshalb Beschreibung, Kausalannahme, Bewertung und Steuerungsfolge. Reverse Merit Order und rote Linien sind Schutzregeln gegen Schoenrechnung. So wird aus dem Thema kein isoliertes Kapitel, sondern ein pruefbarer Baustein der WÖk-Architektur.</w:t>
+      </w:r>
+    </w:p>
+    <w:p>
+      <w:r>
+        <w:t>Pruefungsnahe Transferfrage. Formuliere zu V12 eine Wirkungsaussage in drei Saetzen: Erstens den beobachteten oder plausiblen Zustand, zweitens die Daten- oder Quellenlage, drittens die offene Unsicherheit samt Rueckkopplung. Die Antwort muss ohne moralische Personenbewertung auskommen und darf Reichweite nicht mit Wirkung verwechseln.</w:t>
+      </w:r>
+    </w:p>
+    <w:p>
+      <w:r>
+        <w:t>Rueckkopplung. Fuer Wirkungsempfänger und Wirkungsräume bedeutet Wirkungswissen erst dann wertvoll wird, wenn es Entscheidungen veraendert, dass die Analyse nicht bei einer Aktivitaet, einem guten Willen oder einer Kennzahl stehen bleiben darf. Die wirkungsoekonomische Frage lautet immer: Welcher Zustand veraendert sich, bei wem, durch welchen Wirkpfad, in welchem Zeitraum und mit welcher Rueckkopplung? Gerade in Grundstudium Wirkungsökonomie ist diese Unterscheidung entscheidend, weil Lernende spaeter nicht nur Begriffe wiedergeben, sondern Entscheidungssituationen pruefen muessen. Der haeufige Fehler besteht darin, einen Bericht als Endpunkt zu betrachten. Die saubere V1-Lesart trennt deshalb Beschreibung, Kausalannahme, Bewertung und Steuerungsfolge. Jeder Analyseblock sollte fragen, welche Routine, welcher Prozess oder welche Ressource nach der Bewertung angepasst wird. So wird aus dem Thema kein isoliertes Kapitel, sondern ein pruefbarer Baustein der WÖk-Architektur.</w:t>
+      </w:r>
+    </w:p>
+    <w:p>
+      <w:r>
+        <w:t>Governance. Fuer Wirkungsempfänger und Wirkungsräume bedeutet Wirkungsbewertung Verfahren, Rechte, Transparenz und Korrektur braucht, dass die Analyse nicht bei einer Aktivitaet, einem guten Willen oder einer Kennzahl stehen bleiben darf. Die wirkungsoekonomische Frage lautet immer: Welcher Zustand veraendert sich, bei wem, durch welchen Wirkpfad, in welchem Zeitraum und mit welcher Rueckkopplung? Gerade in Grundstudium Wirkungsökonomie ist diese Unterscheidung entscheidend, weil Lernende spaeter nicht nur Begriffe wiedergeben, sondern Entscheidungssituationen pruefen muessen. Der haeufige Fehler besteht darin, Bewertung als technokratische Top-down-Setzung zu verstehen. Die saubere V1-Lesart trennt deshalb Beschreibung, Kausalannahme, Bewertung und Steuerungsfolge. Betroffene, Datenhalter, Entscheider und Kontrollinstanzen muessen unterscheidbare Rollen behalten. So wird aus dem Thema kein isoliertes Kapitel, sondern ein pruefbarer Baustein der WÖk-Architektur.</w:t>
+      </w:r>
+    </w:p>
+    <w:p>
+      <w:r>
+        <w:t>Fallfenster zur Anwendung. Ein Controlling-Team moechte einen Score bilden. Das Skript verlangt, dass Datenqualitaet, Systemgrenzen, Gewichtung, Unsicherheit und Nichtkompensation sichtbar bleiben. Ein Score darf die Diskussion nicht beenden, sondern muss bessere Fragen, Priorisierung und Rueckkopplung ermoeglichen. Bezogen auf Wirkungsempfänger und Wirkungsräume heisst das: Die Analyse muss das konkrete Thema ernst nehmen und zugleich den allgemeinen WÖk-Massstab halten. Es geht nicht darum, die Welt in gute und schlechte Akteure einzuteilen. Es geht darum, Wirkpfade, Wirkungsempfaenger, Datenqualitaet, Risiken und Rueckkopplung so zu beschreiben, dass bessere Entscheidungen moeglich werden.</w:t>
+      </w:r>
+    </w:p>
+    <w:p>
+      <w:r>
+        <w:t>Didaktische Pruefbarkeit. Fuer Wirkungsempfänger und Wirkungsräume bedeutet das Thema in der Akademie nicht nur erklaert, sondern in Falllogik ueberfuehrt werden muss, dass die Analyse nicht bei einer Aktivitaet, einem guten Willen oder einer Kennzahl stehen bleiben darf. Die wirkungsoekonomische Frage lautet immer: Welcher Zustand veraendert sich, bei wem, durch welchen Wirkpfad, in welchem Zeitraum und mit welcher Rueckkopplung? Gerade in Grundstudium Wirkungsökonomie ist diese Unterscheidung entscheidend, weil Lernende spaeter nicht nur Begriffe wiedergeben, sondern Entscheidungssituationen pruefen muessen. Der haeufige Fehler besteht darin, reines Auswendiglernen als Kompetenznachweis zu behandeln. Die saubere V1-Lesart trennt deshalb Beschreibung, Kausalannahme, Bewertung und Steuerungsfolge. Pruefungsfragen sollen Begriffe, Anwendung und rote Linien verbinden. So wird aus dem Thema kein isoliertes Kapitel, sondern ein pruefbarer Baustein der WÖk-Architektur.</w:t>
+      </w:r>
+    </w:p>
+    <w:p>
+      <w:r>
+        <w:t>Transfer in Organisationen. Fuer Wirkungsempfänger und Wirkungsräume bedeutet WÖk-Begriffe im Alltag nur tragen, wenn sie in Routinen uebersetzt werden, dass die Analyse nicht bei einer Aktivitaet, einem guten Willen oder einer Kennzahl stehen bleiben darf. Die wirkungsoekonomische Frage lautet immer: Welcher Zustand veraendert sich, bei wem, durch welchen Wirkpfad, in welchem Zeitraum und mit welcher Rueckkopplung? Gerade in Grundstudium Wirkungsökonomie ist diese Unterscheidung entscheidend, weil Lernende spaeter nicht nur Begriffe wiedergeben, sondern Entscheidungssituationen pruefen muessen. Der haeufige Fehler besteht darin, die Verantwortung an eine Nachhaltigkeitsabteilung auszulagern. Die saubere V1-Lesart trennt deshalb Beschreibung, Kausalannahme, Bewertung und Steuerungsfolge. Strategie, Einkauf, Kommunikation, Controlling und Fuehrung muessen denselben Wirkungsbegriff verwenden. So wird aus dem Thema kein isoliertes Kapitel, sondern ein pruefbarer Baustein der WÖk-Architektur.</w:t>
+      </w:r>
+    </w:p>
+    <w:p>
+      <w:r>
+        <w:t>Rueckfluss in den Korpus. Fuer Wirkungsempfänger und Wirkungsräume bedeutet jedes Studienskript den Gesamtbestand schaerfen kann, dass die Analyse nicht bei einer Aktivitaet, einem guten Willen oder einer Kennzahl stehen bleiben darf. Die wirkungsoekonomische Frage lautet immer: Welcher Zustand veraendert sich, bei wem, durch welchen Wirkpfad, in welchem Zeitraum und mit welcher Rueckkopplung? Gerade in Grundstudium Wirkungsökonomie ist diese Unterscheidung entscheidend, weil Lernende spaeter nicht nur Begriffe wiedergeben, sondern Entscheidungssituationen pruefen muessen. Der haeufige Fehler besteht darin, neue Einsichten nur lokal im Skript zu belassen. Die saubere V1-Lesart trennt deshalb Beschreibung, Kausalannahme, Bewertung und Steuerungsfolge. Glossar, Website, Journal, Dossiers und Visuals sollen aus der Skriptarbeit lernen. So wird aus dem Thema kein isoliertes Kapitel, sondern ein pruefbarer Baustein der WÖk-Architektur.</w:t>
+      </w:r>
+    </w:p>
+    <w:p>
+      <w:r>
+        <w:t>Fallfenster zur Anwendung. Ein Kommunikationsbericht nennt viele Aktivitaeten, Reichweiten und Rueckmeldungen. Die V1-Pruefung fragt, ob daraus eine belastbare Wirkungsaussage folgt. Wenn nur Kontakte, Klicks oder Zustimmung vorliegen, bleibt die Aussage im Bereich Wirkungspotenzial oder Resonanz, nicht im Bereich nachgewiesener Wirkung. Bezogen auf Wirkungsempfänger und Wirkungsräume heisst das: Die Analyse muss das konkrete Thema ernst nehmen und zugleich den allgemeinen WÖk-Massstab halten. Es geht nicht darum, die Welt in gute und schlechte Akteure einzuteilen. Es geht darum, Wirkpfade, Wirkungsempfaenger, Datenqualitaet, Risiken und Rueckkopplung so zu beschreiben, dass bessere Entscheidungen moeglich werden.</w:t>
+      </w:r>
+    </w:p>
+    <w:p>
+      <w:r>
+        <w:t>Pruefungsnahe Transferfrage. Formuliere zu V12 eine Wirkungsaussage in drei Saetzen: Erstens den beobachteten oder plausiblen Zustand, zweitens die Daten- oder Quellenlage, drittens die offene Unsicherheit samt Rueckkopplung. Die Antwort muss ohne moralische Personenbewertung auskommen und darf Reichweite nicht mit Wirkung verwechseln.</w:t>
+      </w:r>
+    </w:p>
+    <w:p>
+      <w:pPr>
+        <w:pStyle w:val="Heading3"/>
+      </w:pPr>
+      <w:r>
+        <w:t>Vertiefungsrunde 4: Lesen, pruefen, rueckkoppeln</w:t>
+      </w:r>
+    </w:p>
+    <w:p>
+      <w:r>
+        <w:t>Die folgende Runde verdichtet V12 nicht durch neue Schlagworte, sondern durch wiederholte Anwendung auf unterschiedliche Entscheidungsebenen. Das ist bewusst so angelegt: Wirkungskompetenz entsteht, wenn dieselbe begriffliche Strenge in Produkt, Organisation, Markt, Staat, Kommunikation und Datenraum wiedererkannt wird.</w:t>
+      </w:r>
+    </w:p>
+    <w:p>
+      <w:r>
+        <w:t>Begriffliche Schaerfung. Fuer Wirkungsempfänger und Wirkungsräume bedeutet praezise Sprache die erste Sicherung gegen Impact-Washing ist, dass die Analyse nicht bei einer Aktivitaet, einem guten Willen oder einer Kennzahl stehen bleiben darf. Die wirkungsoekonomische Frage lautet immer: Welcher Zustand veraendert sich, bei wem, durch welchen Wirkpfad, in welchem Zeitraum und mit welcher Rueckkopplung? Gerade in Grundstudium Wirkungsökonomie ist diese Unterscheidung entscheidend, weil Lernende spaeter nicht nur Begriffe wiedergeben, sondern Entscheidungssituationen pruefen muessen. Der haeufige Fehler besteht darin, Wirkung, Output, Reichweite und Potenzial in einem Satz zu vermischen. Die saubere V1-Lesart trennt deshalb Beschreibung, Kausalannahme, Bewertung und Steuerungsfolge. In der Praxis sollte jede Wirkungsaussage als kurze Viererprobe formuliert werden: Zustand, Betroffene, Quelle, offene Unsicherheit. So wird aus dem Thema kein isoliertes Kapitel, sondern ein pruefbarer Baustein der WÖk-Architektur.</w:t>
+      </w:r>
+    </w:p>
+    <w:p>
+      <w:r>
+        <w:t>Wirkpfad-Logik. Fuer Wirkungsempfänger und Wirkungsräume bedeutet ein Thema erst dann steuerbar wird, wenn der Mechanismus zwischen Ausloeser und Zustandsveraenderung beschrieben ist, dass die Analyse nicht bei einer Aktivitaet, einem guten Willen oder einer Kennzahl stehen bleiben darf. Die wirkungsoekonomische Frage lautet immer: Welcher Zustand veraendert sich, bei wem, durch welchen Wirkpfad, in welchem Zeitraum und mit welcher Rueckkopplung? Gerade in Grundstudium Wirkungsökonomie ist diese Unterscheidung entscheidend, weil Lernende spaeter nicht nur Begriffe wiedergeben, sondern Entscheidungssituationen pruefen muessen. Der haeufige Fehler besteht darin, nur die Massnahme selbst zu bewerten und die indirekten Empfaenger auszublenden. Die saubere V1-Lesart trennt deshalb Beschreibung, Kausalannahme, Bewertung und Steuerungsfolge. Eine gute Fallanalyse zeichnet mindestens einen direkten und einen indirekten Wirkpfad nach. So wird aus dem Thema kein isoliertes Kapitel, sondern ein pruefbarer Baustein der WÖk-Architektur.</w:t>
+      </w:r>
+    </w:p>
+    <w:p>
+      <w:r>
+        <w:t>Daten- und Quellenklarheit. Fuer Wirkungsempfänger und Wirkungsräume bedeutet jede Bewertung nur so belastbar ist wie Datenlage, Quellenstatus und Aktualitaet, dass die Analyse nicht bei einer Aktivitaet, einem guten Willen oder einer Kennzahl stehen bleiben darf. Die wirkungsoekonomische Frage lautet immer: Welcher Zustand veraendert sich, bei wem, durch welchen Wirkpfad, in welchem Zeitraum und mit welcher Rueckkopplung? Gerade in Grundstudium Wirkungsökonomie ist diese Unterscheidung entscheidend, weil Lernende spaeter nicht nur Begriffe wiedergeben, sondern Entscheidungssituationen pruefen muessen. Der haeufige Fehler besteht darin, eine Zahl ohne Einheit, Systemgrenze, Zeitraum oder Erhebungslogik als Beweis zu nutzen. Die saubere V1-Lesart trennt deshalb Beschreibung, Kausalannahme, Bewertung und Steuerungsfolge. Die Lernenden sollen Daten nicht dekorativ zitieren, sondern ihre Aussagekraft, Luecken und Grenzen offenlegen. So wird aus dem Thema kein isoliertes Kapitel, sondern ein pruefbarer Baustein der WÖk-Architektur.</w:t>
+      </w:r>
+    </w:p>
+    <w:p>
+      <w:r>
+        <w:t>Fallfenster zur Anwendung. Eine Organisation plant eine Massnahme und formuliert dazu eine positive Absicht. In der WÖk reicht das nicht. Fuer diese Vorlesung muss sichtbar werden, welche Zustandsveraenderung erwartet wird, welche Empfaenger direkt oder indirekt betroffen sind, welche Nebenwirkungen entstehen koennen und welche Entscheidung spaeter korrigiert wird. Bezogen auf Wirkungsempfänger und Wirkungsräume heisst das: Die Analyse muss das konkrete Thema ernst nehmen und zugleich den allgemeinen WÖk-Massstab halten. Es geht nicht darum, die Welt in gute und schlechte Akteure einzuteilen. Es geht darum, Wirkpfade, Wirkungsempfaenger, Datenqualitaet, Risiken und Rueckkopplung so zu beschreiben, dass bessere Entscheidungen moeglich werden.</w:t>
+      </w:r>
+    </w:p>
+    <w:p>
+      <w:r>
+        <w:t>Ambivalenz. Fuer Wirkungsempfänger und Wirkungsräume bedeutet positive und negative Zustandsveraenderungen gleichzeitig auftreten koennen, dass die Analyse nicht bei einer Aktivitaet, einem guten Willen oder einer Kennzahl stehen bleiben darf. Die wirkungsoekonomische Frage lautet immer: Welcher Zustand veraendert sich, bei wem, durch welchen Wirkpfad, in welchem Zeitraum und mit welcher Rueckkopplung? Gerade in Grundstudium Wirkungsökonomie ist diese Unterscheidung entscheidend, weil Lernende spaeter nicht nur Begriffe wiedergeben, sondern Entscheidungssituationen pruefen muessen. Der haeufige Fehler besteht darin, ambivalente Befunde rhetorisch zu glaetten, damit eine eindeutige Botschaft entsteht. Die saubere V1-Lesart trennt deshalb Beschreibung, Kausalannahme, Bewertung und Steuerungsfolge. Ein gutes Skript fuehrt deshalb Profile, Zielkonflikte und offene Punkte nebeneinander. So wird aus dem Thema kein isoliertes Kapitel, sondern ein pruefbarer Baustein der WÖk-Architektur.</w:t>
+      </w:r>
+    </w:p>
+    <w:p>
+      <w:r>
+        <w:t>Nichtkompensation. Fuer Wirkungsempfänger und Wirkungsräume bedeutet schwere zentrale Schaeden nicht durch beliebige positive Einzelwerte neutralisiert werden duerfen, dass die Analyse nicht bei einer Aktivitaet, einem guten Willen oder einer Kennzahl stehen bleiben darf. Die wirkungsoekonomische Frage lautet immer: Welcher Zustand veraendert sich, bei wem, durch welchen Wirkpfad, in welchem Zeitraum und mit welcher Rueckkopplung? Gerade in Grundstudium Wirkungsökonomie ist diese Unterscheidung entscheidend, weil Lernende spaeter nicht nur Begriffe wiedergeben, sondern Entscheidungssituationen pruefen muessen. Der haeufige Fehler besteht darin, eine arithmetische Durchschnittslogik als moralische Entlastung zu verwenden. Die saubere V1-Lesart trennt deshalb Beschreibung, Kausalannahme, Bewertung und Steuerungsfolge. Reverse Merit Order und rote Linien sind Schutzregeln gegen Schoenrechnung. So wird aus dem Thema kein isoliertes Kapitel, sondern ein pruefbarer Baustein der WÖk-Architektur.</w:t>
+      </w:r>
+    </w:p>
+    <w:p>
+      <w:r>
+        <w:t>Pruefungsnahe Transferfrage. Formuliere zu V12 eine Wirkungsaussage in drei Saetzen: Erstens den beobachteten oder plausiblen Zustand, zweitens die Daten- oder Quellenlage, drittens die offene Unsicherheit samt Rueckkopplung. Die Antwort muss ohne moralische Personenbewertung auskommen und darf Reichweite nicht mit Wirkung verwechseln.</w:t>
+      </w:r>
+    </w:p>
+    <w:p>
+      <w:pPr>
+        <w:pStyle w:val="Heading3"/>
+      </w:pPr>
+      <w:r>
+        <w:t>V1-Abschlussnotiz</w:t>
+      </w:r>
+    </w:p>
+    <w:p>
+      <w:r>
+        <w:t>Diese Finalisierung schliesst die Codex-Inhaltsproduktion fuer V12. Offen bleibt nicht der fachliche Kern des Skripts, sondern der naechste Produktionsschritt: Claude setzt daraus die CI/CD-konforme Reader- und PDF-Fassung, prueft Satz, Umbrueche, Medienintegration und Lektorat und markiert erst danach die veroeffentlichte Fassung als freigegeben.</w:t>
+      </w:r>
+    </w:p>
+    <w:p>
+      <w:pPr>
+        <w:pStyle w:val="Heading2"/>
+      </w:pPr>
+      <w:r>
+        <w:t>9. Quellen</w:t>
+      </w:r>
+    </w:p>
+    <w:p>
+      <w:pPr>
+        <w:pStyle w:val="Heading3"/>
+      </w:pPr>
+      <w:r>
         <w:t>Interne Quellen</w:t>
       </w:r>
     </w:p>
@@ -2482,7 +3079,7 @@
         <w:pStyle w:val="ListBullet"/>
       </w:pPr>
       <w:r>
-        <w:t>woek-akademie-app/content/lehrgaenge/woek-g-v12.md — unmittelbarer Akademie-Quelltext dieser Rohfassung.</w:t>
+        <w:t>woek-akademie-app/content/lehrgaenge/woek-g-v12.md — unmittelbarer Akademie-Quelltext dieser V1-Fassung.</w:t>
       </w:r>
     </w:p>
     <w:p>
@@ -2522,7 +3119,7 @@
         <w:pStyle w:val="Heading3"/>
       </w:pPr>
       <w:r>
-        <w:t>Externe Quellen fuer den Tiefensprint</w:t>
+        <w:t>Externe Quellen fuer die V1-Fassung</w:t>
       </w:r>
     </w:p>
     <w:p>
@@ -2555,62 +3152,6 @@
       </w:pPr>
       <w:r>
         <w:t>Fachliteratur zu Wirkungslogik, Evaluation, Systemtheorie, Resilienz, Governance, Diffusion, Vertrauen oder Controlling je nach Thema.</w:t>
-      </w:r>
-    </w:p>
-    <w:p>
-      <w:pPr>
-        <w:pStyle w:val="Heading2"/>
-      </w:pPr>
-      <w:r>
-        <w:t>10. Rückfluss in den WÖk-Korpus</w:t>
-      </w:r>
-    </w:p>
-    <w:p>
-      <w:pPr>
-        <w:pStyle w:val="ListBullet"/>
-      </w:pPr>
-      <w:r>
-        <w:t>Glossar/Begriffe: Im Tiefensprint prüfen, welche Begriffe aus Wirkungsempfänger und Wirkungsräume eigene Glossarseiten oder präzisere Verweise brauchen.</w:t>
-      </w:r>
-    </w:p>
-    <w:p>
-      <w:pPr>
-        <w:pStyle w:val="ListBullet"/>
-      </w:pPr>
-      <w:r>
-        <w:t>Website/Erklärseiten: Prüfen, ob eine kurze öffentliche Erklärseite oder ein Baustein für die Bibliothek fehlt.</w:t>
-      </w:r>
-    </w:p>
-    <w:p>
-      <w:pPr>
-        <w:pStyle w:val="ListBullet"/>
-      </w:pPr>
-      <w:r>
-        <w:t>Journal/Dossiers: Geeignete Praxisfälle aus Website und Journal als Fallpool markieren.</w:t>
-      </w:r>
-    </w:p>
-    <w:p>
-      <w:pPr>
-        <w:pStyle w:val="ListBullet"/>
-      </w:pPr>
-      <w:r>
-        <w:t>Visuals/Charts: Wirkpfad- oder Scorecard-Chart aus vorhandenen Visuals wiederverwenden oder als neues Asset spezifizieren.</w:t>
-      </w:r>
-    </w:p>
-    <w:p>
-      <w:pPr>
-        <w:pStyle w:val="ListBullet"/>
-      </w:pPr>
-      <w:r>
-        <w:t>Methodik/Standards: Datenqualität, Unsicherheit, Nichtkompensation und Reverse Merit Order nur dort einsetzen, wo sie fachlich tragen.</w:t>
-      </w:r>
-    </w:p>
-    <w:p>
-      <w:pPr>
-        <w:pStyle w:val="ListBullet"/>
-      </w:pPr>
-      <w:r>
-        <w:t>Offene Forschungs- oder Quellenfrage: Externe Quellen im Tiefensprint gezielt ergänzen und zitierfähig machen.</w:t>
       </w:r>
     </w:p>
     <w:sectPr>

--- a/docs/studienskripte/word-rohfassungen/woek-g-v12.docx
+++ b/docs/studienskripte/word-rohfassungen/woek-g-v12.docx
@@ -24,12 +24,12 @@
     </w:p>
     <w:p>
       <w:r>
-        <w:t>Quelle: /Users/hagen/Documents/New project/content/studienskripte/woek-g-v12.md</w:t>
-      </w:r>
-    </w:p>
-    <w:p>
-      <w:r>
-        <w:t>Track: Grundstudium Wirkungsökonomie Kurscode: woek-g Vorlesungscode: V12 Modul/Abschnitt: G1.4 Titel: Wirkungsempfänger und Wirkungsräume Status: Studienskript V1 · fachlich finale Codex-Fassung, Claude-CI/CD-Satzfreigabe offen Quelle: woek-akademie-app/content/lehrgaenge/woek-g-v12.md Ablage: Markdown-Master in content/studienskripte/woek-g-v12.md, Word-Rohfassung in docs/studienskripte/word-rohfassungen/woek-g-v12.docx Wissensbasis: aktuelles Grundlagenwerk, Website-Korpus inklusive Journal, Akademie-Quelltexte, Glossar, interne Dossiers und externe Fachquellen</w:t>
+        <w:t>Quellenbasis: Die neue Ordnung des Wohlstands, WÖk-Referenz, Glossar, WÖk-Werkzeuge, Journal und zitierte externe Fachquellen.</w:t>
+      </w:r>
+    </w:p>
+    <w:p>
+      <w:r>
+        <w:t>Track: Grundstudium Wirkungsökonomie Kurscode: woek-g Vorlesungscode: V12 Modul/Abschnitt: G1.4 Titel: Wirkungsempfänger und Wirkungsräume Status: Studienskript V1 · fachlich finale Codex-Fassung, Claude-CI/CD-Satzfreigabe offen Primäre WÖk-Quellen: Die neue Ordnung des Wohlstands (https://wirkungsoekonomie.de/buch.html) · WÖk-Referenz (https://wirkungsoekonomie.de/referenz/) · Glossar der Wirkungsökonomie (https://wirkungsoekonomie.de/glossar.html) · WÖk-Werkzeuge (https://wirkungsoekonomie.de/werkzeuge/) Ausgabe: Markdown-Master, Word-Rohfassung und Akademie-Reader-Spiegel Wissensbasis: aktuelles Grundlagenwerk, öffentliche WÖk-Referenz, Wirkungsfelder, Werkzeuge, Glossar, Bibliothek, Journal und externe Fachquellen</w:t>
       </w:r>
     </w:p>
     <w:p>
@@ -675,11 +675,6 @@
     </w:p>
     <w:p>
       <w:r>
-        <w:t>``chart-spec slug: woek-g-v12-wirkpfad type: wirkpfad reuse_first: true preferred_asset: content/studienskripte/assets/woek-g-v12/woek-g-v12-wirkpfad.svg message: Wirkungsempfänger und Wirkungsräume wird als Wirkpfad von Auslöser über Mechanismus, Wirkungsempfänger und Zustandsveränderung bis zur Rückkopplung dargestellt. source: WÖk-Grundlagenwerk, Website-Korpus, Akademie-Quelltexte, Glossar ``</w:t>
-      </w:r>
-    </w:p>
-    <w:p>
-      <w:r>
         <w:t>&gt; Bildvorgabe: Wirkpfadgrafik mit sechs Stationen: Auslöser, Mechanismus, Wirkungsempfänger, Zustandsveränderung, Bewertung, Rückkopplung. Bestehende WÖk-Wirkpfad- oder Scorecard-Visuals sollen wiederverwendet werden, bevor ein neues Chart entsteht.</w:t>
       </w:r>
     </w:p>
@@ -1480,7 +1475,7 @@
     </w:p>
     <w:p>
       <w:r>
-        <w:t>Interne Quelle: referenz/kapitel-013-wirkungstraeger-wirkungsempfaenger-wirkungsraeume/index.html</w:t>
+        <w:t>Öffentliche Quelle: Kapitel 13 - Wirkungsträger, Wirkungsempfänger, Wirkungsräume (https://wirkungsoekonomie.de/referenz/kapitel-013-wirkungstraeger-wirkungsempfaenger-wirkungsraeume/)</w:t>
       </w:r>
     </w:p>
     <w:p>
@@ -1708,7 +1703,7 @@
     </w:p>
     <w:p>
       <w:r>
-        <w:t>Interne Quelle: referenz/kapitel-018-wirkungsordnungen/index.html</w:t>
+        <w:t>Öffentliche Quelle: Kapitel 18 - Wirkungsordnungen (https://wirkungsoekonomie.de/referenz/kapitel-018-wirkungsordnungen/)</w:t>
       </w:r>
     </w:p>
     <w:p>
@@ -1927,7 +1922,7 @@
     </w:p>
     <w:p>
       <w:r>
-        <w:t>Interne Quelle: referenz/kapitel-019-nichttriviale-systeme/index.html</w:t>
+        <w:t>Öffentliche Quelle: Kapitel 19 - Nichttriviale Systeme (https://wirkungsoekonomie.de/referenz/kapitel-019-nichttriviale-systeme/)</w:t>
       </w:r>
     </w:p>
     <w:p>
@@ -2149,7 +2144,7 @@
     </w:p>
     <w:p>
       <w:r>
-        <w:t>Interne Quelle: referenz/kapitel-020-systemhebel-engpaesse-und-interdependenzen/index.html</w:t>
+        <w:t>Öffentliche Quelle: Kapitel 20 - Systemhebel, Engpässe und Interdependenzen (https://wirkungsoekonomie.de/referenz/kapitel-020-systemhebel-engpaesse-und-interdependenzen/)</w:t>
       </w:r>
     </w:p>
     <w:p>
@@ -2421,7 +2416,7 @@
     </w:p>
     <w:p>
       <w:r>
-        <w:t>Diese Vorlesung ist prüfungsrelevant, aber die eigentliche Antwortlogik gehört nicht in das öffentliche Studienskript. Zertifikatsfragen, CorrectAnswer, Scoring-Regeln und Fallrubrics werden separat in der geschützten App-Lane unter woek-akademie-app/content/pruefungen/ gepflegt.</w:t>
+        <w:t>Diese Vorlesung ist prüfungsrelevant, aber die eigentliche Antwortlogik gehört nicht in das öffentliche Studienskript. Zertifikatsfragen, CorrectAnswer, Scoring-Regeln und Fallrubrics werden separat in einem geschützten, nicht öffentlichen Prüfungsbereich der Akademie-App gepflegt.</w:t>
       </w:r>
     </w:p>
     <w:p>
@@ -3071,7 +3066,7 @@
         <w:pStyle w:val="Heading3"/>
       </w:pPr>
       <w:r>
-        <w:t>Interne Quellen</w:t>
+        <w:t>WÖk-Quellen</w:t>
       </w:r>
     </w:p>
     <w:p>
@@ -3079,7 +3074,7 @@
         <w:pStyle w:val="ListBullet"/>
       </w:pPr>
       <w:r>
-        <w:t>woek-akademie-app/content/lehrgaenge/woek-g-v12.md — unmittelbarer Akademie-Quelltext dieser V1-Fassung.</w:t>
+        <w:t>Die neue Ordnung des Wohlstands (https://wirkungsoekonomie.de/buch.html) — aktuelles Grundlagenwerk der Wirkungsökonomie.</w:t>
       </w:r>
     </w:p>
     <w:p>
@@ -3087,7 +3082,7 @@
         <w:pStyle w:val="ListBullet"/>
       </w:pPr>
       <w:r>
-        <w:t>assets/pdf/die-neue-ordnung-des-wohlstands.pdf und buch.html — aktuelles Grundlagenwerk.</w:t>
+        <w:t>WÖk-Referenz (https://wirkungsoekonomie.de/referenz/) — öffentliche Kapitel- und Volltextreferenz.</w:t>
       </w:r>
     </w:p>
     <w:p>
@@ -3095,7 +3090,7 @@
         <w:pStyle w:val="ListBullet"/>
       </w:pPr>
       <w:r>
-        <w:t>Website-Korpus: Referenz, Wirkungsfelder, Werkzeuge, Glossar, Bibliothek und Journal.</w:t>
+        <w:t>Glossar der Wirkungsökonomie (https://wirkungsoekonomie.de/glossar.html) — öffentliche Begriffsdefinitionen und Abgrenzungen.</w:t>
       </w:r>
     </w:p>
     <w:p>
@@ -3103,7 +3098,7 @@
         <w:pStyle w:val="ListBullet"/>
       </w:pPr>
       <w:r>
-        <w:t>docs/CODEX-HANDOFF-studienskripte.md — Produktionsstandard.</w:t>
+        <w:t>WÖk-Werkzeuge (https://wirkungsoekonomie.de/werkzeuge/) — öffentliche Methoden-, Scorecard- und Controlling-Werkzeuge.</w:t>
       </w:r>
     </w:p>
     <w:p>
@@ -3111,7 +3106,7 @@
         <w:pStyle w:val="ListBullet"/>
       </w:pPr>
       <w:r>
-        <w:t>docs/CODEX-HANDOFF-pruefungen.md — geschützte Prüfungs- und Antwortlogik.</w:t>
+        <w:t>WÖk-Journal (https://wirkungsoekonomie.de/blog.html) — Dossiers und Fallanalysen.</w:t>
       </w:r>
     </w:p>
     <w:p>
@@ -3127,7 +3122,7 @@
         <w:pStyle w:val="ListBullet"/>
       </w:pPr>
       <w:r>
-        <w:t>United Nations (2015): Transforming our world: the 2030 Agenda for Sustainable Development.</w:t>
+        <w:t>United Nations (2015): Transforming our world: the 2030 Agenda for Sustainable Development (https://sdgs.un.org/2030agenda).</w:t>
       </w:r>
     </w:p>
     <w:p>
@@ -3135,7 +3130,7 @@
         <w:pStyle w:val="ListBullet"/>
       </w:pPr>
       <w:r>
-        <w:t>European Commission: CSRD, ESRS, EU Taxonomy und Digital Product Passport, soweit fuer das Thema einschlägig.</w:t>
+        <w:t>European Commission: Corporate sustainability reporting (https://finance.ec.europa.eu/financial-markets/company-reporting-and-auditing/company-reporting/corporate-sustainability-reporting_en), EU taxonomy for sustainable activities (https://finance.ec.europa.eu/sustainable-finance/tools-and-standards/eu-taxonomy-sustainable-activities_en) und Digital Product Passport (https://single-market-economy.ec.europa.eu/news/commission-launches-consultation-digital-product-passport-2025-04-09_en), soweit fuer das Thema einschlaegig.</w:t>
       </w:r>
     </w:p>
     <w:p>
@@ -3143,7 +3138,15 @@
         <w:pStyle w:val="ListBullet"/>
       </w:pPr>
       <w:r>
-        <w:t>GRI Standards, soweit fuer Berichts- und Indikatorenfragen einschlägig.</w:t>
+        <w:t>EFRAG: Sustainability reporting und ESRS (https://www.efrag.org/en/sustainability-reporting), soweit fuer das Thema einschlaegig.</w:t>
+      </w:r>
+    </w:p>
+    <w:p>
+      <w:pPr>
+        <w:pStyle w:val="ListBullet"/>
+      </w:pPr>
+      <w:r>
+        <w:t>Global Reporting Initiative: GRI Standards (https://www.globalreporting.org/standards/), soweit fuer Berichts- und Indikatorenfragen einschlaegig.</w:t>
       </w:r>
     </w:p>
     <w:p>

--- a/docs/studienskripte/word-rohfassungen/woek-g-v12.docx
+++ b/docs/studienskripte/word-rohfassungen/woek-g-v12.docx
@@ -2461,12 +2461,7 @@
         <w:pStyle w:val="Heading2"/>
       </w:pPr>
       <w:r>
-        <w:t>V1-Finalisierung: Vertiefung, Anwendung und Evidenz</w:t>
-      </w:r>
-    </w:p>
-    <w:p>
-      <w:r>
-        <w:t>Dieses Studienskript ist die fachlich finale Codex-V1-Fassung fuer den Akademie-Reader und die oeffentliche Bibliothek. Claude uebernimmt danach Satz, CI/CD, PDF/Reader-Freigabe und die abschliessende Lektoratsabnahme.</w:t>
+        <w:t>9. Quellen</w:t>
       </w:r>
     </w:p>
     <w:p>
@@ -2474,12 +2469,126 @@
         <w:pStyle w:val="Heading3"/>
       </w:pPr>
       <w:r>
+        <w:t>WÖk-Quellen</w:t>
+      </w:r>
+    </w:p>
+    <w:p>
+      <w:pPr>
+        <w:pStyle w:val="ListBullet"/>
+      </w:pPr>
+      <w:r>
+        <w:t>Die neue Ordnung des Wohlstands (https://wirkungsoekonomie.de/buch.html) — aktuelles Grundlagenwerk der Wirkungsökonomie.</w:t>
+      </w:r>
+    </w:p>
+    <w:p>
+      <w:pPr>
+        <w:pStyle w:val="ListBullet"/>
+      </w:pPr>
+      <w:r>
+        <w:t>WÖk-Referenz (https://wirkungsoekonomie.de/referenz/) — öffentliche Kapitel- und Volltextreferenz.</w:t>
+      </w:r>
+    </w:p>
+    <w:p>
+      <w:pPr>
+        <w:pStyle w:val="ListBullet"/>
+      </w:pPr>
+      <w:r>
+        <w:t>Glossar der Wirkungsökonomie (https://wirkungsoekonomie.de/glossar.html) — öffentliche Begriffsdefinitionen und Abgrenzungen.</w:t>
+      </w:r>
+    </w:p>
+    <w:p>
+      <w:pPr>
+        <w:pStyle w:val="ListBullet"/>
+      </w:pPr>
+      <w:r>
+        <w:t>WÖk-Werkzeuge (https://wirkungsoekonomie.de/werkzeuge/) — öffentliche Methoden-, Scorecard- und Controlling-Werkzeuge.</w:t>
+      </w:r>
+    </w:p>
+    <w:p>
+      <w:pPr>
+        <w:pStyle w:val="ListBullet"/>
+      </w:pPr>
+      <w:r>
+        <w:t>WÖk-Journal (https://wirkungsoekonomie.de/blog.html) — Dossiers und Fallanalysen.</w:t>
+      </w:r>
+    </w:p>
+    <w:p>
+      <w:pPr>
+        <w:pStyle w:val="Heading3"/>
+      </w:pPr>
+      <w:r>
+        <w:t>Externe Quellen fuer die V1-Fassung</w:t>
+      </w:r>
+    </w:p>
+    <w:p>
+      <w:pPr>
+        <w:pStyle w:val="ListBullet"/>
+      </w:pPr>
+      <w:r>
+        <w:t>United Nations (2015): Transforming our world: the 2030 Agenda for Sustainable Development (https://sdgs.un.org/2030agenda).</w:t>
+      </w:r>
+    </w:p>
+    <w:p>
+      <w:pPr>
+        <w:pStyle w:val="ListBullet"/>
+      </w:pPr>
+      <w:r>
+        <w:t>European Commission: Corporate sustainability reporting (https://finance.ec.europa.eu/financial-markets/company-reporting-and-auditing/company-reporting/corporate-sustainability-reporting_en), EU taxonomy for sustainable activities (https://finance.ec.europa.eu/sustainable-finance/tools-and-standards/eu-taxonomy-sustainable-activities_en) und Digital Product Passport (https://single-market-economy.ec.europa.eu/news/commission-launches-consultation-digital-product-passport-2025-04-09_en), soweit fuer das Thema einschlaegig.</w:t>
+      </w:r>
+    </w:p>
+    <w:p>
+      <w:pPr>
+        <w:pStyle w:val="ListBullet"/>
+      </w:pPr>
+      <w:r>
+        <w:t>EFRAG: Sustainability reporting und ESRS (https://www.efrag.org/en/sustainability-reporting), soweit fuer das Thema einschlaegig.</w:t>
+      </w:r>
+    </w:p>
+    <w:p>
+      <w:pPr>
+        <w:pStyle w:val="ListBullet"/>
+      </w:pPr>
+      <w:r>
+        <w:t>Global Reporting Initiative: GRI Standards (https://www.globalreporting.org/standards/), soweit fuer Berichts- und Indikatorenfragen einschlaegig.</w:t>
+      </w:r>
+    </w:p>
+    <w:p>
+      <w:pPr>
+        <w:pStyle w:val="ListBullet"/>
+      </w:pPr>
+      <w:r>
+        <w:t>Fachliteratur zu Wirkungslogik, Evaluation, Systemtheorie, Resilienz, Governance, Diffusion, Vertrauen oder Controlling je nach Thema.</w:t>
+      </w:r>
+    </w:p>
+    <w:p>
+      <w:pPr>
+        <w:pStyle w:val="Heading2"/>
+      </w:pPr>
+      <w:r>
+        <w:t>V1-Finalisierung: Vertiefung, Anwendung und Evidenz</w:t>
+      </w:r>
+    </w:p>
+    <w:p>
+      <w:r>
+        <w:t>Dieses Studienskript ist die fachlich finale Codex-V1-Fassung fuer den Akademie-Reader und die oeffentliche Bibliothek. Claude uebernimmt danach Satz, CI/CD, PDF/Reader-Freigabe und die abschliessende Lektoratsabnahme.</w:t>
+      </w:r>
+    </w:p>
+    <w:p>
+      <w:pPr>
+        <w:pStyle w:val="Heading3"/>
+      </w:pPr>
+      <w:r>
         <w:t>Finaler Leseauftrag</w:t>
       </w:r>
     </w:p>
     <w:p>
       <w:r>
         <w:t>Dieses Skript zu V12 Wirkungsempfänger und Wirkungsräume ist als Langformtext angelegt: Es soll nicht nur die Vorlesung begleiten, sondern als eigenstaendiges Studienmaterial funktionieren. Wer es liest, soll den fachlichen Kern, die WÖk-Terminologie, die Quellenlogik, die Tabellen, die Modellformeln, die Fallfenster und die oeffentlichen Verstaendnisfragen zusammenfuehren koennen. Die geschuetzte Pruefungslogik bleibt davon getrennt in der Akademie-App.</w:t>
+      </w:r>
+    </w:p>
+    <w:p>
+      <w:r>
+        <w:t>Fuer den Abschluss ist entscheidend, dass Wirkungsempfänger und Wirkungsräume im Feld Grundstudium Wirkungsökonomie nicht als Einzelthema stehen bleibt. Die Vorlesung traegt zur gemeinsamen Architektur bei: begriffliche Grundlegung, Bewertungsrahmen und gesellschaftliche Einordnung. Daraus folgt eine Lesehaltung, die streng und praktisch zugleich ist. Sie fragt nach belastbaren Begriffen, nach Empfaengern und Wirkpfaden, nach Unsicherheit, nach nicht kompensierbaren Grenzen und nach Rueckkopplung in reale Entscheidungen.</w:t>
       </w:r>
     </w:p>
     <w:p>
@@ -2728,42 +2837,42 @@
         <w:pStyle w:val="Heading3"/>
       </w:pPr>
       <w:r>
-        <w:t>Vertiefungsrunde 1: Lesen, pruefen, rueckkoppeln</w:t>
-      </w:r>
-    </w:p>
-    <w:p>
-      <w:r>
-        <w:t>Die folgende Runde verdichtet V12 nicht durch neue Schlagworte, sondern durch wiederholte Anwendung auf unterschiedliche Entscheidungsebenen. Das ist bewusst so angelegt: Wirkungskompetenz entsteht, wenn dieselbe begriffliche Strenge in Produkt, Organisation, Markt, Staat, Kommunikation und Datenraum wiedererkannt wird.</w:t>
-      </w:r>
-    </w:p>
-    <w:p>
-      <w:r>
-        <w:t>Begriffliche Schaerfung. Fuer Wirkungsempfänger und Wirkungsräume bedeutet praezise Sprache die erste Sicherung gegen Impact-Washing ist, dass die Analyse nicht bei einer Aktivitaet, einem guten Willen oder einer Kennzahl stehen bleiben darf. Die wirkungsoekonomische Frage lautet immer: Welcher Zustand veraendert sich, bei wem, durch welchen Wirkpfad, in welchem Zeitraum und mit welcher Rueckkopplung? Gerade in Grundstudium Wirkungsökonomie ist diese Unterscheidung entscheidend, weil Lernende spaeter nicht nur Begriffe wiedergeben, sondern Entscheidungssituationen pruefen muessen. Der haeufige Fehler besteht darin, Wirkung, Output, Reichweite und Potenzial in einem Satz zu vermischen. Die saubere V1-Lesart trennt deshalb Beschreibung, Kausalannahme, Bewertung und Steuerungsfolge. In der Praxis sollte jede Wirkungsaussage als kurze Viererprobe formuliert werden: Zustand, Betroffene, Quelle, offene Unsicherheit. So wird aus dem Thema kein isoliertes Kapitel, sondern ein pruefbarer Baustein der WÖk-Architektur.</w:t>
-      </w:r>
-    </w:p>
-    <w:p>
-      <w:r>
-        <w:t>Wirkpfad-Logik. Fuer Wirkungsempfänger und Wirkungsräume bedeutet ein Thema erst dann steuerbar wird, wenn der Mechanismus zwischen Ausloeser und Zustandsveraenderung beschrieben ist, dass die Analyse nicht bei einer Aktivitaet, einem guten Willen oder einer Kennzahl stehen bleiben darf. Die wirkungsoekonomische Frage lautet immer: Welcher Zustand veraendert sich, bei wem, durch welchen Wirkpfad, in welchem Zeitraum und mit welcher Rueckkopplung? Gerade in Grundstudium Wirkungsökonomie ist diese Unterscheidung entscheidend, weil Lernende spaeter nicht nur Begriffe wiedergeben, sondern Entscheidungssituationen pruefen muessen. Der haeufige Fehler besteht darin, nur die Massnahme selbst zu bewerten und die indirekten Empfaenger auszublenden. Die saubere V1-Lesart trennt deshalb Beschreibung, Kausalannahme, Bewertung und Steuerungsfolge. Eine gute Fallanalyse zeichnet mindestens einen direkten und einen indirekten Wirkpfad nach. So wird aus dem Thema kein isoliertes Kapitel, sondern ein pruefbarer Baustein der WÖk-Architektur.</w:t>
-      </w:r>
-    </w:p>
-    <w:p>
-      <w:r>
-        <w:t>Daten- und Quellenklarheit. Fuer Wirkungsempfänger und Wirkungsräume bedeutet jede Bewertung nur so belastbar ist wie Datenlage, Quellenstatus und Aktualitaet, dass die Analyse nicht bei einer Aktivitaet, einem guten Willen oder einer Kennzahl stehen bleiben darf. Die wirkungsoekonomische Frage lautet immer: Welcher Zustand veraendert sich, bei wem, durch welchen Wirkpfad, in welchem Zeitraum und mit welcher Rueckkopplung? Gerade in Grundstudium Wirkungsökonomie ist diese Unterscheidung entscheidend, weil Lernende spaeter nicht nur Begriffe wiedergeben, sondern Entscheidungssituationen pruefen muessen. Der haeufige Fehler besteht darin, eine Zahl ohne Einheit, Systemgrenze, Zeitraum oder Erhebungslogik als Beweis zu nutzen. Die saubere V1-Lesart trennt deshalb Beschreibung, Kausalannahme, Bewertung und Steuerungsfolge. Die Lernenden sollen Daten nicht dekorativ zitieren, sondern ihre Aussagekraft, Luecken und Grenzen offenlegen. So wird aus dem Thema kein isoliertes Kapitel, sondern ein pruefbarer Baustein der WÖk-Architektur.</w:t>
-      </w:r>
-    </w:p>
-    <w:p>
-      <w:r>
-        <w:t>Fallfenster zur Anwendung. Ein Controlling-Team moechte einen Score bilden. Das Skript verlangt, dass Datenqualitaet, Systemgrenzen, Gewichtung, Unsicherheit und Nichtkompensation sichtbar bleiben. Ein Score darf die Diskussion nicht beenden, sondern muss bessere Fragen, Priorisierung und Rueckkopplung ermoeglichen. Bezogen auf Wirkungsempfänger und Wirkungsräume heisst das: Die Analyse muss das konkrete Thema ernst nehmen und zugleich den allgemeinen WÖk-Massstab halten. Es geht nicht darum, die Welt in gute und schlechte Akteure einzuteilen. Es geht darum, Wirkpfade, Wirkungsempfaenger, Datenqualitaet, Risiken und Rueckkopplung so zu beschreiben, dass bessere Entscheidungen moeglich werden.</w:t>
-      </w:r>
-    </w:p>
-    <w:p>
-      <w:r>
-        <w:t>Ambivalenz. Fuer Wirkungsempfänger und Wirkungsräume bedeutet positive und negative Zustandsveraenderungen gleichzeitig auftreten koennen, dass die Analyse nicht bei einer Aktivitaet, einem guten Willen oder einer Kennzahl stehen bleiben darf. Die wirkungsoekonomische Frage lautet immer: Welcher Zustand veraendert sich, bei wem, durch welchen Wirkpfad, in welchem Zeitraum und mit welcher Rueckkopplung? Gerade in Grundstudium Wirkungsökonomie ist diese Unterscheidung entscheidend, weil Lernende spaeter nicht nur Begriffe wiedergeben, sondern Entscheidungssituationen pruefen muessen. Der haeufige Fehler besteht darin, ambivalente Befunde rhetorisch zu glaetten, damit eine eindeutige Botschaft entsteht. Die saubere V1-Lesart trennt deshalb Beschreibung, Kausalannahme, Bewertung und Steuerungsfolge. Ein gutes Skript fuehrt deshalb Profile, Zielkonflikte und offene Punkte nebeneinander. So wird aus dem Thema kein isoliertes Kapitel, sondern ein pruefbarer Baustein der WÖk-Architektur.</w:t>
-      </w:r>
-    </w:p>
-    <w:p>
-      <w:r>
-        <w:t>Nichtkompensation. Fuer Wirkungsempfänger und Wirkungsräume bedeutet schwere zentrale Schaeden nicht durch beliebige positive Einzelwerte neutralisiert werden duerfen, dass die Analyse nicht bei einer Aktivitaet, einem guten Willen oder einer Kennzahl stehen bleiben darf. Die wirkungsoekonomische Frage lautet immer: Welcher Zustand veraendert sich, bei wem, durch welchen Wirkpfad, in welchem Zeitraum und mit welcher Rueckkopplung? Gerade in Grundstudium Wirkungsökonomie ist diese Unterscheidung entscheidend, weil Lernende spaeter nicht nur Begriffe wiedergeben, sondern Entscheidungssituationen pruefen muessen. Der haeufige Fehler besteht darin, eine arithmetische Durchschnittslogik als moralische Entlastung zu verwenden. Die saubere V1-Lesart trennt deshalb Beschreibung, Kausalannahme, Bewertung und Steuerungsfolge. Reverse Merit Order und rote Linien sind Schutzregeln gegen Schoenrechnung. So wird aus dem Thema kein isoliertes Kapitel, sondern ein pruefbarer Baustein der WÖk-Architektur.</w:t>
+        <w:t>Abschlusskommentar 1: Lesen, pruefen, rueckkoppeln</w:t>
+      </w:r>
+    </w:p>
+    <w:p>
+      <w:r>
+        <w:t>Die folgende Verdichtung fuehrt die vorhandenen Kapitel nicht als Wiederholung, sondern als Anwendung zusammen. Wirkungskompetenz entsteht, wenn dieselbe begriffliche Strenge in Fallanalyse, Datenarbeit, Kommunikation, Governance und Entscheidungspraxis wiedererkannt wird.</w:t>
+      </w:r>
+    </w:p>
+    <w:p>
+      <w:r>
+        <w:t>Begriffliche Schaerfung. Der Abschnitt Lernziele ist in V12 kein Zusatzwissen, sondern ein Pruefstein fuer die Grundfrage des Skripts: Was veraendert sich, bei wem, wodurch und mit welcher Rueckkopplung? Fuer Wirkungsempfänger und Wirkungsräume wird daran sichtbar, dass praezise Sprache die erste Sicherung gegen Impact-Washing bildet. Die fachliche Grenze liegt dort, wo Lernende Output, Reichweite, Absicht und Wirkung in einem Satz vermischen. Die saubere Lesart trennt deshalb Beobachtung, Kausalannahme, Bewertung und Steuerungsfolge. In der Anwendung sollte daraus mindestens eine konkrete Begriff, Wirkpfad, Fallbewertung, rote Linie oder Rueckkopplung abgeleitet werden; sonst bleibt das Wissen erklaerend, aber nicht steuerungsfaehig.</w:t>
+      </w:r>
+    </w:p>
+    <w:p>
+      <w:r>
+        <w:t>Anwendung auf Einleitung / Wirkungsfrage. In einer Fallanalyse beginnt dieser Punkt nicht mit einer Meinung, sondern mit einer belastbaren Beschreibung. Wer V12 pruefungsnah liest, fragt zuerst nach Wirkungsempfaengern, Wirkraum, Zeitraum und Datenquelle. Erst danach folgt die Bewertung im Referenzrahmen Mensch, Planet, Demokratie, SDGs, Agenda 2030 und SDG+. Mindestens ein direkter und ein indirekter Wirkpfad muessen nachvollziehbar sein. Der typische Kurzschluss waere, nur die Massnahme selbst bewerten und indirekte Empfaenger ausblenden. Genau dagegen setzt die WÖk die Pflicht, Wirkungspotenzial, Wirkungsrisiko und positive Netto-Wirkung begrifflich getrennt zu halten.</w:t>
+      </w:r>
+    </w:p>
+    <w:p>
+      <w:r>
+        <w:t>Evidenzregel. Kernaussage darf im Skript nicht als dekorativer Begriff stehen bleiben. Der Abschnitt traegt nur dann, wenn er eine pruefbare Aussage erlaubt: Welche Quelle stuetzt die Annahme, welche Unsicherheit bleibt offen und welche Gegenbeobachtung wuerde die Bewertung veraendern? Fuer Wirkungsempfänger und Wirkungsräume heisst das, dass jede Bewertung nur so belastbar ist wie Datenlage, Quellenstatus, Aktualitaet und Systemgrenze. Die Studierenden sollen nicht lernen, einen Score nachzusprechen. Sie sollen erkennen, wann ein Score klaert, wann er verdeckt und wann eine rote Linie die Durchschnittslogik stoppt.</w:t>
+      </w:r>
+    </w:p>
+    <w:p>
+      <w:r>
+        <w:t>Fallfenster zur Anwendung. Ein Controlling-Team moechte einen Score bilden. Das Skript verlangt, dass Datenqualitaet, Systemgrenzen, Gewichtung, Unsicherheit und Nichtkompensation sichtbar bleiben. Ein Score darf die Diskussion nicht beenden, sondern muss bessere Fragen, Priorisierung und Rueckkopplung ermoeglichen. Bezogen auf Wirkungsempfänger und Wirkungsräume heisst das: Die Analyse muss das konkrete Thema ernst nehmen und zugleich den allgemeinen WÖk-Massstab halten. Es geht nicht darum, Akteure moralisch zu sortieren. Es geht darum, Wirkpfade, Wirkungsempfaenger, Datenqualitaet, Risiken und Rueckkopplung so zu beschreiben, dass bessere Entscheidungen moeglich werden.</w:t>
+      </w:r>
+    </w:p>
+    <w:p>
+      <w:r>
+        <w:t>Transfer in Grundstudium Wirkungsökonomie. Quelltext und fachliche Grundlegung verbindet die inhaltliche Deutung mit der spaeteren Praxis. Eine Organisation kann zu Wirkungsempfänger und Wirkungsräume sehr ueberzeugend kommunizieren und trotzdem an einen plausiblen Gedanken schon fuer Wirkung zu halten, obwohl Empfaenger, Zustand, Zeitbezug und Quelle fehlen scheitern. Darum muss die V1-Fassung immer auch nach Governance fragen: Wer erhebt Daten, wer bewertet sie, wer traegt die Folgen, wer kann widersprechen und wann wird eine Entscheidung korrigiert? Profile, Zielkonflikte und offene Punkte werden nebeneinander gefuehrt. So wird aus einem Lehrkapitel eine verantwortbare Arbeitsroutine.</w:t>
+      </w:r>
+    </w:p>
+    <w:p>
+      <w:r>
+        <w:t>Grenze gegen Scheingenauigkeit. Gerade bei Wirkung trifft immer jemanden irgendwo ist Praezision wichtiger als grosse Begriffe. Eine Wirkungsaussage bleibt schwach, wenn sie nur Aktivitaet, Reichweite, Absicht oder Image beschreibt. Stark wird sie erst, wenn sie die Zustandsveraenderung und ihre Bedingungen offenlegt. In V12 ist deshalb entscheidend, schwere zentrale Schaeden nicht durch beliebige positive Einzelwerte neutralisiert werden duerfen. Die Fehlerlinie verlaeuft nicht zwischen Optimismus und Pessimismus, sondern zwischen offengelegter Unsicherheit und rhetorischer Sicherheit ohne Pruefpfad.</w:t>
       </w:r>
     </w:p>
     <w:p>
@@ -2773,42 +2882,87 @@
     </w:p>
     <w:p>
       <w:r>
-        <w:t>Rueckkopplung. Fuer Wirkungsempfänger und Wirkungsräume bedeutet Wirkungswissen erst dann wertvoll wird, wenn es Entscheidungen veraendert, dass die Analyse nicht bei einer Aktivitaet, einem guten Willen oder einer Kennzahl stehen bleiben darf. Die wirkungsoekonomische Frage lautet immer: Welcher Zustand veraendert sich, bei wem, durch welchen Wirkpfad, in welchem Zeitraum und mit welcher Rueckkopplung? Gerade in Grundstudium Wirkungsökonomie ist diese Unterscheidung entscheidend, weil Lernende spaeter nicht nur Begriffe wiedergeben, sondern Entscheidungssituationen pruefen muessen. Der haeufige Fehler besteht darin, einen Bericht als Endpunkt zu betrachten. Die saubere V1-Lesart trennt deshalb Beschreibung, Kausalannahme, Bewertung und Steuerungsfolge. Jeder Analyseblock sollte fragen, welche Routine, welcher Prozess oder welche Ressource nach der Bewertung angepasst wird. So wird aus dem Thema kein isoliertes Kapitel, sondern ein pruefbarer Baustein der WÖk-Architektur.</w:t>
-      </w:r>
-    </w:p>
-    <w:p>
-      <w:r>
-        <w:t>Fallfenster zur Anwendung. Ein Kommunikationsbericht nennt viele Aktivitaeten, Reichweiten und Rueckmeldungen. Die V1-Pruefung fragt, ob daraus eine belastbare Wirkungsaussage folgt. Wenn nur Kontakte, Klicks oder Zustimmung vorliegen, bleibt die Aussage im Bereich Wirkungspotenzial oder Resonanz, nicht im Bereich nachgewiesener Wirkung. Bezogen auf Wirkungsempfänger und Wirkungsräume heisst das: Die Analyse muss das konkrete Thema ernst nehmen und zugleich den allgemeinen WÖk-Massstab halten. Es geht nicht darum, die Welt in gute und schlechte Akteure einzuteilen. Es geht darum, Wirkpfade, Wirkungsempfaenger, Datenqualitaet, Risiken und Rueckkopplung so zu beschreiben, dass bessere Entscheidungen moeglich werden.</w:t>
-      </w:r>
-    </w:p>
-    <w:p>
-      <w:r>
-        <w:t>Governance. Fuer Wirkungsempfänger und Wirkungsräume bedeutet Wirkungsbewertung Verfahren, Rechte, Transparenz und Korrektur braucht, dass die Analyse nicht bei einer Aktivitaet, einem guten Willen oder einer Kennzahl stehen bleiben darf. Die wirkungsoekonomische Frage lautet immer: Welcher Zustand veraendert sich, bei wem, durch welchen Wirkpfad, in welchem Zeitraum und mit welcher Rueckkopplung? Gerade in Grundstudium Wirkungsökonomie ist diese Unterscheidung entscheidend, weil Lernende spaeter nicht nur Begriffe wiedergeben, sondern Entscheidungssituationen pruefen muessen. Der haeufige Fehler besteht darin, Bewertung als technokratische Top-down-Setzung zu verstehen. Die saubere V1-Lesart trennt deshalb Beschreibung, Kausalannahme, Bewertung und Steuerungsfolge. Betroffene, Datenhalter, Entscheider und Kontrollinstanzen muessen unterscheidbare Rollen behalten. So wird aus dem Thema kein isoliertes Kapitel, sondern ein pruefbarer Baustein der WÖk-Architektur.</w:t>
-      </w:r>
-    </w:p>
-    <w:p>
-      <w:r>
-        <w:t>Didaktische Pruefbarkeit. Fuer Wirkungsempfänger und Wirkungsräume bedeutet das Thema in der Akademie nicht nur erklaert, sondern in Falllogik ueberfuehrt werden muss, dass die Analyse nicht bei einer Aktivitaet, einem guten Willen oder einer Kennzahl stehen bleiben darf. Die wirkungsoekonomische Frage lautet immer: Welcher Zustand veraendert sich, bei wem, durch welchen Wirkpfad, in welchem Zeitraum und mit welcher Rueckkopplung? Gerade in Grundstudium Wirkungsökonomie ist diese Unterscheidung entscheidend, weil Lernende spaeter nicht nur Begriffe wiedergeben, sondern Entscheidungssituationen pruefen muessen. Der haeufige Fehler besteht darin, reines Auswendiglernen als Kompetenznachweis zu behandeln. Die saubere V1-Lesart trennt deshalb Beschreibung, Kausalannahme, Bewertung und Steuerungsfolge. Pruefungsfragen sollen Begriffe, Anwendung und rote Linien verbinden. So wird aus dem Thema kein isoliertes Kapitel, sondern ein pruefbarer Baustein der WÖk-Architektur.</w:t>
-      </w:r>
-    </w:p>
-    <w:p>
-      <w:r>
-        <w:t>Transfer in Organisationen. Fuer Wirkungsempfänger und Wirkungsräume bedeutet WÖk-Begriffe im Alltag nur tragen, wenn sie in Routinen uebersetzt werden, dass die Analyse nicht bei einer Aktivitaet, einem guten Willen oder einer Kennzahl stehen bleiben darf. Die wirkungsoekonomische Frage lautet immer: Welcher Zustand veraendert sich, bei wem, durch welchen Wirkpfad, in welchem Zeitraum und mit welcher Rueckkopplung? Gerade in Grundstudium Wirkungsökonomie ist diese Unterscheidung entscheidend, weil Lernende spaeter nicht nur Begriffe wiedergeben, sondern Entscheidungssituationen pruefen muessen. Der haeufige Fehler besteht darin, die Verantwortung an eine Nachhaltigkeitsabteilung auszulagern. Die saubere V1-Lesart trennt deshalb Beschreibung, Kausalannahme, Bewertung und Steuerungsfolge. Strategie, Einkauf, Kommunikation, Controlling und Fuehrung muessen denselben Wirkungsbegriff verwenden. So wird aus dem Thema kein isoliertes Kapitel, sondern ein pruefbarer Baustein der WÖk-Architektur.</w:t>
-      </w:r>
-    </w:p>
-    <w:p>
-      <w:r>
-        <w:t>Fallfenster zur Anwendung. Eine Organisation plant eine Massnahme und formuliert dazu eine positive Absicht. In der WÖk reicht das nicht. Fuer diese Vorlesung muss sichtbar werden, welche Zustandsveraenderung erwartet wird, welche Empfaenger direkt oder indirekt betroffen sind, welche Nebenwirkungen entstehen koennen und welche Entscheidung spaeter korrigiert wird. Bezogen auf Wirkungsempfänger und Wirkungsräume heisst das: Die Analyse muss das konkrete Thema ernst nehmen und zugleich den allgemeinen WÖk-Massstab halten. Es geht nicht darum, die Welt in gute und schlechte Akteure einzuteilen. Es geht darum, Wirkpfade, Wirkungsempfaenger, Datenqualitaet, Risiken und Rueckkopplung so zu beschreiben, dass bessere Entscheidungen moeglich werden.</w:t>
-      </w:r>
-    </w:p>
-    <w:p>
-      <w:r>
-        <w:t>Rueckfluss in den Korpus. Fuer Wirkungsempfänger und Wirkungsräume bedeutet jedes Studienskript den Gesamtbestand schaerfen kann, dass die Analyse nicht bei einer Aktivitaet, einem guten Willen oder einer Kennzahl stehen bleiben darf. Die wirkungsoekonomische Frage lautet immer: Welcher Zustand veraendert sich, bei wem, durch welchen Wirkpfad, in welchem Zeitraum und mit welcher Rueckkopplung? Gerade in Grundstudium Wirkungsökonomie ist diese Unterscheidung entscheidend, weil Lernende spaeter nicht nur Begriffe wiedergeben, sondern Entscheidungssituationen pruefen muessen. Der haeufige Fehler besteht darin, neue Einsichten nur lokal im Skript zu belassen. Die saubere V1-Lesart trennt deshalb Beschreibung, Kausalannahme, Bewertung und Steuerungsfolge. Glossar, Website, Journal, Dossiers und Visuals sollen aus der Skriptarbeit lernen. So wird aus dem Thema kein isoliertes Kapitel, sondern ein pruefbarer Baustein der WÖk-Architektur.</w:t>
+        <w:t>Pruefungsnahe Lesart. Aus Wer sind die Wirkungsempfänger laesst sich eine gute Transferfrage ableiten: Welche Entscheidung waere falsch, wenn dieser Abschnitt missverstanden wird? Fuer Wirkungsempfänger und Wirkungsräume lautet die Antwort meist nicht einfach "mehr Wirkung", sondern genauer: bessere Unterscheidung, sauberere Daten, klarere Schutzlinie und rueckgekoppelte Steuerung. Jeder Analyseblock fragt nach der Routine, die nach der Bewertung angepasst wird. Wer das im Fall anwenden kann, hat den Kern der Vorlesung verstanden; wer nur Definitionen wiederholt, bleibt unter dem Anspruch der Akademie.</w:t>
+      </w:r>
+    </w:p>
+    <w:p>
+      <w:r>
+        <w:t>Fallfenster zur Anwendung. Ein Kommunikationsbericht nennt viele Aktivitaeten, Reichweiten und Rueckmeldungen. Die V1-Pruefung fragt, ob daraus eine belastbare Wirkungsaussage folgt. Wenn nur Kontakte, Klicks oder Zustimmung vorliegen, bleibt die Aussage im Bereich Wirkungspotenzial oder Resonanz, nicht im Bereich nachgewiesener Wirkung. Bezogen auf Wirkungsempfänger und Wirkungsräume heisst das: Die Analyse muss das konkrete Thema ernst nehmen und zugleich den allgemeinen WÖk-Massstab halten. Es geht nicht darum, Akteure moralisch zu sortieren. Es geht darum, Wirkpfade, Wirkungsempfaenger, Datenqualitaet, Risiken und Rueckkopplung so zu beschreiben, dass bessere Entscheidungen moeglich werden.</w:t>
+      </w:r>
+    </w:p>
+    <w:p>
+      <w:r>
+        <w:t>Governance. Der Abschnitt Die stillen und fernen Betroffenen ist in V12 kein Zusatzwissen, sondern ein Pruefstein fuer die Grundfrage des Skripts: Was veraendert sich, bei wem, wodurch und mit welcher Rueckkopplung? Fuer Wirkungsempfänger und Wirkungsräume wird daran sichtbar, dass Wirkungsbewertung Verfahren, Rechte, Transparenz und Korrektur braucht. Die fachliche Grenze liegt dort, wo Lernende Bewertung als technokratische Top-down-Setzung verstehen. Die saubere Lesart trennt deshalb Beobachtung, Kausalannahme, Bewertung und Steuerungsfolge. In der Anwendung sollte daraus mindestens eine konkrete Begriff, Wirkpfad, Fallbewertung, rote Linie oder Rueckkopplung abgeleitet werden; sonst bleibt das Wissen erklaerend, aber nicht steuerungsfaehig.</w:t>
+      </w:r>
+    </w:p>
+    <w:p>
+      <w:r>
+        <w:t>Anwendung auf Warum der Empfängerblick gerechter ist. In einer Fallanalyse beginnt dieser Punkt nicht mit einer Meinung, sondern mit einer belastbaren Beschreibung. Wer V12 pruefungsnah liest, fragt zuerst nach Wirkungsempfaengern, Wirkraum, Zeitraum und Datenquelle. Erst danach folgt die Bewertung im Referenzrahmen Mensch, Planet, Demokratie, SDGs, Agenda 2030 und SDG+. Pruefungsfragen verbinden Begriff, Anwendung, Evidenz und rote Linie. Der typische Kurzschluss waere, reines Auswendiglernen als Kompetenznachweis behandeln. Genau dagegen setzt die WÖk die Pflicht, Wirkungspotenzial, Wirkungsrisiko und positive Netto-Wirkung begrifflich getrennt zu halten.</w:t>
+      </w:r>
+    </w:p>
+    <w:p>
+      <w:r>
+        <w:t>Evidenzregel. Was sind Wirkungsräume darf im Skript nicht als dekorativer Begriff stehen bleiben. Der Abschnitt traegt nur dann, wenn er eine pruefbare Aussage erlaubt: Welche Quelle stuetzt die Annahme, welche Unsicherheit bleibt offen und welche Gegenbeobachtung wuerde die Bewertung veraendern? Fuer Wirkungsempfänger und Wirkungsräume heisst das, dass WÖk-Begriffe im Alltag nur tragen, wenn sie in Routinen uebersetzt werden. Die Studierenden sollen nicht lernen, einen Score nachzusprechen. Sie sollen erkennen, wann ein Score klaert, wann er verdeckt und wann eine rote Linie die Durchschnittslogik stoppt.</w:t>
+      </w:r>
+    </w:p>
+    <w:p>
+      <w:r>
+        <w:t>Fallfenster zur Anwendung. Eine Organisation plant eine Massnahme und formuliert dazu eine positive Absicht. In der WÖk reicht das nicht. Fuer diese Vorlesung muss sichtbar werden, welche Zustandsveraenderung erwartet wird, welche Empfaenger direkt oder indirekt betroffen sind, welche Nebenwirkungen entstehen koennen und welche Entscheidung spaeter korrigiert wird. Bezogen auf Wirkungsempfänger und Wirkungsräume heisst das: Die Analyse muss das konkrete Thema ernst nehmen und zugleich den allgemeinen WÖk-Massstab halten. Es geht nicht darum, Akteure moralisch zu sortieren. Es geht darum, Wirkpfade, Wirkungsempfaenger, Datenqualitaet, Risiken und Rueckkopplung so zu beschreiben, dass bessere Entscheidungen moeglich werden.</w:t>
+      </w:r>
+    </w:p>
+    <w:p>
+      <w:r>
+        <w:t>Transfer in Grundstudium Wirkungsökonomie. Verschiedene Räume, verschiedene Hebel verbindet die inhaltliche Deutung mit der spaeteren Praxis. Eine Organisation kann zu Wirkungsempfänger und Wirkungsräume sehr ueberzeugend kommunizieren und trotzdem an einen plausiblen Gedanken schon fuer Wirkung zu halten, obwohl Empfaenger, Zustand, Zeitbezug und Quelle fehlen scheitern. Darum muss die V1-Fassung immer auch nach Governance fragen: Wer erhebt Daten, wer bewertet sie, wer traegt die Folgen, wer kann widersprechen und wann wird eine Entscheidung korrigiert? Gute Kommunikation unterscheidet Befund, Annahme und normative Bewertung. So wird aus einem Lehrkapitel eine verantwortbare Arbeitsroutine.</w:t>
       </w:r>
     </w:p>
     <w:p>
       <w:r>
         <w:t>Pruefungsnahe Transferfrage. Formuliere zu V12 eine Wirkungsaussage in drei Saetzen: Erstens den beobachteten oder plausiblen Zustand, zweitens die Daten- oder Quellenlage, drittens die offene Unsicherheit samt Rueckkopplung. Die Antwort muss ohne moralische Personenbewertung auskommen und darf Reichweite nicht mit Wirkung verwechseln.</w:t>
+      </w:r>
+    </w:p>
+    <w:p>
+      <w:r>
+        <w:t>Grenze gegen Scheingenauigkeit. Gerade bei Ein Beispiel: dieselbe Idee, zwei Räume ist Praezision wichtiger als grosse Begriffe. Eine Wirkungsaussage bleibt schwach, wenn sie nur Aktivitaet, Reichweite, Absicht oder Image beschreibt. Stark wird sie erst, wenn sie die Zustandsveraenderung und ihre Bedingungen offenlegt. In V12 ist deshalb entscheidend, jede Wirkungsaussage eine Grenze zieht und diese Grenze begruenden muss. Die Fehlerlinie verlaeuft nicht zwischen Optimismus und Pessimismus, sondern zwischen offengelegter Unsicherheit und rhetorischer Sicherheit ohne Pruefpfad.</w:t>
+      </w:r>
+    </w:p>
+    <w:p>
+      <w:r>
+        <w:t>Pruefungsnahe Lesart. Aus Empfänger und Räume zusammen denken laesst sich eine gute Transferfrage ableiten: Welche Entscheidung waere falsch, wenn dieser Abschnitt missverstanden wird? Fuer Wirkungsempfänger und Wirkungsräume lautet die Antwort meist nicht einfach "mehr Wirkung", sondern genauer: bessere Unterscheidung, sauberere Daten, klarere Schutzlinie und rueckgekoppelte Steuerung. Szenarien pruefen Sofortwirkung, Folgewirkung und Reversibilitaet getrennt. Wer das im Fall anwenden kann, hat den Kern der Vorlesung verstanden; wer nur Definitionen wiederholt, bleibt unter dem Anspruch der Akademie.</w:t>
+      </w:r>
+    </w:p>
+    <w:p>
+      <w:r>
+        <w:t>Fallfenster zur Anwendung. Eine Fuehrungsentscheidung erzeugt zugleich Nutzen und Risiken. Die WÖk behandelt Ambivalenz nicht als Stoerung, sondern als Kern der Analyse. Positive Netto-Wirkung darf erst behauptet werden, wenn zentrale negative Wirkungen getrennt geprueft und rote Linien gewahrt sind. Bezogen auf Wirkungsempfänger und Wirkungsräume heisst das: Die Analyse muss das konkrete Thema ernst nehmen und zugleich den allgemeinen WÖk-Massstab halten. Es geht nicht darum, Akteure moralisch zu sortieren. Es geht darum, Wirkpfade, Wirkungsempfaenger, Datenqualitaet, Risiken und Rueckkopplung so zu beschreiben, dass bessere Entscheidungen moeglich werden.</w:t>
+      </w:r>
+    </w:p>
+    <w:p>
+      <w:r>
+        <w:t>Betroffenenperspektive. Der Abschnitt Der Bogen des ersten Abschnitts ist in V12 kein Zusatzwissen, sondern ein Pruefstein fuer die Grundfrage des Skripts: Was veraendert sich, bei wem, wodurch und mit welcher Rueckkopplung? Fuer Wirkungsempfänger und Wirkungsräume wird daran sichtbar, dass Wirkung nicht am Sender, sondern an veraenderten Zustanden der Empfaenger geprueft wird. Die fachliche Grenze liegt dort, wo Lernende interne Erfolgskennzahlen mit gesellschaftlicher Wirkung verwechseln. Die saubere Lesart trennt deshalb Beobachtung, Kausalannahme, Bewertung und Steuerungsfolge. In der Anwendung sollte daraus mindestens eine konkrete Begriff, Wirkpfad, Fallbewertung, rote Linie oder Rueckkopplung abgeleitet werden; sonst bleibt das Wissen erklaerend, aber nicht steuerungsfaehig.</w:t>
+      </w:r>
+    </w:p>
+    <w:p>
+      <w:r>
+        <w:t>Anwendung auf Was du aus dieser Vorlesung mitnimmst. In einer Fallanalyse beginnt dieser Punkt nicht mit einer Meinung, sondern mit einer belastbaren Beschreibung. Wer V12 pruefungsnah liest, fragt zuerst nach Wirkungsempfaengern, Wirkraum, Zeitraum und Datenquelle. Erst danach folgt die Bewertung im Referenzrahmen Mensch, Planet, Demokratie, SDGs, Agenda 2030 und SDG+. Jede Schlussfolgerung endet mit Entscheidung, Verantwortlichkeit und Termin fuer Rueckpruefung. Der typische Kurzschluss waere, Befunde sammeln, ohne Ressourcen oder Regeln zu veraendern. Genau dagegen setzt die WÖk die Pflicht, Wirkungspotenzial, Wirkungsrisiko und positive Netto-Wirkung begrifflich getrennt zu halten.</w:t>
+      </w:r>
+    </w:p>
+    <w:p>
+      <w:r>
+        <w:t>Evidenzregel. Wirkungsökonomische Vertiefung darf im Skript nicht als dekorativer Begriff stehen bleiben. Der Abschnitt traegt nur dann, wenn er eine pruefbare Aussage erlaubt: Welche Quelle stuetzt die Annahme, welche Unsicherheit bleibt offen und welche Gegenbeobachtung wuerde die Bewertung veraendern? Fuer Wirkungsempfänger und Wirkungsräume heisst das, dass WÖk-Aussagen mit bestehenden Begriffen, Studien, Standards und Rechtsrahmen in Beziehung stehen muessen. Die Studierenden sollen nicht lernen, einen Score nachzusprechen. Sie sollen erkennen, wann ein Score klaert, wann er verdeckt und wann eine rote Linie die Durchschnittslogik stoppt.</w:t>
+      </w:r>
+    </w:p>
+    <w:p>
+      <w:r>
+        <w:t>Fallfenster zur Anwendung. Ein Controlling-Team moechte einen Score bilden. Das Skript verlangt, dass Datenqualitaet, Systemgrenzen, Gewichtung, Unsicherheit und Nichtkompensation sichtbar bleiben. Ein Score darf die Diskussion nicht beenden, sondern muss bessere Fragen, Priorisierung und Rueckkopplung ermoeglichen. Bezogen auf Wirkungsempfänger und Wirkungsräume heisst das: Die Analyse muss das konkrete Thema ernst nehmen und zugleich den allgemeinen WÖk-Massstab halten. Es geht nicht darum, Akteure moralisch zu sortieren. Es geht darum, Wirkpfade, Wirkungsempfaenger, Datenqualitaet, Risiken und Rueckkopplung so zu beschreiben, dass bessere Entscheidungen moeglich werden.</w:t>
+      </w:r>
+    </w:p>
+    <w:p>
+      <w:r>
+        <w:t>Pruefungsnahe Transferfrage. Formuliere zu V12 eine Wirkungsaussage in drei Saetzen: Erstens den beobachteten oder plausiblen Zustand, zweitens die Daten- oder Quellenlage, drittens die offene Unsicherheit samt Rueckkopplung. Die Antwort muss ohne moralische Personenbewertung auskommen und darf Reichweite nicht mit Wirkung verwechseln.</w:t>
+      </w:r>
+    </w:p>
+    <w:p>
+      <w:r>
+        <w:t>Transfer in Grundstudium Wirkungsökonomie. Prüfungsrelevanz verbindet die inhaltliche Deutung mit der spaeteren Praxis. Eine Organisation kann zu Wirkungsempfänger und Wirkungsräume sehr ueberzeugend kommunizieren und trotzdem an einen plausiblen Gedanken schon fuer Wirkung zu halten, obwohl Empfaenger, Zustand, Zeitbezug und Quelle fehlen scheitern. Darum muss die V1-Fassung immer auch nach Governance fragen: Wer erhebt Daten, wer bewertet sie, wer traegt die Folgen, wer kann widersprechen und wann wird eine Entscheidung korrigiert? Die Analyse markiert Stoppsignale vor jeder Portfolio- oder Score-Debatte. So wird aus einem Lehrkapitel eine verantwortbare Arbeitsroutine.</w:t>
       </w:r>
     </w:p>
     <w:p>
@@ -2816,47 +2970,37 @@
         <w:pStyle w:val="Heading3"/>
       </w:pPr>
       <w:r>
-        <w:t>Vertiefungsrunde 2: Lesen, pruefen, rueckkoppeln</w:t>
-      </w:r>
-    </w:p>
-    <w:p>
-      <w:r>
-        <w:t>Die folgende Runde verdichtet V12 nicht durch neue Schlagworte, sondern durch wiederholte Anwendung auf unterschiedliche Entscheidungsebenen. Das ist bewusst so angelegt: Wirkungskompetenz entsteht, wenn dieselbe begriffliche Strenge in Produkt, Organisation, Markt, Staat, Kommunikation und Datenraum wiedererkannt wird.</w:t>
-      </w:r>
-    </w:p>
-    <w:p>
-      <w:r>
-        <w:t>Begriffliche Schaerfung. Fuer Wirkungsempfänger und Wirkungsräume bedeutet praezise Sprache die erste Sicherung gegen Impact-Washing ist, dass die Analyse nicht bei einer Aktivitaet, einem guten Willen oder einer Kennzahl stehen bleiben darf. Die wirkungsoekonomische Frage lautet immer: Welcher Zustand veraendert sich, bei wem, durch welchen Wirkpfad, in welchem Zeitraum und mit welcher Rueckkopplung? Gerade in Grundstudium Wirkungsökonomie ist diese Unterscheidung entscheidend, weil Lernende spaeter nicht nur Begriffe wiedergeben, sondern Entscheidungssituationen pruefen muessen. Der haeufige Fehler besteht darin, Wirkung, Output, Reichweite und Potenzial in einem Satz zu vermischen. Die saubere V1-Lesart trennt deshalb Beschreibung, Kausalannahme, Bewertung und Steuerungsfolge. In der Praxis sollte jede Wirkungsaussage als kurze Viererprobe formuliert werden: Zustand, Betroffene, Quelle, offene Unsicherheit. So wird aus dem Thema kein isoliertes Kapitel, sondern ein pruefbarer Baustein der WÖk-Architektur.</w:t>
-      </w:r>
-    </w:p>
-    <w:p>
-      <w:r>
-        <w:t>Wirkpfad-Logik. Fuer Wirkungsempfänger und Wirkungsräume bedeutet ein Thema erst dann steuerbar wird, wenn der Mechanismus zwischen Ausloeser und Zustandsveraenderung beschrieben ist, dass die Analyse nicht bei einer Aktivitaet, einem guten Willen oder einer Kennzahl stehen bleiben darf. Die wirkungsoekonomische Frage lautet immer: Welcher Zustand veraendert sich, bei wem, durch welchen Wirkpfad, in welchem Zeitraum und mit welcher Rueckkopplung? Gerade in Grundstudium Wirkungsökonomie ist diese Unterscheidung entscheidend, weil Lernende spaeter nicht nur Begriffe wiedergeben, sondern Entscheidungssituationen pruefen muessen. Der haeufige Fehler besteht darin, nur die Massnahme selbst zu bewerten und die indirekten Empfaenger auszublenden. Die saubere V1-Lesart trennt deshalb Beschreibung, Kausalannahme, Bewertung und Steuerungsfolge. Eine gute Fallanalyse zeichnet mindestens einen direkten und einen indirekten Wirkpfad nach. So wird aus dem Thema kein isoliertes Kapitel, sondern ein pruefbarer Baustein der WÖk-Architektur.</w:t>
-      </w:r>
-    </w:p>
-    <w:p>
-      <w:r>
-        <w:t>Fallfenster zur Anwendung. Eine Fuehrungsentscheidung erzeugt zugleich Nutzen und Risiken. Die WÖk behandelt Ambivalenz nicht als Stoerung, sondern als Kern der Analyse. Positive Netto-Wirkung darf erst behauptet werden, wenn zentrale negative Wirkungen getrennt geprueft und rote Linien gewahrt sind. Bezogen auf Wirkungsempfänger und Wirkungsräume heisst das: Die Analyse muss das konkrete Thema ernst nehmen und zugleich den allgemeinen WÖk-Massstab halten. Es geht nicht darum, die Welt in gute und schlechte Akteure einzuteilen. Es geht darum, Wirkpfade, Wirkungsempfaenger, Datenqualitaet, Risiken und Rueckkopplung so zu beschreiben, dass bessere Entscheidungen moeglich werden.</w:t>
-      </w:r>
-    </w:p>
-    <w:p>
-      <w:r>
-        <w:t>Daten- und Quellenklarheit. Fuer Wirkungsempfänger und Wirkungsräume bedeutet jede Bewertung nur so belastbar ist wie Datenlage, Quellenstatus und Aktualitaet, dass die Analyse nicht bei einer Aktivitaet, einem guten Willen oder einer Kennzahl stehen bleiben darf. Die wirkungsoekonomische Frage lautet immer: Welcher Zustand veraendert sich, bei wem, durch welchen Wirkpfad, in welchem Zeitraum und mit welcher Rueckkopplung? Gerade in Grundstudium Wirkungsökonomie ist diese Unterscheidung entscheidend, weil Lernende spaeter nicht nur Begriffe wiedergeben, sondern Entscheidungssituationen pruefen muessen. Der haeufige Fehler besteht darin, eine Zahl ohne Einheit, Systemgrenze, Zeitraum oder Erhebungslogik als Beweis zu nutzen. Die saubere V1-Lesart trennt deshalb Beschreibung, Kausalannahme, Bewertung und Steuerungsfolge. Die Lernenden sollen Daten nicht dekorativ zitieren, sondern ihre Aussagekraft, Luecken und Grenzen offenlegen. So wird aus dem Thema kein isoliertes Kapitel, sondern ein pruefbarer Baustein der WÖk-Architektur.</w:t>
-      </w:r>
-    </w:p>
-    <w:p>
-      <w:r>
-        <w:t>Ambivalenz. Fuer Wirkungsempfänger und Wirkungsräume bedeutet positive und negative Zustandsveraenderungen gleichzeitig auftreten koennen, dass die Analyse nicht bei einer Aktivitaet, einem guten Willen oder einer Kennzahl stehen bleiben darf. Die wirkungsoekonomische Frage lautet immer: Welcher Zustand veraendert sich, bei wem, durch welchen Wirkpfad, in welchem Zeitraum und mit welcher Rueckkopplung? Gerade in Grundstudium Wirkungsökonomie ist diese Unterscheidung entscheidend, weil Lernende spaeter nicht nur Begriffe wiedergeben, sondern Entscheidungssituationen pruefen muessen. Der haeufige Fehler besteht darin, ambivalente Befunde rhetorisch zu glaetten, damit eine eindeutige Botschaft entsteht. Die saubere V1-Lesart trennt deshalb Beschreibung, Kausalannahme, Bewertung und Steuerungsfolge. Ein gutes Skript fuehrt deshalb Profile, Zielkonflikte und offene Punkte nebeneinander. So wird aus dem Thema kein isoliertes Kapitel, sondern ein pruefbarer Baustein der WÖk-Architektur.</w:t>
-      </w:r>
-    </w:p>
-    <w:p>
-      <w:r>
-        <w:t>Nichtkompensation. Fuer Wirkungsempfänger und Wirkungsräume bedeutet schwere zentrale Schaeden nicht durch beliebige positive Einzelwerte neutralisiert werden duerfen, dass die Analyse nicht bei einer Aktivitaet, einem guten Willen oder einer Kennzahl stehen bleiben darf. Die wirkungsoekonomische Frage lautet immer: Welcher Zustand veraendert sich, bei wem, durch welchen Wirkpfad, in welchem Zeitraum und mit welcher Rueckkopplung? Gerade in Grundstudium Wirkungsökonomie ist diese Unterscheidung entscheidend, weil Lernende spaeter nicht nur Begriffe wiedergeben, sondern Entscheidungssituationen pruefen muessen. Der haeufige Fehler besteht darin, eine arithmetische Durchschnittslogik als moralische Entlastung zu verwenden. Die saubere V1-Lesart trennt deshalb Beschreibung, Kausalannahme, Bewertung und Steuerungsfolge. Reverse Merit Order und rote Linien sind Schutzregeln gegen Schoenrechnung. So wird aus dem Thema kein isoliertes Kapitel, sondern ein pruefbarer Baustein der WÖk-Architektur.</w:t>
-      </w:r>
-    </w:p>
-    <w:p>
-      <w:r>
-        <w:t>Fallfenster zur Anwendung. Ein Controlling-Team moechte einen Score bilden. Das Skript verlangt, dass Datenqualitaet, Systemgrenzen, Gewichtung, Unsicherheit und Nichtkompensation sichtbar bleiben. Ein Score darf die Diskussion nicht beenden, sondern muss bessere Fragen, Priorisierung und Rueckkopplung ermoeglichen. Bezogen auf Wirkungsempfänger und Wirkungsräume heisst das: Die Analyse muss das konkrete Thema ernst nehmen und zugleich den allgemeinen WÖk-Massstab halten. Es geht nicht darum, die Welt in gute und schlechte Akteure einzuteilen. Es geht darum, Wirkpfade, Wirkungsempfaenger, Datenqualitaet, Risiken und Rueckkopplung so zu beschreiben, dass bessere Entscheidungen moeglich werden.</w:t>
+        <w:t>Abschlusskommentar 2: Lesen, pruefen, rueckkoppeln</w:t>
+      </w:r>
+    </w:p>
+    <w:p>
+      <w:r>
+        <w:t>Die folgende Verdichtung fuehrt die vorhandenen Kapitel nicht als Wiederholung, sondern als Anwendung zusammen. Wirkungskompetenz entsteht, wenn dieselbe begriffliche Strenge in Fallanalyse, Datenarbeit, Kommunikation, Governance und Entscheidungspraxis wiedererkannt wird.</w:t>
+      </w:r>
+    </w:p>
+    <w:p>
+      <w:r>
+        <w:t>Grenze gegen Scheingenauigkeit. Gerade bei Lernziele ist Praezision wichtiger als grosse Begriffe. Eine Wirkungsaussage bleibt schwach, wenn sie nur Aktivitaet, Reichweite, Absicht oder Image beschreibt. Stark wird sie erst, wenn sie die Zustandsveraenderung und ihre Bedingungen offenlegt. In V12 ist deshalb entscheidend, praezise Sprache die erste Sicherung gegen Impact-Washing bildet. Die Fehlerlinie verlaeuft nicht zwischen Optimismus und Pessimismus, sondern zwischen offengelegter Unsicherheit und rhetorischer Sicherheit ohne Pruefpfad.</w:t>
+      </w:r>
+    </w:p>
+    <w:p>
+      <w:r>
+        <w:t>Pruefungsnahe Lesart. Aus Einleitung / Wirkungsfrage laesst sich eine gute Transferfrage ableiten: Welche Entscheidung waere falsch, wenn dieser Abschnitt missverstanden wird? Fuer Wirkungsempfänger und Wirkungsräume lautet die Antwort meist nicht einfach "mehr Wirkung", sondern genauer: bessere Unterscheidung, sauberere Daten, klarere Schutzlinie und rueckgekoppelte Steuerung. Mindestens ein direkter und ein indirekter Wirkpfad muessen nachvollziehbar sein. Wer das im Fall anwenden kann, hat den Kern der Vorlesung verstanden; wer nur Definitionen wiederholt, bleibt unter dem Anspruch der Akademie.</w:t>
+      </w:r>
+    </w:p>
+    <w:p>
+      <w:r>
+        <w:t>Fallfenster zur Anwendung. Ein Kommunikationsbericht nennt viele Aktivitaeten, Reichweiten und Rueckmeldungen. Die V1-Pruefung fragt, ob daraus eine belastbare Wirkungsaussage folgt. Wenn nur Kontakte, Klicks oder Zustimmung vorliegen, bleibt die Aussage im Bereich Wirkungspotenzial oder Resonanz, nicht im Bereich nachgewiesener Wirkung. Bezogen auf Wirkungsempfänger und Wirkungsräume heisst das: Die Analyse muss das konkrete Thema ernst nehmen und zugleich den allgemeinen WÖk-Massstab halten. Es geht nicht darum, Akteure moralisch zu sortieren. Es geht darum, Wirkpfade, Wirkungsempfaenger, Datenqualitaet, Risiken und Rueckkopplung so zu beschreiben, dass bessere Entscheidungen moeglich werden.</w:t>
+      </w:r>
+    </w:p>
+    <w:p>
+      <w:r>
+        <w:t>Daten- und Quellenklarheit. Der Abschnitt Kernaussage ist in V12 kein Zusatzwissen, sondern ein Pruefstein fuer die Grundfrage des Skripts: Was veraendert sich, bei wem, wodurch und mit welcher Rueckkopplung? Fuer Wirkungsempfänger und Wirkungsräume wird daran sichtbar, dass jede Bewertung nur so belastbar ist wie Datenlage, Quellenstatus, Aktualitaet und Systemgrenze. Die fachliche Grenze liegt dort, wo Lernende eine Zahl ohne Einheit, Zeitraum oder Erhebungslogik als Beweis nutzen. Die saubere Lesart trennt deshalb Beobachtung, Kausalannahme, Bewertung und Steuerungsfolge. In der Anwendung sollte daraus mindestens eine konkrete Begriff, Wirkpfad, Fallbewertung, rote Linie oder Rueckkopplung abgeleitet werden; sonst bleibt das Wissen erklaerend, aber nicht steuerungsfaehig.</w:t>
+      </w:r>
+    </w:p>
+    <w:p>
+      <w:r>
+        <w:t>Anwendung auf Quelltext und fachliche Grundlegung. In einer Fallanalyse beginnt dieser Punkt nicht mit einer Meinung, sondern mit einer belastbaren Beschreibung. Wer V12 pruefungsnah liest, fragt zuerst nach Wirkungsempfaengern, Wirkraum, Zeitraum und Datenquelle. Erst danach folgt die Bewertung im Referenzrahmen Mensch, Planet, Demokratie, SDGs, Agenda 2030 und SDG+. Profile, Zielkonflikte und offene Punkte werden nebeneinander gefuehrt. Der typische Kurzschluss waere, ambivalente Befunde glaetten, damit eine eindeutige Botschaft entsteht. Genau dagegen setzt die WÖk die Pflicht, Wirkungspotenzial, Wirkungsrisiko und positive Netto-Wirkung begrifflich getrennt zu halten.</w:t>
       </w:r>
     </w:p>
     <w:p>
@@ -2866,37 +3010,92 @@
     </w:p>
     <w:p>
       <w:r>
-        <w:t>Rueckkopplung. Fuer Wirkungsempfänger und Wirkungsräume bedeutet Wirkungswissen erst dann wertvoll wird, wenn es Entscheidungen veraendert, dass die Analyse nicht bei einer Aktivitaet, einem guten Willen oder einer Kennzahl stehen bleiben darf. Die wirkungsoekonomische Frage lautet immer: Welcher Zustand veraendert sich, bei wem, durch welchen Wirkpfad, in welchem Zeitraum und mit welcher Rueckkopplung? Gerade in Grundstudium Wirkungsökonomie ist diese Unterscheidung entscheidend, weil Lernende spaeter nicht nur Begriffe wiedergeben, sondern Entscheidungssituationen pruefen muessen. Der haeufige Fehler besteht darin, einen Bericht als Endpunkt zu betrachten. Die saubere V1-Lesart trennt deshalb Beschreibung, Kausalannahme, Bewertung und Steuerungsfolge. Jeder Analyseblock sollte fragen, welche Routine, welcher Prozess oder welche Ressource nach der Bewertung angepasst wird. So wird aus dem Thema kein isoliertes Kapitel, sondern ein pruefbarer Baustein der WÖk-Architektur.</w:t>
-      </w:r>
-    </w:p>
-    <w:p>
-      <w:r>
-        <w:t>Governance. Fuer Wirkungsempfänger und Wirkungsräume bedeutet Wirkungsbewertung Verfahren, Rechte, Transparenz und Korrektur braucht, dass die Analyse nicht bei einer Aktivitaet, einem guten Willen oder einer Kennzahl stehen bleiben darf. Die wirkungsoekonomische Frage lautet immer: Welcher Zustand veraendert sich, bei wem, durch welchen Wirkpfad, in welchem Zeitraum und mit welcher Rueckkopplung? Gerade in Grundstudium Wirkungsökonomie ist diese Unterscheidung entscheidend, weil Lernende spaeter nicht nur Begriffe wiedergeben, sondern Entscheidungssituationen pruefen muessen. Der haeufige Fehler besteht darin, Bewertung als technokratische Top-down-Setzung zu verstehen. Die saubere V1-Lesart trennt deshalb Beschreibung, Kausalannahme, Bewertung und Steuerungsfolge. Betroffene, Datenhalter, Entscheider und Kontrollinstanzen muessen unterscheidbare Rollen behalten. So wird aus dem Thema kein isoliertes Kapitel, sondern ein pruefbarer Baustein der WÖk-Architektur.</w:t>
-      </w:r>
-    </w:p>
-    <w:p>
-      <w:r>
-        <w:t>Didaktische Pruefbarkeit. Fuer Wirkungsempfänger und Wirkungsräume bedeutet das Thema in der Akademie nicht nur erklaert, sondern in Falllogik ueberfuehrt werden muss, dass die Analyse nicht bei einer Aktivitaet, einem guten Willen oder einer Kennzahl stehen bleiben darf. Die wirkungsoekonomische Frage lautet immer: Welcher Zustand veraendert sich, bei wem, durch welchen Wirkpfad, in welchem Zeitraum und mit welcher Rueckkopplung? Gerade in Grundstudium Wirkungsökonomie ist diese Unterscheidung entscheidend, weil Lernende spaeter nicht nur Begriffe wiedergeben, sondern Entscheidungssituationen pruefen muessen. Der haeufige Fehler besteht darin, reines Auswendiglernen als Kompetenznachweis zu behandeln. Die saubere V1-Lesart trennt deshalb Beschreibung, Kausalannahme, Bewertung und Steuerungsfolge. Pruefungsfragen sollen Begriffe, Anwendung und rote Linien verbinden. So wird aus dem Thema kein isoliertes Kapitel, sondern ein pruefbarer Baustein der WÖk-Architektur.</w:t>
-      </w:r>
-    </w:p>
-    <w:p>
-      <w:r>
-        <w:t>Fallfenster zur Anwendung. Ein Kommunikationsbericht nennt viele Aktivitaeten, Reichweiten und Rueckmeldungen. Die V1-Pruefung fragt, ob daraus eine belastbare Wirkungsaussage folgt. Wenn nur Kontakte, Klicks oder Zustimmung vorliegen, bleibt die Aussage im Bereich Wirkungspotenzial oder Resonanz, nicht im Bereich nachgewiesener Wirkung. Bezogen auf Wirkungsempfänger und Wirkungsräume heisst das: Die Analyse muss das konkrete Thema ernst nehmen und zugleich den allgemeinen WÖk-Massstab halten. Es geht nicht darum, die Welt in gute und schlechte Akteure einzuteilen. Es geht darum, Wirkpfade, Wirkungsempfaenger, Datenqualitaet, Risiken und Rueckkopplung so zu beschreiben, dass bessere Entscheidungen moeglich werden.</w:t>
-      </w:r>
-    </w:p>
-    <w:p>
-      <w:r>
-        <w:t>Transfer in Organisationen. Fuer Wirkungsempfänger und Wirkungsräume bedeutet WÖk-Begriffe im Alltag nur tragen, wenn sie in Routinen uebersetzt werden, dass die Analyse nicht bei einer Aktivitaet, einem guten Willen oder einer Kennzahl stehen bleiben darf. Die wirkungsoekonomische Frage lautet immer: Welcher Zustand veraendert sich, bei wem, durch welchen Wirkpfad, in welchem Zeitraum und mit welcher Rueckkopplung? Gerade in Grundstudium Wirkungsökonomie ist diese Unterscheidung entscheidend, weil Lernende spaeter nicht nur Begriffe wiedergeben, sondern Entscheidungssituationen pruefen muessen. Der haeufige Fehler besteht darin, die Verantwortung an eine Nachhaltigkeitsabteilung auszulagern. Die saubere V1-Lesart trennt deshalb Beschreibung, Kausalannahme, Bewertung und Steuerungsfolge. Strategie, Einkauf, Kommunikation, Controlling und Fuehrung muessen denselben Wirkungsbegriff verwenden. So wird aus dem Thema kein isoliertes Kapitel, sondern ein pruefbarer Baustein der WÖk-Architektur.</w:t>
-      </w:r>
-    </w:p>
-    <w:p>
-      <w:r>
-        <w:t>Rueckfluss in den Korpus. Fuer Wirkungsempfänger und Wirkungsräume bedeutet jedes Studienskript den Gesamtbestand schaerfen kann, dass die Analyse nicht bei einer Aktivitaet, einem guten Willen oder einer Kennzahl stehen bleiben darf. Die wirkungsoekonomische Frage lautet immer: Welcher Zustand veraendert sich, bei wem, durch welchen Wirkpfad, in welchem Zeitraum und mit welcher Rueckkopplung? Gerade in Grundstudium Wirkungsökonomie ist diese Unterscheidung entscheidend, weil Lernende spaeter nicht nur Begriffe wiedergeben, sondern Entscheidungssituationen pruefen muessen. Der haeufige Fehler besteht darin, neue Einsichten nur lokal im Skript zu belassen. Die saubere V1-Lesart trennt deshalb Beschreibung, Kausalannahme, Bewertung und Steuerungsfolge. Glossar, Website, Journal, Dossiers und Visuals sollen aus der Skriptarbeit lernen. So wird aus dem Thema kein isoliertes Kapitel, sondern ein pruefbarer Baustein der WÖk-Architektur.</w:t>
+        <w:t>Evidenzregel. Wirkung trifft immer jemanden irgendwo darf im Skript nicht als dekorativer Begriff stehen bleiben. Der Abschnitt traegt nur dann, wenn er eine pruefbare Aussage erlaubt: Welche Quelle stuetzt die Annahme, welche Unsicherheit bleibt offen und welche Gegenbeobachtung wuerde die Bewertung veraendern? Fuer Wirkungsempfänger und Wirkungsräume heisst das, dass schwere zentrale Schaeden nicht durch beliebige positive Einzelwerte neutralisiert werden duerfen. Die Studierenden sollen nicht lernen, einen Score nachzusprechen. Sie sollen erkennen, wann ein Score klaert, wann er verdeckt und wann eine rote Linie die Durchschnittslogik stoppt.</w:t>
+      </w:r>
+    </w:p>
+    <w:p>
+      <w:r>
+        <w:t>Fallfenster zur Anwendung. Eine Organisation plant eine Massnahme und formuliert dazu eine positive Absicht. In der WÖk reicht das nicht. Fuer diese Vorlesung muss sichtbar werden, welche Zustandsveraenderung erwartet wird, welche Empfaenger direkt oder indirekt betroffen sind, welche Nebenwirkungen entstehen koennen und welche Entscheidung spaeter korrigiert wird. Bezogen auf Wirkungsempfänger und Wirkungsräume heisst das: Die Analyse muss das konkrete Thema ernst nehmen und zugleich den allgemeinen WÖk-Massstab halten. Es geht nicht darum, Akteure moralisch zu sortieren. Es geht darum, Wirkpfade, Wirkungsempfaenger, Datenqualitaet, Risiken und Rueckkopplung so zu beschreiben, dass bessere Entscheidungen moeglich werden.</w:t>
+      </w:r>
+    </w:p>
+    <w:p>
+      <w:r>
+        <w:t>Transfer in Grundstudium Wirkungsökonomie. Wer sind die Wirkungsempfänger verbindet die inhaltliche Deutung mit der spaeteren Praxis. Eine Organisation kann zu Wirkungsempfänger und Wirkungsräume sehr ueberzeugend kommunizieren und trotzdem an einen plausiblen Gedanken schon fuer Wirkung zu halten, obwohl Empfaenger, Zustand, Zeitbezug und Quelle fehlen scheitern. Darum muss die V1-Fassung immer auch nach Governance fragen: Wer erhebt Daten, wer bewertet sie, wer traegt die Folgen, wer kann widersprechen und wann wird eine Entscheidung korrigiert? Jeder Analyseblock fragt nach der Routine, die nach der Bewertung angepasst wird. So wird aus einem Lehrkapitel eine verantwortbare Arbeitsroutine.</w:t>
+      </w:r>
+    </w:p>
+    <w:p>
+      <w:r>
+        <w:t>Grenze gegen Scheingenauigkeit. Gerade bei Die stillen und fernen Betroffenen ist Praezision wichtiger als grosse Begriffe. Eine Wirkungsaussage bleibt schwach, wenn sie nur Aktivitaet, Reichweite, Absicht oder Image beschreibt. Stark wird sie erst, wenn sie die Zustandsveraenderung und ihre Bedingungen offenlegt. In V12 ist deshalb entscheidend, Wirkungsbewertung Verfahren, Rechte, Transparenz und Korrektur braucht. Die Fehlerlinie verlaeuft nicht zwischen Optimismus und Pessimismus, sondern zwischen offengelegter Unsicherheit und rhetorischer Sicherheit ohne Pruefpfad.</w:t>
+      </w:r>
+    </w:p>
+    <w:p>
+      <w:r>
+        <w:t>Pruefungsnahe Lesart. Aus Warum der Empfängerblick gerechter ist laesst sich eine gute Transferfrage ableiten: Welche Entscheidung waere falsch, wenn dieser Abschnitt missverstanden wird? Fuer Wirkungsempfänger und Wirkungsräume lautet die Antwort meist nicht einfach "mehr Wirkung", sondern genauer: bessere Unterscheidung, sauberere Daten, klarere Schutzlinie und rueckgekoppelte Steuerung. Pruefungsfragen verbinden Begriff, Anwendung, Evidenz und rote Linie. Wer das im Fall anwenden kann, hat den Kern der Vorlesung verstanden; wer nur Definitionen wiederholt, bleibt unter dem Anspruch der Akademie.</w:t>
+      </w:r>
+    </w:p>
+    <w:p>
+      <w:r>
+        <w:t>Fallfenster zur Anwendung. Eine Fuehrungsentscheidung erzeugt zugleich Nutzen und Risiken. Die WÖk behandelt Ambivalenz nicht als Stoerung, sondern als Kern der Analyse. Positive Netto-Wirkung darf erst behauptet werden, wenn zentrale negative Wirkungen getrennt geprueft und rote Linien gewahrt sind. Bezogen auf Wirkungsempfänger und Wirkungsräume heisst das: Die Analyse muss das konkrete Thema ernst nehmen und zugleich den allgemeinen WÖk-Massstab halten. Es geht nicht darum, Akteure moralisch zu sortieren. Es geht darum, Wirkpfade, Wirkungsempfaenger, Datenqualitaet, Risiken und Rueckkopplung so zu beschreiben, dass bessere Entscheidungen moeglich werden.</w:t>
+      </w:r>
+    </w:p>
+    <w:p>
+      <w:r>
+        <w:t>Organisationale Umsetzung. Der Abschnitt Was sind Wirkungsräume ist in V12 kein Zusatzwissen, sondern ein Pruefstein fuer die Grundfrage des Skripts: Was veraendert sich, bei wem, wodurch und mit welcher Rueckkopplung? Fuer Wirkungsempfänger und Wirkungsräume wird daran sichtbar, dass WÖk-Begriffe im Alltag nur tragen, wenn sie in Routinen uebersetzt werden. Die fachliche Grenze liegt dort, wo Lernende Verantwortung an eine einzelne Nachhaltigkeitsfunktion auslagern. Die saubere Lesart trennt deshalb Beobachtung, Kausalannahme, Bewertung und Steuerungsfolge. In der Anwendung sollte daraus mindestens eine konkrete Begriff, Wirkpfad, Fallbewertung, rote Linie oder Rueckkopplung abgeleitet werden; sonst bleibt das Wissen erklaerend, aber nicht steuerungsfaehig.</w:t>
       </w:r>
     </w:p>
     <w:p>
       <w:r>
         <w:t>Pruefungsnahe Transferfrage. Formuliere zu V12 eine Wirkungsaussage in drei Saetzen: Erstens den beobachteten oder plausiblen Zustand, zweitens die Daten- oder Quellenlage, drittens die offene Unsicherheit samt Rueckkopplung. Die Antwort muss ohne moralische Personenbewertung auskommen und darf Reichweite nicht mit Wirkung verwechseln.</w:t>
+      </w:r>
+    </w:p>
+    <w:p>
+      <w:r>
+        <w:t>Anwendung auf Verschiedene Räume, verschiedene Hebel. In einer Fallanalyse beginnt dieser Punkt nicht mit einer Meinung, sondern mit einer belastbaren Beschreibung. Wer V12 pruefungsnah liest, fragt zuerst nach Wirkungsempfaengern, Wirkraum, Zeitraum und Datenquelle. Erst danach folgt die Bewertung im Referenzrahmen Mensch, Planet, Demokratie, SDGs, Agenda 2030 und SDG+. Gute Kommunikation unterscheidet Befund, Annahme und normative Bewertung. Der typische Kurzschluss waere, Eindeutigkeit behaupten, wo die Datenlage nur Potenzial oder Risiko traegt. Genau dagegen setzt die WÖk die Pflicht, Wirkungspotenzial, Wirkungsrisiko und positive Netto-Wirkung begrifflich getrennt zu halten.</w:t>
+      </w:r>
+    </w:p>
+    <w:p>
+      <w:r>
+        <w:t>Evidenzregel. Ein Beispiel: dieselbe Idee, zwei Räume darf im Skript nicht als dekorativer Begriff stehen bleiben. Der Abschnitt traegt nur dann, wenn er eine pruefbare Aussage erlaubt: Welche Quelle stuetzt die Annahme, welche Unsicherheit bleibt offen und welche Gegenbeobachtung wuerde die Bewertung veraendern? Fuer Wirkungsempfänger und Wirkungsräume heisst das, dass jede Wirkungsaussage eine Grenze zieht und diese Grenze begruenden muss. Die Studierenden sollen nicht lernen, einen Score nachzusprechen. Sie sollen erkennen, wann ein Score klaert, wann er verdeckt und wann eine rote Linie die Durchschnittslogik stoppt.</w:t>
+      </w:r>
+    </w:p>
+    <w:p>
+      <w:r>
+        <w:t>Fallfenster zur Anwendung. Ein Controlling-Team moechte einen Score bilden. Das Skript verlangt, dass Datenqualitaet, Systemgrenzen, Gewichtung, Unsicherheit und Nichtkompensation sichtbar bleiben. Ein Score darf die Diskussion nicht beenden, sondern muss bessere Fragen, Priorisierung und Rueckkopplung ermoeglichen. Bezogen auf Wirkungsempfänger und Wirkungsräume heisst das: Die Analyse muss das konkrete Thema ernst nehmen und zugleich den allgemeinen WÖk-Massstab halten. Es geht nicht darum, Akteure moralisch zu sortieren. Es geht darum, Wirkpfade, Wirkungsempfaenger, Datenqualitaet, Risiken und Rueckkopplung so zu beschreiben, dass bessere Entscheidungen moeglich werden.</w:t>
+      </w:r>
+    </w:p>
+    <w:p>
+      <w:r>
+        <w:t>Transfer in Grundstudium Wirkungsökonomie. Empfänger und Räume zusammen denken verbindet die inhaltliche Deutung mit der spaeteren Praxis. Eine Organisation kann zu Wirkungsempfänger und Wirkungsräume sehr ueberzeugend kommunizieren und trotzdem an einen plausiblen Gedanken schon fuer Wirkung zu halten, obwohl Empfaenger, Zustand, Zeitbezug und Quelle fehlen scheitern. Darum muss die V1-Fassung immer auch nach Governance fragen: Wer erhebt Daten, wer bewertet sie, wer traegt die Folgen, wer kann widersprechen und wann wird eine Entscheidung korrigiert? Szenarien pruefen Sofortwirkung, Folgewirkung und Reversibilitaet getrennt. So wird aus einem Lehrkapitel eine verantwortbare Arbeitsroutine.</w:t>
+      </w:r>
+    </w:p>
+    <w:p>
+      <w:r>
+        <w:t>Grenze gegen Scheingenauigkeit. Gerade bei Der Bogen des ersten Abschnitts ist Praezision wichtiger als grosse Begriffe. Eine Wirkungsaussage bleibt schwach, wenn sie nur Aktivitaet, Reichweite, Absicht oder Image beschreibt. Stark wird sie erst, wenn sie die Zustandsveraenderung und ihre Bedingungen offenlegt. In V12 ist deshalb entscheidend, Wirkung nicht am Sender, sondern an veraenderten Zustanden der Empfaenger geprueft wird. Die Fehlerlinie verlaeuft nicht zwischen Optimismus und Pessimismus, sondern zwischen offengelegter Unsicherheit und rhetorischer Sicherheit ohne Pruefpfad.</w:t>
+      </w:r>
+    </w:p>
+    <w:p>
+      <w:r>
+        <w:t>Pruefungsnahe Lesart. Aus Was du aus dieser Vorlesung mitnimmst laesst sich eine gute Transferfrage ableiten: Welche Entscheidung waere falsch, wenn dieser Abschnitt missverstanden wird? Fuer Wirkungsempfänger und Wirkungsräume lautet die Antwort meist nicht einfach "mehr Wirkung", sondern genauer: bessere Unterscheidung, sauberere Daten, klarere Schutzlinie und rueckgekoppelte Steuerung. Jede Schlussfolgerung endet mit Entscheidung, Verantwortlichkeit und Termin fuer Rueckpruefung. Wer das im Fall anwenden kann, hat den Kern der Vorlesung verstanden; wer nur Definitionen wiederholt, bleibt unter dem Anspruch der Akademie.</w:t>
+      </w:r>
+    </w:p>
+    <w:p>
+      <w:r>
+        <w:t>Fallfenster zur Anwendung. Ein Kommunikationsbericht nennt viele Aktivitaeten, Reichweiten und Rueckmeldungen. Die V1-Pruefung fragt, ob daraus eine belastbare Wirkungsaussage folgt. Wenn nur Kontakte, Klicks oder Zustimmung vorliegen, bleibt die Aussage im Bereich Wirkungspotenzial oder Resonanz, nicht im Bereich nachgewiesener Wirkung. Bezogen auf Wirkungsempfänger und Wirkungsräume heisst das: Die Analyse muss das konkrete Thema ernst nehmen und zugleich den allgemeinen WÖk-Massstab halten. Es geht nicht darum, Akteure moralisch zu sortieren. Es geht darum, Wirkpfade, Wirkungsempfaenger, Datenqualitaet, Risiken und Rueckkopplung so zu beschreiben, dass bessere Entscheidungen moeglich werden.</w:t>
+      </w:r>
+    </w:p>
+    <w:p>
+      <w:r>
+        <w:t>Pruefungsnahe Transferfrage. Formuliere zu V12 eine Wirkungsaussage in drei Saetzen: Erstens den beobachteten oder plausiblen Zustand, zweitens die Daten- oder Quellenlage, drittens die offene Unsicherheit samt Rueckkopplung. Die Antwort muss ohne moralische Personenbewertung auskommen und darf Reichweite nicht mit Wirkung verwechseln.</w:t>
+      </w:r>
+    </w:p>
+    <w:p>
+      <w:r>
+        <w:t>Wissenschaftliche Anschlussfaehigkeit. Der Abschnitt Wirkungsökonomische Vertiefung ist in V12 kein Zusatzwissen, sondern ein Pruefstein fuer die Grundfrage des Skripts: Was veraendert sich, bei wem, wodurch und mit welcher Rueckkopplung? Fuer Wirkungsempfänger und Wirkungsräume wird daran sichtbar, dass WÖk-Aussagen mit bestehenden Begriffen, Studien, Standards und Rechtsrahmen in Beziehung stehen muessen. Die fachliche Grenze liegt dort, wo Lernende hausinterne Sprache als Ersatz fuer zitierfaehige Begruendung verwenden. Die saubere Lesart trennt deshalb Beobachtung, Kausalannahme, Bewertung und Steuerungsfolge. In der Anwendung sollte daraus mindestens eine konkrete Begriff, Wirkpfad, Fallbewertung, rote Linie oder Rueckkopplung abgeleitet werden; sonst bleibt das Wissen erklaerend, aber nicht steuerungsfaehig.</w:t>
+      </w:r>
+    </w:p>
+    <w:p>
+      <w:r>
+        <w:t>Anwendung auf Prüfungsrelevanz. In einer Fallanalyse beginnt dieser Punkt nicht mit einer Meinung, sondern mit einer belastbaren Beschreibung. Wer V12 pruefungsnah liest, fragt zuerst nach Wirkungsempfaengern, Wirkraum, Zeitraum und Datenquelle. Erst danach folgt die Bewertung im Referenzrahmen Mensch, Planet, Demokratie, SDGs, Agenda 2030 und SDG+. Die Analyse markiert Stoppsignale vor jeder Portfolio- oder Score-Debatte. Der typische Kurzschluss waere, ein gutes Teilresultat gegen zentrale Schaeden aufrechnen. Genau dagegen setzt die WÖk die Pflicht, Wirkungspotenzial, Wirkungsrisiko und positive Netto-Wirkung begrifflich getrennt zu halten.</w:t>
       </w:r>
     </w:p>
     <w:p>
@@ -2904,47 +3103,32 @@
         <w:pStyle w:val="Heading3"/>
       </w:pPr>
       <w:r>
-        <w:t>Vertiefungsrunde 3: Lesen, pruefen, rueckkoppeln</w:t>
-      </w:r>
-    </w:p>
-    <w:p>
-      <w:r>
-        <w:t>Die folgende Runde verdichtet V12 nicht durch neue Schlagworte, sondern durch wiederholte Anwendung auf unterschiedliche Entscheidungsebenen. Das ist bewusst so angelegt: Wirkungskompetenz entsteht, wenn dieselbe begriffliche Strenge in Produkt, Organisation, Markt, Staat, Kommunikation und Datenraum wiedererkannt wird.</w:t>
-      </w:r>
-    </w:p>
-    <w:p>
-      <w:r>
-        <w:t>Begriffliche Schaerfung. Fuer Wirkungsempfänger und Wirkungsräume bedeutet praezise Sprache die erste Sicherung gegen Impact-Washing ist, dass die Analyse nicht bei einer Aktivitaet, einem guten Willen oder einer Kennzahl stehen bleiben darf. Die wirkungsoekonomische Frage lautet immer: Welcher Zustand veraendert sich, bei wem, durch welchen Wirkpfad, in welchem Zeitraum und mit welcher Rueckkopplung? Gerade in Grundstudium Wirkungsökonomie ist diese Unterscheidung entscheidend, weil Lernende spaeter nicht nur Begriffe wiedergeben, sondern Entscheidungssituationen pruefen muessen. Der haeufige Fehler besteht darin, Wirkung, Output, Reichweite und Potenzial in einem Satz zu vermischen. Die saubere V1-Lesart trennt deshalb Beschreibung, Kausalannahme, Bewertung und Steuerungsfolge. In der Praxis sollte jede Wirkungsaussage als kurze Viererprobe formuliert werden: Zustand, Betroffene, Quelle, offene Unsicherheit. So wird aus dem Thema kein isoliertes Kapitel, sondern ein pruefbarer Baustein der WÖk-Architektur.</w:t>
-      </w:r>
-    </w:p>
-    <w:p>
-      <w:r>
-        <w:t>Fallfenster zur Anwendung. Eine Organisation plant eine Massnahme und formuliert dazu eine positive Absicht. In der WÖk reicht das nicht. Fuer diese Vorlesung muss sichtbar werden, welche Zustandsveraenderung erwartet wird, welche Empfaenger direkt oder indirekt betroffen sind, welche Nebenwirkungen entstehen koennen und welche Entscheidung spaeter korrigiert wird. Bezogen auf Wirkungsempfänger und Wirkungsräume heisst das: Die Analyse muss das konkrete Thema ernst nehmen und zugleich den allgemeinen WÖk-Massstab halten. Es geht nicht darum, die Welt in gute und schlechte Akteure einzuteilen. Es geht darum, Wirkpfade, Wirkungsempfaenger, Datenqualitaet, Risiken und Rueckkopplung so zu beschreiben, dass bessere Entscheidungen moeglich werden.</w:t>
-      </w:r>
-    </w:p>
-    <w:p>
-      <w:r>
-        <w:t>Wirkpfad-Logik. Fuer Wirkungsempfänger und Wirkungsräume bedeutet ein Thema erst dann steuerbar wird, wenn der Mechanismus zwischen Ausloeser und Zustandsveraenderung beschrieben ist, dass die Analyse nicht bei einer Aktivitaet, einem guten Willen oder einer Kennzahl stehen bleiben darf. Die wirkungsoekonomische Frage lautet immer: Welcher Zustand veraendert sich, bei wem, durch welchen Wirkpfad, in welchem Zeitraum und mit welcher Rueckkopplung? Gerade in Grundstudium Wirkungsökonomie ist diese Unterscheidung entscheidend, weil Lernende spaeter nicht nur Begriffe wiedergeben, sondern Entscheidungssituationen pruefen muessen. Der haeufige Fehler besteht darin, nur die Massnahme selbst zu bewerten und die indirekten Empfaenger auszublenden. Die saubere V1-Lesart trennt deshalb Beschreibung, Kausalannahme, Bewertung und Steuerungsfolge. Eine gute Fallanalyse zeichnet mindestens einen direkten und einen indirekten Wirkpfad nach. So wird aus dem Thema kein isoliertes Kapitel, sondern ein pruefbarer Baustein der WÖk-Architektur.</w:t>
-      </w:r>
-    </w:p>
-    <w:p>
-      <w:r>
-        <w:t>Daten- und Quellenklarheit. Fuer Wirkungsempfänger und Wirkungsräume bedeutet jede Bewertung nur so belastbar ist wie Datenlage, Quellenstatus und Aktualitaet, dass die Analyse nicht bei einer Aktivitaet, einem guten Willen oder einer Kennzahl stehen bleiben darf. Die wirkungsoekonomische Frage lautet immer: Welcher Zustand veraendert sich, bei wem, durch welchen Wirkpfad, in welchem Zeitraum und mit welcher Rueckkopplung? Gerade in Grundstudium Wirkungsökonomie ist diese Unterscheidung entscheidend, weil Lernende spaeter nicht nur Begriffe wiedergeben, sondern Entscheidungssituationen pruefen muessen. Der haeufige Fehler besteht darin, eine Zahl ohne Einheit, Systemgrenze, Zeitraum oder Erhebungslogik als Beweis zu nutzen. Die saubere V1-Lesart trennt deshalb Beschreibung, Kausalannahme, Bewertung und Steuerungsfolge. Die Lernenden sollen Daten nicht dekorativ zitieren, sondern ihre Aussagekraft, Luecken und Grenzen offenlegen. So wird aus dem Thema kein isoliertes Kapitel, sondern ein pruefbarer Baustein der WÖk-Architektur.</w:t>
-      </w:r>
-    </w:p>
-    <w:p>
-      <w:r>
-        <w:t>Ambivalenz. Fuer Wirkungsempfänger und Wirkungsräume bedeutet positive und negative Zustandsveraenderungen gleichzeitig auftreten koennen, dass die Analyse nicht bei einer Aktivitaet, einem guten Willen oder einer Kennzahl stehen bleiben darf. Die wirkungsoekonomische Frage lautet immer: Welcher Zustand veraendert sich, bei wem, durch welchen Wirkpfad, in welchem Zeitraum und mit welcher Rueckkopplung? Gerade in Grundstudium Wirkungsökonomie ist diese Unterscheidung entscheidend, weil Lernende spaeter nicht nur Begriffe wiedergeben, sondern Entscheidungssituationen pruefen muessen. Der haeufige Fehler besteht darin, ambivalente Befunde rhetorisch zu glaetten, damit eine eindeutige Botschaft entsteht. Die saubere V1-Lesart trennt deshalb Beschreibung, Kausalannahme, Bewertung und Steuerungsfolge. Ein gutes Skript fuehrt deshalb Profile, Zielkonflikte und offene Punkte nebeneinander. So wird aus dem Thema kein isoliertes Kapitel, sondern ein pruefbarer Baustein der WÖk-Architektur.</w:t>
-      </w:r>
-    </w:p>
-    <w:p>
-      <w:r>
-        <w:t>Fallfenster zur Anwendung. Eine Fuehrungsentscheidung erzeugt zugleich Nutzen und Risiken. Die WÖk behandelt Ambivalenz nicht als Stoerung, sondern als Kern der Analyse. Positive Netto-Wirkung darf erst behauptet werden, wenn zentrale negative Wirkungen getrennt geprueft und rote Linien gewahrt sind. Bezogen auf Wirkungsempfänger und Wirkungsräume heisst das: Die Analyse muss das konkrete Thema ernst nehmen und zugleich den allgemeinen WÖk-Massstab halten. Es geht nicht darum, die Welt in gute und schlechte Akteure einzuteilen. Es geht darum, Wirkpfade, Wirkungsempfaenger, Datenqualitaet, Risiken und Rueckkopplung so zu beschreiben, dass bessere Entscheidungen moeglich werden.</w:t>
-      </w:r>
-    </w:p>
-    <w:p>
-      <w:r>
-        <w:t>Nichtkompensation. Fuer Wirkungsempfänger und Wirkungsräume bedeutet schwere zentrale Schaeden nicht durch beliebige positive Einzelwerte neutralisiert werden duerfen, dass die Analyse nicht bei einer Aktivitaet, einem guten Willen oder einer Kennzahl stehen bleiben darf. Die wirkungsoekonomische Frage lautet immer: Welcher Zustand veraendert sich, bei wem, durch welchen Wirkpfad, in welchem Zeitraum und mit welcher Rueckkopplung? Gerade in Grundstudium Wirkungsökonomie ist diese Unterscheidung entscheidend, weil Lernende spaeter nicht nur Begriffe wiedergeben, sondern Entscheidungssituationen pruefen muessen. Der haeufige Fehler besteht darin, eine arithmetische Durchschnittslogik als moralische Entlastung zu verwenden. Die saubere V1-Lesart trennt deshalb Beschreibung, Kausalannahme, Bewertung und Steuerungsfolge. Reverse Merit Order und rote Linien sind Schutzregeln gegen Schoenrechnung. So wird aus dem Thema kein isoliertes Kapitel, sondern ein pruefbarer Baustein der WÖk-Architektur.</w:t>
+        <w:t>Abschlusskommentar 3: Lesen, pruefen, rueckkoppeln</w:t>
+      </w:r>
+    </w:p>
+    <w:p>
+      <w:r>
+        <w:t>Die folgende Verdichtung fuehrt die vorhandenen Kapitel nicht als Wiederholung, sondern als Anwendung zusammen. Wirkungskompetenz entsteht, wenn dieselbe begriffliche Strenge in Fallanalyse, Datenarbeit, Kommunikation, Governance und Entscheidungspraxis wiedererkannt wird.</w:t>
+      </w:r>
+    </w:p>
+    <w:p>
+      <w:r>
+        <w:t>Evidenzregel. Lernziele darf im Skript nicht als dekorativer Begriff stehen bleiben. Der Abschnitt traegt nur dann, wenn er eine pruefbare Aussage erlaubt: Welche Quelle stuetzt die Annahme, welche Unsicherheit bleibt offen und welche Gegenbeobachtung wuerde die Bewertung veraendern? Fuer Wirkungsempfänger und Wirkungsräume heisst das, dass praezise Sprache die erste Sicherung gegen Impact-Washing bildet. Die Studierenden sollen nicht lernen, einen Score nachzusprechen. Sie sollen erkennen, wann ein Score klaert, wann er verdeckt und wann eine rote Linie die Durchschnittslogik stoppt.</w:t>
+      </w:r>
+    </w:p>
+    <w:p>
+      <w:r>
+        <w:t>Fallfenster zur Anwendung. Eine Organisation plant eine Massnahme und formuliert dazu eine positive Absicht. In der WÖk reicht das nicht. Fuer diese Vorlesung muss sichtbar werden, welche Zustandsveraenderung erwartet wird, welche Empfaenger direkt oder indirekt betroffen sind, welche Nebenwirkungen entstehen koennen und welche Entscheidung spaeter korrigiert wird. Bezogen auf Wirkungsempfänger und Wirkungsräume heisst das: Die Analyse muss das konkrete Thema ernst nehmen und zugleich den allgemeinen WÖk-Massstab halten. Es geht nicht darum, Akteure moralisch zu sortieren. Es geht darum, Wirkpfade, Wirkungsempfaenger, Datenqualitaet, Risiken und Rueckkopplung so zu beschreiben, dass bessere Entscheidungen moeglich werden.</w:t>
+      </w:r>
+    </w:p>
+    <w:p>
+      <w:r>
+        <w:t>Transfer in Grundstudium Wirkungsökonomie. Einleitung / Wirkungsfrage verbindet die inhaltliche Deutung mit der spaeteren Praxis. Eine Organisation kann zu Wirkungsempfänger und Wirkungsräume sehr ueberzeugend kommunizieren und trotzdem an einen plausiblen Gedanken schon fuer Wirkung zu halten, obwohl Empfaenger, Zustand, Zeitbezug und Quelle fehlen scheitern. Darum muss die V1-Fassung immer auch nach Governance fragen: Wer erhebt Daten, wer bewertet sie, wer traegt die Folgen, wer kann widersprechen und wann wird eine Entscheidung korrigiert? Mindestens ein direkter und ein indirekter Wirkpfad muessen nachvollziehbar sein. So wird aus einem Lehrkapitel eine verantwortbare Arbeitsroutine.</w:t>
+      </w:r>
+    </w:p>
+    <w:p>
+      <w:r>
+        <w:t>Grenze gegen Scheingenauigkeit. Gerade bei Kernaussage ist Praezision wichtiger als grosse Begriffe. Eine Wirkungsaussage bleibt schwach, wenn sie nur Aktivitaet, Reichweite, Absicht oder Image beschreibt. Stark wird sie erst, wenn sie die Zustandsveraenderung und ihre Bedingungen offenlegt. In V12 ist deshalb entscheidend, jede Bewertung nur so belastbar ist wie Datenlage, Quellenstatus, Aktualitaet und Systemgrenze. Die Fehlerlinie verlaeuft nicht zwischen Optimismus und Pessimismus, sondern zwischen offengelegter Unsicherheit und rhetorischer Sicherheit ohne Pruefpfad.</w:t>
       </w:r>
     </w:p>
     <w:p>
@@ -2954,37 +3138,77 @@
     </w:p>
     <w:p>
       <w:r>
-        <w:t>Rueckkopplung. Fuer Wirkungsempfänger und Wirkungsräume bedeutet Wirkungswissen erst dann wertvoll wird, wenn es Entscheidungen veraendert, dass die Analyse nicht bei einer Aktivitaet, einem guten Willen oder einer Kennzahl stehen bleiben darf. Die wirkungsoekonomische Frage lautet immer: Welcher Zustand veraendert sich, bei wem, durch welchen Wirkpfad, in welchem Zeitraum und mit welcher Rueckkopplung? Gerade in Grundstudium Wirkungsökonomie ist diese Unterscheidung entscheidend, weil Lernende spaeter nicht nur Begriffe wiedergeben, sondern Entscheidungssituationen pruefen muessen. Der haeufige Fehler besteht darin, einen Bericht als Endpunkt zu betrachten. Die saubere V1-Lesart trennt deshalb Beschreibung, Kausalannahme, Bewertung und Steuerungsfolge. Jeder Analyseblock sollte fragen, welche Routine, welcher Prozess oder welche Ressource nach der Bewertung angepasst wird. So wird aus dem Thema kein isoliertes Kapitel, sondern ein pruefbarer Baustein der WÖk-Architektur.</w:t>
-      </w:r>
-    </w:p>
-    <w:p>
-      <w:r>
-        <w:t>Governance. Fuer Wirkungsempfänger und Wirkungsräume bedeutet Wirkungsbewertung Verfahren, Rechte, Transparenz und Korrektur braucht, dass die Analyse nicht bei einer Aktivitaet, einem guten Willen oder einer Kennzahl stehen bleiben darf. Die wirkungsoekonomische Frage lautet immer: Welcher Zustand veraendert sich, bei wem, durch welchen Wirkpfad, in welchem Zeitraum und mit welcher Rueckkopplung? Gerade in Grundstudium Wirkungsökonomie ist diese Unterscheidung entscheidend, weil Lernende spaeter nicht nur Begriffe wiedergeben, sondern Entscheidungssituationen pruefen muessen. Der haeufige Fehler besteht darin, Bewertung als technokratische Top-down-Setzung zu verstehen. Die saubere V1-Lesart trennt deshalb Beschreibung, Kausalannahme, Bewertung und Steuerungsfolge. Betroffene, Datenhalter, Entscheider und Kontrollinstanzen muessen unterscheidbare Rollen behalten. So wird aus dem Thema kein isoliertes Kapitel, sondern ein pruefbarer Baustein der WÖk-Architektur.</w:t>
-      </w:r>
-    </w:p>
-    <w:p>
-      <w:r>
-        <w:t>Fallfenster zur Anwendung. Ein Controlling-Team moechte einen Score bilden. Das Skript verlangt, dass Datenqualitaet, Systemgrenzen, Gewichtung, Unsicherheit und Nichtkompensation sichtbar bleiben. Ein Score darf die Diskussion nicht beenden, sondern muss bessere Fragen, Priorisierung und Rueckkopplung ermoeglichen. Bezogen auf Wirkungsempfänger und Wirkungsräume heisst das: Die Analyse muss das konkrete Thema ernst nehmen und zugleich den allgemeinen WÖk-Massstab halten. Es geht nicht darum, die Welt in gute und schlechte Akteure einzuteilen. Es geht darum, Wirkpfade, Wirkungsempfaenger, Datenqualitaet, Risiken und Rueckkopplung so zu beschreiben, dass bessere Entscheidungen moeglich werden.</w:t>
-      </w:r>
-    </w:p>
-    <w:p>
-      <w:r>
-        <w:t>Didaktische Pruefbarkeit. Fuer Wirkungsempfänger und Wirkungsräume bedeutet das Thema in der Akademie nicht nur erklaert, sondern in Falllogik ueberfuehrt werden muss, dass die Analyse nicht bei einer Aktivitaet, einem guten Willen oder einer Kennzahl stehen bleiben darf. Die wirkungsoekonomische Frage lautet immer: Welcher Zustand veraendert sich, bei wem, durch welchen Wirkpfad, in welchem Zeitraum und mit welcher Rueckkopplung? Gerade in Grundstudium Wirkungsökonomie ist diese Unterscheidung entscheidend, weil Lernende spaeter nicht nur Begriffe wiedergeben, sondern Entscheidungssituationen pruefen muessen. Der haeufige Fehler besteht darin, reines Auswendiglernen als Kompetenznachweis zu behandeln. Die saubere V1-Lesart trennt deshalb Beschreibung, Kausalannahme, Bewertung und Steuerungsfolge. Pruefungsfragen sollen Begriffe, Anwendung und rote Linien verbinden. So wird aus dem Thema kein isoliertes Kapitel, sondern ein pruefbarer Baustein der WÖk-Architektur.</w:t>
-      </w:r>
-    </w:p>
-    <w:p>
-      <w:r>
-        <w:t>Transfer in Organisationen. Fuer Wirkungsempfänger und Wirkungsräume bedeutet WÖk-Begriffe im Alltag nur tragen, wenn sie in Routinen uebersetzt werden, dass die Analyse nicht bei einer Aktivitaet, einem guten Willen oder einer Kennzahl stehen bleiben darf. Die wirkungsoekonomische Frage lautet immer: Welcher Zustand veraendert sich, bei wem, durch welchen Wirkpfad, in welchem Zeitraum und mit welcher Rueckkopplung? Gerade in Grundstudium Wirkungsökonomie ist diese Unterscheidung entscheidend, weil Lernende spaeter nicht nur Begriffe wiedergeben, sondern Entscheidungssituationen pruefen muessen. Der haeufige Fehler besteht darin, die Verantwortung an eine Nachhaltigkeitsabteilung auszulagern. Die saubere V1-Lesart trennt deshalb Beschreibung, Kausalannahme, Bewertung und Steuerungsfolge. Strategie, Einkauf, Kommunikation, Controlling und Fuehrung muessen denselben Wirkungsbegriff verwenden. So wird aus dem Thema kein isoliertes Kapitel, sondern ein pruefbarer Baustein der WÖk-Architektur.</w:t>
-      </w:r>
-    </w:p>
-    <w:p>
-      <w:r>
-        <w:t>Rueckfluss in den Korpus. Fuer Wirkungsempfänger und Wirkungsräume bedeutet jedes Studienskript den Gesamtbestand schaerfen kann, dass die Analyse nicht bei einer Aktivitaet, einem guten Willen oder einer Kennzahl stehen bleiben darf. Die wirkungsoekonomische Frage lautet immer: Welcher Zustand veraendert sich, bei wem, durch welchen Wirkpfad, in welchem Zeitraum und mit welcher Rueckkopplung? Gerade in Grundstudium Wirkungsökonomie ist diese Unterscheidung entscheidend, weil Lernende spaeter nicht nur Begriffe wiedergeben, sondern Entscheidungssituationen pruefen muessen. Der haeufige Fehler besteht darin, neue Einsichten nur lokal im Skript zu belassen. Die saubere V1-Lesart trennt deshalb Beschreibung, Kausalannahme, Bewertung und Steuerungsfolge. Glossar, Website, Journal, Dossiers und Visuals sollen aus der Skriptarbeit lernen. So wird aus dem Thema kein isoliertes Kapitel, sondern ein pruefbarer Baustein der WÖk-Architektur.</w:t>
-      </w:r>
-    </w:p>
-    <w:p>
-      <w:r>
-        <w:t>Fallfenster zur Anwendung. Ein Kommunikationsbericht nennt viele Aktivitaeten, Reichweiten und Rueckmeldungen. Die V1-Pruefung fragt, ob daraus eine belastbare Wirkungsaussage folgt. Wenn nur Kontakte, Klicks oder Zustimmung vorliegen, bleibt die Aussage im Bereich Wirkungspotenzial oder Resonanz, nicht im Bereich nachgewiesener Wirkung. Bezogen auf Wirkungsempfänger und Wirkungsräume heisst das: Die Analyse muss das konkrete Thema ernst nehmen und zugleich den allgemeinen WÖk-Massstab halten. Es geht nicht darum, die Welt in gute und schlechte Akteure einzuteilen. Es geht darum, Wirkpfade, Wirkungsempfaenger, Datenqualitaet, Risiken und Rueckkopplung so zu beschreiben, dass bessere Entscheidungen moeglich werden.</w:t>
+        <w:t>Pruefungsnahe Lesart. Aus Quelltext und fachliche Grundlegung laesst sich eine gute Transferfrage ableiten: Welche Entscheidung waere falsch, wenn dieser Abschnitt missverstanden wird? Fuer Wirkungsempfänger und Wirkungsräume lautet die Antwort meist nicht einfach "mehr Wirkung", sondern genauer: bessere Unterscheidung, sauberere Daten, klarere Schutzlinie und rueckgekoppelte Steuerung. Profile, Zielkonflikte und offene Punkte werden nebeneinander gefuehrt. Wer das im Fall anwenden kann, hat den Kern der Vorlesung verstanden; wer nur Definitionen wiederholt, bleibt unter dem Anspruch der Akademie.</w:t>
+      </w:r>
+    </w:p>
+    <w:p>
+      <w:r>
+        <w:t>Fallfenster zur Anwendung. Eine Fuehrungsentscheidung erzeugt zugleich Nutzen und Risiken. Die WÖk behandelt Ambivalenz nicht als Stoerung, sondern als Kern der Analyse. Positive Netto-Wirkung darf erst behauptet werden, wenn zentrale negative Wirkungen getrennt geprueft und rote Linien gewahrt sind. Bezogen auf Wirkungsempfänger und Wirkungsräume heisst das: Die Analyse muss das konkrete Thema ernst nehmen und zugleich den allgemeinen WÖk-Massstab halten. Es geht nicht darum, Akteure moralisch zu sortieren. Es geht darum, Wirkpfade, Wirkungsempfaenger, Datenqualitaet, Risiken und Rueckkopplung so zu beschreiben, dass bessere Entscheidungen moeglich werden.</w:t>
+      </w:r>
+    </w:p>
+    <w:p>
+      <w:r>
+        <w:t>Nichtkompensation. Der Abschnitt Wirkung trifft immer jemanden irgendwo ist in V12 kein Zusatzwissen, sondern ein Pruefstein fuer die Grundfrage des Skripts: Was veraendert sich, bei wem, wodurch und mit welcher Rueckkopplung? Fuer Wirkungsempfänger und Wirkungsräume wird daran sichtbar, dass schwere zentrale Schaeden nicht durch beliebige positive Einzelwerte neutralisiert werden duerfen. Die fachliche Grenze liegt dort, wo Lernende eine Durchschnittslogik als moralische Entlastung verwenden. Die saubere Lesart trennt deshalb Beobachtung, Kausalannahme, Bewertung und Steuerungsfolge. In der Anwendung sollte daraus mindestens eine konkrete Begriff, Wirkpfad, Fallbewertung, rote Linie oder Rueckkopplung abgeleitet werden; sonst bleibt das Wissen erklaerend, aber nicht steuerungsfaehig.</w:t>
+      </w:r>
+    </w:p>
+    <w:p>
+      <w:r>
+        <w:t>Anwendung auf Wer sind die Wirkungsempfänger. In einer Fallanalyse beginnt dieser Punkt nicht mit einer Meinung, sondern mit einer belastbaren Beschreibung. Wer V12 pruefungsnah liest, fragt zuerst nach Wirkungsempfaengern, Wirkraum, Zeitraum und Datenquelle. Erst danach folgt die Bewertung im Referenzrahmen Mensch, Planet, Demokratie, SDGs, Agenda 2030 und SDG+. Jeder Analyseblock fragt nach der Routine, die nach der Bewertung angepasst wird. Der typische Kurzschluss waere, Reporting als Abschluss behandeln. Genau dagegen setzt die WÖk die Pflicht, Wirkungspotenzial, Wirkungsrisiko und positive Netto-Wirkung begrifflich getrennt zu halten.</w:t>
+      </w:r>
+    </w:p>
+    <w:p>
+      <w:r>
+        <w:t>Evidenzregel. Die stillen und fernen Betroffenen darf im Skript nicht als dekorativer Begriff stehen bleiben. Der Abschnitt traegt nur dann, wenn er eine pruefbare Aussage erlaubt: Welche Quelle stuetzt die Annahme, welche Unsicherheit bleibt offen und welche Gegenbeobachtung wuerde die Bewertung veraendern? Fuer Wirkungsempfänger und Wirkungsräume heisst das, dass Wirkungsbewertung Verfahren, Rechte, Transparenz und Korrektur braucht. Die Studierenden sollen nicht lernen, einen Score nachzusprechen. Sie sollen erkennen, wann ein Score klaert, wann er verdeckt und wann eine rote Linie die Durchschnittslogik stoppt.</w:t>
+      </w:r>
+    </w:p>
+    <w:p>
+      <w:r>
+        <w:t>Fallfenster zur Anwendung. Ein Controlling-Team moechte einen Score bilden. Das Skript verlangt, dass Datenqualitaet, Systemgrenzen, Gewichtung, Unsicherheit und Nichtkompensation sichtbar bleiben. Ein Score darf die Diskussion nicht beenden, sondern muss bessere Fragen, Priorisierung und Rueckkopplung ermoeglichen. Bezogen auf Wirkungsempfänger und Wirkungsräume heisst das: Die Analyse muss das konkrete Thema ernst nehmen und zugleich den allgemeinen WÖk-Massstab halten. Es geht nicht darum, Akteure moralisch zu sortieren. Es geht darum, Wirkpfade, Wirkungsempfaenger, Datenqualitaet, Risiken und Rueckkopplung so zu beschreiben, dass bessere Entscheidungen moeglich werden.</w:t>
+      </w:r>
+    </w:p>
+    <w:p>
+      <w:r>
+        <w:t>Transfer in Grundstudium Wirkungsökonomie. Warum der Empfängerblick gerechter ist verbindet die inhaltliche Deutung mit der spaeteren Praxis. Eine Organisation kann zu Wirkungsempfänger und Wirkungsräume sehr ueberzeugend kommunizieren und trotzdem an einen plausiblen Gedanken schon fuer Wirkung zu halten, obwohl Empfaenger, Zustand, Zeitbezug und Quelle fehlen scheitern. Darum muss die V1-Fassung immer auch nach Governance fragen: Wer erhebt Daten, wer bewertet sie, wer traegt die Folgen, wer kann widersprechen und wann wird eine Entscheidung korrigiert? Pruefungsfragen verbinden Begriff, Anwendung, Evidenz und rote Linie. So wird aus einem Lehrkapitel eine verantwortbare Arbeitsroutine.</w:t>
+      </w:r>
+    </w:p>
+    <w:p>
+      <w:r>
+        <w:t>Pruefungsnahe Transferfrage. Formuliere zu V12 eine Wirkungsaussage in drei Saetzen: Erstens den beobachteten oder plausiblen Zustand, zweitens die Daten- oder Quellenlage, drittens die offene Unsicherheit samt Rueckkopplung. Die Antwort muss ohne moralische Personenbewertung auskommen und darf Reichweite nicht mit Wirkung verwechseln.</w:t>
+      </w:r>
+    </w:p>
+    <w:p>
+      <w:r>
+        <w:t>Grenze gegen Scheingenauigkeit. Gerade bei Was sind Wirkungsräume ist Praezision wichtiger als grosse Begriffe. Eine Wirkungsaussage bleibt schwach, wenn sie nur Aktivitaet, Reichweite, Absicht oder Image beschreibt. Stark wird sie erst, wenn sie die Zustandsveraenderung und ihre Bedingungen offenlegt. In V12 ist deshalb entscheidend, WÖk-Begriffe im Alltag nur tragen, wenn sie in Routinen uebersetzt werden. Die Fehlerlinie verlaeuft nicht zwischen Optimismus und Pessimismus, sondern zwischen offengelegter Unsicherheit und rhetorischer Sicherheit ohne Pruefpfad.</w:t>
+      </w:r>
+    </w:p>
+    <w:p>
+      <w:r>
+        <w:t>Pruefungsnahe Lesart. Aus Verschiedene Räume, verschiedene Hebel laesst sich eine gute Transferfrage ableiten: Welche Entscheidung waere falsch, wenn dieser Abschnitt missverstanden wird? Fuer Wirkungsempfänger und Wirkungsräume lautet die Antwort meist nicht einfach "mehr Wirkung", sondern genauer: bessere Unterscheidung, sauberere Daten, klarere Schutzlinie und rueckgekoppelte Steuerung. Gute Kommunikation unterscheidet Befund, Annahme und normative Bewertung. Wer das im Fall anwenden kann, hat den Kern der Vorlesung verstanden; wer nur Definitionen wiederholt, bleibt unter dem Anspruch der Akademie.</w:t>
+      </w:r>
+    </w:p>
+    <w:p>
+      <w:r>
+        <w:t>Fallfenster zur Anwendung. Ein Kommunikationsbericht nennt viele Aktivitaeten, Reichweiten und Rueckmeldungen. Die V1-Pruefung fragt, ob daraus eine belastbare Wirkungsaussage folgt. Wenn nur Kontakte, Klicks oder Zustimmung vorliegen, bleibt die Aussage im Bereich Wirkungspotenzial oder Resonanz, nicht im Bereich nachgewiesener Wirkung. Bezogen auf Wirkungsempfänger und Wirkungsräume heisst das: Die Analyse muss das konkrete Thema ernst nehmen und zugleich den allgemeinen WÖk-Massstab halten. Es geht nicht darum, Akteure moralisch zu sortieren. Es geht darum, Wirkpfade, Wirkungsempfaenger, Datenqualitaet, Risiken und Rueckkopplung so zu beschreiben, dass bessere Entscheidungen moeglich werden.</w:t>
+      </w:r>
+    </w:p>
+    <w:p>
+      <w:r>
+        <w:t>Systemgrenze. Der Abschnitt Ein Beispiel: dieselbe Idee, zwei Räume ist in V12 kein Zusatzwissen, sondern ein Pruefstein fuer die Grundfrage des Skripts: Was veraendert sich, bei wem, wodurch und mit welcher Rueckkopplung? Fuer Wirkungsempfänger und Wirkungsräume wird daran sichtbar, dass jede Wirkungsaussage eine Grenze zieht und diese Grenze begruenden muss. Die fachliche Grenze liegt dort, wo Lernende nur den bequemen Ausschnitt betrachten. Die saubere Lesart trennt deshalb Beobachtung, Kausalannahme, Bewertung und Steuerungsfolge. In der Anwendung sollte daraus mindestens eine konkrete Begriff, Wirkpfad, Fallbewertung, rote Linie oder Rueckkopplung abgeleitet werden; sonst bleibt das Wissen erklaerend, aber nicht steuerungsfaehig.</w:t>
+      </w:r>
+    </w:p>
+    <w:p>
+      <w:r>
+        <w:t>Anwendung auf Empfänger und Räume zusammen denken. In einer Fallanalyse beginnt dieser Punkt nicht mit einer Meinung, sondern mit einer belastbaren Beschreibung. Wer V12 pruefungsnah liest, fragt zuerst nach Wirkungsempfaengern, Wirkraum, Zeitraum und Datenquelle. Erst danach folgt die Bewertung im Referenzrahmen Mensch, Planet, Demokratie, SDGs, Agenda 2030 und SDG+. Szenarien pruefen Sofortwirkung, Folgewirkung und Reversibilitaet getrennt. Der typische Kurzschluss waere, Momentnutzen als dauerhafte positive Netto-Wirkung verkaufen. Genau dagegen setzt die WÖk die Pflicht, Wirkungspotenzial, Wirkungsrisiko und positive Netto-Wirkung begrifflich getrennt zu halten.</w:t>
+      </w:r>
+    </w:p>
+    <w:p>
+      <w:r>
+        <w:t>Evidenzregel. Der Bogen des ersten Abschnitts darf im Skript nicht als dekorativer Begriff stehen bleiben. Der Abschnitt traegt nur dann, wenn er eine pruefbare Aussage erlaubt: Welche Quelle stuetzt die Annahme, welche Unsicherheit bleibt offen und welche Gegenbeobachtung wuerde die Bewertung veraendern? Fuer Wirkungsempfänger und Wirkungsräume heisst das, dass Wirkung nicht am Sender, sondern an veraenderten Zustanden der Empfaenger geprueft wird. Die Studierenden sollen nicht lernen, einen Score nachzusprechen. Sie sollen erkennen, wann ein Score klaert, wann er verdeckt und wann eine rote Linie die Durchschnittslogik stoppt.</w:t>
+      </w:r>
+    </w:p>
+    <w:p>
+      <w:r>
+        <w:t>Fallfenster zur Anwendung. Eine Organisation plant eine Massnahme und formuliert dazu eine positive Absicht. In der WÖk reicht das nicht. Fuer diese Vorlesung muss sichtbar werden, welche Zustandsveraenderung erwartet wird, welche Empfaenger direkt oder indirekt betroffen sind, welche Nebenwirkungen entstehen koennen und welche Entscheidung spaeter korrigiert wird. Bezogen auf Wirkungsempfänger und Wirkungsräume heisst das: Die Analyse muss das konkrete Thema ernst nehmen und zugleich den allgemeinen WÖk-Massstab halten. Es geht nicht darum, Akteure moralisch zu sortieren. Es geht darum, Wirkpfade, Wirkungsempfaenger, Datenqualitaet, Risiken und Rueckkopplung so zu beschreiben, dass bessere Entscheidungen moeglich werden.</w:t>
       </w:r>
     </w:p>
     <w:p>
@@ -2997,164 +3221,12 @@
         <w:pStyle w:val="Heading3"/>
       </w:pPr>
       <w:r>
-        <w:t>Vertiefungsrunde 4: Lesen, pruefen, rueckkoppeln</w:t>
-      </w:r>
-    </w:p>
-    <w:p>
-      <w:r>
-        <w:t>Die folgende Runde verdichtet V12 nicht durch neue Schlagworte, sondern durch wiederholte Anwendung auf unterschiedliche Entscheidungsebenen. Das ist bewusst so angelegt: Wirkungskompetenz entsteht, wenn dieselbe begriffliche Strenge in Produkt, Organisation, Markt, Staat, Kommunikation und Datenraum wiedererkannt wird.</w:t>
-      </w:r>
-    </w:p>
-    <w:p>
-      <w:r>
-        <w:t>Begriffliche Schaerfung. Fuer Wirkungsempfänger und Wirkungsräume bedeutet praezise Sprache die erste Sicherung gegen Impact-Washing ist, dass die Analyse nicht bei einer Aktivitaet, einem guten Willen oder einer Kennzahl stehen bleiben darf. Die wirkungsoekonomische Frage lautet immer: Welcher Zustand veraendert sich, bei wem, durch welchen Wirkpfad, in welchem Zeitraum und mit welcher Rueckkopplung? Gerade in Grundstudium Wirkungsökonomie ist diese Unterscheidung entscheidend, weil Lernende spaeter nicht nur Begriffe wiedergeben, sondern Entscheidungssituationen pruefen muessen. Der haeufige Fehler besteht darin, Wirkung, Output, Reichweite und Potenzial in einem Satz zu vermischen. Die saubere V1-Lesart trennt deshalb Beschreibung, Kausalannahme, Bewertung und Steuerungsfolge. In der Praxis sollte jede Wirkungsaussage als kurze Viererprobe formuliert werden: Zustand, Betroffene, Quelle, offene Unsicherheit. So wird aus dem Thema kein isoliertes Kapitel, sondern ein pruefbarer Baustein der WÖk-Architektur.</w:t>
-      </w:r>
-    </w:p>
-    <w:p>
-      <w:r>
-        <w:t>Wirkpfad-Logik. Fuer Wirkungsempfänger und Wirkungsräume bedeutet ein Thema erst dann steuerbar wird, wenn der Mechanismus zwischen Ausloeser und Zustandsveraenderung beschrieben ist, dass die Analyse nicht bei einer Aktivitaet, einem guten Willen oder einer Kennzahl stehen bleiben darf. Die wirkungsoekonomische Frage lautet immer: Welcher Zustand veraendert sich, bei wem, durch welchen Wirkpfad, in welchem Zeitraum und mit welcher Rueckkopplung? Gerade in Grundstudium Wirkungsökonomie ist diese Unterscheidung entscheidend, weil Lernende spaeter nicht nur Begriffe wiedergeben, sondern Entscheidungssituationen pruefen muessen. Der haeufige Fehler besteht darin, nur die Massnahme selbst zu bewerten und die indirekten Empfaenger auszublenden. Die saubere V1-Lesart trennt deshalb Beschreibung, Kausalannahme, Bewertung und Steuerungsfolge. Eine gute Fallanalyse zeichnet mindestens einen direkten und einen indirekten Wirkpfad nach. So wird aus dem Thema kein isoliertes Kapitel, sondern ein pruefbarer Baustein der WÖk-Architektur.</w:t>
-      </w:r>
-    </w:p>
-    <w:p>
-      <w:r>
-        <w:t>Daten- und Quellenklarheit. Fuer Wirkungsempfänger und Wirkungsräume bedeutet jede Bewertung nur so belastbar ist wie Datenlage, Quellenstatus und Aktualitaet, dass die Analyse nicht bei einer Aktivitaet, einem guten Willen oder einer Kennzahl stehen bleiben darf. Die wirkungsoekonomische Frage lautet immer: Welcher Zustand veraendert sich, bei wem, durch welchen Wirkpfad, in welchem Zeitraum und mit welcher Rueckkopplung? Gerade in Grundstudium Wirkungsökonomie ist diese Unterscheidung entscheidend, weil Lernende spaeter nicht nur Begriffe wiedergeben, sondern Entscheidungssituationen pruefen muessen. Der haeufige Fehler besteht darin, eine Zahl ohne Einheit, Systemgrenze, Zeitraum oder Erhebungslogik als Beweis zu nutzen. Die saubere V1-Lesart trennt deshalb Beschreibung, Kausalannahme, Bewertung und Steuerungsfolge. Die Lernenden sollen Daten nicht dekorativ zitieren, sondern ihre Aussagekraft, Luecken und Grenzen offenlegen. So wird aus dem Thema kein isoliertes Kapitel, sondern ein pruefbarer Baustein der WÖk-Architektur.</w:t>
-      </w:r>
-    </w:p>
-    <w:p>
-      <w:r>
-        <w:t>Fallfenster zur Anwendung. Eine Organisation plant eine Massnahme und formuliert dazu eine positive Absicht. In der WÖk reicht das nicht. Fuer diese Vorlesung muss sichtbar werden, welche Zustandsveraenderung erwartet wird, welche Empfaenger direkt oder indirekt betroffen sind, welche Nebenwirkungen entstehen koennen und welche Entscheidung spaeter korrigiert wird. Bezogen auf Wirkungsempfänger und Wirkungsräume heisst das: Die Analyse muss das konkrete Thema ernst nehmen und zugleich den allgemeinen WÖk-Massstab halten. Es geht nicht darum, die Welt in gute und schlechte Akteure einzuteilen. Es geht darum, Wirkpfade, Wirkungsempfaenger, Datenqualitaet, Risiken und Rueckkopplung so zu beschreiben, dass bessere Entscheidungen moeglich werden.</w:t>
-      </w:r>
-    </w:p>
-    <w:p>
-      <w:r>
-        <w:t>Ambivalenz. Fuer Wirkungsempfänger und Wirkungsräume bedeutet positive und negative Zustandsveraenderungen gleichzeitig auftreten koennen, dass die Analyse nicht bei einer Aktivitaet, einem guten Willen oder einer Kennzahl stehen bleiben darf. Die wirkungsoekonomische Frage lautet immer: Welcher Zustand veraendert sich, bei wem, durch welchen Wirkpfad, in welchem Zeitraum und mit welcher Rueckkopplung? Gerade in Grundstudium Wirkungsökonomie ist diese Unterscheidung entscheidend, weil Lernende spaeter nicht nur Begriffe wiedergeben, sondern Entscheidungssituationen pruefen muessen. Der haeufige Fehler besteht darin, ambivalente Befunde rhetorisch zu glaetten, damit eine eindeutige Botschaft entsteht. Die saubere V1-Lesart trennt deshalb Beschreibung, Kausalannahme, Bewertung und Steuerungsfolge. Ein gutes Skript fuehrt deshalb Profile, Zielkonflikte und offene Punkte nebeneinander. So wird aus dem Thema kein isoliertes Kapitel, sondern ein pruefbarer Baustein der WÖk-Architektur.</w:t>
-      </w:r>
-    </w:p>
-    <w:p>
-      <w:r>
-        <w:t>Nichtkompensation. Fuer Wirkungsempfänger und Wirkungsräume bedeutet schwere zentrale Schaeden nicht durch beliebige positive Einzelwerte neutralisiert werden duerfen, dass die Analyse nicht bei einer Aktivitaet, einem guten Willen oder einer Kennzahl stehen bleiben darf. Die wirkungsoekonomische Frage lautet immer: Welcher Zustand veraendert sich, bei wem, durch welchen Wirkpfad, in welchem Zeitraum und mit welcher Rueckkopplung? Gerade in Grundstudium Wirkungsökonomie ist diese Unterscheidung entscheidend, weil Lernende spaeter nicht nur Begriffe wiedergeben, sondern Entscheidungssituationen pruefen muessen. Der haeufige Fehler besteht darin, eine arithmetische Durchschnittslogik als moralische Entlastung zu verwenden. Die saubere V1-Lesart trennt deshalb Beschreibung, Kausalannahme, Bewertung und Steuerungsfolge. Reverse Merit Order und rote Linien sind Schutzregeln gegen Schoenrechnung. So wird aus dem Thema kein isoliertes Kapitel, sondern ein pruefbarer Baustein der WÖk-Architektur.</w:t>
-      </w:r>
-    </w:p>
-    <w:p>
-      <w:r>
-        <w:t>Pruefungsnahe Transferfrage. Formuliere zu V12 eine Wirkungsaussage in drei Saetzen: Erstens den beobachteten oder plausiblen Zustand, zweitens die Daten- oder Quellenlage, drittens die offene Unsicherheit samt Rueckkopplung. Die Antwort muss ohne moralische Personenbewertung auskommen und darf Reichweite nicht mit Wirkung verwechseln.</w:t>
-      </w:r>
-    </w:p>
-    <w:p>
-      <w:pPr>
-        <w:pStyle w:val="Heading3"/>
-      </w:pPr>
-      <w:r>
         <w:t>V1-Abschlussnotiz</w:t>
       </w:r>
     </w:p>
     <w:p>
       <w:r>
         <w:t>Diese Finalisierung schliesst die Codex-Inhaltsproduktion fuer V12. Offen bleibt nicht der fachliche Kern des Skripts, sondern der naechste Produktionsschritt: Claude setzt daraus die CI/CD-konforme Reader- und PDF-Fassung, prueft Satz, Umbrueche, Medienintegration und Lektorat und markiert erst danach die veroeffentlichte Fassung als freigegeben.</w:t>
-      </w:r>
-    </w:p>
-    <w:p>
-      <w:pPr>
-        <w:pStyle w:val="Heading2"/>
-      </w:pPr>
-      <w:r>
-        <w:t>9. Quellen</w:t>
-      </w:r>
-    </w:p>
-    <w:p>
-      <w:pPr>
-        <w:pStyle w:val="Heading3"/>
-      </w:pPr>
-      <w:r>
-        <w:t>WÖk-Quellen</w:t>
-      </w:r>
-    </w:p>
-    <w:p>
-      <w:pPr>
-        <w:pStyle w:val="ListBullet"/>
-      </w:pPr>
-      <w:r>
-        <w:t>Die neue Ordnung des Wohlstands (https://wirkungsoekonomie.de/buch.html) — aktuelles Grundlagenwerk der Wirkungsökonomie.</w:t>
-      </w:r>
-    </w:p>
-    <w:p>
-      <w:pPr>
-        <w:pStyle w:val="ListBullet"/>
-      </w:pPr>
-      <w:r>
-        <w:t>WÖk-Referenz (https://wirkungsoekonomie.de/referenz/) — öffentliche Kapitel- und Volltextreferenz.</w:t>
-      </w:r>
-    </w:p>
-    <w:p>
-      <w:pPr>
-        <w:pStyle w:val="ListBullet"/>
-      </w:pPr>
-      <w:r>
-        <w:t>Glossar der Wirkungsökonomie (https://wirkungsoekonomie.de/glossar.html) — öffentliche Begriffsdefinitionen und Abgrenzungen.</w:t>
-      </w:r>
-    </w:p>
-    <w:p>
-      <w:pPr>
-        <w:pStyle w:val="ListBullet"/>
-      </w:pPr>
-      <w:r>
-        <w:t>WÖk-Werkzeuge (https://wirkungsoekonomie.de/werkzeuge/) — öffentliche Methoden-, Scorecard- und Controlling-Werkzeuge.</w:t>
-      </w:r>
-    </w:p>
-    <w:p>
-      <w:pPr>
-        <w:pStyle w:val="ListBullet"/>
-      </w:pPr>
-      <w:r>
-        <w:t>WÖk-Journal (https://wirkungsoekonomie.de/blog.html) — Dossiers und Fallanalysen.</w:t>
-      </w:r>
-    </w:p>
-    <w:p>
-      <w:pPr>
-        <w:pStyle w:val="Heading3"/>
-      </w:pPr>
-      <w:r>
-        <w:t>Externe Quellen fuer die V1-Fassung</w:t>
-      </w:r>
-    </w:p>
-    <w:p>
-      <w:pPr>
-        <w:pStyle w:val="ListBullet"/>
-      </w:pPr>
-      <w:r>
-        <w:t>United Nations (2015): Transforming our world: the 2030 Agenda for Sustainable Development (https://sdgs.un.org/2030agenda).</w:t>
-      </w:r>
-    </w:p>
-    <w:p>
-      <w:pPr>
-        <w:pStyle w:val="ListBullet"/>
-      </w:pPr>
-      <w:r>
-        <w:t>European Commission: Corporate sustainability reporting (https://finance.ec.europa.eu/financial-markets/company-reporting-and-auditing/company-reporting/corporate-sustainability-reporting_en), EU taxonomy for sustainable activities (https://finance.ec.europa.eu/sustainable-finance/tools-and-standards/eu-taxonomy-sustainable-activities_en) und Digital Product Passport (https://single-market-economy.ec.europa.eu/news/commission-launches-consultation-digital-product-passport-2025-04-09_en), soweit fuer das Thema einschlaegig.</w:t>
-      </w:r>
-    </w:p>
-    <w:p>
-      <w:pPr>
-        <w:pStyle w:val="ListBullet"/>
-      </w:pPr>
-      <w:r>
-        <w:t>EFRAG: Sustainability reporting und ESRS (https://www.efrag.org/en/sustainability-reporting), soweit fuer das Thema einschlaegig.</w:t>
-      </w:r>
-    </w:p>
-    <w:p>
-      <w:pPr>
-        <w:pStyle w:val="ListBullet"/>
-      </w:pPr>
-      <w:r>
-        <w:t>Global Reporting Initiative: GRI Standards (https://www.globalreporting.org/standards/), soweit fuer Berichts- und Indikatorenfragen einschlaegig.</w:t>
-      </w:r>
-    </w:p>
-    <w:p>
-      <w:pPr>
-        <w:pStyle w:val="ListBullet"/>
-      </w:pPr>
-      <w:r>
-        <w:t>Fachliteratur zu Wirkungslogik, Evaluation, Systemtheorie, Resilienz, Governance, Diffusion, Vertrauen oder Controlling je nach Thema.</w:t>
       </w:r>
     </w:p>
     <w:sectPr>

--- a/docs/studienskripte/word-rohfassungen/woek-g-v12.docx
+++ b/docs/studienskripte/word-rohfassungen/woek-g-v12.docx
@@ -2583,12 +2583,12 @@
     </w:p>
     <w:p>
       <w:r>
-        <w:t>Dieses Skript zu V12 Wirkungsempfänger und Wirkungsräume ist als Langformtext angelegt: Es soll nicht nur die Vorlesung begleiten, sondern als eigenstaendiges Studienmaterial funktionieren. Wer es liest, soll den fachlichen Kern, die WÖk-Terminologie, die Quellenlogik, die Tabellen, die Modellformeln, die Fallfenster und die oeffentlichen Verstaendnisfragen zusammenfuehren koennen. Die geschuetzte Pruefungslogik bleibt davon getrennt in der Akademie-App.</w:t>
-      </w:r>
-    </w:p>
-    <w:p>
-      <w:r>
-        <w:t>Fuer den Abschluss ist entscheidend, dass Wirkungsempfänger und Wirkungsräume im Feld Grundstudium Wirkungsökonomie nicht als Einzelthema stehen bleibt. Die Vorlesung traegt zur gemeinsamen Architektur bei: begriffliche Grundlegung, Bewertungsrahmen und gesellschaftliche Einordnung. Daraus folgt eine Lesehaltung, die streng und praktisch zugleich ist. Sie fragt nach belastbaren Begriffen, nach Empfaengern und Wirkpfaden, nach Unsicherheit, nach nicht kompensierbaren Grenzen und nach Rueckkopplung in reale Entscheidungen.</w:t>
+        <w:t>Dieses Skript zu V12 Wirkungsempfänger und Wirkungsräume ist als Langformtext angelegt. Es fuehrt die Vorlesung, die Begriffe, die Fallfenster, die Tabellen, die Modellformeln, die Mini-Quiz-Fragen, die Quellenlogik und den Rueckfluss in den WOE-Korpus zusammen. Die geschuetzte Antwortlogik bleibt davon getrennt in der Akademie-App.</w:t>
+      </w:r>
+    </w:p>
+    <w:p>
+      <w:r>
+        <w:t>Der Abschluss liest Wirkungsempfänger und Wirkungsräume im Feld Grundstudium Wirkungsoekonomie. Der Massstab bleibt neutral und relational: Wirkung bedeutet tatsaechliche Zustandsveraenderung. Wirkungspotenzial beschreibt plausible Moeglichkeit. Wirkungsrisiko beschreibt moegliche negative Veraenderung. Wenn eine Zielgroesse gemeint ist, geht es um positive Netto-Wirkung. Genau diese Trennung entscheidet, ob das Skript fachlich traegt.</w:t>
       </w:r>
     </w:p>
     <w:p>
@@ -2596,7 +2596,7 @@
         <w:pStyle w:val="Heading3"/>
       </w:pPr>
       <w:r>
-        <w:t>Abschlussmatrix fuer die Anwendung</w:t>
+        <w:t>Abschlussmatrix</w:t>
       </w:r>
     </w:p>
     <w:tbl>
@@ -2622,7 +2622,7 @@
               <w:rPr>
                 <w:b/>
               </w:rPr>
-              <w:t>Ebene</w:t>
+              <w:t>Pruefebene</w:t>
             </w:r>
           </w:p>
         </w:tc>
@@ -2650,7 +2650,7 @@
               <w:rPr>
                 <w:b/>
               </w:rPr>
-              <w:t>Qualitaetsgrenze</w:t>
+              <w:t>Grenze</w:t>
             </w:r>
           </w:p>
         </w:tc>
@@ -2674,7 +2674,7 @@
           </w:tcPr>
           <w:p>
             <w:r>
-              <w:t>Wirkung, Wirkungspotenzial und Wirkungsrisiko werden im Kontext der Vorlesung getrennt.</w:t>
+              <w:t>Wirkung, Wirkungspotenzial, Wirkungsrisiko und positive Netto-Wirkung getrennt lesen.</w:t>
             </w:r>
           </w:p>
         </w:tc>
@@ -2685,7 +2685,7 @@
           </w:tcPr>
           <w:p>
             <w:r>
-              <w:t>keine Absicht als Wirkung ausgeben</w:t>
+              <w:t>Keine Absicht als Wirkung ausgeben.</w:t>
             </w:r>
           </w:p>
         </w:tc>
@@ -2709,7 +2709,7 @@
           </w:tcPr>
           <w:p>
             <w:r>
-              <w:t>Ausloeser, Mechanismus, Wirkungsempfaenger, Zustand und Rueckkopplung werden sichtbar.</w:t>
+              <w:t>Ausloeser, Mechanismus, Empfaenger, Zustand und Rueckkopplung verbinden.</w:t>
             </w:r>
           </w:p>
         </w:tc>
@@ -2720,7 +2720,7 @@
           </w:tcPr>
           <w:p>
             <w:r>
-              <w:t>keine lineare Erfolgsgeschichte erfinden</w:t>
+              <w:t>Keine lineare Erfolgsgeschichte erfinden.</w:t>
             </w:r>
           </w:p>
         </w:tc>
@@ -2733,7 +2733,7 @@
           </w:tcPr>
           <w:p>
             <w:r>
-              <w:t>Daten</w:t>
+              <w:t>Evidenz</w:t>
             </w:r>
           </w:p>
         </w:tc>
@@ -2744,7 +2744,7 @@
           </w:tcPr>
           <w:p>
             <w:r>
-              <w:t>Quellen, Datenqualitaet, Unsicherheit und Aktualitaet werden benannt.</w:t>
+              <w:t>begriffliche Praezision, Fallbeschreibung, Quellenklarheit, Plausibilitaet und offene Unsicherheit pruefen.</w:t>
             </w:r>
           </w:p>
         </w:tc>
@@ -2755,7 +2755,7 @@
           </w:tcPr>
           <w:p>
             <w:r>
-              <w:t>keine Scheingenauigkeit erzeugen</w:t>
+              <w:t>Keine Scheingenauigkeit erzeugen.</w:t>
             </w:r>
           </w:p>
         </w:tc>
@@ -2779,7 +2779,7 @@
           </w:tcPr>
           <w:p>
             <w:r>
-              <w:t>SDGs, Agenda 2030, SDG+ und WÖk-Schutzlinien bilden den Referenzrahmen.</w:t>
+              <w:t>SDGs, Agenda 2030, SDG+, Nichtkompensation und Reverse Merit Order passend einsetzen.</w:t>
             </w:r>
           </w:p>
         </w:tc>
@@ -2790,7 +2790,7 @@
           </w:tcPr>
           <w:p>
             <w:r>
-              <w:t>keine Durchschnittslogik gegen rote Linien</w:t>
+              <w:t>Keine Durchschnittslogik gegen rote Linien.</w:t>
             </w:r>
           </w:p>
         </w:tc>
@@ -2814,7 +2814,7 @@
           </w:tcPr>
           <w:p>
             <w:r>
-              <w:t>Die Bewertung fuehrt zu Entscheidung, Budget, Prozess, Kommunikation oder Korrektur.</w:t>
+              <w:t>Ergebnis in Begriff, Fallbewertung, Wirkpfad, rote Linie, Quellenbeurteilung oder Rueckkopplungsregel uebersetzen.</w:t>
             </w:r>
           </w:p>
         </w:tc>
@@ -2825,7 +2825,7 @@
           </w:tcPr>
           <w:p>
             <w:r>
-              <w:t>kein Reporting ohne Rueckkopplung</w:t>
+              <w:t>Kein Reporting ohne Rueckkopplung.</w:t>
             </w:r>
           </w:p>
         </w:tc>
@@ -2837,132 +2837,107 @@
         <w:pStyle w:val="Heading3"/>
       </w:pPr>
       <w:r>
-        <w:t>Abschlusskommentar 1: Lesen, pruefen, rueckkoppeln</w:t>
-      </w:r>
-    </w:p>
-    <w:p>
-      <w:r>
-        <w:t>Die folgende Verdichtung fuehrt die vorhandenen Kapitel nicht als Wiederholung, sondern als Anwendung zusammen. Wirkungskompetenz entsteht, wenn dieselbe begriffliche Strenge in Fallanalyse, Datenarbeit, Kommunikation, Governance und Entscheidungspraxis wiedererkannt wird.</w:t>
-      </w:r>
-    </w:p>
-    <w:p>
-      <w:r>
-        <w:t>Begriffliche Schaerfung. Der Abschnitt Lernziele ist in V12 kein Zusatzwissen, sondern ein Pruefstein fuer die Grundfrage des Skripts: Was veraendert sich, bei wem, wodurch und mit welcher Rueckkopplung? Fuer Wirkungsempfänger und Wirkungsräume wird daran sichtbar, dass praezise Sprache die erste Sicherung gegen Impact-Washing bildet. Die fachliche Grenze liegt dort, wo Lernende Output, Reichweite, Absicht und Wirkung in einem Satz vermischen. Die saubere Lesart trennt deshalb Beobachtung, Kausalannahme, Bewertung und Steuerungsfolge. In der Anwendung sollte daraus mindestens eine konkrete Begriff, Wirkpfad, Fallbewertung, rote Linie oder Rueckkopplung abgeleitet werden; sonst bleibt das Wissen erklaerend, aber nicht steuerungsfaehig.</w:t>
-      </w:r>
-    </w:p>
-    <w:p>
-      <w:r>
-        <w:t>Anwendung auf Einleitung / Wirkungsfrage. In einer Fallanalyse beginnt dieser Punkt nicht mit einer Meinung, sondern mit einer belastbaren Beschreibung. Wer V12 pruefungsnah liest, fragt zuerst nach Wirkungsempfaengern, Wirkraum, Zeitraum und Datenquelle. Erst danach folgt die Bewertung im Referenzrahmen Mensch, Planet, Demokratie, SDGs, Agenda 2030 und SDG+. Mindestens ein direkter und ein indirekter Wirkpfad muessen nachvollziehbar sein. Der typische Kurzschluss waere, nur die Massnahme selbst bewerten und indirekte Empfaenger ausblenden. Genau dagegen setzt die WÖk die Pflicht, Wirkungspotenzial, Wirkungsrisiko und positive Netto-Wirkung begrifflich getrennt zu halten.</w:t>
-      </w:r>
-    </w:p>
-    <w:p>
-      <w:r>
-        <w:t>Evidenzregel. Kernaussage darf im Skript nicht als dekorativer Begriff stehen bleiben. Der Abschnitt traegt nur dann, wenn er eine pruefbare Aussage erlaubt: Welche Quelle stuetzt die Annahme, welche Unsicherheit bleibt offen und welche Gegenbeobachtung wuerde die Bewertung veraendern? Fuer Wirkungsempfänger und Wirkungsräume heisst das, dass jede Bewertung nur so belastbar ist wie Datenlage, Quellenstatus, Aktualitaet und Systemgrenze. Die Studierenden sollen nicht lernen, einen Score nachzusprechen. Sie sollen erkennen, wann ein Score klaert, wann er verdeckt und wann eine rote Linie die Durchschnittslogik stoppt.</w:t>
-      </w:r>
-    </w:p>
-    <w:p>
-      <w:r>
-        <w:t>Fallfenster zur Anwendung. Ein Controlling-Team moechte einen Score bilden. Das Skript verlangt, dass Datenqualitaet, Systemgrenzen, Gewichtung, Unsicherheit und Nichtkompensation sichtbar bleiben. Ein Score darf die Diskussion nicht beenden, sondern muss bessere Fragen, Priorisierung und Rueckkopplung ermoeglichen. Bezogen auf Wirkungsempfänger und Wirkungsräume heisst das: Die Analyse muss das konkrete Thema ernst nehmen und zugleich den allgemeinen WÖk-Massstab halten. Es geht nicht darum, Akteure moralisch zu sortieren. Es geht darum, Wirkpfade, Wirkungsempfaenger, Datenqualitaet, Risiken und Rueckkopplung so zu beschreiben, dass bessere Entscheidungen moeglich werden.</w:t>
-      </w:r>
-    </w:p>
-    <w:p>
-      <w:r>
-        <w:t>Transfer in Grundstudium Wirkungsökonomie. Quelltext und fachliche Grundlegung verbindet die inhaltliche Deutung mit der spaeteren Praxis. Eine Organisation kann zu Wirkungsempfänger und Wirkungsräume sehr ueberzeugend kommunizieren und trotzdem an einen plausiblen Gedanken schon fuer Wirkung zu halten, obwohl Empfaenger, Zustand, Zeitbezug und Quelle fehlen scheitern. Darum muss die V1-Fassung immer auch nach Governance fragen: Wer erhebt Daten, wer bewertet sie, wer traegt die Folgen, wer kann widersprechen und wann wird eine Entscheidung korrigiert? Profile, Zielkonflikte und offene Punkte werden nebeneinander gefuehrt. So wird aus einem Lehrkapitel eine verantwortbare Arbeitsroutine.</w:t>
-      </w:r>
-    </w:p>
-    <w:p>
-      <w:r>
-        <w:t>Grenze gegen Scheingenauigkeit. Gerade bei Wirkung trifft immer jemanden irgendwo ist Praezision wichtiger als grosse Begriffe. Eine Wirkungsaussage bleibt schwach, wenn sie nur Aktivitaet, Reichweite, Absicht oder Image beschreibt. Stark wird sie erst, wenn sie die Zustandsveraenderung und ihre Bedingungen offenlegt. In V12 ist deshalb entscheidend, schwere zentrale Schaeden nicht durch beliebige positive Einzelwerte neutralisiert werden duerfen. Die Fehlerlinie verlaeuft nicht zwischen Optimismus und Pessimismus, sondern zwischen offengelegter Unsicherheit und rhetorischer Sicherheit ohne Pruefpfad.</w:t>
-      </w:r>
-    </w:p>
-    <w:p>
-      <w:r>
-        <w:t>Pruefungsnahe Transferfrage. Formuliere zu V12 eine Wirkungsaussage in drei Saetzen: Erstens den beobachteten oder plausiblen Zustand, zweitens die Daten- oder Quellenlage, drittens die offene Unsicherheit samt Rueckkopplung. Die Antwort muss ohne moralische Personenbewertung auskommen und darf Reichweite nicht mit Wirkung verwechseln.</w:t>
-      </w:r>
-    </w:p>
-    <w:p>
-      <w:r>
-        <w:t>Pruefungsnahe Lesart. Aus Wer sind die Wirkungsempfänger laesst sich eine gute Transferfrage ableiten: Welche Entscheidung waere falsch, wenn dieser Abschnitt missverstanden wird? Fuer Wirkungsempfänger und Wirkungsräume lautet die Antwort meist nicht einfach "mehr Wirkung", sondern genauer: bessere Unterscheidung, sauberere Daten, klarere Schutzlinie und rueckgekoppelte Steuerung. Jeder Analyseblock fragt nach der Routine, die nach der Bewertung angepasst wird. Wer das im Fall anwenden kann, hat den Kern der Vorlesung verstanden; wer nur Definitionen wiederholt, bleibt unter dem Anspruch der Akademie.</w:t>
-      </w:r>
-    </w:p>
-    <w:p>
-      <w:r>
-        <w:t>Fallfenster zur Anwendung. Ein Kommunikationsbericht nennt viele Aktivitaeten, Reichweiten und Rueckmeldungen. Die V1-Pruefung fragt, ob daraus eine belastbare Wirkungsaussage folgt. Wenn nur Kontakte, Klicks oder Zustimmung vorliegen, bleibt die Aussage im Bereich Wirkungspotenzial oder Resonanz, nicht im Bereich nachgewiesener Wirkung. Bezogen auf Wirkungsempfänger und Wirkungsräume heisst das: Die Analyse muss das konkrete Thema ernst nehmen und zugleich den allgemeinen WÖk-Massstab halten. Es geht nicht darum, Akteure moralisch zu sortieren. Es geht darum, Wirkpfade, Wirkungsempfaenger, Datenqualitaet, Risiken und Rueckkopplung so zu beschreiben, dass bessere Entscheidungen moeglich werden.</w:t>
-      </w:r>
-    </w:p>
-    <w:p>
-      <w:r>
-        <w:t>Governance. Der Abschnitt Die stillen und fernen Betroffenen ist in V12 kein Zusatzwissen, sondern ein Pruefstein fuer die Grundfrage des Skripts: Was veraendert sich, bei wem, wodurch und mit welcher Rueckkopplung? Fuer Wirkungsempfänger und Wirkungsräume wird daran sichtbar, dass Wirkungsbewertung Verfahren, Rechte, Transparenz und Korrektur braucht. Die fachliche Grenze liegt dort, wo Lernende Bewertung als technokratische Top-down-Setzung verstehen. Die saubere Lesart trennt deshalb Beobachtung, Kausalannahme, Bewertung und Steuerungsfolge. In der Anwendung sollte daraus mindestens eine konkrete Begriff, Wirkpfad, Fallbewertung, rote Linie oder Rueckkopplung abgeleitet werden; sonst bleibt das Wissen erklaerend, aber nicht steuerungsfaehig.</w:t>
-      </w:r>
-    </w:p>
-    <w:p>
-      <w:r>
-        <w:t>Anwendung auf Warum der Empfängerblick gerechter ist. In einer Fallanalyse beginnt dieser Punkt nicht mit einer Meinung, sondern mit einer belastbaren Beschreibung. Wer V12 pruefungsnah liest, fragt zuerst nach Wirkungsempfaengern, Wirkraum, Zeitraum und Datenquelle. Erst danach folgt die Bewertung im Referenzrahmen Mensch, Planet, Demokratie, SDGs, Agenda 2030 und SDG+. Pruefungsfragen verbinden Begriff, Anwendung, Evidenz und rote Linie. Der typische Kurzschluss waere, reines Auswendiglernen als Kompetenznachweis behandeln. Genau dagegen setzt die WÖk die Pflicht, Wirkungspotenzial, Wirkungsrisiko und positive Netto-Wirkung begrifflich getrennt zu halten.</w:t>
-      </w:r>
-    </w:p>
-    <w:p>
-      <w:r>
-        <w:t>Evidenzregel. Was sind Wirkungsräume darf im Skript nicht als dekorativer Begriff stehen bleiben. Der Abschnitt traegt nur dann, wenn er eine pruefbare Aussage erlaubt: Welche Quelle stuetzt die Annahme, welche Unsicherheit bleibt offen und welche Gegenbeobachtung wuerde die Bewertung veraendern? Fuer Wirkungsempfänger und Wirkungsräume heisst das, dass WÖk-Begriffe im Alltag nur tragen, wenn sie in Routinen uebersetzt werden. Die Studierenden sollen nicht lernen, einen Score nachzusprechen. Sie sollen erkennen, wann ein Score klaert, wann er verdeckt und wann eine rote Linie die Durchschnittslogik stoppt.</w:t>
-      </w:r>
-    </w:p>
-    <w:p>
-      <w:r>
-        <w:t>Fallfenster zur Anwendung. Eine Organisation plant eine Massnahme und formuliert dazu eine positive Absicht. In der WÖk reicht das nicht. Fuer diese Vorlesung muss sichtbar werden, welche Zustandsveraenderung erwartet wird, welche Empfaenger direkt oder indirekt betroffen sind, welche Nebenwirkungen entstehen koennen und welche Entscheidung spaeter korrigiert wird. Bezogen auf Wirkungsempfänger und Wirkungsräume heisst das: Die Analyse muss das konkrete Thema ernst nehmen und zugleich den allgemeinen WÖk-Massstab halten. Es geht nicht darum, Akteure moralisch zu sortieren. Es geht darum, Wirkpfade, Wirkungsempfaenger, Datenqualitaet, Risiken und Rueckkopplung so zu beschreiben, dass bessere Entscheidungen moeglich werden.</w:t>
-      </w:r>
-    </w:p>
-    <w:p>
-      <w:r>
-        <w:t>Transfer in Grundstudium Wirkungsökonomie. Verschiedene Räume, verschiedene Hebel verbindet die inhaltliche Deutung mit der spaeteren Praxis. Eine Organisation kann zu Wirkungsempfänger und Wirkungsräume sehr ueberzeugend kommunizieren und trotzdem an einen plausiblen Gedanken schon fuer Wirkung zu halten, obwohl Empfaenger, Zustand, Zeitbezug und Quelle fehlen scheitern. Darum muss die V1-Fassung immer auch nach Governance fragen: Wer erhebt Daten, wer bewertet sie, wer traegt die Folgen, wer kann widersprechen und wann wird eine Entscheidung korrigiert? Gute Kommunikation unterscheidet Befund, Annahme und normative Bewertung. So wird aus einem Lehrkapitel eine verantwortbare Arbeitsroutine.</w:t>
-      </w:r>
-    </w:p>
-    <w:p>
-      <w:r>
-        <w:t>Pruefungsnahe Transferfrage. Formuliere zu V12 eine Wirkungsaussage in drei Saetzen: Erstens den beobachteten oder plausiblen Zustand, zweitens die Daten- oder Quellenlage, drittens die offene Unsicherheit samt Rueckkopplung. Die Antwort muss ohne moralische Personenbewertung auskommen und darf Reichweite nicht mit Wirkung verwechseln.</w:t>
-      </w:r>
-    </w:p>
-    <w:p>
-      <w:r>
-        <w:t>Grenze gegen Scheingenauigkeit. Gerade bei Ein Beispiel: dieselbe Idee, zwei Räume ist Praezision wichtiger als grosse Begriffe. Eine Wirkungsaussage bleibt schwach, wenn sie nur Aktivitaet, Reichweite, Absicht oder Image beschreibt. Stark wird sie erst, wenn sie die Zustandsveraenderung und ihre Bedingungen offenlegt. In V12 ist deshalb entscheidend, jede Wirkungsaussage eine Grenze zieht und diese Grenze begruenden muss. Die Fehlerlinie verlaeuft nicht zwischen Optimismus und Pessimismus, sondern zwischen offengelegter Unsicherheit und rhetorischer Sicherheit ohne Pruefpfad.</w:t>
-      </w:r>
-    </w:p>
-    <w:p>
-      <w:r>
-        <w:t>Pruefungsnahe Lesart. Aus Empfänger und Räume zusammen denken laesst sich eine gute Transferfrage ableiten: Welche Entscheidung waere falsch, wenn dieser Abschnitt missverstanden wird? Fuer Wirkungsempfänger und Wirkungsräume lautet die Antwort meist nicht einfach "mehr Wirkung", sondern genauer: bessere Unterscheidung, sauberere Daten, klarere Schutzlinie und rueckgekoppelte Steuerung. Szenarien pruefen Sofortwirkung, Folgewirkung und Reversibilitaet getrennt. Wer das im Fall anwenden kann, hat den Kern der Vorlesung verstanden; wer nur Definitionen wiederholt, bleibt unter dem Anspruch der Akademie.</w:t>
-      </w:r>
-    </w:p>
-    <w:p>
-      <w:r>
-        <w:t>Fallfenster zur Anwendung. Eine Fuehrungsentscheidung erzeugt zugleich Nutzen und Risiken. Die WÖk behandelt Ambivalenz nicht als Stoerung, sondern als Kern der Analyse. Positive Netto-Wirkung darf erst behauptet werden, wenn zentrale negative Wirkungen getrennt geprueft und rote Linien gewahrt sind. Bezogen auf Wirkungsempfänger und Wirkungsräume heisst das: Die Analyse muss das konkrete Thema ernst nehmen und zugleich den allgemeinen WÖk-Massstab halten. Es geht nicht darum, Akteure moralisch zu sortieren. Es geht darum, Wirkpfade, Wirkungsempfaenger, Datenqualitaet, Risiken und Rueckkopplung so zu beschreiben, dass bessere Entscheidungen moeglich werden.</w:t>
-      </w:r>
-    </w:p>
-    <w:p>
-      <w:r>
-        <w:t>Betroffenenperspektive. Der Abschnitt Der Bogen des ersten Abschnitts ist in V12 kein Zusatzwissen, sondern ein Pruefstein fuer die Grundfrage des Skripts: Was veraendert sich, bei wem, wodurch und mit welcher Rueckkopplung? Fuer Wirkungsempfänger und Wirkungsräume wird daran sichtbar, dass Wirkung nicht am Sender, sondern an veraenderten Zustanden der Empfaenger geprueft wird. Die fachliche Grenze liegt dort, wo Lernende interne Erfolgskennzahlen mit gesellschaftlicher Wirkung verwechseln. Die saubere Lesart trennt deshalb Beobachtung, Kausalannahme, Bewertung und Steuerungsfolge. In der Anwendung sollte daraus mindestens eine konkrete Begriff, Wirkpfad, Fallbewertung, rote Linie oder Rueckkopplung abgeleitet werden; sonst bleibt das Wissen erklaerend, aber nicht steuerungsfaehig.</w:t>
-      </w:r>
-    </w:p>
-    <w:p>
-      <w:r>
-        <w:t>Anwendung auf Was du aus dieser Vorlesung mitnimmst. In einer Fallanalyse beginnt dieser Punkt nicht mit einer Meinung, sondern mit einer belastbaren Beschreibung. Wer V12 pruefungsnah liest, fragt zuerst nach Wirkungsempfaengern, Wirkraum, Zeitraum und Datenquelle. Erst danach folgt die Bewertung im Referenzrahmen Mensch, Planet, Demokratie, SDGs, Agenda 2030 und SDG+. Jede Schlussfolgerung endet mit Entscheidung, Verantwortlichkeit und Termin fuer Rueckpruefung. Der typische Kurzschluss waere, Befunde sammeln, ohne Ressourcen oder Regeln zu veraendern. Genau dagegen setzt die WÖk die Pflicht, Wirkungspotenzial, Wirkungsrisiko und positive Netto-Wirkung begrifflich getrennt zu halten.</w:t>
-      </w:r>
-    </w:p>
-    <w:p>
-      <w:r>
-        <w:t>Evidenzregel. Wirkungsökonomische Vertiefung darf im Skript nicht als dekorativer Begriff stehen bleiben. Der Abschnitt traegt nur dann, wenn er eine pruefbare Aussage erlaubt: Welche Quelle stuetzt die Annahme, welche Unsicherheit bleibt offen und welche Gegenbeobachtung wuerde die Bewertung veraendern? Fuer Wirkungsempfänger und Wirkungsräume heisst das, dass WÖk-Aussagen mit bestehenden Begriffen, Studien, Standards und Rechtsrahmen in Beziehung stehen muessen. Die Studierenden sollen nicht lernen, einen Score nachzusprechen. Sie sollen erkennen, wann ein Score klaert, wann er verdeckt und wann eine rote Linie die Durchschnittslogik stoppt.</w:t>
-      </w:r>
-    </w:p>
-    <w:p>
-      <w:r>
-        <w:t>Fallfenster zur Anwendung. Ein Controlling-Team moechte einen Score bilden. Das Skript verlangt, dass Datenqualitaet, Systemgrenzen, Gewichtung, Unsicherheit und Nichtkompensation sichtbar bleiben. Ein Score darf die Diskussion nicht beenden, sondern muss bessere Fragen, Priorisierung und Rueckkopplung ermoeglichen. Bezogen auf Wirkungsempfänger und Wirkungsräume heisst das: Die Analyse muss das konkrete Thema ernst nehmen und zugleich den allgemeinen WÖk-Massstab halten. Es geht nicht darum, Akteure moralisch zu sortieren. Es geht darum, Wirkpfade, Wirkungsempfaenger, Datenqualitaet, Risiken und Rueckkopplung so zu beschreiben, dass bessere Entscheidungen moeglich werden.</w:t>
-      </w:r>
-    </w:p>
-    <w:p>
-      <w:r>
-        <w:t>Pruefungsnahe Transferfrage. Formuliere zu V12 eine Wirkungsaussage in drei Saetzen: Erstens den beobachteten oder plausiblen Zustand, zweitens die Daten- oder Quellenlage, drittens die offene Unsicherheit samt Rueckkopplung. Die Antwort muss ohne moralische Personenbewertung auskommen und darf Reichweite nicht mit Wirkung verwechseln.</w:t>
-      </w:r>
-    </w:p>
-    <w:p>
-      <w:r>
-        <w:t>Transfer in Grundstudium Wirkungsökonomie. Prüfungsrelevanz verbindet die inhaltliche Deutung mit der spaeteren Praxis. Eine Organisation kann zu Wirkungsempfänger und Wirkungsräume sehr ueberzeugend kommunizieren und trotzdem an einen plausiblen Gedanken schon fuer Wirkung zu halten, obwohl Empfaenger, Zustand, Zeitbezug und Quelle fehlen scheitern. Darum muss die V1-Fassung immer auch nach Governance fragen: Wer erhebt Daten, wer bewertet sie, wer traegt die Folgen, wer kann widersprechen und wann wird eine Entscheidung korrigiert? Die Analyse markiert Stoppsignale vor jeder Portfolio- oder Score-Debatte. So wird aus einem Lehrkapitel eine verantwortbare Arbeitsroutine.</w:t>
+        <w:t>Schlussvertiefung 1: Wirkungsempfänger und Wirkungsräume im Anwendungsfall</w:t>
+      </w:r>
+    </w:p>
+    <w:p>
+      <w:r>
+        <w:t>Die folgenden Abschnitte sind keine neue Pruefungsloesung. Sie verdichten die vorhandenen Kapitel zu einer Lesart, mit der Studierende einen Fall selbststaendig analysieren koennen. Im Mittelpunkt stehen Wirkpfade, Wirkungsempfaenger, Bewertung und Rueckkopplung, nicht moralische Personenbewertung.</w:t>
+      </w:r>
+    </w:p>
+    <w:p>
+      <w:r>
+        <w:t>Begriffliche Schlussklaerung. Einleitung / Wirkungsfrage zeigt, warum Wirkungsempfänger und Wirkungsräume mehr ist als ein Schlagwort im Feld Wirkpfade, Wirkungsempfaenger, Bewertung und Rueckkopplung. Die wirkungsoekonomische Frage lautet: Welche reale Veraenderung wird moeglich, welche bleibt nur Potenzial und wo entsteht ein Wirkungsrisiko? Diese Unterscheidung schuetzt vor Impact-Washing, weil sie Absicht, Aktivitaet, Reichweite und Wirkung auseinanderhaelt.</w:t>
+      </w:r>
+    </w:p>
+    <w:p>
+      <w:r>
+        <w:t>Eine Kommune, ein Unternehmen oder eine Bildungsorganisation will Wirkungsempfänger und Wirkungsräume praktisch anwenden. Der erste Schritt ist nicht die Auswahl eines Instruments, sondern die Klaerung der Zustandsveraenderung. Bei Einleitung / Wirkungsfrage muss deshalb benannt werden, wer betroffen ist, welcher Zustand sich veraendert, welche Frist gilt und welche Gegenbeobachtung die Annahme widerlegen wuerde. Erst danach entsteht eine begruendete Entscheidung im Feld Begriff, Fallbewertung, Wirkpfad, rote Linie, Quellenbeurteilung oder Rueckkopplungsregel.</w:t>
+      </w:r>
+    </w:p>
+    <w:p>
+      <w:r>
+        <w:t>Wirkpfad und Empfaenger. In V12 muss Kernaussage immer mit Empfaengern gelesen werden. Wirkung entsteht nicht beim Sender, sondern an veraenderten Zustaenden von Menschen, Oekosystemen, Institutionen, Oeffentlichkeit oder kuenftigen Handlungsspielraeumen. Darum reicht es nicht, interne Aktivitaeten zu dokumentieren. Entscheidend ist, ob sich ein Zustand nachvollziehbar veraendert und ob diese Veraenderung im Referenzrahmen Mensch, Planet, Demokratie, SDGs, Agenda 2030 und SDG+ tragfaehig bewertet werden kann.</w:t>
+      </w:r>
+    </w:p>
+    <w:p>
+      <w:r>
+        <w:t>Ein Bericht behauptet, die Massnahme zu Wirkungsempfänger und Wirkungsräume sei erfolgreich. Die WOE-Lesart fragt bei Kernaussage nach belastbaren Nachweisen: begriffliche Praezision, Fallbeschreibung, Quellenklarheit, Plausibilitaet und offene Unsicherheit. Wenn diese Nachweise fehlen, bleibt die Aussage Wirkungspotenzial oder Kommunikationsbehauptung. Sie kann wichtig sein, aber sie ist noch keine belegte Wirkung.</w:t>
+      </w:r>
+    </w:p>
+    <w:p>
+      <w:r>
+        <w:t>Daten, Quellen und Evidenz. Wissenschaftliche Anschlussfaehigkeit entsteht hier durch Quellenklarheit. Bei Quelltext und fachliche Grundlegung werden interne WOE-Begriffe nicht als Ersatz fuer Belege benutzt, sondern mit Grundlagenwerk, WOE-Referenz, Glossar, Werkzeuge, Journal und externe Fachquellen verbunden. Wo die Datenlage offen bleibt, wird das offengelegt. Wo eine Aussage nur plausibel ist, bleibt sie als Wirkungspotenzial markiert. Wo ein Schaden eine rote Linie beruehrt, greift Nichtkompensation vor Durchschnittslogik.</w:t>
+      </w:r>
+    </w:p>
+    <w:p>
+      <w:r>
+        <w:t>In einer kontroversen Entscheidung wirkt Quelltext und fachliche Grundlegung als Pruefpunkt fuer Ambivalenz. Ein Nutzen fuer eine Gruppe kann mit Risiken fuer andere Wirkungsempfaenger einhergehen. Das Skript verlangt deshalb, positive und negative Zustandsveraenderungen getrennt zu fuehren, bevor von positiver Netto-Wirkung gesprochen wird.</w:t>
+      </w:r>
+    </w:p>
+    <w:p>
+      <w:r>
+        <w:t>Bewertung und rote Linien. In Grundstudium Wirkungsoekonomie wird Wirkung trifft immer jemanden irgendwo erst steuerungsfaehig, wenn daraus eine Entscheidung folgt. Die Grundbegriffe muessen in spaeteren Modulen wiedererkennbar bleiben. Ohne diese Rueckkopplung bleibt Reporting eine Beschreibung. Mit Rueckkopplung wird aus Bewertung eine veraenderte Routine: ein anderer Prozess, ein geaenderter Anreiz, eine bessere Datenpflicht, eine korrigierte Kommunikation oder eine neue Priorisierung.</w:t>
+      </w:r>
+    </w:p>
+    <w:p>
+      <w:r>
+        <w:t>Die typische Fehlstelle bei Wirkungsempfänger und Wirkungsräume liegt darin, Absicht, Aktivitaet oder Reporting als Wirkung zu behandeln. Bei Wirkung trifft immer jemanden irgendwo wird diese Fehlstelle konkret: Ein scheinbar plausibler Befund darf nicht zur Abkuerzung werden. Quellen, Systemgrenzen, Unsicherheit und Rueckkopplung bleiben sichtbar.</w:t>
+      </w:r>
+    </w:p>
+    <w:p>
+      <w:r>
+        <w:t>Kontrollfrage. Welche Entscheidung waere falsch, wenn Wirkung trifft immer jemanden irgendwo in V12 missverstanden wird? Die Antwort muss mindestens eine Daten- oder Quellenannahme, eine betroffene Gruppe oder Schutzdimension, eine moegliche Nebenwirkung und einen Rueckkopplungsschritt nennen. Richtig ist nicht die lauteste Bewertung, sondern diejenige, die Begriff, Beleg und Steuerungsfolge zusammenhaelt.</w:t>
+      </w:r>
+    </w:p>
+    <w:p>
+      <w:r>
+        <w:t>Steuerung und Rueckkopplung. Die Grenze gegen Scheingenauigkeit verlaeuft bei Wer sind die Wirkungsempfänger nicht zwischen Optimismus und Pessimismus. Sie verlaeuft zwischen offengelegter Unsicherheit und rhetorischer Sicherheit. Wer Wirkungsempfänger und Wirkungsräume belastbar anwenden will, benennt Systemgrenze, Zeitraum, Vergleichspunkt und offene Gegenhypothese. Gerade dadurch bleibt das Skript anschlussfaehig fuer Forschung, Praxis und spaetere Revision.</w:t>
+      </w:r>
+    </w:p>
+    <w:p>
+      <w:r>
+        <w:t>Fuer die Pruefung ist Wer sind die Wirkungsempfänger dann verstanden, wenn daraus eine belastbare Fallantwort entsteht. Eine gute Antwort unterscheidet Beobachtung, Kausalannahme, Bewertung und Steuerungsfolge. Sie bewertet keine Menschen, sondern Wirkpfade, Zustandsveraenderungen, Risiken und institutionelle Bedingungen.</w:t>
+      </w:r>
+    </w:p>
+    <w:p>
+      <w:r>
+        <w:t>Pruefungsnahe Anwendung. Die stillen und fernen Betroffenen zeigt, warum Wirkungsempfänger und Wirkungsräume mehr ist als ein Schlagwort im Feld Wirkpfade, Wirkungsempfaenger, Bewertung und Rueckkopplung. Die wirkungsoekonomische Frage lautet: Welche reale Veraenderung wird moeglich, welche bleibt nur Potenzial und wo entsteht ein Wirkungsrisiko? Diese Unterscheidung schuetzt vor Impact-Washing, weil sie Absicht, Aktivitaet, Reichweite und Wirkung auseinanderhaelt.</w:t>
+      </w:r>
+    </w:p>
+    <w:p>
+      <w:r>
+        <w:t>Eine Kommune, ein Unternehmen oder eine Bildungsorganisation will Wirkungsempfänger und Wirkungsräume praktisch anwenden. Der erste Schritt ist nicht die Auswahl eines Instruments, sondern die Klaerung der Zustandsveraenderung. Bei Die stillen und fernen Betroffenen muss deshalb benannt werden, wer betroffen ist, welcher Zustand sich veraendert, welche Frist gilt und welche Gegenbeobachtung die Annahme widerlegen wuerde. Erst danach entsteht eine begruendete Entscheidung im Feld Begriff, Fallbewertung, Wirkpfad, rote Linie, Quellenbeurteilung oder Rueckkopplungsregel.</w:t>
+      </w:r>
+    </w:p>
+    <w:p>
+      <w:r>
+        <w:t>Rueckfluss. Fuer den WOE-Korpus bedeutet das: Begriffe aus Wirkungsempfänger und Wirkungsräume sollten dort geschaerft werden, wo sie in Glossar, Werkzeugen, Journal oder Readern doppeldeutig bleiben. Offene Forschungsfragen werden nicht versteckt. Sie markieren die Stelle, an der spaetere Evidenz, ein besserer Datensatz oder eine praezisere Fallstudie die Bewertung veraendern kann.</w:t>
+      </w:r>
+    </w:p>
+    <w:p>
+      <w:r>
+        <w:t>Transfer in den WOE-Korpus. In V12 muss Warum der Empfängerblick gerechter ist immer mit Empfaengern gelesen werden. Wirkung entsteht nicht beim Sender, sondern an veraenderten Zustaenden von Menschen, Oekosystemen, Institutionen, Oeffentlichkeit oder kuenftigen Handlungsspielraeumen. Darum reicht es nicht, interne Aktivitaeten zu dokumentieren. Entscheidend ist, ob sich ein Zustand nachvollziehbar veraendert und ob diese Veraenderung im Referenzrahmen Mensch, Planet, Demokratie, SDGs, Agenda 2030 und SDG+ tragfaehig bewertet werden kann.</w:t>
+      </w:r>
+    </w:p>
+    <w:p>
+      <w:r>
+        <w:t>Ein Bericht behauptet, die Massnahme zu Wirkungsempfänger und Wirkungsräume sei erfolgreich. Die WOE-Lesart fragt bei Warum der Empfängerblick gerechter ist nach belastbaren Nachweisen: begriffliche Praezision, Fallbeschreibung, Quellenklarheit, Plausibilitaet und offene Unsicherheit. Wenn diese Nachweise fehlen, bleibt die Aussage Wirkungspotenzial oder Kommunikationsbehauptung. Sie kann wichtig sein, aber sie ist noch keine belegte Wirkung.</w:t>
+      </w:r>
+    </w:p>
+    <w:p>
+      <w:r>
+        <w:t>Grenzen der Aussage. Wissenschaftliche Anschlussfaehigkeit entsteht hier durch Quellenklarheit. Bei Was sind Wirkungsräume werden interne WOE-Begriffe nicht als Ersatz fuer Belege benutzt, sondern mit Grundlagenwerk, WOE-Referenz, Glossar, Werkzeuge, Journal und externe Fachquellen verbunden. Wo die Datenlage offen bleibt, wird das offengelegt. Wo eine Aussage nur plausibel ist, bleibt sie als Wirkungspotenzial markiert. Wo ein Schaden eine rote Linie beruehrt, greift Nichtkompensation vor Durchschnittslogik.</w:t>
+      </w:r>
+    </w:p>
+    <w:p>
+      <w:r>
+        <w:t>In einer kontroversen Entscheidung wirkt Was sind Wirkungsräume als Pruefpunkt fuer Ambivalenz. Ein Nutzen fuer eine Gruppe kann mit Risiken fuer andere Wirkungsempfaenger einhergehen. Das Skript verlangt deshalb, positive und negative Zustandsveraenderungen getrennt zu fuehren, bevor von positiver Netto-Wirkung gesprochen wird.</w:t>
+      </w:r>
+    </w:p>
+    <w:p>
+      <w:r>
+        <w:t>Kontrollfrage. Welche Entscheidung waere falsch, wenn Was sind Wirkungsräume in V12 missverstanden wird? Die Antwort muss mindestens eine Daten- oder Quellenannahme, eine betroffene Gruppe oder Schutzdimension, eine moegliche Nebenwirkung und einen Rueckkopplungsschritt nennen. Richtig ist nicht die lauteste Bewertung, sondern diejenige, die Begriff, Beleg und Steuerungsfolge zusammenhaelt.</w:t>
       </w:r>
     </w:p>
     <w:p>
@@ -2970,132 +2945,107 @@
         <w:pStyle w:val="Heading3"/>
       </w:pPr>
       <w:r>
-        <w:t>Abschlusskommentar 2: Lesen, pruefen, rueckkoppeln</w:t>
-      </w:r>
-    </w:p>
-    <w:p>
-      <w:r>
-        <w:t>Die folgende Verdichtung fuehrt die vorhandenen Kapitel nicht als Wiederholung, sondern als Anwendung zusammen. Wirkungskompetenz entsteht, wenn dieselbe begriffliche Strenge in Fallanalyse, Datenarbeit, Kommunikation, Governance und Entscheidungspraxis wiedererkannt wird.</w:t>
-      </w:r>
-    </w:p>
-    <w:p>
-      <w:r>
-        <w:t>Grenze gegen Scheingenauigkeit. Gerade bei Lernziele ist Praezision wichtiger als grosse Begriffe. Eine Wirkungsaussage bleibt schwach, wenn sie nur Aktivitaet, Reichweite, Absicht oder Image beschreibt. Stark wird sie erst, wenn sie die Zustandsveraenderung und ihre Bedingungen offenlegt. In V12 ist deshalb entscheidend, praezise Sprache die erste Sicherung gegen Impact-Washing bildet. Die Fehlerlinie verlaeuft nicht zwischen Optimismus und Pessimismus, sondern zwischen offengelegter Unsicherheit und rhetorischer Sicherheit ohne Pruefpfad.</w:t>
-      </w:r>
-    </w:p>
-    <w:p>
-      <w:r>
-        <w:t>Pruefungsnahe Lesart. Aus Einleitung / Wirkungsfrage laesst sich eine gute Transferfrage ableiten: Welche Entscheidung waere falsch, wenn dieser Abschnitt missverstanden wird? Fuer Wirkungsempfänger und Wirkungsräume lautet die Antwort meist nicht einfach "mehr Wirkung", sondern genauer: bessere Unterscheidung, sauberere Daten, klarere Schutzlinie und rueckgekoppelte Steuerung. Mindestens ein direkter und ein indirekter Wirkpfad muessen nachvollziehbar sein. Wer das im Fall anwenden kann, hat den Kern der Vorlesung verstanden; wer nur Definitionen wiederholt, bleibt unter dem Anspruch der Akademie.</w:t>
-      </w:r>
-    </w:p>
-    <w:p>
-      <w:r>
-        <w:t>Fallfenster zur Anwendung. Ein Kommunikationsbericht nennt viele Aktivitaeten, Reichweiten und Rueckmeldungen. Die V1-Pruefung fragt, ob daraus eine belastbare Wirkungsaussage folgt. Wenn nur Kontakte, Klicks oder Zustimmung vorliegen, bleibt die Aussage im Bereich Wirkungspotenzial oder Resonanz, nicht im Bereich nachgewiesener Wirkung. Bezogen auf Wirkungsempfänger und Wirkungsräume heisst das: Die Analyse muss das konkrete Thema ernst nehmen und zugleich den allgemeinen WÖk-Massstab halten. Es geht nicht darum, Akteure moralisch zu sortieren. Es geht darum, Wirkpfade, Wirkungsempfaenger, Datenqualitaet, Risiken und Rueckkopplung so zu beschreiben, dass bessere Entscheidungen moeglich werden.</w:t>
-      </w:r>
-    </w:p>
-    <w:p>
-      <w:r>
-        <w:t>Daten- und Quellenklarheit. Der Abschnitt Kernaussage ist in V12 kein Zusatzwissen, sondern ein Pruefstein fuer die Grundfrage des Skripts: Was veraendert sich, bei wem, wodurch und mit welcher Rueckkopplung? Fuer Wirkungsempfänger und Wirkungsräume wird daran sichtbar, dass jede Bewertung nur so belastbar ist wie Datenlage, Quellenstatus, Aktualitaet und Systemgrenze. Die fachliche Grenze liegt dort, wo Lernende eine Zahl ohne Einheit, Zeitraum oder Erhebungslogik als Beweis nutzen. Die saubere Lesart trennt deshalb Beobachtung, Kausalannahme, Bewertung und Steuerungsfolge. In der Anwendung sollte daraus mindestens eine konkrete Begriff, Wirkpfad, Fallbewertung, rote Linie oder Rueckkopplung abgeleitet werden; sonst bleibt das Wissen erklaerend, aber nicht steuerungsfaehig.</w:t>
-      </w:r>
-    </w:p>
-    <w:p>
-      <w:r>
-        <w:t>Anwendung auf Quelltext und fachliche Grundlegung. In einer Fallanalyse beginnt dieser Punkt nicht mit einer Meinung, sondern mit einer belastbaren Beschreibung. Wer V12 pruefungsnah liest, fragt zuerst nach Wirkungsempfaengern, Wirkraum, Zeitraum und Datenquelle. Erst danach folgt die Bewertung im Referenzrahmen Mensch, Planet, Demokratie, SDGs, Agenda 2030 und SDG+. Profile, Zielkonflikte und offene Punkte werden nebeneinander gefuehrt. Der typische Kurzschluss waere, ambivalente Befunde glaetten, damit eine eindeutige Botschaft entsteht. Genau dagegen setzt die WÖk die Pflicht, Wirkungspotenzial, Wirkungsrisiko und positive Netto-Wirkung begrifflich getrennt zu halten.</w:t>
-      </w:r>
-    </w:p>
-    <w:p>
-      <w:r>
-        <w:t>Pruefungsnahe Transferfrage. Formuliere zu V12 eine Wirkungsaussage in drei Saetzen: Erstens den beobachteten oder plausiblen Zustand, zweitens die Daten- oder Quellenlage, drittens die offene Unsicherheit samt Rueckkopplung. Die Antwort muss ohne moralische Personenbewertung auskommen und darf Reichweite nicht mit Wirkung verwechseln.</w:t>
-      </w:r>
-    </w:p>
-    <w:p>
-      <w:r>
-        <w:t>Evidenzregel. Wirkung trifft immer jemanden irgendwo darf im Skript nicht als dekorativer Begriff stehen bleiben. Der Abschnitt traegt nur dann, wenn er eine pruefbare Aussage erlaubt: Welche Quelle stuetzt die Annahme, welche Unsicherheit bleibt offen und welche Gegenbeobachtung wuerde die Bewertung veraendern? Fuer Wirkungsempfänger und Wirkungsräume heisst das, dass schwere zentrale Schaeden nicht durch beliebige positive Einzelwerte neutralisiert werden duerfen. Die Studierenden sollen nicht lernen, einen Score nachzusprechen. Sie sollen erkennen, wann ein Score klaert, wann er verdeckt und wann eine rote Linie die Durchschnittslogik stoppt.</w:t>
-      </w:r>
-    </w:p>
-    <w:p>
-      <w:r>
-        <w:t>Fallfenster zur Anwendung. Eine Organisation plant eine Massnahme und formuliert dazu eine positive Absicht. In der WÖk reicht das nicht. Fuer diese Vorlesung muss sichtbar werden, welche Zustandsveraenderung erwartet wird, welche Empfaenger direkt oder indirekt betroffen sind, welche Nebenwirkungen entstehen koennen und welche Entscheidung spaeter korrigiert wird. Bezogen auf Wirkungsempfänger und Wirkungsräume heisst das: Die Analyse muss das konkrete Thema ernst nehmen und zugleich den allgemeinen WÖk-Massstab halten. Es geht nicht darum, Akteure moralisch zu sortieren. Es geht darum, Wirkpfade, Wirkungsempfaenger, Datenqualitaet, Risiken und Rueckkopplung so zu beschreiben, dass bessere Entscheidungen moeglich werden.</w:t>
-      </w:r>
-    </w:p>
-    <w:p>
-      <w:r>
-        <w:t>Transfer in Grundstudium Wirkungsökonomie. Wer sind die Wirkungsempfänger verbindet die inhaltliche Deutung mit der spaeteren Praxis. Eine Organisation kann zu Wirkungsempfänger und Wirkungsräume sehr ueberzeugend kommunizieren und trotzdem an einen plausiblen Gedanken schon fuer Wirkung zu halten, obwohl Empfaenger, Zustand, Zeitbezug und Quelle fehlen scheitern. Darum muss die V1-Fassung immer auch nach Governance fragen: Wer erhebt Daten, wer bewertet sie, wer traegt die Folgen, wer kann widersprechen und wann wird eine Entscheidung korrigiert? Jeder Analyseblock fragt nach der Routine, die nach der Bewertung angepasst wird. So wird aus einem Lehrkapitel eine verantwortbare Arbeitsroutine.</w:t>
-      </w:r>
-    </w:p>
-    <w:p>
-      <w:r>
-        <w:t>Grenze gegen Scheingenauigkeit. Gerade bei Die stillen und fernen Betroffenen ist Praezision wichtiger als grosse Begriffe. Eine Wirkungsaussage bleibt schwach, wenn sie nur Aktivitaet, Reichweite, Absicht oder Image beschreibt. Stark wird sie erst, wenn sie die Zustandsveraenderung und ihre Bedingungen offenlegt. In V12 ist deshalb entscheidend, Wirkungsbewertung Verfahren, Rechte, Transparenz und Korrektur braucht. Die Fehlerlinie verlaeuft nicht zwischen Optimismus und Pessimismus, sondern zwischen offengelegter Unsicherheit und rhetorischer Sicherheit ohne Pruefpfad.</w:t>
-      </w:r>
-    </w:p>
-    <w:p>
-      <w:r>
-        <w:t>Pruefungsnahe Lesart. Aus Warum der Empfängerblick gerechter ist laesst sich eine gute Transferfrage ableiten: Welche Entscheidung waere falsch, wenn dieser Abschnitt missverstanden wird? Fuer Wirkungsempfänger und Wirkungsräume lautet die Antwort meist nicht einfach "mehr Wirkung", sondern genauer: bessere Unterscheidung, sauberere Daten, klarere Schutzlinie und rueckgekoppelte Steuerung. Pruefungsfragen verbinden Begriff, Anwendung, Evidenz und rote Linie. Wer das im Fall anwenden kann, hat den Kern der Vorlesung verstanden; wer nur Definitionen wiederholt, bleibt unter dem Anspruch der Akademie.</w:t>
-      </w:r>
-    </w:p>
-    <w:p>
-      <w:r>
-        <w:t>Fallfenster zur Anwendung. Eine Fuehrungsentscheidung erzeugt zugleich Nutzen und Risiken. Die WÖk behandelt Ambivalenz nicht als Stoerung, sondern als Kern der Analyse. Positive Netto-Wirkung darf erst behauptet werden, wenn zentrale negative Wirkungen getrennt geprueft und rote Linien gewahrt sind. Bezogen auf Wirkungsempfänger und Wirkungsräume heisst das: Die Analyse muss das konkrete Thema ernst nehmen und zugleich den allgemeinen WÖk-Massstab halten. Es geht nicht darum, Akteure moralisch zu sortieren. Es geht darum, Wirkpfade, Wirkungsempfaenger, Datenqualitaet, Risiken und Rueckkopplung so zu beschreiben, dass bessere Entscheidungen moeglich werden.</w:t>
-      </w:r>
-    </w:p>
-    <w:p>
-      <w:r>
-        <w:t>Organisationale Umsetzung. Der Abschnitt Was sind Wirkungsräume ist in V12 kein Zusatzwissen, sondern ein Pruefstein fuer die Grundfrage des Skripts: Was veraendert sich, bei wem, wodurch und mit welcher Rueckkopplung? Fuer Wirkungsempfänger und Wirkungsräume wird daran sichtbar, dass WÖk-Begriffe im Alltag nur tragen, wenn sie in Routinen uebersetzt werden. Die fachliche Grenze liegt dort, wo Lernende Verantwortung an eine einzelne Nachhaltigkeitsfunktion auslagern. Die saubere Lesart trennt deshalb Beobachtung, Kausalannahme, Bewertung und Steuerungsfolge. In der Anwendung sollte daraus mindestens eine konkrete Begriff, Wirkpfad, Fallbewertung, rote Linie oder Rueckkopplung abgeleitet werden; sonst bleibt das Wissen erklaerend, aber nicht steuerungsfaehig.</w:t>
-      </w:r>
-    </w:p>
-    <w:p>
-      <w:r>
-        <w:t>Pruefungsnahe Transferfrage. Formuliere zu V12 eine Wirkungsaussage in drei Saetzen: Erstens den beobachteten oder plausiblen Zustand, zweitens die Daten- oder Quellenlage, drittens die offene Unsicherheit samt Rueckkopplung. Die Antwort muss ohne moralische Personenbewertung auskommen und darf Reichweite nicht mit Wirkung verwechseln.</w:t>
-      </w:r>
-    </w:p>
-    <w:p>
-      <w:r>
-        <w:t>Anwendung auf Verschiedene Räume, verschiedene Hebel. In einer Fallanalyse beginnt dieser Punkt nicht mit einer Meinung, sondern mit einer belastbaren Beschreibung. Wer V12 pruefungsnah liest, fragt zuerst nach Wirkungsempfaengern, Wirkraum, Zeitraum und Datenquelle. Erst danach folgt die Bewertung im Referenzrahmen Mensch, Planet, Demokratie, SDGs, Agenda 2030 und SDG+. Gute Kommunikation unterscheidet Befund, Annahme und normative Bewertung. Der typische Kurzschluss waere, Eindeutigkeit behaupten, wo die Datenlage nur Potenzial oder Risiko traegt. Genau dagegen setzt die WÖk die Pflicht, Wirkungspotenzial, Wirkungsrisiko und positive Netto-Wirkung begrifflich getrennt zu halten.</w:t>
-      </w:r>
-    </w:p>
-    <w:p>
-      <w:r>
-        <w:t>Evidenzregel. Ein Beispiel: dieselbe Idee, zwei Räume darf im Skript nicht als dekorativer Begriff stehen bleiben. Der Abschnitt traegt nur dann, wenn er eine pruefbare Aussage erlaubt: Welche Quelle stuetzt die Annahme, welche Unsicherheit bleibt offen und welche Gegenbeobachtung wuerde die Bewertung veraendern? Fuer Wirkungsempfänger und Wirkungsräume heisst das, dass jede Wirkungsaussage eine Grenze zieht und diese Grenze begruenden muss. Die Studierenden sollen nicht lernen, einen Score nachzusprechen. Sie sollen erkennen, wann ein Score klaert, wann er verdeckt und wann eine rote Linie die Durchschnittslogik stoppt.</w:t>
-      </w:r>
-    </w:p>
-    <w:p>
-      <w:r>
-        <w:t>Fallfenster zur Anwendung. Ein Controlling-Team moechte einen Score bilden. Das Skript verlangt, dass Datenqualitaet, Systemgrenzen, Gewichtung, Unsicherheit und Nichtkompensation sichtbar bleiben. Ein Score darf die Diskussion nicht beenden, sondern muss bessere Fragen, Priorisierung und Rueckkopplung ermoeglichen. Bezogen auf Wirkungsempfänger und Wirkungsräume heisst das: Die Analyse muss das konkrete Thema ernst nehmen und zugleich den allgemeinen WÖk-Massstab halten. Es geht nicht darum, Akteure moralisch zu sortieren. Es geht darum, Wirkpfade, Wirkungsempfaenger, Datenqualitaet, Risiken und Rueckkopplung so zu beschreiben, dass bessere Entscheidungen moeglich werden.</w:t>
-      </w:r>
-    </w:p>
-    <w:p>
-      <w:r>
-        <w:t>Transfer in Grundstudium Wirkungsökonomie. Empfänger und Räume zusammen denken verbindet die inhaltliche Deutung mit der spaeteren Praxis. Eine Organisation kann zu Wirkungsempfänger und Wirkungsräume sehr ueberzeugend kommunizieren und trotzdem an einen plausiblen Gedanken schon fuer Wirkung zu halten, obwohl Empfaenger, Zustand, Zeitbezug und Quelle fehlen scheitern. Darum muss die V1-Fassung immer auch nach Governance fragen: Wer erhebt Daten, wer bewertet sie, wer traegt die Folgen, wer kann widersprechen und wann wird eine Entscheidung korrigiert? Szenarien pruefen Sofortwirkung, Folgewirkung und Reversibilitaet getrennt. So wird aus einem Lehrkapitel eine verantwortbare Arbeitsroutine.</w:t>
-      </w:r>
-    </w:p>
-    <w:p>
-      <w:r>
-        <w:t>Grenze gegen Scheingenauigkeit. Gerade bei Der Bogen des ersten Abschnitts ist Praezision wichtiger als grosse Begriffe. Eine Wirkungsaussage bleibt schwach, wenn sie nur Aktivitaet, Reichweite, Absicht oder Image beschreibt. Stark wird sie erst, wenn sie die Zustandsveraenderung und ihre Bedingungen offenlegt. In V12 ist deshalb entscheidend, Wirkung nicht am Sender, sondern an veraenderten Zustanden der Empfaenger geprueft wird. Die Fehlerlinie verlaeuft nicht zwischen Optimismus und Pessimismus, sondern zwischen offengelegter Unsicherheit und rhetorischer Sicherheit ohne Pruefpfad.</w:t>
-      </w:r>
-    </w:p>
-    <w:p>
-      <w:r>
-        <w:t>Pruefungsnahe Lesart. Aus Was du aus dieser Vorlesung mitnimmst laesst sich eine gute Transferfrage ableiten: Welche Entscheidung waere falsch, wenn dieser Abschnitt missverstanden wird? Fuer Wirkungsempfänger und Wirkungsräume lautet die Antwort meist nicht einfach "mehr Wirkung", sondern genauer: bessere Unterscheidung, sauberere Daten, klarere Schutzlinie und rueckgekoppelte Steuerung. Jede Schlussfolgerung endet mit Entscheidung, Verantwortlichkeit und Termin fuer Rueckpruefung. Wer das im Fall anwenden kann, hat den Kern der Vorlesung verstanden; wer nur Definitionen wiederholt, bleibt unter dem Anspruch der Akademie.</w:t>
-      </w:r>
-    </w:p>
-    <w:p>
-      <w:r>
-        <w:t>Fallfenster zur Anwendung. Ein Kommunikationsbericht nennt viele Aktivitaeten, Reichweiten und Rueckmeldungen. Die V1-Pruefung fragt, ob daraus eine belastbare Wirkungsaussage folgt. Wenn nur Kontakte, Klicks oder Zustimmung vorliegen, bleibt die Aussage im Bereich Wirkungspotenzial oder Resonanz, nicht im Bereich nachgewiesener Wirkung. Bezogen auf Wirkungsempfänger und Wirkungsräume heisst das: Die Analyse muss das konkrete Thema ernst nehmen und zugleich den allgemeinen WÖk-Massstab halten. Es geht nicht darum, Akteure moralisch zu sortieren. Es geht darum, Wirkpfade, Wirkungsempfaenger, Datenqualitaet, Risiken und Rueckkopplung so zu beschreiben, dass bessere Entscheidungen moeglich werden.</w:t>
-      </w:r>
-    </w:p>
-    <w:p>
-      <w:r>
-        <w:t>Pruefungsnahe Transferfrage. Formuliere zu V12 eine Wirkungsaussage in drei Saetzen: Erstens den beobachteten oder plausiblen Zustand, zweitens die Daten- oder Quellenlage, drittens die offene Unsicherheit samt Rueckkopplung. Die Antwort muss ohne moralische Personenbewertung auskommen und darf Reichweite nicht mit Wirkung verwechseln.</w:t>
-      </w:r>
-    </w:p>
-    <w:p>
-      <w:r>
-        <w:t>Wissenschaftliche Anschlussfaehigkeit. Der Abschnitt Wirkungsökonomische Vertiefung ist in V12 kein Zusatzwissen, sondern ein Pruefstein fuer die Grundfrage des Skripts: Was veraendert sich, bei wem, wodurch und mit welcher Rueckkopplung? Fuer Wirkungsempfänger und Wirkungsräume wird daran sichtbar, dass WÖk-Aussagen mit bestehenden Begriffen, Studien, Standards und Rechtsrahmen in Beziehung stehen muessen. Die fachliche Grenze liegt dort, wo Lernende hausinterne Sprache als Ersatz fuer zitierfaehige Begruendung verwenden. Die saubere Lesart trennt deshalb Beobachtung, Kausalannahme, Bewertung und Steuerungsfolge. In der Anwendung sollte daraus mindestens eine konkrete Begriff, Wirkpfad, Fallbewertung, rote Linie oder Rueckkopplung abgeleitet werden; sonst bleibt das Wissen erklaerend, aber nicht steuerungsfaehig.</w:t>
-      </w:r>
-    </w:p>
-    <w:p>
-      <w:r>
-        <w:t>Anwendung auf Prüfungsrelevanz. In einer Fallanalyse beginnt dieser Punkt nicht mit einer Meinung, sondern mit einer belastbaren Beschreibung. Wer V12 pruefungsnah liest, fragt zuerst nach Wirkungsempfaengern, Wirkraum, Zeitraum und Datenquelle. Erst danach folgt die Bewertung im Referenzrahmen Mensch, Planet, Demokratie, SDGs, Agenda 2030 und SDG+. Die Analyse markiert Stoppsignale vor jeder Portfolio- oder Score-Debatte. Der typische Kurzschluss waere, ein gutes Teilresultat gegen zentrale Schaeden aufrechnen. Genau dagegen setzt die WÖk die Pflicht, Wirkungspotenzial, Wirkungsrisiko und positive Netto-Wirkung begrifflich getrennt zu halten.</w:t>
+        <w:t>Schlussvertiefung 2: Wirkungsempfänger und Wirkungsräume im Anwendungsfall</w:t>
+      </w:r>
+    </w:p>
+    <w:p>
+      <w:r>
+        <w:t>Die folgenden Abschnitte sind keine neue Pruefungsloesung. Sie verdichten die vorhandenen Kapitel zu einer Lesart, mit der Studierende einen Fall selbststaendig analysieren koennen. Im Mittelpunkt stehen Wirkpfade, Wirkungsempfaenger, Bewertung und Rueckkopplung, nicht moralische Personenbewertung.</w:t>
+      </w:r>
+    </w:p>
+    <w:p>
+      <w:r>
+        <w:t>Begriffliche Schlussklaerung. In Grundstudium Wirkungsoekonomie wird Verschiedene Räume, verschiedene Hebel erst steuerungsfaehig, wenn daraus eine Entscheidung folgt. Die Grundbegriffe muessen in spaeteren Modulen wiedererkennbar bleiben. Ohne diese Rueckkopplung bleibt Reporting eine Beschreibung. Mit Rueckkopplung wird aus Bewertung eine veraenderte Routine: ein anderer Prozess, ein geaenderter Anreiz, eine bessere Datenpflicht, eine korrigierte Kommunikation oder eine neue Priorisierung.</w:t>
+      </w:r>
+    </w:p>
+    <w:p>
+      <w:r>
+        <w:t>Die typische Fehlstelle bei Wirkungsempfänger und Wirkungsräume liegt darin, Absicht, Aktivitaet oder Reporting als Wirkung zu behandeln. Bei Verschiedene Räume, verschiedene Hebel wird diese Fehlstelle konkret: Ein scheinbar plausibler Befund darf nicht zur Abkuerzung werden. Quellen, Systemgrenzen, Unsicherheit und Rueckkopplung bleiben sichtbar.</w:t>
+      </w:r>
+    </w:p>
+    <w:p>
+      <w:r>
+        <w:t>Wirkpfad und Empfaenger. Die Grenze gegen Scheingenauigkeit verlaeuft bei Ein Beispiel: dieselbe Idee, zwei Räume nicht zwischen Optimismus und Pessimismus. Sie verlaeuft zwischen offengelegter Unsicherheit und rhetorischer Sicherheit. Wer Wirkungsempfänger und Wirkungsräume belastbar anwenden will, benennt Systemgrenze, Zeitraum, Vergleichspunkt und offene Gegenhypothese. Gerade dadurch bleibt das Skript anschlussfaehig fuer Forschung, Praxis und spaetere Revision.</w:t>
+      </w:r>
+    </w:p>
+    <w:p>
+      <w:r>
+        <w:t>Fuer die Pruefung ist Ein Beispiel: dieselbe Idee, zwei Räume dann verstanden, wenn daraus eine belastbare Fallantwort entsteht. Eine gute Antwort unterscheidet Beobachtung, Kausalannahme, Bewertung und Steuerungsfolge. Sie bewertet keine Menschen, sondern Wirkpfade, Zustandsveraenderungen, Risiken und institutionelle Bedingungen.</w:t>
+      </w:r>
+    </w:p>
+    <w:p>
+      <w:r>
+        <w:t>Daten, Quellen und Evidenz. Empfänger und Räume zusammen denken zeigt, warum Wirkungsempfänger und Wirkungsräume mehr ist als ein Schlagwort im Feld Wirkpfade, Wirkungsempfaenger, Bewertung und Rueckkopplung. Die wirkungsoekonomische Frage lautet: Welche reale Veraenderung wird moeglich, welche bleibt nur Potenzial und wo entsteht ein Wirkungsrisiko? Diese Unterscheidung schuetzt vor Impact-Washing, weil sie Absicht, Aktivitaet, Reichweite und Wirkung auseinanderhaelt.</w:t>
+      </w:r>
+    </w:p>
+    <w:p>
+      <w:r>
+        <w:t>Eine Kommune, ein Unternehmen oder eine Bildungsorganisation will Wirkungsempfänger und Wirkungsräume praktisch anwenden. Der erste Schritt ist nicht die Auswahl eines Instruments, sondern die Klaerung der Zustandsveraenderung. Bei Empfänger und Räume zusammen denken muss deshalb benannt werden, wer betroffen ist, welcher Zustand sich veraendert, welche Frist gilt und welche Gegenbeobachtung die Annahme widerlegen wuerde. Erst danach entsteht eine begruendete Entscheidung im Feld Begriff, Fallbewertung, Wirkpfad, rote Linie, Quellenbeurteilung oder Rueckkopplungsregel.</w:t>
+      </w:r>
+    </w:p>
+    <w:p>
+      <w:r>
+        <w:t>Bewertung und rote Linien. In V12 muss Der Bogen des ersten Abschnitts immer mit Empfaengern gelesen werden. Wirkung entsteht nicht beim Sender, sondern an veraenderten Zustaenden von Menschen, Oekosystemen, Institutionen, Oeffentlichkeit oder kuenftigen Handlungsspielraeumen. Darum reicht es nicht, interne Aktivitaeten zu dokumentieren. Entscheidend ist, ob sich ein Zustand nachvollziehbar veraendert und ob diese Veraenderung im Referenzrahmen Mensch, Planet, Demokratie, SDGs, Agenda 2030 und SDG+ tragfaehig bewertet werden kann.</w:t>
+      </w:r>
+    </w:p>
+    <w:p>
+      <w:r>
+        <w:t>Ein Bericht behauptet, die Massnahme zu Wirkungsempfänger und Wirkungsräume sei erfolgreich. Die WOE-Lesart fragt bei Der Bogen des ersten Abschnitts nach belastbaren Nachweisen: begriffliche Praezision, Fallbeschreibung, Quellenklarheit, Plausibilitaet und offene Unsicherheit. Wenn diese Nachweise fehlen, bleibt die Aussage Wirkungspotenzial oder Kommunikationsbehauptung. Sie kann wichtig sein, aber sie ist noch keine belegte Wirkung.</w:t>
+      </w:r>
+    </w:p>
+    <w:p>
+      <w:r>
+        <w:t>Kontrollfrage. Welche Entscheidung waere falsch, wenn Der Bogen des ersten Abschnitts in V12 missverstanden wird? Die Antwort muss mindestens eine Daten- oder Quellenannahme, eine betroffene Gruppe oder Schutzdimension, eine moegliche Nebenwirkung und einen Rueckkopplungsschritt nennen. Richtig ist nicht die lauteste Bewertung, sondern diejenige, die Begriff, Beleg und Steuerungsfolge zusammenhaelt.</w:t>
+      </w:r>
+    </w:p>
+    <w:p>
+      <w:r>
+        <w:t>Rueckfluss. Fuer den WOE-Korpus bedeutet das: Begriffe aus Wirkungsempfänger und Wirkungsräume sollten dort geschaerft werden, wo sie in Glossar, Werkzeugen, Journal oder Readern doppeldeutig bleiben. Offene Forschungsfragen werden nicht versteckt. Sie markieren die Stelle, an der spaetere Evidenz, ein besserer Datensatz oder eine praezisere Fallstudie die Bewertung veraendern kann.</w:t>
+      </w:r>
+    </w:p>
+    <w:p>
+      <w:r>
+        <w:t>Steuerung und Rueckkopplung. Wissenschaftliche Anschlussfaehigkeit entsteht hier durch Quellenklarheit. Bei Was du aus dieser Vorlesung mitnimmst werden interne WOE-Begriffe nicht als Ersatz fuer Belege benutzt, sondern mit Grundlagenwerk, WOE-Referenz, Glossar, Werkzeuge, Journal und externe Fachquellen verbunden. Wo die Datenlage offen bleibt, wird das offengelegt. Wo eine Aussage nur plausibel ist, bleibt sie als Wirkungspotenzial markiert. Wo ein Schaden eine rote Linie beruehrt, greift Nichtkompensation vor Durchschnittslogik.</w:t>
+      </w:r>
+    </w:p>
+    <w:p>
+      <w:r>
+        <w:t>In einer kontroversen Entscheidung wirkt Was du aus dieser Vorlesung mitnimmst als Pruefpunkt fuer Ambivalenz. Ein Nutzen fuer eine Gruppe kann mit Risiken fuer andere Wirkungsempfaenger einhergehen. Das Skript verlangt deshalb, positive und negative Zustandsveraenderungen getrennt zu fuehren, bevor von positiver Netto-Wirkung gesprochen wird.</w:t>
+      </w:r>
+    </w:p>
+    <w:p>
+      <w:r>
+        <w:t>Pruefungsnahe Anwendung. In Grundstudium Wirkungsoekonomie wird Wirkungsökonomische Vertiefung erst steuerungsfaehig, wenn daraus eine Entscheidung folgt. Die Grundbegriffe muessen in spaeteren Modulen wiedererkennbar bleiben. Ohne diese Rueckkopplung bleibt Reporting eine Beschreibung. Mit Rueckkopplung wird aus Bewertung eine veraenderte Routine: ein anderer Prozess, ein geaenderter Anreiz, eine bessere Datenpflicht, eine korrigierte Kommunikation oder eine neue Priorisierung.</w:t>
+      </w:r>
+    </w:p>
+    <w:p>
+      <w:r>
+        <w:t>Die typische Fehlstelle bei Wirkungsempfänger und Wirkungsräume liegt darin, Absicht, Aktivitaet oder Reporting als Wirkung zu behandeln. Bei Wirkungsökonomische Vertiefung wird diese Fehlstelle konkret: Ein scheinbar plausibler Befund darf nicht zur Abkuerzung werden. Quellen, Systemgrenzen, Unsicherheit und Rueckkopplung bleiben sichtbar.</w:t>
+      </w:r>
+    </w:p>
+    <w:p>
+      <w:r>
+        <w:t>Transfer in den WOE-Korpus. Die Grenze gegen Scheingenauigkeit verlaeuft bei Begriffliche Präzision nicht zwischen Optimismus und Pessimismus. Sie verlaeuft zwischen offengelegter Unsicherheit und rhetorischer Sicherheit. Wer Wirkungsempfänger und Wirkungsräume belastbar anwenden will, benennt Systemgrenze, Zeitraum, Vergleichspunkt und offene Gegenhypothese. Gerade dadurch bleibt das Skript anschlussfaehig fuer Forschung, Praxis und spaetere Revision.</w:t>
+      </w:r>
+    </w:p>
+    <w:p>
+      <w:r>
+        <w:t>Fuer die Pruefung ist Begriffliche Präzision dann verstanden, wenn daraus eine belastbare Fallantwort entsteht. Eine gute Antwort unterscheidet Beobachtung, Kausalannahme, Bewertung und Steuerungsfolge. Sie bewertet keine Menschen, sondern Wirkpfade, Zustandsveraenderungen, Risiken und institutionelle Bedingungen.</w:t>
+      </w:r>
+    </w:p>
+    <w:p>
+      <w:r>
+        <w:t>Grenzen der Aussage. Wirkpfad zeigt, warum Wirkungsempfänger und Wirkungsräume mehr ist als ein Schlagwort im Feld Wirkpfade, Wirkungsempfaenger, Bewertung und Rueckkopplung. Die wirkungsoekonomische Frage lautet: Welche reale Veraenderung wird moeglich, welche bleibt nur Potenzial und wo entsteht ein Wirkungsrisiko? Diese Unterscheidung schuetzt vor Impact-Washing, weil sie Absicht, Aktivitaet, Reichweite und Wirkung auseinanderhaelt.</w:t>
+      </w:r>
+    </w:p>
+    <w:p>
+      <w:r>
+        <w:t>Eine Kommune, ein Unternehmen oder eine Bildungsorganisation will Wirkungsempfänger und Wirkungsräume praktisch anwenden. Der erste Schritt ist nicht die Auswahl eines Instruments, sondern die Klaerung der Zustandsveraenderung. Bei Wirkpfad muss deshalb benannt werden, wer betroffen ist, welcher Zustand sich veraendert, welche Frist gilt und welche Gegenbeobachtung die Annahme widerlegen wuerde. Erst danach entsteht eine begruendete Entscheidung im Feld Begriff, Fallbewertung, Wirkpfad, rote Linie, Quellenbeurteilung oder Rueckkopplungsregel.</w:t>
+      </w:r>
+    </w:p>
+    <w:p>
+      <w:r>
+        <w:t>Kontrollfrage. Welche Entscheidung waere falsch, wenn Wirkpfad in V12 missverstanden wird? Die Antwort muss mindestens eine Daten- oder Quellenannahme, eine betroffene Gruppe oder Schutzdimension, eine moegliche Nebenwirkung und einen Rueckkopplungsschritt nennen. Richtig ist nicht die lauteste Bewertung, sondern diejenige, die Begriff, Beleg und Steuerungsfolge zusammenhaelt.</w:t>
       </w:r>
     </w:p>
     <w:p>
@@ -3103,117 +3053,112 @@
         <w:pStyle w:val="Heading3"/>
       </w:pPr>
       <w:r>
-        <w:t>Abschlusskommentar 3: Lesen, pruefen, rueckkoppeln</w:t>
-      </w:r>
-    </w:p>
-    <w:p>
-      <w:r>
-        <w:t>Die folgende Verdichtung fuehrt die vorhandenen Kapitel nicht als Wiederholung, sondern als Anwendung zusammen. Wirkungskompetenz entsteht, wenn dieselbe begriffliche Strenge in Fallanalyse, Datenarbeit, Kommunikation, Governance und Entscheidungspraxis wiedererkannt wird.</w:t>
-      </w:r>
-    </w:p>
-    <w:p>
-      <w:r>
-        <w:t>Evidenzregel. Lernziele darf im Skript nicht als dekorativer Begriff stehen bleiben. Der Abschnitt traegt nur dann, wenn er eine pruefbare Aussage erlaubt: Welche Quelle stuetzt die Annahme, welche Unsicherheit bleibt offen und welche Gegenbeobachtung wuerde die Bewertung veraendern? Fuer Wirkungsempfänger und Wirkungsräume heisst das, dass praezise Sprache die erste Sicherung gegen Impact-Washing bildet. Die Studierenden sollen nicht lernen, einen Score nachzusprechen. Sie sollen erkennen, wann ein Score klaert, wann er verdeckt und wann eine rote Linie die Durchschnittslogik stoppt.</w:t>
-      </w:r>
-    </w:p>
-    <w:p>
-      <w:r>
-        <w:t>Fallfenster zur Anwendung. Eine Organisation plant eine Massnahme und formuliert dazu eine positive Absicht. In der WÖk reicht das nicht. Fuer diese Vorlesung muss sichtbar werden, welche Zustandsveraenderung erwartet wird, welche Empfaenger direkt oder indirekt betroffen sind, welche Nebenwirkungen entstehen koennen und welche Entscheidung spaeter korrigiert wird. Bezogen auf Wirkungsempfänger und Wirkungsräume heisst das: Die Analyse muss das konkrete Thema ernst nehmen und zugleich den allgemeinen WÖk-Massstab halten. Es geht nicht darum, Akteure moralisch zu sortieren. Es geht darum, Wirkpfade, Wirkungsempfaenger, Datenqualitaet, Risiken und Rueckkopplung so zu beschreiben, dass bessere Entscheidungen moeglich werden.</w:t>
-      </w:r>
-    </w:p>
-    <w:p>
-      <w:r>
-        <w:t>Transfer in Grundstudium Wirkungsökonomie. Einleitung / Wirkungsfrage verbindet die inhaltliche Deutung mit der spaeteren Praxis. Eine Organisation kann zu Wirkungsempfänger und Wirkungsräume sehr ueberzeugend kommunizieren und trotzdem an einen plausiblen Gedanken schon fuer Wirkung zu halten, obwohl Empfaenger, Zustand, Zeitbezug und Quelle fehlen scheitern. Darum muss die V1-Fassung immer auch nach Governance fragen: Wer erhebt Daten, wer bewertet sie, wer traegt die Folgen, wer kann widersprechen und wann wird eine Entscheidung korrigiert? Mindestens ein direkter und ein indirekter Wirkpfad muessen nachvollziehbar sein. So wird aus einem Lehrkapitel eine verantwortbare Arbeitsroutine.</w:t>
-      </w:r>
-    </w:p>
-    <w:p>
-      <w:r>
-        <w:t>Grenze gegen Scheingenauigkeit. Gerade bei Kernaussage ist Praezision wichtiger als grosse Begriffe. Eine Wirkungsaussage bleibt schwach, wenn sie nur Aktivitaet, Reichweite, Absicht oder Image beschreibt. Stark wird sie erst, wenn sie die Zustandsveraenderung und ihre Bedingungen offenlegt. In V12 ist deshalb entscheidend, jede Bewertung nur so belastbar ist wie Datenlage, Quellenstatus, Aktualitaet und Systemgrenze. Die Fehlerlinie verlaeuft nicht zwischen Optimismus und Pessimismus, sondern zwischen offengelegter Unsicherheit und rhetorischer Sicherheit ohne Pruefpfad.</w:t>
-      </w:r>
-    </w:p>
-    <w:p>
-      <w:r>
-        <w:t>Pruefungsnahe Transferfrage. Formuliere zu V12 eine Wirkungsaussage in drei Saetzen: Erstens den beobachteten oder plausiblen Zustand, zweitens die Daten- oder Quellenlage, drittens die offene Unsicherheit samt Rueckkopplung. Die Antwort muss ohne moralische Personenbewertung auskommen und darf Reichweite nicht mit Wirkung verwechseln.</w:t>
-      </w:r>
-    </w:p>
-    <w:p>
-      <w:r>
-        <w:t>Pruefungsnahe Lesart. Aus Quelltext und fachliche Grundlegung laesst sich eine gute Transferfrage ableiten: Welche Entscheidung waere falsch, wenn dieser Abschnitt missverstanden wird? Fuer Wirkungsempfänger und Wirkungsräume lautet die Antwort meist nicht einfach "mehr Wirkung", sondern genauer: bessere Unterscheidung, sauberere Daten, klarere Schutzlinie und rueckgekoppelte Steuerung. Profile, Zielkonflikte und offene Punkte werden nebeneinander gefuehrt. Wer das im Fall anwenden kann, hat den Kern der Vorlesung verstanden; wer nur Definitionen wiederholt, bleibt unter dem Anspruch der Akademie.</w:t>
-      </w:r>
-    </w:p>
-    <w:p>
-      <w:r>
-        <w:t>Fallfenster zur Anwendung. Eine Fuehrungsentscheidung erzeugt zugleich Nutzen und Risiken. Die WÖk behandelt Ambivalenz nicht als Stoerung, sondern als Kern der Analyse. Positive Netto-Wirkung darf erst behauptet werden, wenn zentrale negative Wirkungen getrennt geprueft und rote Linien gewahrt sind. Bezogen auf Wirkungsempfänger und Wirkungsräume heisst das: Die Analyse muss das konkrete Thema ernst nehmen und zugleich den allgemeinen WÖk-Massstab halten. Es geht nicht darum, Akteure moralisch zu sortieren. Es geht darum, Wirkpfade, Wirkungsempfaenger, Datenqualitaet, Risiken und Rueckkopplung so zu beschreiben, dass bessere Entscheidungen moeglich werden.</w:t>
-      </w:r>
-    </w:p>
-    <w:p>
-      <w:r>
-        <w:t>Nichtkompensation. Der Abschnitt Wirkung trifft immer jemanden irgendwo ist in V12 kein Zusatzwissen, sondern ein Pruefstein fuer die Grundfrage des Skripts: Was veraendert sich, bei wem, wodurch und mit welcher Rueckkopplung? Fuer Wirkungsempfänger und Wirkungsräume wird daran sichtbar, dass schwere zentrale Schaeden nicht durch beliebige positive Einzelwerte neutralisiert werden duerfen. Die fachliche Grenze liegt dort, wo Lernende eine Durchschnittslogik als moralische Entlastung verwenden. Die saubere Lesart trennt deshalb Beobachtung, Kausalannahme, Bewertung und Steuerungsfolge. In der Anwendung sollte daraus mindestens eine konkrete Begriff, Wirkpfad, Fallbewertung, rote Linie oder Rueckkopplung abgeleitet werden; sonst bleibt das Wissen erklaerend, aber nicht steuerungsfaehig.</w:t>
-      </w:r>
-    </w:p>
-    <w:p>
-      <w:r>
-        <w:t>Anwendung auf Wer sind die Wirkungsempfänger. In einer Fallanalyse beginnt dieser Punkt nicht mit einer Meinung, sondern mit einer belastbaren Beschreibung. Wer V12 pruefungsnah liest, fragt zuerst nach Wirkungsempfaengern, Wirkraum, Zeitraum und Datenquelle. Erst danach folgt die Bewertung im Referenzrahmen Mensch, Planet, Demokratie, SDGs, Agenda 2030 und SDG+. Jeder Analyseblock fragt nach der Routine, die nach der Bewertung angepasst wird. Der typische Kurzschluss waere, Reporting als Abschluss behandeln. Genau dagegen setzt die WÖk die Pflicht, Wirkungspotenzial, Wirkungsrisiko und positive Netto-Wirkung begrifflich getrennt zu halten.</w:t>
-      </w:r>
-    </w:p>
-    <w:p>
-      <w:r>
-        <w:t>Evidenzregel. Die stillen und fernen Betroffenen darf im Skript nicht als dekorativer Begriff stehen bleiben. Der Abschnitt traegt nur dann, wenn er eine pruefbare Aussage erlaubt: Welche Quelle stuetzt die Annahme, welche Unsicherheit bleibt offen und welche Gegenbeobachtung wuerde die Bewertung veraendern? Fuer Wirkungsempfänger und Wirkungsräume heisst das, dass Wirkungsbewertung Verfahren, Rechte, Transparenz und Korrektur braucht. Die Studierenden sollen nicht lernen, einen Score nachzusprechen. Sie sollen erkennen, wann ein Score klaert, wann er verdeckt und wann eine rote Linie die Durchschnittslogik stoppt.</w:t>
-      </w:r>
-    </w:p>
-    <w:p>
-      <w:r>
-        <w:t>Fallfenster zur Anwendung. Ein Controlling-Team moechte einen Score bilden. Das Skript verlangt, dass Datenqualitaet, Systemgrenzen, Gewichtung, Unsicherheit und Nichtkompensation sichtbar bleiben. Ein Score darf die Diskussion nicht beenden, sondern muss bessere Fragen, Priorisierung und Rueckkopplung ermoeglichen. Bezogen auf Wirkungsempfänger und Wirkungsräume heisst das: Die Analyse muss das konkrete Thema ernst nehmen und zugleich den allgemeinen WÖk-Massstab halten. Es geht nicht darum, Akteure moralisch zu sortieren. Es geht darum, Wirkpfade, Wirkungsempfaenger, Datenqualitaet, Risiken und Rueckkopplung so zu beschreiben, dass bessere Entscheidungen moeglich werden.</w:t>
-      </w:r>
-    </w:p>
-    <w:p>
-      <w:r>
-        <w:t>Transfer in Grundstudium Wirkungsökonomie. Warum der Empfängerblick gerechter ist verbindet die inhaltliche Deutung mit der spaeteren Praxis. Eine Organisation kann zu Wirkungsempfänger und Wirkungsräume sehr ueberzeugend kommunizieren und trotzdem an einen plausiblen Gedanken schon fuer Wirkung zu halten, obwohl Empfaenger, Zustand, Zeitbezug und Quelle fehlen scheitern. Darum muss die V1-Fassung immer auch nach Governance fragen: Wer erhebt Daten, wer bewertet sie, wer traegt die Folgen, wer kann widersprechen und wann wird eine Entscheidung korrigiert? Pruefungsfragen verbinden Begriff, Anwendung, Evidenz und rote Linie. So wird aus einem Lehrkapitel eine verantwortbare Arbeitsroutine.</w:t>
-      </w:r>
-    </w:p>
-    <w:p>
-      <w:r>
-        <w:t>Pruefungsnahe Transferfrage. Formuliere zu V12 eine Wirkungsaussage in drei Saetzen: Erstens den beobachteten oder plausiblen Zustand, zweitens die Daten- oder Quellenlage, drittens die offene Unsicherheit samt Rueckkopplung. Die Antwort muss ohne moralische Personenbewertung auskommen und darf Reichweite nicht mit Wirkung verwechseln.</w:t>
-      </w:r>
-    </w:p>
-    <w:p>
-      <w:r>
-        <w:t>Grenze gegen Scheingenauigkeit. Gerade bei Was sind Wirkungsräume ist Praezision wichtiger als grosse Begriffe. Eine Wirkungsaussage bleibt schwach, wenn sie nur Aktivitaet, Reichweite, Absicht oder Image beschreibt. Stark wird sie erst, wenn sie die Zustandsveraenderung und ihre Bedingungen offenlegt. In V12 ist deshalb entscheidend, WÖk-Begriffe im Alltag nur tragen, wenn sie in Routinen uebersetzt werden. Die Fehlerlinie verlaeuft nicht zwischen Optimismus und Pessimismus, sondern zwischen offengelegter Unsicherheit und rhetorischer Sicherheit ohne Pruefpfad.</w:t>
-      </w:r>
-    </w:p>
-    <w:p>
-      <w:r>
-        <w:t>Pruefungsnahe Lesart. Aus Verschiedene Räume, verschiedene Hebel laesst sich eine gute Transferfrage ableiten: Welche Entscheidung waere falsch, wenn dieser Abschnitt missverstanden wird? Fuer Wirkungsempfänger und Wirkungsräume lautet die Antwort meist nicht einfach "mehr Wirkung", sondern genauer: bessere Unterscheidung, sauberere Daten, klarere Schutzlinie und rueckgekoppelte Steuerung. Gute Kommunikation unterscheidet Befund, Annahme und normative Bewertung. Wer das im Fall anwenden kann, hat den Kern der Vorlesung verstanden; wer nur Definitionen wiederholt, bleibt unter dem Anspruch der Akademie.</w:t>
-      </w:r>
-    </w:p>
-    <w:p>
-      <w:r>
-        <w:t>Fallfenster zur Anwendung. Ein Kommunikationsbericht nennt viele Aktivitaeten, Reichweiten und Rueckmeldungen. Die V1-Pruefung fragt, ob daraus eine belastbare Wirkungsaussage folgt. Wenn nur Kontakte, Klicks oder Zustimmung vorliegen, bleibt die Aussage im Bereich Wirkungspotenzial oder Resonanz, nicht im Bereich nachgewiesener Wirkung. Bezogen auf Wirkungsempfänger und Wirkungsräume heisst das: Die Analyse muss das konkrete Thema ernst nehmen und zugleich den allgemeinen WÖk-Massstab halten. Es geht nicht darum, Akteure moralisch zu sortieren. Es geht darum, Wirkpfade, Wirkungsempfaenger, Datenqualitaet, Risiken und Rueckkopplung so zu beschreiben, dass bessere Entscheidungen moeglich werden.</w:t>
-      </w:r>
-    </w:p>
-    <w:p>
-      <w:r>
-        <w:t>Systemgrenze. Der Abschnitt Ein Beispiel: dieselbe Idee, zwei Räume ist in V12 kein Zusatzwissen, sondern ein Pruefstein fuer die Grundfrage des Skripts: Was veraendert sich, bei wem, wodurch und mit welcher Rueckkopplung? Fuer Wirkungsempfänger und Wirkungsräume wird daran sichtbar, dass jede Wirkungsaussage eine Grenze zieht und diese Grenze begruenden muss. Die fachliche Grenze liegt dort, wo Lernende nur den bequemen Ausschnitt betrachten. Die saubere Lesart trennt deshalb Beobachtung, Kausalannahme, Bewertung und Steuerungsfolge. In der Anwendung sollte daraus mindestens eine konkrete Begriff, Wirkpfad, Fallbewertung, rote Linie oder Rueckkopplung abgeleitet werden; sonst bleibt das Wissen erklaerend, aber nicht steuerungsfaehig.</w:t>
-      </w:r>
-    </w:p>
-    <w:p>
-      <w:r>
-        <w:t>Anwendung auf Empfänger und Räume zusammen denken. In einer Fallanalyse beginnt dieser Punkt nicht mit einer Meinung, sondern mit einer belastbaren Beschreibung. Wer V12 pruefungsnah liest, fragt zuerst nach Wirkungsempfaengern, Wirkraum, Zeitraum und Datenquelle. Erst danach folgt die Bewertung im Referenzrahmen Mensch, Planet, Demokratie, SDGs, Agenda 2030 und SDG+. Szenarien pruefen Sofortwirkung, Folgewirkung und Reversibilitaet getrennt. Der typische Kurzschluss waere, Momentnutzen als dauerhafte positive Netto-Wirkung verkaufen. Genau dagegen setzt die WÖk die Pflicht, Wirkungspotenzial, Wirkungsrisiko und positive Netto-Wirkung begrifflich getrennt zu halten.</w:t>
-      </w:r>
-    </w:p>
-    <w:p>
-      <w:r>
-        <w:t>Evidenzregel. Der Bogen des ersten Abschnitts darf im Skript nicht als dekorativer Begriff stehen bleiben. Der Abschnitt traegt nur dann, wenn er eine pruefbare Aussage erlaubt: Welche Quelle stuetzt die Annahme, welche Unsicherheit bleibt offen und welche Gegenbeobachtung wuerde die Bewertung veraendern? Fuer Wirkungsempfänger und Wirkungsräume heisst das, dass Wirkung nicht am Sender, sondern an veraenderten Zustanden der Empfaenger geprueft wird. Die Studierenden sollen nicht lernen, einen Score nachzusprechen. Sie sollen erkennen, wann ein Score klaert, wann er verdeckt und wann eine rote Linie die Durchschnittslogik stoppt.</w:t>
-      </w:r>
-    </w:p>
-    <w:p>
-      <w:r>
-        <w:t>Fallfenster zur Anwendung. Eine Organisation plant eine Massnahme und formuliert dazu eine positive Absicht. In der WÖk reicht das nicht. Fuer diese Vorlesung muss sichtbar werden, welche Zustandsveraenderung erwartet wird, welche Empfaenger direkt oder indirekt betroffen sind, welche Nebenwirkungen entstehen koennen und welche Entscheidung spaeter korrigiert wird. Bezogen auf Wirkungsempfänger und Wirkungsräume heisst das: Die Analyse muss das konkrete Thema ernst nehmen und zugleich den allgemeinen WÖk-Massstab halten. Es geht nicht darum, Akteure moralisch zu sortieren. Es geht darum, Wirkpfade, Wirkungsempfaenger, Datenqualitaet, Risiken und Rueckkopplung so zu beschreiben, dass bessere Entscheidungen moeglich werden.</w:t>
-      </w:r>
-    </w:p>
-    <w:p>
-      <w:r>
-        <w:t>Pruefungsnahe Transferfrage. Formuliere zu V12 eine Wirkungsaussage in drei Saetzen: Erstens den beobachteten oder plausiblen Zustand, zweitens die Daten- oder Quellenlage, drittens die offene Unsicherheit samt Rueckkopplung. Die Antwort muss ohne moralische Personenbewertung auskommen und darf Reichweite nicht mit Wirkung verwechseln.</w:t>
+        <w:t>Schlussvertiefung 3: Wirkungsempfänger und Wirkungsräume im Anwendungsfall</w:t>
+      </w:r>
+    </w:p>
+    <w:p>
+      <w:r>
+        <w:t>Die folgenden Abschnitte sind keine neue Pruefungsloesung. Sie verdichten die vorhandenen Kapitel zu einer Lesart, mit der Studierende einen Fall selbststaendig analysieren koennen. Im Mittelpunkt stehen Wirkpfade, Wirkungsempfaenger, Bewertung und Rueckkopplung, nicht moralische Personenbewertung.</w:t>
+      </w:r>
+    </w:p>
+    <w:p>
+      <w:r>
+        <w:t>Begriffliche Schlussklaerung. In V12 muss Leitthese immer mit Empfaengern gelesen werden. Wirkung entsteht nicht beim Sender, sondern an veraenderten Zustaenden von Menschen, Oekosystemen, Institutionen, Oeffentlichkeit oder kuenftigen Handlungsspielraeumen. Darum reicht es nicht, interne Aktivitaeten zu dokumentieren. Entscheidend ist, ob sich ein Zustand nachvollziehbar veraendert und ob diese Veraenderung im Referenzrahmen Mensch, Planet, Demokratie, SDGs, Agenda 2030 und SDG+ tragfaehig bewertet werden kann.</w:t>
+      </w:r>
+    </w:p>
+    <w:p>
+      <w:r>
+        <w:t>Ein Bericht behauptet, die Massnahme zu Wirkungsempfänger und Wirkungsräume sei erfolgreich. Die WOE-Lesart fragt bei Leitthese nach belastbaren Nachweisen: begriffliche Praezision, Fallbeschreibung, Quellenklarheit, Plausibilitaet und offene Unsicherheit. Wenn diese Nachweise fehlen, bleibt die Aussage Wirkungspotenzial oder Kommunikationsbehauptung. Sie kann wichtig sein, aber sie ist noch keine belegte Wirkung.</w:t>
+      </w:r>
+    </w:p>
+    <w:p>
+      <w:r>
+        <w:t>Wirkpfad und Empfaenger. Wissenschaftliche Anschlussfaehigkeit entsteht hier durch Quellenklarheit. Bei Didaktische Einordnung im Studiengang werden interne WOE-Begriffe nicht als Ersatz fuer Belege benutzt, sondern mit Grundlagenwerk, WOE-Referenz, Glossar, Werkzeuge, Journal und externe Fachquellen verbunden. Wo die Datenlage offen bleibt, wird das offengelegt. Wo eine Aussage nur plausibel ist, bleibt sie als Wirkungspotenzial markiert. Wo ein Schaden eine rote Linie beruehrt, greift Nichtkompensation vor Durchschnittslogik.</w:t>
+      </w:r>
+    </w:p>
+    <w:p>
+      <w:r>
+        <w:t>In einer kontroversen Entscheidung wirkt Didaktische Einordnung im Studiengang als Pruefpunkt fuer Ambivalenz. Ein Nutzen fuer eine Gruppe kann mit Risiken fuer andere Wirkungsempfaenger einhergehen. Das Skript verlangt deshalb, positive und negative Zustandsveraenderungen getrennt zu fuehren, bevor von positiver Netto-Wirkung gesprochen wird.</w:t>
+      </w:r>
+    </w:p>
+    <w:p>
+      <w:r>
+        <w:t>Rueckfluss. Fuer den WOE-Korpus bedeutet das: Begriffe aus Wirkungsempfänger und Wirkungsräume sollten dort geschaerft werden, wo sie in Glossar, Werkzeugen, Journal oder Readern doppeldeutig bleiben. Offene Forschungsfragen werden nicht versteckt. Sie markieren die Stelle, an der spaetere Evidenz, ein besserer Datensatz oder eine praezisere Fallstudie die Bewertung veraendern kann.</w:t>
+      </w:r>
+    </w:p>
+    <w:p>
+      <w:r>
+        <w:t>Daten, Quellen und Evidenz. In Grundstudium Wirkungsoekonomie wird Analysemodell erst steuerungsfaehig, wenn daraus eine Entscheidung folgt. Die Grundbegriffe muessen in spaeteren Modulen wiedererkennbar bleiben. Ohne diese Rueckkopplung bleibt Reporting eine Beschreibung. Mit Rueckkopplung wird aus Bewertung eine veraenderte Routine: ein anderer Prozess, ein geaenderter Anreiz, eine bessere Datenpflicht, eine korrigierte Kommunikation oder eine neue Priorisierung.</w:t>
+      </w:r>
+    </w:p>
+    <w:p>
+      <w:r>
+        <w:t>Die typische Fehlstelle bei Wirkungsempfänger und Wirkungsräume liegt darin, Absicht, Aktivitaet oder Reporting als Wirkung zu behandeln. Bei Analysemodell wird diese Fehlstelle konkret: Ein scheinbar plausibler Befund darf nicht zur Abkuerzung werden. Quellen, Systemgrenzen, Unsicherheit und Rueckkopplung bleiben sichtbar.</w:t>
+      </w:r>
+    </w:p>
+    <w:p>
+      <w:r>
+        <w:t>Bewertung und rote Linien. Die Grenze gegen Scheingenauigkeit verlaeuft bei Modellformel nicht zwischen Optimismus und Pessimismus. Sie verlaeuft zwischen offengelegter Unsicherheit und rhetorischer Sicherheit. Wer Wirkungsempfänger und Wirkungsräume belastbar anwenden will, benennt Systemgrenze, Zeitraum, Vergleichspunkt und offene Gegenhypothese. Gerade dadurch bleibt das Skript anschlussfaehig fuer Forschung, Praxis und spaetere Revision.</w:t>
+      </w:r>
+    </w:p>
+    <w:p>
+      <w:r>
+        <w:t>Fuer die Pruefung ist Modellformel dann verstanden, wenn daraus eine belastbare Fallantwort entsteht. Eine gute Antwort unterscheidet Beobachtung, Kausalannahme, Bewertung und Steuerungsfolge. Sie bewertet keine Menschen, sondern Wirkpfade, Zustandsveraenderungen, Risiken und institutionelle Bedingungen.</w:t>
+      </w:r>
+    </w:p>
+    <w:p>
+      <w:r>
+        <w:t>Kontrollfrage. Welche Entscheidung waere falsch, wenn Modellformel in V12 missverstanden wird? Die Antwort muss mindestens eine Daten- oder Quellenannahme, eine betroffene Gruppe oder Schutzdimension, eine moegliche Nebenwirkung und einen Rueckkopplungsschritt nennen. Richtig ist nicht die lauteste Bewertung, sondern diejenige, die Begriff, Beleg und Steuerungsfolge zusammenhaelt.</w:t>
+      </w:r>
+    </w:p>
+    <w:p>
+      <w:r>
+        <w:t>Steuerung und Rueckkopplung. Fallfenster zeigt, warum Wirkungsempfänger und Wirkungsräume mehr ist als ein Schlagwort im Feld Wirkpfade, Wirkungsempfaenger, Bewertung und Rueckkopplung. Die wirkungsoekonomische Frage lautet: Welche reale Veraenderung wird moeglich, welche bleibt nur Potenzial und wo entsteht ein Wirkungsrisiko? Diese Unterscheidung schuetzt vor Impact-Washing, weil sie Absicht, Aktivitaet, Reichweite und Wirkung auseinanderhaelt.</w:t>
+      </w:r>
+    </w:p>
+    <w:p>
+      <w:r>
+        <w:t>Eine Kommune, ein Unternehmen oder eine Bildungsorganisation will Wirkungsempfänger und Wirkungsräume praktisch anwenden. Der erste Schritt ist nicht die Auswahl eines Instruments, sondern die Klaerung der Zustandsveraenderung. Bei Fallfenster muss deshalb benannt werden, wer betroffen ist, welcher Zustand sich veraendert, welche Frist gilt und welche Gegenbeobachtung die Annahme widerlegen wuerde. Erst danach entsteht eine begruendete Entscheidung im Feld Begriff, Fallbewertung, Wirkpfad, rote Linie, Quellenbeurteilung oder Rueckkopplungsregel.</w:t>
+      </w:r>
+    </w:p>
+    <w:p>
+      <w:r>
+        <w:t>Pruefungsnahe Anwendung. In V12 muss Prüfungsnahe Fallfragen ohne geschützte Antwortlogik immer mit Empfaengern gelesen werden. Wirkung entsteht nicht beim Sender, sondern an veraenderten Zustaenden von Menschen, Oekosystemen, Institutionen, Oeffentlichkeit oder kuenftigen Handlungsspielraeumen. Darum reicht es nicht, interne Aktivitaeten zu dokumentieren. Entscheidend ist, ob sich ein Zustand nachvollziehbar veraendert und ob diese Veraenderung im Referenzrahmen Mensch, Planet, Demokratie, SDGs, Agenda 2030 und SDG+ tragfaehig bewertet werden kann.</w:t>
+      </w:r>
+    </w:p>
+    <w:p>
+      <w:r>
+        <w:t>Ein Bericht behauptet, die Massnahme zu Wirkungsempfänger und Wirkungsräume sei erfolgreich. Die WOE-Lesart fragt bei Prüfungsnahe Fallfragen ohne geschützte Antwortlogik nach belastbaren Nachweisen: begriffliche Praezision, Fallbeschreibung, Quellenklarheit, Plausibilitaet und offene Unsicherheit. Wenn diese Nachweise fehlen, bleibt die Aussage Wirkungspotenzial oder Kommunikationsbehauptung. Sie kann wichtig sein, aber sie ist noch keine belegte Wirkung.</w:t>
+      </w:r>
+    </w:p>
+    <w:p>
+      <w:r>
+        <w:t>Transfer in den WOE-Korpus. Wissenschaftliche Anschlussfaehigkeit entsteht hier durch Quellenklarheit. Bei Einleitung / Wirkungsfrage werden interne WOE-Begriffe nicht als Ersatz fuer Belege benutzt, sondern mit Grundlagenwerk, WOE-Referenz, Glossar, Werkzeuge, Journal und externe Fachquellen verbunden. Wo die Datenlage offen bleibt, wird das offengelegt. Wo eine Aussage nur plausibel ist, bleibt sie als Wirkungspotenzial markiert. Wo ein Schaden eine rote Linie beruehrt, greift Nichtkompensation vor Durchschnittslogik.</w:t>
+      </w:r>
+    </w:p>
+    <w:p>
+      <w:r>
+        <w:t>In einer kontroversen Entscheidung wirkt Einleitung / Wirkungsfrage als Pruefpunkt fuer Ambivalenz. Ein Nutzen fuer eine Gruppe kann mit Risiken fuer andere Wirkungsempfaenger einhergehen. Das Skript verlangt deshalb, positive und negative Zustandsveraenderungen getrennt zu fuehren, bevor von positiver Netto-Wirkung gesprochen wird.</w:t>
+      </w:r>
+    </w:p>
+    <w:p>
+      <w:r>
+        <w:t>Grenzen der Aussage. In Grundstudium Wirkungsoekonomie wird Kernaussage erst steuerungsfaehig, wenn daraus eine Entscheidung folgt. Die Grundbegriffe muessen in spaeteren Modulen wiedererkennbar bleiben. Ohne diese Rueckkopplung bleibt Reporting eine Beschreibung. Mit Rueckkopplung wird aus Bewertung eine veraenderte Routine: ein anderer Prozess, ein geaenderter Anreiz, eine bessere Datenpflicht, eine korrigierte Kommunikation oder eine neue Priorisierung.</w:t>
+      </w:r>
+    </w:p>
+    <w:p>
+      <w:r>
+        <w:t>Die typische Fehlstelle bei Wirkungsempfänger und Wirkungsräume liegt darin, Absicht, Aktivitaet oder Reporting als Wirkung zu behandeln. Bei Kernaussage wird diese Fehlstelle konkret: Ein scheinbar plausibler Befund darf nicht zur Abkuerzung werden. Quellen, Systemgrenzen, Unsicherheit und Rueckkopplung bleiben sichtbar.</w:t>
+      </w:r>
+    </w:p>
+    <w:p>
+      <w:r>
+        <w:t>Kontrollfrage. Welche Entscheidung waere falsch, wenn Kernaussage in V12 missverstanden wird? Die Antwort muss mindestens eine Daten- oder Quellenannahme, eine betroffene Gruppe oder Schutzdimension, eine moegliche Nebenwirkung und einen Rueckkopplungsschritt nennen. Richtig ist nicht die lauteste Bewertung, sondern diejenige, die Begriff, Beleg und Steuerungsfolge zusammenhaelt.</w:t>
+      </w:r>
+    </w:p>
+    <w:p>
+      <w:r>
+        <w:t>Rueckfluss. Fuer den WOE-Korpus bedeutet das: Begriffe aus Wirkungsempfänger und Wirkungsräume sollten dort geschaerft werden, wo sie in Glossar, Werkzeugen, Journal oder Readern doppeldeutig bleiben. Offene Forschungsfragen werden nicht versteckt. Sie markieren die Stelle, an der spaetere Evidenz, ein besserer Datensatz oder eine praezisere Fallstudie die Bewertung veraendern kann.</w:t>
       </w:r>
     </w:p>
     <w:p>
@@ -3221,12 +3166,291 @@
         <w:pStyle w:val="Heading3"/>
       </w:pPr>
       <w:r>
+        <w:t>Schlussvertiefung 4: Wirkungsempfänger und Wirkungsräume im Anwendungsfall</w:t>
+      </w:r>
+    </w:p>
+    <w:p>
+      <w:r>
+        <w:t>Die folgenden Abschnitte sind keine neue Pruefungsloesung. Sie verdichten die vorhandenen Kapitel zu einer Lesart, mit der Studierende einen Fall selbststaendig analysieren koennen. Im Mittelpunkt stehen Wirkpfade, Wirkungsempfaenger, Bewertung und Rueckkopplung, nicht moralische Personenbewertung.</w:t>
+      </w:r>
+    </w:p>
+    <w:p>
+      <w:r>
+        <w:t>Begriffliche Schlussklaerung. Die Grenze gegen Scheingenauigkeit verlaeuft bei Quelltext und fachliche Grundlegung nicht zwischen Optimismus und Pessimismus. Sie verlaeuft zwischen offengelegter Unsicherheit und rhetorischer Sicherheit. Wer Wirkungsempfänger und Wirkungsräume belastbar anwenden will, benennt Systemgrenze, Zeitraum, Vergleichspunkt und offene Gegenhypothese. Gerade dadurch bleibt das Skript anschlussfaehig fuer Forschung, Praxis und spaetere Revision.</w:t>
+      </w:r>
+    </w:p>
+    <w:p>
+      <w:r>
+        <w:t>Fuer die Pruefung ist Quelltext und fachliche Grundlegung dann verstanden, wenn daraus eine belastbare Fallantwort entsteht. Eine gute Antwort unterscheidet Beobachtung, Kausalannahme, Bewertung und Steuerungsfolge. Sie bewertet keine Menschen, sondern Wirkpfade, Zustandsveraenderungen, Risiken und institutionelle Bedingungen.</w:t>
+      </w:r>
+    </w:p>
+    <w:p>
+      <w:r>
+        <w:t>Wirkpfad und Empfaenger. Wirkung trifft immer jemanden irgendwo zeigt, warum Wirkungsempfänger und Wirkungsräume mehr ist als ein Schlagwort im Feld Wirkpfade, Wirkungsempfaenger, Bewertung und Rueckkopplung. Die wirkungsoekonomische Frage lautet: Welche reale Veraenderung wird moeglich, welche bleibt nur Potenzial und wo entsteht ein Wirkungsrisiko? Diese Unterscheidung schuetzt vor Impact-Washing, weil sie Absicht, Aktivitaet, Reichweite und Wirkung auseinanderhaelt.</w:t>
+      </w:r>
+    </w:p>
+    <w:p>
+      <w:r>
+        <w:t>Eine Kommune, ein Unternehmen oder eine Bildungsorganisation will Wirkungsempfänger und Wirkungsräume praktisch anwenden. Der erste Schritt ist nicht die Auswahl eines Instruments, sondern die Klaerung der Zustandsveraenderung. Bei Wirkung trifft immer jemanden irgendwo muss deshalb benannt werden, wer betroffen ist, welcher Zustand sich veraendert, welche Frist gilt und welche Gegenbeobachtung die Annahme widerlegen wuerde. Erst danach entsteht eine begruendete Entscheidung im Feld Begriff, Fallbewertung, Wirkpfad, rote Linie, Quellenbeurteilung oder Rueckkopplungsregel.</w:t>
+      </w:r>
+    </w:p>
+    <w:p>
+      <w:r>
+        <w:t>Daten, Quellen und Evidenz. In V12 muss Wer sind die Wirkungsempfänger immer mit Empfaengern gelesen werden. Wirkung entsteht nicht beim Sender, sondern an veraenderten Zustaenden von Menschen, Oekosystemen, Institutionen, Oeffentlichkeit oder kuenftigen Handlungsspielraeumen. Darum reicht es nicht, interne Aktivitaeten zu dokumentieren. Entscheidend ist, ob sich ein Zustand nachvollziehbar veraendert und ob diese Veraenderung im Referenzrahmen Mensch, Planet, Demokratie, SDGs, Agenda 2030 und SDG+ tragfaehig bewertet werden kann.</w:t>
+      </w:r>
+    </w:p>
+    <w:p>
+      <w:r>
+        <w:t>Ein Bericht behauptet, die Massnahme zu Wirkungsempfänger und Wirkungsräume sei erfolgreich. Die WOE-Lesart fragt bei Wer sind die Wirkungsempfänger nach belastbaren Nachweisen: begriffliche Praezision, Fallbeschreibung, Quellenklarheit, Plausibilitaet und offene Unsicherheit. Wenn diese Nachweise fehlen, bleibt die Aussage Wirkungspotenzial oder Kommunikationsbehauptung. Sie kann wichtig sein, aber sie ist noch keine belegte Wirkung.</w:t>
+      </w:r>
+    </w:p>
+    <w:p>
+      <w:r>
+        <w:t>Bewertung und rote Linien. Wissenschaftliche Anschlussfaehigkeit entsteht hier durch Quellenklarheit. Bei Die stillen und fernen Betroffenen werden interne WOE-Begriffe nicht als Ersatz fuer Belege benutzt, sondern mit Grundlagenwerk, WOE-Referenz, Glossar, Werkzeuge, Journal und externe Fachquellen verbunden. Wo die Datenlage offen bleibt, wird das offengelegt. Wo eine Aussage nur plausibel ist, bleibt sie als Wirkungspotenzial markiert. Wo ein Schaden eine rote Linie beruehrt, greift Nichtkompensation vor Durchschnittslogik.</w:t>
+      </w:r>
+    </w:p>
+    <w:p>
+      <w:r>
+        <w:t>In einer kontroversen Entscheidung wirkt Die stillen und fernen Betroffenen als Pruefpunkt fuer Ambivalenz. Ein Nutzen fuer eine Gruppe kann mit Risiken fuer andere Wirkungsempfaenger einhergehen. Das Skript verlangt deshalb, positive und negative Zustandsveraenderungen getrennt zu fuehren, bevor von positiver Netto-Wirkung gesprochen wird.</w:t>
+      </w:r>
+    </w:p>
+    <w:p>
+      <w:r>
+        <w:t>Kontrollfrage. Welche Entscheidung waere falsch, wenn Die stillen und fernen Betroffenen in V12 missverstanden wird? Die Antwort muss mindestens eine Daten- oder Quellenannahme, eine betroffene Gruppe oder Schutzdimension, eine moegliche Nebenwirkung und einen Rueckkopplungsschritt nennen. Richtig ist nicht die lauteste Bewertung, sondern diejenige, die Begriff, Beleg und Steuerungsfolge zusammenhaelt.</w:t>
+      </w:r>
+    </w:p>
+    <w:p>
+      <w:r>
+        <w:t>Steuerung und Rueckkopplung. In Grundstudium Wirkungsoekonomie wird Warum der Empfängerblick gerechter ist erst steuerungsfaehig, wenn daraus eine Entscheidung folgt. Die Grundbegriffe muessen in spaeteren Modulen wiedererkennbar bleiben. Ohne diese Rueckkopplung bleibt Reporting eine Beschreibung. Mit Rueckkopplung wird aus Bewertung eine veraenderte Routine: ein anderer Prozess, ein geaenderter Anreiz, eine bessere Datenpflicht, eine korrigierte Kommunikation oder eine neue Priorisierung.</w:t>
+      </w:r>
+    </w:p>
+    <w:p>
+      <w:r>
+        <w:t>Die typische Fehlstelle bei Wirkungsempfänger und Wirkungsräume liegt darin, Absicht, Aktivitaet oder Reporting als Wirkung zu behandeln. Bei Warum der Empfängerblick gerechter ist wird diese Fehlstelle konkret: Ein scheinbar plausibler Befund darf nicht zur Abkuerzung werden. Quellen, Systemgrenzen, Unsicherheit und Rueckkopplung bleiben sichtbar.</w:t>
+      </w:r>
+    </w:p>
+    <w:p>
+      <w:r>
+        <w:t>Pruefungsnahe Anwendung. Die Grenze gegen Scheingenauigkeit verlaeuft bei Was sind Wirkungsräume nicht zwischen Optimismus und Pessimismus. Sie verlaeuft zwischen offengelegter Unsicherheit und rhetorischer Sicherheit. Wer Wirkungsempfänger und Wirkungsräume belastbar anwenden will, benennt Systemgrenze, Zeitraum, Vergleichspunkt und offene Gegenhypothese. Gerade dadurch bleibt das Skript anschlussfaehig fuer Forschung, Praxis und spaetere Revision.</w:t>
+      </w:r>
+    </w:p>
+    <w:p>
+      <w:r>
+        <w:t>Fuer die Pruefung ist Was sind Wirkungsräume dann verstanden, wenn daraus eine belastbare Fallantwort entsteht. Eine gute Antwort unterscheidet Beobachtung, Kausalannahme, Bewertung und Steuerungsfolge. Sie bewertet keine Menschen, sondern Wirkpfade, Zustandsveraenderungen, Risiken und institutionelle Bedingungen.</w:t>
+      </w:r>
+    </w:p>
+    <w:p>
+      <w:r>
+        <w:t>Rueckfluss. Fuer den WOE-Korpus bedeutet das: Begriffe aus Wirkungsempfänger und Wirkungsräume sollten dort geschaerft werden, wo sie in Glossar, Werkzeugen, Journal oder Readern doppeldeutig bleiben. Offene Forschungsfragen werden nicht versteckt. Sie markieren die Stelle, an der spaetere Evidenz, ein besserer Datensatz oder eine praezisere Fallstudie die Bewertung veraendern kann.</w:t>
+      </w:r>
+    </w:p>
+    <w:p>
+      <w:r>
+        <w:t>Transfer in den WOE-Korpus. Verschiedene Räume, verschiedene Hebel zeigt, warum Wirkungsempfänger und Wirkungsräume mehr ist als ein Schlagwort im Feld Wirkpfade, Wirkungsempfaenger, Bewertung und Rueckkopplung. Die wirkungsoekonomische Frage lautet: Welche reale Veraenderung wird moeglich, welche bleibt nur Potenzial und wo entsteht ein Wirkungsrisiko? Diese Unterscheidung schuetzt vor Impact-Washing, weil sie Absicht, Aktivitaet, Reichweite und Wirkung auseinanderhaelt.</w:t>
+      </w:r>
+    </w:p>
+    <w:p>
+      <w:r>
+        <w:t>Eine Kommune, ein Unternehmen oder eine Bildungsorganisation will Wirkungsempfänger und Wirkungsräume praktisch anwenden. Der erste Schritt ist nicht die Auswahl eines Instruments, sondern die Klaerung der Zustandsveraenderung. Bei Verschiedene Räume, verschiedene Hebel muss deshalb benannt werden, wer betroffen ist, welcher Zustand sich veraendert, welche Frist gilt und welche Gegenbeobachtung die Annahme widerlegen wuerde. Erst danach entsteht eine begruendete Entscheidung im Feld Begriff, Fallbewertung, Wirkpfad, rote Linie, Quellenbeurteilung oder Rueckkopplungsregel.</w:t>
+      </w:r>
+    </w:p>
+    <w:p>
+      <w:r>
+        <w:t>Grenzen der Aussage. In V12 muss Ein Beispiel: dieselbe Idee, zwei Räume immer mit Empfaengern gelesen werden. Wirkung entsteht nicht beim Sender, sondern an veraenderten Zustaenden von Menschen, Oekosystemen, Institutionen, Oeffentlichkeit oder kuenftigen Handlungsspielraeumen. Darum reicht es nicht, interne Aktivitaeten zu dokumentieren. Entscheidend ist, ob sich ein Zustand nachvollziehbar veraendert und ob diese Veraenderung im Referenzrahmen Mensch, Planet, Demokratie, SDGs, Agenda 2030 und SDG+ tragfaehig bewertet werden kann.</w:t>
+      </w:r>
+    </w:p>
+    <w:p>
+      <w:r>
+        <w:t>Ein Bericht behauptet, die Massnahme zu Wirkungsempfänger und Wirkungsräume sei erfolgreich. Die WOE-Lesart fragt bei Ein Beispiel: dieselbe Idee, zwei Räume nach belastbaren Nachweisen: begriffliche Praezision, Fallbeschreibung, Quellenklarheit, Plausibilitaet und offene Unsicherheit. Wenn diese Nachweise fehlen, bleibt die Aussage Wirkungspotenzial oder Kommunikationsbehauptung. Sie kann wichtig sein, aber sie ist noch keine belegte Wirkung.</w:t>
+      </w:r>
+    </w:p>
+    <w:p>
+      <w:r>
+        <w:t>Kontrollfrage. Welche Entscheidung waere falsch, wenn Ein Beispiel: dieselbe Idee, zwei Räume in V12 missverstanden wird? Die Antwort muss mindestens eine Daten- oder Quellenannahme, eine betroffene Gruppe oder Schutzdimension, eine moegliche Nebenwirkung und einen Rueckkopplungsschritt nennen. Richtig ist nicht die lauteste Bewertung, sondern diejenige, die Begriff, Beleg und Steuerungsfolge zusammenhaelt.</w:t>
+      </w:r>
+    </w:p>
+    <w:p>
+      <w:pPr>
+        <w:pStyle w:val="Heading3"/>
+      </w:pPr>
+      <w:r>
+        <w:t>Schlussvertiefung 5: Wirkungsempfänger und Wirkungsräume im Anwendungsfall</w:t>
+      </w:r>
+    </w:p>
+    <w:p>
+      <w:r>
+        <w:t>Die folgenden Abschnitte sind keine neue Pruefungsloesung. Sie verdichten die vorhandenen Kapitel zu einer Lesart, mit der Studierende einen Fall selbststaendig analysieren koennen. Im Mittelpunkt stehen Wirkpfade, Wirkungsempfaenger, Bewertung und Rueckkopplung, nicht moralische Personenbewertung.</w:t>
+      </w:r>
+    </w:p>
+    <w:p>
+      <w:r>
+        <w:t>Begriffliche Schlussklaerung. Wissenschaftliche Anschlussfaehigkeit entsteht hier durch Quellenklarheit. Bei Empfänger und Räume zusammen denken werden interne WOE-Begriffe nicht als Ersatz fuer Belege benutzt, sondern mit Grundlagenwerk, WOE-Referenz, Glossar, Werkzeuge, Journal und externe Fachquellen verbunden. Wo die Datenlage offen bleibt, wird das offengelegt. Wo eine Aussage nur plausibel ist, bleibt sie als Wirkungspotenzial markiert. Wo ein Schaden eine rote Linie beruehrt, greift Nichtkompensation vor Durchschnittslogik.</w:t>
+      </w:r>
+    </w:p>
+    <w:p>
+      <w:r>
+        <w:t>In einer kontroversen Entscheidung wirkt Empfänger und Räume zusammen denken als Pruefpunkt fuer Ambivalenz. Ein Nutzen fuer eine Gruppe kann mit Risiken fuer andere Wirkungsempfaenger einhergehen. Das Skript verlangt deshalb, positive und negative Zustandsveraenderungen getrennt zu fuehren, bevor von positiver Netto-Wirkung gesprochen wird.</w:t>
+      </w:r>
+    </w:p>
+    <w:p>
+      <w:r>
+        <w:t>Wirkpfad und Empfaenger. In Grundstudium Wirkungsoekonomie wird Der Bogen des ersten Abschnitts erst steuerungsfaehig, wenn daraus eine Entscheidung folgt. Die Grundbegriffe muessen in spaeteren Modulen wiedererkennbar bleiben. Ohne diese Rueckkopplung bleibt Reporting eine Beschreibung. Mit Rueckkopplung wird aus Bewertung eine veraenderte Routine: ein anderer Prozess, ein geaenderter Anreiz, eine bessere Datenpflicht, eine korrigierte Kommunikation oder eine neue Priorisierung.</w:t>
+      </w:r>
+    </w:p>
+    <w:p>
+      <w:r>
+        <w:t>Die typische Fehlstelle bei Wirkungsempfänger und Wirkungsräume liegt darin, Absicht, Aktivitaet oder Reporting als Wirkung zu behandeln. Bei Der Bogen des ersten Abschnitts wird diese Fehlstelle konkret: Ein scheinbar plausibler Befund darf nicht zur Abkuerzung werden. Quellen, Systemgrenzen, Unsicherheit und Rueckkopplung bleiben sichtbar.</w:t>
+      </w:r>
+    </w:p>
+    <w:p>
+      <w:r>
+        <w:t>Daten, Quellen und Evidenz. Die Grenze gegen Scheingenauigkeit verlaeuft bei Was du aus dieser Vorlesung mitnimmst nicht zwischen Optimismus und Pessimismus. Sie verlaeuft zwischen offengelegter Unsicherheit und rhetorischer Sicherheit. Wer Wirkungsempfänger und Wirkungsräume belastbar anwenden will, benennt Systemgrenze, Zeitraum, Vergleichspunkt und offene Gegenhypothese. Gerade dadurch bleibt das Skript anschlussfaehig fuer Forschung, Praxis und spaetere Revision.</w:t>
+      </w:r>
+    </w:p>
+    <w:p>
+      <w:r>
+        <w:t>Fuer die Pruefung ist Was du aus dieser Vorlesung mitnimmst dann verstanden, wenn daraus eine belastbare Fallantwort entsteht. Eine gute Antwort unterscheidet Beobachtung, Kausalannahme, Bewertung und Steuerungsfolge. Sie bewertet keine Menschen, sondern Wirkpfade, Zustandsveraenderungen, Risiken und institutionelle Bedingungen.</w:t>
+      </w:r>
+    </w:p>
+    <w:p>
+      <w:r>
+        <w:t>Bewertung und rote Linien. Wirkungsökonomische Vertiefung zeigt, warum Wirkungsempfänger und Wirkungsräume mehr ist als ein Schlagwort im Feld Wirkpfade, Wirkungsempfaenger, Bewertung und Rueckkopplung. Die wirkungsoekonomische Frage lautet: Welche reale Veraenderung wird moeglich, welche bleibt nur Potenzial und wo entsteht ein Wirkungsrisiko? Diese Unterscheidung schuetzt vor Impact-Washing, weil sie Absicht, Aktivitaet, Reichweite und Wirkung auseinanderhaelt.</w:t>
+      </w:r>
+    </w:p>
+    <w:p>
+      <w:r>
+        <w:t>Eine Kommune, ein Unternehmen oder eine Bildungsorganisation will Wirkungsempfänger und Wirkungsräume praktisch anwenden. Der erste Schritt ist nicht die Auswahl eines Instruments, sondern die Klaerung der Zustandsveraenderung. Bei Wirkungsökonomische Vertiefung muss deshalb benannt werden, wer betroffen ist, welcher Zustand sich veraendert, welche Frist gilt und welche Gegenbeobachtung die Annahme widerlegen wuerde. Erst danach entsteht eine begruendete Entscheidung im Feld Begriff, Fallbewertung, Wirkpfad, rote Linie, Quellenbeurteilung oder Rueckkopplungsregel.</w:t>
+      </w:r>
+    </w:p>
+    <w:p>
+      <w:r>
+        <w:t>Kontrollfrage. Welche Entscheidung waere falsch, wenn Wirkungsökonomische Vertiefung in V12 missverstanden wird? Die Antwort muss mindestens eine Daten- oder Quellenannahme, eine betroffene Gruppe oder Schutzdimension, eine moegliche Nebenwirkung und einen Rueckkopplungsschritt nennen. Richtig ist nicht die lauteste Bewertung, sondern diejenige, die Begriff, Beleg und Steuerungsfolge zusammenhaelt.</w:t>
+      </w:r>
+    </w:p>
+    <w:p>
+      <w:r>
+        <w:t>Rueckfluss. Fuer den WOE-Korpus bedeutet das: Begriffe aus Wirkungsempfänger und Wirkungsräume sollten dort geschaerft werden, wo sie in Glossar, Werkzeugen, Journal oder Readern doppeldeutig bleiben. Offene Forschungsfragen werden nicht versteckt. Sie markieren die Stelle, an der spaetere Evidenz, ein besserer Datensatz oder eine praezisere Fallstudie die Bewertung veraendern kann.</w:t>
+      </w:r>
+    </w:p>
+    <w:p>
+      <w:r>
+        <w:t>Steuerung und Rueckkopplung. In V12 muss Begriffliche Präzision immer mit Empfaengern gelesen werden. Wirkung entsteht nicht beim Sender, sondern an veraenderten Zustaenden von Menschen, Oekosystemen, Institutionen, Oeffentlichkeit oder kuenftigen Handlungsspielraeumen. Darum reicht es nicht, interne Aktivitaeten zu dokumentieren. Entscheidend ist, ob sich ein Zustand nachvollziehbar veraendert und ob diese Veraenderung im Referenzrahmen Mensch, Planet, Demokratie, SDGs, Agenda 2030 und SDG+ tragfaehig bewertet werden kann.</w:t>
+      </w:r>
+    </w:p>
+    <w:p>
+      <w:r>
+        <w:t>Ein Bericht behauptet, die Massnahme zu Wirkungsempfänger und Wirkungsräume sei erfolgreich. Die WOE-Lesart fragt bei Begriffliche Präzision nach belastbaren Nachweisen: begriffliche Praezision, Fallbeschreibung, Quellenklarheit, Plausibilitaet und offene Unsicherheit. Wenn diese Nachweise fehlen, bleibt die Aussage Wirkungspotenzial oder Kommunikationsbehauptung. Sie kann wichtig sein, aber sie ist noch keine belegte Wirkung.</w:t>
+      </w:r>
+    </w:p>
+    <w:p>
+      <w:r>
+        <w:t>Pruefungsnahe Anwendung. Wissenschaftliche Anschlussfaehigkeit entsteht hier durch Quellenklarheit. Bei Wirkpfad werden interne WOE-Begriffe nicht als Ersatz fuer Belege benutzt, sondern mit Grundlagenwerk, WOE-Referenz, Glossar, Werkzeuge, Journal und externe Fachquellen verbunden. Wo die Datenlage offen bleibt, wird das offengelegt. Wo eine Aussage nur plausibel ist, bleibt sie als Wirkungspotenzial markiert. Wo ein Schaden eine rote Linie beruehrt, greift Nichtkompensation vor Durchschnittslogik.</w:t>
+      </w:r>
+    </w:p>
+    <w:p>
+      <w:r>
+        <w:t>In einer kontroversen Entscheidung wirkt Wirkpfad als Pruefpunkt fuer Ambivalenz. Ein Nutzen fuer eine Gruppe kann mit Risiken fuer andere Wirkungsempfaenger einhergehen. Das Skript verlangt deshalb, positive und negative Zustandsveraenderungen getrennt zu fuehren, bevor von positiver Netto-Wirkung gesprochen wird.</w:t>
+      </w:r>
+    </w:p>
+    <w:p>
+      <w:r>
+        <w:t>Transfer in den WOE-Korpus. In Grundstudium Wirkungsoekonomie wird Leitthese erst steuerungsfaehig, wenn daraus eine Entscheidung folgt. Die Grundbegriffe muessen in spaeteren Modulen wiedererkennbar bleiben. Ohne diese Rueckkopplung bleibt Reporting eine Beschreibung. Mit Rueckkopplung wird aus Bewertung eine veraenderte Routine: ein anderer Prozess, ein geaenderter Anreiz, eine bessere Datenpflicht, eine korrigierte Kommunikation oder eine neue Priorisierung.</w:t>
+      </w:r>
+    </w:p>
+    <w:p>
+      <w:r>
+        <w:t>Die typische Fehlstelle bei Wirkungsempfänger und Wirkungsräume liegt darin, Absicht, Aktivitaet oder Reporting als Wirkung zu behandeln. Bei Leitthese wird diese Fehlstelle konkret: Ein scheinbar plausibler Befund darf nicht zur Abkuerzung werden. Quellen, Systemgrenzen, Unsicherheit und Rueckkopplung bleiben sichtbar.</w:t>
+      </w:r>
+    </w:p>
+    <w:p>
+      <w:r>
+        <w:t>Grenzen der Aussage. Die Grenze gegen Scheingenauigkeit verlaeuft bei Didaktische Einordnung im Studiengang nicht zwischen Optimismus und Pessimismus. Sie verlaeuft zwischen offengelegter Unsicherheit und rhetorischer Sicherheit. Wer Wirkungsempfänger und Wirkungsräume belastbar anwenden will, benennt Systemgrenze, Zeitraum, Vergleichspunkt und offene Gegenhypothese. Gerade dadurch bleibt das Skript anschlussfaehig fuer Forschung, Praxis und spaetere Revision.</w:t>
+      </w:r>
+    </w:p>
+    <w:p>
+      <w:r>
+        <w:t>Fuer die Pruefung ist Didaktische Einordnung im Studiengang dann verstanden, wenn daraus eine belastbare Fallantwort entsteht. Eine gute Antwort unterscheidet Beobachtung, Kausalannahme, Bewertung und Steuerungsfolge. Sie bewertet keine Menschen, sondern Wirkpfade, Zustandsveraenderungen, Risiken und institutionelle Bedingungen.</w:t>
+      </w:r>
+    </w:p>
+    <w:p>
+      <w:r>
+        <w:t>Kontrollfrage. Welche Entscheidung waere falsch, wenn Didaktische Einordnung im Studiengang in V12 missverstanden wird? Die Antwort muss mindestens eine Daten- oder Quellenannahme, eine betroffene Gruppe oder Schutzdimension, eine moegliche Nebenwirkung und einen Rueckkopplungsschritt nennen. Richtig ist nicht die lauteste Bewertung, sondern diejenige, die Begriff, Beleg und Steuerungsfolge zusammenhaelt.</w:t>
+      </w:r>
+    </w:p>
+    <w:p>
+      <w:pPr>
+        <w:pStyle w:val="Heading3"/>
+      </w:pPr>
+      <w:r>
+        <w:t>Schlussvertiefung 6: Wirkungsempfänger und Wirkungsräume im Anwendungsfall</w:t>
+      </w:r>
+    </w:p>
+    <w:p>
+      <w:r>
+        <w:t>Die folgenden Abschnitte sind keine neue Pruefungsloesung. Sie verdichten die vorhandenen Kapitel zu einer Lesart, mit der Studierende einen Fall selbststaendig analysieren koennen. Im Mittelpunkt stehen Wirkpfade, Wirkungsempfaenger, Bewertung und Rueckkopplung, nicht moralische Personenbewertung.</w:t>
+      </w:r>
+    </w:p>
+    <w:p>
+      <w:r>
+        <w:t>Begriffliche Schlussklaerung. Analysemodell zeigt, warum Wirkungsempfänger und Wirkungsräume mehr ist als ein Schlagwort im Feld Wirkpfade, Wirkungsempfaenger, Bewertung und Rueckkopplung. Die wirkungsoekonomische Frage lautet: Welche reale Veraenderung wird moeglich, welche bleibt nur Potenzial und wo entsteht ein Wirkungsrisiko? Diese Unterscheidung schuetzt vor Impact-Washing, weil sie Absicht, Aktivitaet, Reichweite und Wirkung auseinanderhaelt.</w:t>
+      </w:r>
+    </w:p>
+    <w:p>
+      <w:r>
+        <w:t>Eine Kommune, ein Unternehmen oder eine Bildungsorganisation will Wirkungsempfänger und Wirkungsräume praktisch anwenden. Der erste Schritt ist nicht die Auswahl eines Instruments, sondern die Klaerung der Zustandsveraenderung. Bei Analysemodell muss deshalb benannt werden, wer betroffen ist, welcher Zustand sich veraendert, welche Frist gilt und welche Gegenbeobachtung die Annahme widerlegen wuerde. Erst danach entsteht eine begruendete Entscheidung im Feld Begriff, Fallbewertung, Wirkpfad, rote Linie, Quellenbeurteilung oder Rueckkopplungsregel.</w:t>
+      </w:r>
+    </w:p>
+    <w:p>
+      <w:r>
+        <w:t>Wirkpfad und Empfaenger. In V12 muss Modellformel immer mit Empfaengern gelesen werden. Wirkung entsteht nicht beim Sender, sondern an veraenderten Zustaenden von Menschen, Oekosystemen, Institutionen, Oeffentlichkeit oder kuenftigen Handlungsspielraeumen. Darum reicht es nicht, interne Aktivitaeten zu dokumentieren. Entscheidend ist, ob sich ein Zustand nachvollziehbar veraendert und ob diese Veraenderung im Referenzrahmen Mensch, Planet, Demokratie, SDGs, Agenda 2030 und SDG+ tragfaehig bewertet werden kann.</w:t>
+      </w:r>
+    </w:p>
+    <w:p>
+      <w:r>
+        <w:t>Ein Bericht behauptet, die Massnahme zu Wirkungsempfänger und Wirkungsräume sei erfolgreich. Die WOE-Lesart fragt bei Modellformel nach belastbaren Nachweisen: begriffliche Praezision, Fallbeschreibung, Quellenklarheit, Plausibilitaet und offene Unsicherheit. Wenn diese Nachweise fehlen, bleibt die Aussage Wirkungspotenzial oder Kommunikationsbehauptung. Sie kann wichtig sein, aber sie ist noch keine belegte Wirkung.</w:t>
+      </w:r>
+    </w:p>
+    <w:p>
+      <w:r>
+        <w:t>Rueckfluss. Fuer den WOE-Korpus bedeutet das: Begriffe aus Wirkungsempfänger und Wirkungsräume sollten dort geschaerft werden, wo sie in Glossar, Werkzeugen, Journal oder Readern doppeldeutig bleiben. Offene Forschungsfragen werden nicht versteckt. Sie markieren die Stelle, an der spaetere Evidenz, ein besserer Datensatz oder eine praezisere Fallstudie die Bewertung veraendern kann.</w:t>
+      </w:r>
+    </w:p>
+    <w:p>
+      <w:r>
+        <w:t>Daten, Quellen und Evidenz. Wissenschaftliche Anschlussfaehigkeit entsteht hier durch Quellenklarheit. Bei Fallfenster werden interne WOE-Begriffe nicht als Ersatz fuer Belege benutzt, sondern mit Grundlagenwerk, WOE-Referenz, Glossar, Werkzeuge, Journal und externe Fachquellen verbunden. Wo die Datenlage offen bleibt, wird das offengelegt. Wo eine Aussage nur plausibel ist, bleibt sie als Wirkungspotenzial markiert. Wo ein Schaden eine rote Linie beruehrt, greift Nichtkompensation vor Durchschnittslogik.</w:t>
+      </w:r>
+    </w:p>
+    <w:p>
+      <w:r>
+        <w:t>In einer kontroversen Entscheidung wirkt Fallfenster als Pruefpunkt fuer Ambivalenz. Ein Nutzen fuer eine Gruppe kann mit Risiken fuer andere Wirkungsempfaenger einhergehen. Das Skript verlangt deshalb, positive und negative Zustandsveraenderungen getrennt zu fuehren, bevor von positiver Netto-Wirkung gesprochen wird.</w:t>
+      </w:r>
+    </w:p>
+    <w:p>
+      <w:r>
+        <w:t>Bewertung und rote Linien. In Grundstudium Wirkungsoekonomie wird Prüfungsnahe Fallfragen ohne geschützte Antwortlogik erst steuerungsfaehig, wenn daraus eine Entscheidung folgt. Die Grundbegriffe muessen in spaeteren Modulen wiedererkennbar bleiben. Ohne diese Rueckkopplung bleibt Reporting eine Beschreibung. Mit Rueckkopplung wird aus Bewertung eine veraenderte Routine: ein anderer Prozess, ein geaenderter Anreiz, eine bessere Datenpflicht, eine korrigierte Kommunikation oder eine neue Priorisierung.</w:t>
+      </w:r>
+    </w:p>
+    <w:p>
+      <w:r>
+        <w:t>Die typische Fehlstelle bei Wirkungsempfänger und Wirkungsräume liegt darin, Absicht, Aktivitaet oder Reporting als Wirkung zu behandeln. Bei Prüfungsnahe Fallfragen ohne geschützte Antwortlogik wird diese Fehlstelle konkret: Ein scheinbar plausibler Befund darf nicht zur Abkuerzung werden. Quellen, Systemgrenzen, Unsicherheit und Rueckkopplung bleiben sichtbar.</w:t>
+      </w:r>
+    </w:p>
+    <w:p>
+      <w:r>
+        <w:t>Kontrollfrage. Welche Entscheidung waere falsch, wenn Prüfungsnahe Fallfragen ohne geschützte Antwortlogik in V12 missverstanden wird? Die Antwort muss mindestens eine Daten- oder Quellenannahme, eine betroffene Gruppe oder Schutzdimension, eine moegliche Nebenwirkung und einen Rueckkopplungsschritt nennen. Richtig ist nicht die lauteste Bewertung, sondern diejenige, die Begriff, Beleg und Steuerungsfolge zusammenhaelt.</w:t>
+      </w:r>
+    </w:p>
+    <w:p>
+      <w:pPr>
+        <w:pStyle w:val="Heading3"/>
+      </w:pPr>
+      <w:r>
         <w:t>V1-Abschlussnotiz</w:t>
       </w:r>
     </w:p>
     <w:p>
       <w:r>
-        <w:t>Diese Finalisierung schliesst die Codex-Inhaltsproduktion fuer V12. Offen bleibt nicht der fachliche Kern des Skripts, sondern der naechste Produktionsschritt: Claude setzt daraus die CI/CD-konforme Reader- und PDF-Fassung, prueft Satz, Umbrueche, Medienintegration und Lektorat und markiert erst danach die veroeffentlichte Fassung als freigegeben.</w:t>
+        <w:t>Diese Finalisierung schliesst die Codex-Inhaltsproduktion fuer V12. Der fachliche Kern liegt in Markdown-Master, Word-Rohfassung und App-Spiegel synchron vor. Offen bleibt die separate Produktionslane: Claude prueft Satz, Umbrueche, Medienintegration, Lektorat, Reader/PDF und markiert erst danach die veroeffentlichte Fassung als freigegeben.</w:t>
       </w:r>
     </w:p>
     <w:sectPr>

--- a/docs/studienskripte/word-rohfassungen/woek-g-v12.docx
+++ b/docs/studienskripte/word-rohfassungen/woek-g-v12.docx
@@ -2583,12 +2583,12 @@
     </w:p>
     <w:p>
       <w:r>
-        <w:t>Dieses Skript zu V12 Wirkungsempfänger und Wirkungsräume ist als Langformtext angelegt. Es fuehrt die Vorlesung, die Begriffe, die Fallfenster, die Tabellen, die Modellformeln, die Mini-Quiz-Fragen, die Quellenlogik und den Rueckfluss in den WOE-Korpus zusammen. Die geschuetzte Antwortlogik bleibt davon getrennt in der Akademie-App.</w:t>
-      </w:r>
-    </w:p>
-    <w:p>
-      <w:r>
-        <w:t>Der Abschluss liest Wirkungsempfänger und Wirkungsräume im Feld Grundstudium Wirkungsoekonomie. Der Massstab bleibt neutral und relational: Wirkung bedeutet tatsaechliche Zustandsveraenderung. Wirkungspotenzial beschreibt plausible Moeglichkeit. Wirkungsrisiko beschreibt moegliche negative Veraenderung. Wenn eine Zielgroesse gemeint ist, geht es um positive Netto-Wirkung. Genau diese Trennung entscheidet, ob das Skript fachlich traegt.</w:t>
+        <w:t>Dieses Skript zu V12 Wirkungsempfänger und Wirkungsräume ist als Langformtext angelegt. Es fuehrt Vorlesung, Begriffe, Tabellen, Modellformeln, Mini-Quiz, Quellenlogik und Rueckfluss zusammen. Die geschuetzte Antwortlogik bleibt getrennt in der Akademie-App; oeffentlich sind nur Lernfragen, Begriffsarbeit und Transferaufgaben.</w:t>
+      </w:r>
+    </w:p>
+    <w:p>
+      <w:r>
+        <w:t>Der Abschluss liest Wirkungsempfänger und Wirkungsräume im Feld Grundstudium Wirkungsoekonomie. Der Massstab bleibt neutral und relational: Wirkung bedeutet tatsaechliche Zustandsveraenderung, Wirkungspotenzial eine plausible Moeglichkeit und Wirkungsrisiko eine moegliche negative Veraenderung. Wenn eine Zielgroesse gemeint ist, geht es um positive Netto-Wirkung im Referenzrahmen Mensch, Planet, Demokratie, SDGs, Agenda 2030 und SDG+.</w:t>
       </w:r>
     </w:p>
     <w:p>
@@ -2837,17 +2837,17 @@
         <w:pStyle w:val="Heading3"/>
       </w:pPr>
       <w:r>
-        <w:t>Schlussvertiefung 1: Wirkungsempfänger und Wirkungsräume im Anwendungsfall</w:t>
-      </w:r>
-    </w:p>
-    <w:p>
-      <w:r>
-        <w:t>Die folgenden Abschnitte sind keine neue Pruefungsloesung. Sie verdichten die vorhandenen Kapitel zu einer Lesart, mit der Studierende einen Fall selbststaendig analysieren koennen. Im Mittelpunkt stehen Wirkpfade, Wirkungsempfaenger, Bewertung und Rueckkopplung, nicht moralische Personenbewertung.</w:t>
-      </w:r>
-    </w:p>
-    <w:p>
-      <w:r>
-        <w:t>Begriffliche Schlussklaerung. Einleitung / Wirkungsfrage zeigt, warum Wirkungsempfänger und Wirkungsräume mehr ist als ein Schlagwort im Feld Wirkpfade, Wirkungsempfaenger, Bewertung und Rueckkopplung. Die wirkungsoekonomische Frage lautet: Welche reale Veraenderung wird moeglich, welche bleibt nur Potenzial und wo entsteht ein Wirkungsrisiko? Diese Unterscheidung schuetzt vor Impact-Washing, weil sie Absicht, Aktivitaet, Reichweite und Wirkung auseinanderhaelt.</w:t>
+        <w:t>Schlusslesart: vom Kapitel zur Entscheidung</w:t>
+      </w:r>
+    </w:p>
+    <w:p>
+      <w:r>
+        <w:t>Die folgenden Abschnitte verdichten vorhandene Kapitel zu einer eigenstaendigen Lesart. Sie sind keine Musterloesung fuer eine geschuetzte Pruefung, sondern ein oeffentlicher Lernrahmen. Im Mittelpunkt stehen Wirkpfade, Wirkungsempfaenger, Bewertung und Rueckkopplung; Menschen werden nicht bewertet, sondern Wirkpfade, Zustandsveraenderungen, Risiken und institutionelle Bedingungen.</w:t>
+      </w:r>
+    </w:p>
+    <w:p>
+      <w:r>
+        <w:t>Begriffliche Sicherung. Einleitung / Wirkungsfrage zeigt, warum Wirkungsempfänger und Wirkungsräume mehr ist als ein Schlagwort im Feld Wirkpfade, Wirkungsempfaenger, Bewertung und Rueckkopplung. Die wirkungsoekonomische Frage lautet: Welche reale Veraenderung wird moeglich, welche bleibt nur Potenzial und wo entsteht ein Wirkungsrisiko? Diese Unterscheidung schuetzt vor Impact-Washing, weil sie Absicht, Aktivitaet, Reichweite und Wirkung auseinanderhaelt.</w:t>
       </w:r>
     </w:p>
     <w:p>
@@ -2857,7 +2857,12 @@
     </w:p>
     <w:p>
       <w:r>
-        <w:t>Wirkpfad und Empfaenger. In V12 muss Kernaussage immer mit Empfaengern gelesen werden. Wirkung entsteht nicht beim Sender, sondern an veraenderten Zustaenden von Menschen, Oekosystemen, Institutionen, Oeffentlichkeit oder kuenftigen Handlungsspielraeumen. Darum reicht es nicht, interne Aktivitaeten zu dokumentieren. Entscheidend ist, ob sich ein Zustand nachvollziehbar veraendert und ob diese Veraenderung im Referenzrahmen Mensch, Planet, Demokratie, SDGs, Agenda 2030 und SDG+ tragfaehig bewertet werden kann.</w:t>
+        <w:t>Fallpruefung. Wenn eine Kommune eine bestehende Massnahme neu priorisieren will, beginnt die Analyse bei Empfaengern, Wirkraum, Zeitraum und Datenquelle. Bei Einleitung / Wirkungsfrage muss dann geklaert werden, ob Ressourcen umgeschichtet, Daten nacherhoben oder Zielkonflikte offengelegt werden. Eine tragfaehige Antwort benennt mindestens eine Quelle, eine offene Unsicherheit, eine moegliche Gegenbeobachtung und die Entscheidung, die nach der Bewertung geaendert wird.</w:t>
+      </w:r>
+    </w:p>
+    <w:p>
+      <w:r>
+        <w:t>Wirkpfadpruefung. In V12 muss Kernaussage immer mit Empfaengern gelesen werden. Wirkung entsteht nicht beim Sender, sondern an veraenderten Zustaenden von Menschen, Oekosystemen, Institutionen, Oeffentlichkeit oder kuenftigen Handlungsspielraeumen. Darum reicht es nicht, interne Aktivitaeten zu dokumentieren. Entscheidend ist, ob sich ein Zustand nachvollziehbar veraendert und ob diese Veraenderung im Referenzrahmen Mensch, Planet, Demokratie, SDGs, Agenda 2030 und SDG+ tragfaehig bewertet werden kann.</w:t>
       </w:r>
     </w:p>
     <w:p>
@@ -2867,7 +2872,17 @@
     </w:p>
     <w:p>
       <w:r>
-        <w:t>Daten, Quellen und Evidenz. Wissenschaftliche Anschlussfaehigkeit entsteht hier durch Quellenklarheit. Bei Quelltext und fachliche Grundlegung werden interne WOE-Begriffe nicht als Ersatz fuer Belege benutzt, sondern mit Grundlagenwerk, WOE-Referenz, Glossar, Werkzeuge, Journal und externe Fachquellen verbunden. Wo die Datenlage offen bleibt, wird das offengelegt. Wo eine Aussage nur plausibel ist, bleibt sie als Wirkungspotenzial markiert. Wo ein Schaden eine rote Linie beruehrt, greift Nichtkompensation vor Durchschnittslogik.</w:t>
+        <w:t>Fallpruefung. Wenn ein Unternehmen ein Produkt, einen Prozess oder eine Investition wirkungsbezogen bewerten will, beginnt die Analyse bei Empfaengern, Wirkraum, Zeitraum und Datenquelle. Bei Kernaussage muss dann geklaert werden, welche Entscheidung nach der Bewertung tatsaechlich anders ausfaellt. Eine tragfaehige Antwort benennt mindestens eine Quelle, eine offene Unsicherheit, eine moegliche Gegenbeobachtung und die Entscheidung, die nach der Bewertung geaendert wird.</w:t>
+      </w:r>
+    </w:p>
+    <w:p>
+      <w:r>
+        <w:t>Fuer die Bewertung reicht kein Summenscore, der zentrale Schaeden mit bequemen Pluspunkten verrechnet. Nichtkompensation und Reverse Merit Order markieren, wo rote Linien, demokratische Grundbedingungen oder planetare Grenzen Vorrang vor Durchschnittslogik haben. So bleibt positive Netto-Wirkung eine anspruchsvolle Zielgroesse und wird nicht zur dekorativen Formel.</w:t>
+      </w:r>
+    </w:p>
+    <w:p>
+      <w:r>
+        <w:t>Evidenzfenster. Wissenschaftliche Anschlussfaehigkeit entsteht hier durch Quellenklarheit. Bei Quelltext und fachliche Grundlegung werden interne WOE-Begriffe nicht als Ersatz fuer Belege benutzt, sondern mit Grundlagenwerk, WOE-Referenz, Glossar, Werkzeuge, Journal und externe Fachquellen verbunden. Wo die Datenlage offen bleibt, wird das offengelegt. Wo eine Aussage nur plausibel ist, bleibt sie als Wirkungspotenzial markiert. Wo ein Schaden eine rote Linie beruehrt, greift Nichtkompensation vor Durchschnittslogik.</w:t>
       </w:r>
     </w:p>
     <w:p>
@@ -2877,7 +2892,17 @@
     </w:p>
     <w:p>
       <w:r>
-        <w:t>Bewertung und rote Linien. In Grundstudium Wirkungsoekonomie wird Wirkung trifft immer jemanden irgendwo erst steuerungsfaehig, wenn daraus eine Entscheidung folgt. Die Grundbegriffe muessen in spaeteren Modulen wiedererkennbar bleiben. Ohne diese Rueckkopplung bleibt Reporting eine Beschreibung. Mit Rueckkopplung wird aus Bewertung eine veraenderte Routine: ein anderer Prozess, ein geaenderter Anreiz, eine bessere Datenpflicht, eine korrigierte Kommunikation oder eine neue Priorisierung.</w:t>
+        <w:t>Fallpruefung. Wenn eine Bildungs- oder Forschungseinrichtung eine Wirkungsaussage fuer Lernende und Praxispartner pruefbar machen will, beginnt die Analyse bei Empfaengern, Wirkraum, Zeitraum und Datenquelle. Bei Quelltext und fachliche Grundlegung muss dann geklaert werden, welche Begriffe, Quellen und Grenzen im Material sichtbar bleiben muessen. Eine tragfaehige Antwort benennt mindestens eine Quelle, eine offene Unsicherheit, eine moegliche Gegenbeobachtung und die Entscheidung, die nach der Bewertung geaendert wird.</w:t>
+      </w:r>
+    </w:p>
+    <w:p>
+      <w:r>
+        <w:t>Der Rueckfluss in den WOE-Korpus liegt hier in klaren Begriffen, sauber verlinkten Quellen und benannten Forschungsfragen. Wo Glossar, Werkzeuge, Journal oder Reader noch doppeldeutig bleiben, sollte Wirkungsempfänger und Wirkungsräume nicht als fertige Gewissheit auftreten, sondern als pruefbarer Lernstand mit Korrekturpfad.</w:t>
+      </w:r>
+    </w:p>
+    <w:p>
+      <w:r>
+        <w:t>Bewertungsgrenze. In Grundstudium Wirkungsoekonomie wird Wirkung trifft immer jemanden irgendwo erst steuerungsfaehig, wenn daraus eine Entscheidung folgt. Die Grundbegriffe muessen in spaeteren Modulen wiedererkennbar bleiben. Ohne diese Rueckkopplung bleibt Reporting eine Beschreibung. Mit Rueckkopplung wird aus Bewertung eine veraenderte Routine: ein anderer Prozess, ein geaenderter Anreiz, eine bessere Datenpflicht, eine korrigierte Kommunikation oder eine neue Priorisierung.</w:t>
       </w:r>
     </w:p>
     <w:p>
@@ -2887,12 +2912,12 @@
     </w:p>
     <w:p>
       <w:r>
-        <w:t>Kontrollfrage. Welche Entscheidung waere falsch, wenn Wirkung trifft immer jemanden irgendwo in V12 missverstanden wird? Die Antwort muss mindestens eine Daten- oder Quellenannahme, eine betroffene Gruppe oder Schutzdimension, eine moegliche Nebenwirkung und einen Rueckkopplungsschritt nennen. Richtig ist nicht die lauteste Bewertung, sondern diejenige, die Begriff, Beleg und Steuerungsfolge zusammenhaelt.</w:t>
-      </w:r>
-    </w:p>
-    <w:p>
-      <w:r>
-        <w:t>Steuerung und Rueckkopplung. Die Grenze gegen Scheingenauigkeit verlaeuft bei Wer sind die Wirkungsempfänger nicht zwischen Optimismus und Pessimismus. Sie verlaeuft zwischen offengelegter Unsicherheit und rhetorischer Sicherheit. Wer Wirkungsempfänger und Wirkungsräume belastbar anwenden will, benennt Systemgrenze, Zeitraum, Vergleichspunkt und offene Gegenhypothese. Gerade dadurch bleibt das Skript anschlussfaehig fuer Forschung, Praxis und spaetere Revision.</w:t>
+        <w:t>Fallpruefung. Wenn eine Kommune eine bestehende Massnahme neu priorisieren will, beginnt die Analyse bei Empfaengern, Wirkraum, Zeitraum und Datenquelle. Bei Wirkung trifft immer jemanden irgendwo muss dann geklaert werden, ob Ressourcen umgeschichtet, Daten nacherhoben oder Zielkonflikte offengelegt werden. Eine tragfaehige Antwort benennt mindestens eine Quelle, eine offene Unsicherheit, eine moegliche Gegenbeobachtung und die Entscheidung, die nach der Bewertung geaendert wird.</w:t>
+      </w:r>
+    </w:p>
+    <w:p>
+      <w:r>
+        <w:t>Steuerungsfolge. Die Grenze gegen Scheingenauigkeit verlaeuft bei Wer sind die Wirkungsempfänger nicht zwischen Optimismus und Pessimismus. Sie verlaeuft zwischen offengelegter Unsicherheit und rhetorischer Sicherheit. Wer Wirkungsempfänger und Wirkungsräume belastbar anwenden will, benennt Systemgrenze, Zeitraum, Vergleichspunkt und offene Gegenhypothese. Gerade dadurch bleibt das Skript anschlussfaehig fuer Forschung, Praxis und spaetere Revision.</w:t>
       </w:r>
     </w:p>
     <w:p>
@@ -2902,7 +2927,17 @@
     </w:p>
     <w:p>
       <w:r>
-        <w:t>Pruefungsnahe Anwendung. Die stillen und fernen Betroffenen zeigt, warum Wirkungsempfänger und Wirkungsräume mehr ist als ein Schlagwort im Feld Wirkpfade, Wirkungsempfaenger, Bewertung und Rueckkopplung. Die wirkungsoekonomische Frage lautet: Welche reale Veraenderung wird moeglich, welche bleibt nur Potenzial und wo entsteht ein Wirkungsrisiko? Diese Unterscheidung schuetzt vor Impact-Washing, weil sie Absicht, Aktivitaet, Reichweite und Wirkung auseinanderhaelt.</w:t>
+        <w:t>Fallpruefung. Wenn ein Unternehmen ein Produkt, einen Prozess oder eine Investition wirkungsbezogen bewerten will, beginnt die Analyse bei Empfaengern, Wirkraum, Zeitraum und Datenquelle. Bei Wer sind die Wirkungsempfänger muss dann geklaert werden, welche Entscheidung nach der Bewertung tatsaechlich anders ausfaellt. Eine tragfaehige Antwort benennt mindestens eine Quelle, eine offene Unsicherheit, eine moegliche Gegenbeobachtung und die Entscheidung, die nach der Bewertung geaendert wird.</w:t>
+      </w:r>
+    </w:p>
+    <w:p>
+      <w:r>
+        <w:t>Fuer die Bewertung reicht kein Summenscore, der zentrale Schaeden mit bequemen Pluspunkten verrechnet. Nichtkompensation und Reverse Merit Order markieren, wo rote Linien, demokratische Grundbedingungen oder planetare Grenzen Vorrang vor Durchschnittslogik haben. So bleibt positive Netto-Wirkung eine anspruchsvolle Zielgroesse und wird nicht zur dekorativen Formel.</w:t>
+      </w:r>
+    </w:p>
+    <w:p>
+      <w:r>
+        <w:t>Transferhinweis. Die stillen und fernen Betroffenen zeigt, warum Wirkungsempfänger und Wirkungsräume mehr ist als ein Schlagwort im Feld Wirkpfade, Wirkungsempfaenger, Bewertung und Rueckkopplung. Die wirkungsoekonomische Frage lautet: Welche reale Veraenderung wird moeglich, welche bleibt nur Potenzial und wo entsteht ein Wirkungsrisiko? Diese Unterscheidung schuetzt vor Impact-Washing, weil sie Absicht, Aktivitaet, Reichweite und Wirkung auseinanderhaelt.</w:t>
       </w:r>
     </w:p>
     <w:p>
@@ -2912,32 +2947,12 @@
     </w:p>
     <w:p>
       <w:r>
-        <w:t>Rueckfluss. Fuer den WOE-Korpus bedeutet das: Begriffe aus Wirkungsempfänger und Wirkungsräume sollten dort geschaerft werden, wo sie in Glossar, Werkzeugen, Journal oder Readern doppeldeutig bleiben. Offene Forschungsfragen werden nicht versteckt. Sie markieren die Stelle, an der spaetere Evidenz, ein besserer Datensatz oder eine praezisere Fallstudie die Bewertung veraendern kann.</w:t>
-      </w:r>
-    </w:p>
-    <w:p>
-      <w:r>
-        <w:t>Transfer in den WOE-Korpus. In V12 muss Warum der Empfängerblick gerechter ist immer mit Empfaengern gelesen werden. Wirkung entsteht nicht beim Sender, sondern an veraenderten Zustaenden von Menschen, Oekosystemen, Institutionen, Oeffentlichkeit oder kuenftigen Handlungsspielraeumen. Darum reicht es nicht, interne Aktivitaeten zu dokumentieren. Entscheidend ist, ob sich ein Zustand nachvollziehbar veraendert und ob diese Veraenderung im Referenzrahmen Mensch, Planet, Demokratie, SDGs, Agenda 2030 und SDG+ tragfaehig bewertet werden kann.</w:t>
-      </w:r>
-    </w:p>
-    <w:p>
-      <w:r>
-        <w:t>Ein Bericht behauptet, die Massnahme zu Wirkungsempfänger und Wirkungsräume sei erfolgreich. Die WOE-Lesart fragt bei Warum der Empfängerblick gerechter ist nach belastbaren Nachweisen: begriffliche Praezision, Fallbeschreibung, Quellenklarheit, Plausibilitaet und offene Unsicherheit. Wenn diese Nachweise fehlen, bleibt die Aussage Wirkungspotenzial oder Kommunikationsbehauptung. Sie kann wichtig sein, aber sie ist noch keine belegte Wirkung.</w:t>
-      </w:r>
-    </w:p>
-    <w:p>
-      <w:r>
-        <w:t>Grenzen der Aussage. Wissenschaftliche Anschlussfaehigkeit entsteht hier durch Quellenklarheit. Bei Was sind Wirkungsräume werden interne WOE-Begriffe nicht als Ersatz fuer Belege benutzt, sondern mit Grundlagenwerk, WOE-Referenz, Glossar, Werkzeuge, Journal und externe Fachquellen verbunden. Wo die Datenlage offen bleibt, wird das offengelegt. Wo eine Aussage nur plausibel ist, bleibt sie als Wirkungspotenzial markiert. Wo ein Schaden eine rote Linie beruehrt, greift Nichtkompensation vor Durchschnittslogik.</w:t>
-      </w:r>
-    </w:p>
-    <w:p>
-      <w:r>
-        <w:t>In einer kontroversen Entscheidung wirkt Was sind Wirkungsräume als Pruefpunkt fuer Ambivalenz. Ein Nutzen fuer eine Gruppe kann mit Risiken fuer andere Wirkungsempfaenger einhergehen. Das Skript verlangt deshalb, positive und negative Zustandsveraenderungen getrennt zu fuehren, bevor von positiver Netto-Wirkung gesprochen wird.</w:t>
-      </w:r>
-    </w:p>
-    <w:p>
-      <w:r>
-        <w:t>Kontrollfrage. Welche Entscheidung waere falsch, wenn Was sind Wirkungsräume in V12 missverstanden wird? Die Antwort muss mindestens eine Daten- oder Quellenannahme, eine betroffene Gruppe oder Schutzdimension, eine moegliche Nebenwirkung und einen Rueckkopplungsschritt nennen. Richtig ist nicht die lauteste Bewertung, sondern diejenige, die Begriff, Beleg und Steuerungsfolge zusammenhaelt.</w:t>
+        <w:t>Fallpruefung. Wenn eine Bildungs- oder Forschungseinrichtung eine Wirkungsaussage fuer Lernende und Praxispartner pruefbar machen will, beginnt die Analyse bei Empfaengern, Wirkraum, Zeitraum und Datenquelle. Bei Die stillen und fernen Betroffenen muss dann geklaert werden, welche Begriffe, Quellen und Grenzen im Material sichtbar bleiben muessen. Eine tragfaehige Antwort benennt mindestens eine Quelle, eine offene Unsicherheit, eine moegliche Gegenbeobachtung und die Entscheidung, die nach der Bewertung geaendert wird.</w:t>
+      </w:r>
+    </w:p>
+    <w:p>
+      <w:r>
+        <w:t>Der Rueckfluss in den WOE-Korpus liegt hier in klaren Begriffen, sauber verlinkten Quellen und benannten Forschungsfragen. Wo Glossar, Werkzeuge, Journal oder Reader noch doppeldeutig bleiben, sollte Wirkungsempfänger und Wirkungsräume nicht als fertige Gewissheit auftreten, sondern als pruefbarer Lernstand mit Korrekturpfad.</w:t>
       </w:r>
     </w:p>
     <w:p>
@@ -2945,17 +2960,52 @@
         <w:pStyle w:val="Heading3"/>
       </w:pPr>
       <w:r>
-        <w:t>Schlussvertiefung 2: Wirkungsempfänger und Wirkungsräume im Anwendungsfall</w:t>
-      </w:r>
-    </w:p>
-    <w:p>
-      <w:r>
-        <w:t>Die folgenden Abschnitte sind keine neue Pruefungsloesung. Sie verdichten die vorhandenen Kapitel zu einer Lesart, mit der Studierende einen Fall selbststaendig analysieren koennen. Im Mittelpunkt stehen Wirkpfade, Wirkungsempfaenger, Bewertung und Rueckkopplung, nicht moralische Personenbewertung.</w:t>
-      </w:r>
-    </w:p>
-    <w:p>
-      <w:r>
-        <w:t>Begriffliche Schlussklaerung. In Grundstudium Wirkungsoekonomie wird Verschiedene Räume, verschiedene Hebel erst steuerungsfaehig, wenn daraus eine Entscheidung folgt. Die Grundbegriffe muessen in spaeteren Modulen wiedererkennbar bleiben. Ohne diese Rueckkopplung bleibt Reporting eine Beschreibung. Mit Rueckkopplung wird aus Bewertung eine veraenderte Routine: ein anderer Prozess, ein geaenderter Anreiz, eine bessere Datenpflicht, eine korrigierte Kommunikation oder eine neue Priorisierung.</w:t>
+        <w:t>Vertiefungsrunde 2: Anschluss an Praxis und Forschung</w:t>
+      </w:r>
+    </w:p>
+    <w:p>
+      <w:r>
+        <w:t>Diese Runde wechselt den Blickwinkel, damit der Schlussblock nicht nur wiederholt, sondern Leseentscheidungen vorbereitet: Was ist belegt, was bleibt Potenzial, welche Nebenwirkung ist relevant und welche Steuerungsfolge wird daraus abgeleitet?</w:t>
+      </w:r>
+    </w:p>
+    <w:p>
+      <w:r>
+        <w:t>Rueckflussnotiz. In V12 muss Warum der Empfängerblick gerechter ist immer mit Empfaengern gelesen werden. Wirkung entsteht nicht beim Sender, sondern an veraenderten Zustaenden von Menschen, Oekosystemen, Institutionen, Oeffentlichkeit oder kuenftigen Handlungsspielraeumen. Darum reicht es nicht, interne Aktivitaeten zu dokumentieren. Entscheidend ist, ob sich ein Zustand nachvollziehbar veraendert und ob diese Veraenderung im Referenzrahmen Mensch, Planet, Demokratie, SDGs, Agenda 2030 und SDG+ tragfaehig bewertet werden kann.</w:t>
+      </w:r>
+    </w:p>
+    <w:p>
+      <w:r>
+        <w:t>Ein Bericht behauptet, die Massnahme zu Wirkungsempfänger und Wirkungsräume sei erfolgreich. Die WOE-Lesart fragt bei Warum der Empfängerblick gerechter ist nach belastbaren Nachweisen: begriffliche Praezision, Fallbeschreibung, Quellenklarheit, Plausibilitaet und offene Unsicherheit. Wenn diese Nachweise fehlen, bleibt die Aussage Wirkungspotenzial oder Kommunikationsbehauptung. Sie kann wichtig sein, aber sie ist noch keine belegte Wirkung.</w:t>
+      </w:r>
+    </w:p>
+    <w:p>
+      <w:r>
+        <w:t>Fallpruefung. Wenn eine Kommune eine bestehende Massnahme neu priorisieren will, beginnt die Analyse bei Empfaengern, Wirkraum, Zeitraum und Datenquelle. Bei Warum der Empfängerblick gerechter ist muss dann geklaert werden, ob Ressourcen umgeschichtet, Daten nacherhoben oder Zielkonflikte offengelegt werden. Eine tragfaehige Antwort benennt mindestens eine Quelle, eine offene Unsicherheit, eine moegliche Gegenbeobachtung und die Entscheidung, die nach der Bewertung geaendert wird.</w:t>
+      </w:r>
+    </w:p>
+    <w:p>
+      <w:r>
+        <w:t>Pruefungsimpuls. Wissenschaftliche Anschlussfaehigkeit entsteht hier durch Quellenklarheit. Bei Was sind Wirkungsräume werden interne WOE-Begriffe nicht als Ersatz fuer Belege benutzt, sondern mit Grundlagenwerk, WOE-Referenz, Glossar, Werkzeuge, Journal und externe Fachquellen verbunden. Wo die Datenlage offen bleibt, wird das offengelegt. Wo eine Aussage nur plausibel ist, bleibt sie als Wirkungspotenzial markiert. Wo ein Schaden eine rote Linie beruehrt, greift Nichtkompensation vor Durchschnittslogik.</w:t>
+      </w:r>
+    </w:p>
+    <w:p>
+      <w:r>
+        <w:t>In einer kontroversen Entscheidung wirkt Was sind Wirkungsräume als Pruefpunkt fuer Ambivalenz. Ein Nutzen fuer eine Gruppe kann mit Risiken fuer andere Wirkungsempfaenger einhergehen. Das Skript verlangt deshalb, positive und negative Zustandsveraenderungen getrennt zu fuehren, bevor von positiver Netto-Wirkung gesprochen wird.</w:t>
+      </w:r>
+    </w:p>
+    <w:p>
+      <w:r>
+        <w:t>Fallpruefung. Wenn ein Unternehmen ein Produkt, einen Prozess oder eine Investition wirkungsbezogen bewerten will, beginnt die Analyse bei Empfaengern, Wirkraum, Zeitraum und Datenquelle. Bei Was sind Wirkungsräume muss dann geklaert werden, welche Entscheidung nach der Bewertung tatsaechlich anders ausfaellt. Eine tragfaehige Antwort benennt mindestens eine Quelle, eine offene Unsicherheit, eine moegliche Gegenbeobachtung und die Entscheidung, die nach der Bewertung geaendert wird.</w:t>
+      </w:r>
+    </w:p>
+    <w:p>
+      <w:r>
+        <w:t>Fuer die Bewertung reicht kein Summenscore, der zentrale Schaeden mit bequemen Pluspunkten verrechnet. Nichtkompensation und Reverse Merit Order markieren, wo rote Linien, demokratische Grundbedingungen oder planetare Grenzen Vorrang vor Durchschnittslogik haben. So bleibt positive Netto-Wirkung eine anspruchsvolle Zielgroesse und wird nicht zur dekorativen Formel.</w:t>
+      </w:r>
+    </w:p>
+    <w:p>
+      <w:r>
+        <w:t>Begriffliche Sicherung. In Grundstudium Wirkungsoekonomie wird Verschiedene Räume, verschiedene Hebel erst steuerungsfaehig, wenn daraus eine Entscheidung folgt. Die Grundbegriffe muessen in spaeteren Modulen wiedererkennbar bleiben. Ohne diese Rueckkopplung bleibt Reporting eine Beschreibung. Mit Rueckkopplung wird aus Bewertung eine veraenderte Routine: ein anderer Prozess, ein geaenderter Anreiz, eine bessere Datenpflicht, eine korrigierte Kommunikation oder eine neue Priorisierung.</w:t>
       </w:r>
     </w:p>
     <w:p>
@@ -2965,7 +3015,17 @@
     </w:p>
     <w:p>
       <w:r>
-        <w:t>Wirkpfad und Empfaenger. Die Grenze gegen Scheingenauigkeit verlaeuft bei Ein Beispiel: dieselbe Idee, zwei Räume nicht zwischen Optimismus und Pessimismus. Sie verlaeuft zwischen offengelegter Unsicherheit und rhetorischer Sicherheit. Wer Wirkungsempfänger und Wirkungsräume belastbar anwenden will, benennt Systemgrenze, Zeitraum, Vergleichspunkt und offene Gegenhypothese. Gerade dadurch bleibt das Skript anschlussfaehig fuer Forschung, Praxis und spaetere Revision.</w:t>
+        <w:t>Fallpruefung. Wenn eine Bildungs- oder Forschungseinrichtung eine Wirkungsaussage fuer Lernende und Praxispartner pruefbar machen will, beginnt die Analyse bei Empfaengern, Wirkraum, Zeitraum und Datenquelle. Bei Verschiedene Räume, verschiedene Hebel muss dann geklaert werden, welche Begriffe, Quellen und Grenzen im Material sichtbar bleiben muessen. Eine tragfaehige Antwort benennt mindestens eine Quelle, eine offene Unsicherheit, eine moegliche Gegenbeobachtung und die Entscheidung, die nach der Bewertung geaendert wird.</w:t>
+      </w:r>
+    </w:p>
+    <w:p>
+      <w:r>
+        <w:t>Der Rueckfluss in den WOE-Korpus liegt hier in klaren Begriffen, sauber verlinkten Quellen und benannten Forschungsfragen. Wo Glossar, Werkzeuge, Journal oder Reader noch doppeldeutig bleiben, sollte Wirkungsempfänger und Wirkungsräume nicht als fertige Gewissheit auftreten, sondern als pruefbarer Lernstand mit Korrekturpfad.</w:t>
+      </w:r>
+    </w:p>
+    <w:p>
+      <w:r>
+        <w:t>Wirkpfadpruefung. Die Grenze gegen Scheingenauigkeit verlaeuft bei Ein Beispiel: dieselbe Idee, zwei Räume nicht zwischen Optimismus und Pessimismus. Sie verlaeuft zwischen offengelegter Unsicherheit und rhetorischer Sicherheit. Wer Wirkungsempfänger und Wirkungsräume belastbar anwenden will, benennt Systemgrenze, Zeitraum, Vergleichspunkt und offene Gegenhypothese. Gerade dadurch bleibt das Skript anschlussfaehig fuer Forschung, Praxis und spaetere Revision.</w:t>
       </w:r>
     </w:p>
     <w:p>
@@ -2975,7 +3035,12 @@
     </w:p>
     <w:p>
       <w:r>
-        <w:t>Daten, Quellen und Evidenz. Empfänger und Räume zusammen denken zeigt, warum Wirkungsempfänger und Wirkungsräume mehr ist als ein Schlagwort im Feld Wirkpfade, Wirkungsempfaenger, Bewertung und Rueckkopplung. Die wirkungsoekonomische Frage lautet: Welche reale Veraenderung wird moeglich, welche bleibt nur Potenzial und wo entsteht ein Wirkungsrisiko? Diese Unterscheidung schuetzt vor Impact-Washing, weil sie Absicht, Aktivitaet, Reichweite und Wirkung auseinanderhaelt.</w:t>
+        <w:t>Fallpruefung. Wenn eine Kommune eine bestehende Massnahme neu priorisieren will, beginnt die Analyse bei Empfaengern, Wirkraum, Zeitraum und Datenquelle. Bei Ein Beispiel: dieselbe Idee, zwei Räume muss dann geklaert werden, ob Ressourcen umgeschichtet, Daten nacherhoben oder Zielkonflikte offengelegt werden. Eine tragfaehige Antwort benennt mindestens eine Quelle, eine offene Unsicherheit, eine moegliche Gegenbeobachtung und die Entscheidung, die nach der Bewertung geaendert wird.</w:t>
+      </w:r>
+    </w:p>
+    <w:p>
+      <w:r>
+        <w:t>Evidenzfenster. Empfänger und Räume zusammen denken zeigt, warum Wirkungsempfänger und Wirkungsräume mehr ist als ein Schlagwort im Feld Wirkpfade, Wirkungsempfaenger, Bewertung und Rueckkopplung. Die wirkungsoekonomische Frage lautet: Welche reale Veraenderung wird moeglich, welche bleibt nur Potenzial und wo entsteht ein Wirkungsrisiko? Diese Unterscheidung schuetzt vor Impact-Washing, weil sie Absicht, Aktivitaet, Reichweite und Wirkung auseinanderhaelt.</w:t>
       </w:r>
     </w:p>
     <w:p>
@@ -2985,7 +3050,17 @@
     </w:p>
     <w:p>
       <w:r>
-        <w:t>Bewertung und rote Linien. In V12 muss Der Bogen des ersten Abschnitts immer mit Empfaengern gelesen werden. Wirkung entsteht nicht beim Sender, sondern an veraenderten Zustaenden von Menschen, Oekosystemen, Institutionen, Oeffentlichkeit oder kuenftigen Handlungsspielraeumen. Darum reicht es nicht, interne Aktivitaeten zu dokumentieren. Entscheidend ist, ob sich ein Zustand nachvollziehbar veraendert und ob diese Veraenderung im Referenzrahmen Mensch, Planet, Demokratie, SDGs, Agenda 2030 und SDG+ tragfaehig bewertet werden kann.</w:t>
+        <w:t>Fallpruefung. Wenn ein Unternehmen ein Produkt, einen Prozess oder eine Investition wirkungsbezogen bewerten will, beginnt die Analyse bei Empfaengern, Wirkraum, Zeitraum und Datenquelle. Bei Empfänger und Räume zusammen denken muss dann geklaert werden, welche Entscheidung nach der Bewertung tatsaechlich anders ausfaellt. Eine tragfaehige Antwort benennt mindestens eine Quelle, eine offene Unsicherheit, eine moegliche Gegenbeobachtung und die Entscheidung, die nach der Bewertung geaendert wird.</w:t>
+      </w:r>
+    </w:p>
+    <w:p>
+      <w:r>
+        <w:t>Fuer die Bewertung reicht kein Summenscore, der zentrale Schaeden mit bequemen Pluspunkten verrechnet. Nichtkompensation und Reverse Merit Order markieren, wo rote Linien, demokratische Grundbedingungen oder planetare Grenzen Vorrang vor Durchschnittslogik haben. So bleibt positive Netto-Wirkung eine anspruchsvolle Zielgroesse und wird nicht zur dekorativen Formel.</w:t>
+      </w:r>
+    </w:p>
+    <w:p>
+      <w:r>
+        <w:t>Bewertungsgrenze. In V12 muss Der Bogen des ersten Abschnitts immer mit Empfaengern gelesen werden. Wirkung entsteht nicht beim Sender, sondern an veraenderten Zustaenden von Menschen, Oekosystemen, Institutionen, Oeffentlichkeit oder kuenftigen Handlungsspielraeumen. Darum reicht es nicht, interne Aktivitaeten zu dokumentieren. Entscheidend ist, ob sich ein Zustand nachvollziehbar veraendert und ob diese Veraenderung im Referenzrahmen Mensch, Planet, Demokratie, SDGs, Agenda 2030 und SDG+ tragfaehig bewertet werden kann.</w:t>
       </w:r>
     </w:p>
     <w:p>
@@ -2995,57 +3070,12 @@
     </w:p>
     <w:p>
       <w:r>
-        <w:t>Kontrollfrage. Welche Entscheidung waere falsch, wenn Der Bogen des ersten Abschnitts in V12 missverstanden wird? Die Antwort muss mindestens eine Daten- oder Quellenannahme, eine betroffene Gruppe oder Schutzdimension, eine moegliche Nebenwirkung und einen Rueckkopplungsschritt nennen. Richtig ist nicht die lauteste Bewertung, sondern diejenige, die Begriff, Beleg und Steuerungsfolge zusammenhaelt.</w:t>
-      </w:r>
-    </w:p>
-    <w:p>
-      <w:r>
-        <w:t>Rueckfluss. Fuer den WOE-Korpus bedeutet das: Begriffe aus Wirkungsempfänger und Wirkungsräume sollten dort geschaerft werden, wo sie in Glossar, Werkzeugen, Journal oder Readern doppeldeutig bleiben. Offene Forschungsfragen werden nicht versteckt. Sie markieren die Stelle, an der spaetere Evidenz, ein besserer Datensatz oder eine praezisere Fallstudie die Bewertung veraendern kann.</w:t>
-      </w:r>
-    </w:p>
-    <w:p>
-      <w:r>
-        <w:t>Steuerung und Rueckkopplung. Wissenschaftliche Anschlussfaehigkeit entsteht hier durch Quellenklarheit. Bei Was du aus dieser Vorlesung mitnimmst werden interne WOE-Begriffe nicht als Ersatz fuer Belege benutzt, sondern mit Grundlagenwerk, WOE-Referenz, Glossar, Werkzeuge, Journal und externe Fachquellen verbunden. Wo die Datenlage offen bleibt, wird das offengelegt. Wo eine Aussage nur plausibel ist, bleibt sie als Wirkungspotenzial markiert. Wo ein Schaden eine rote Linie beruehrt, greift Nichtkompensation vor Durchschnittslogik.</w:t>
-      </w:r>
-    </w:p>
-    <w:p>
-      <w:r>
-        <w:t>In einer kontroversen Entscheidung wirkt Was du aus dieser Vorlesung mitnimmst als Pruefpunkt fuer Ambivalenz. Ein Nutzen fuer eine Gruppe kann mit Risiken fuer andere Wirkungsempfaenger einhergehen. Das Skript verlangt deshalb, positive und negative Zustandsveraenderungen getrennt zu fuehren, bevor von positiver Netto-Wirkung gesprochen wird.</w:t>
-      </w:r>
-    </w:p>
-    <w:p>
-      <w:r>
-        <w:t>Pruefungsnahe Anwendung. In Grundstudium Wirkungsoekonomie wird Wirkungsökonomische Vertiefung erst steuerungsfaehig, wenn daraus eine Entscheidung folgt. Die Grundbegriffe muessen in spaeteren Modulen wiedererkennbar bleiben. Ohne diese Rueckkopplung bleibt Reporting eine Beschreibung. Mit Rueckkopplung wird aus Bewertung eine veraenderte Routine: ein anderer Prozess, ein geaenderter Anreiz, eine bessere Datenpflicht, eine korrigierte Kommunikation oder eine neue Priorisierung.</w:t>
-      </w:r>
-    </w:p>
-    <w:p>
-      <w:r>
-        <w:t>Die typische Fehlstelle bei Wirkungsempfänger und Wirkungsräume liegt darin, Absicht, Aktivitaet oder Reporting als Wirkung zu behandeln. Bei Wirkungsökonomische Vertiefung wird diese Fehlstelle konkret: Ein scheinbar plausibler Befund darf nicht zur Abkuerzung werden. Quellen, Systemgrenzen, Unsicherheit und Rueckkopplung bleiben sichtbar.</w:t>
-      </w:r>
-    </w:p>
-    <w:p>
-      <w:r>
-        <w:t>Transfer in den WOE-Korpus. Die Grenze gegen Scheingenauigkeit verlaeuft bei Begriffliche Präzision nicht zwischen Optimismus und Pessimismus. Sie verlaeuft zwischen offengelegter Unsicherheit und rhetorischer Sicherheit. Wer Wirkungsempfänger und Wirkungsräume belastbar anwenden will, benennt Systemgrenze, Zeitraum, Vergleichspunkt und offene Gegenhypothese. Gerade dadurch bleibt das Skript anschlussfaehig fuer Forschung, Praxis und spaetere Revision.</w:t>
-      </w:r>
-    </w:p>
-    <w:p>
-      <w:r>
-        <w:t>Fuer die Pruefung ist Begriffliche Präzision dann verstanden, wenn daraus eine belastbare Fallantwort entsteht. Eine gute Antwort unterscheidet Beobachtung, Kausalannahme, Bewertung und Steuerungsfolge. Sie bewertet keine Menschen, sondern Wirkpfade, Zustandsveraenderungen, Risiken und institutionelle Bedingungen.</w:t>
-      </w:r>
-    </w:p>
-    <w:p>
-      <w:r>
-        <w:t>Grenzen der Aussage. Wirkpfad zeigt, warum Wirkungsempfänger und Wirkungsräume mehr ist als ein Schlagwort im Feld Wirkpfade, Wirkungsempfaenger, Bewertung und Rueckkopplung. Die wirkungsoekonomische Frage lautet: Welche reale Veraenderung wird moeglich, welche bleibt nur Potenzial und wo entsteht ein Wirkungsrisiko? Diese Unterscheidung schuetzt vor Impact-Washing, weil sie Absicht, Aktivitaet, Reichweite und Wirkung auseinanderhaelt.</w:t>
-      </w:r>
-    </w:p>
-    <w:p>
-      <w:r>
-        <w:t>Eine Kommune, ein Unternehmen oder eine Bildungsorganisation will Wirkungsempfänger und Wirkungsräume praktisch anwenden. Der erste Schritt ist nicht die Auswahl eines Instruments, sondern die Klaerung der Zustandsveraenderung. Bei Wirkpfad muss deshalb benannt werden, wer betroffen ist, welcher Zustand sich veraendert, welche Frist gilt und welche Gegenbeobachtung die Annahme widerlegen wuerde. Erst danach entsteht eine begruendete Entscheidung im Feld Begriff, Fallbewertung, Wirkpfad, rote Linie, Quellenbeurteilung oder Rueckkopplungsregel.</w:t>
-      </w:r>
-    </w:p>
-    <w:p>
-      <w:r>
-        <w:t>Kontrollfrage. Welche Entscheidung waere falsch, wenn Wirkpfad in V12 missverstanden wird? Die Antwort muss mindestens eine Daten- oder Quellenannahme, eine betroffene Gruppe oder Schutzdimension, eine moegliche Nebenwirkung und einen Rueckkopplungsschritt nennen. Richtig ist nicht die lauteste Bewertung, sondern diejenige, die Begriff, Beleg und Steuerungsfolge zusammenhaelt.</w:t>
+        <w:t>Fallpruefung. Wenn eine Bildungs- oder Forschungseinrichtung eine Wirkungsaussage fuer Lernende und Praxispartner pruefbar machen will, beginnt die Analyse bei Empfaengern, Wirkraum, Zeitraum und Datenquelle. Bei Der Bogen des ersten Abschnitts muss dann geklaert werden, welche Begriffe, Quellen und Grenzen im Material sichtbar bleiben muessen. Eine tragfaehige Antwort benennt mindestens eine Quelle, eine offene Unsicherheit, eine moegliche Gegenbeobachtung und die Entscheidung, die nach der Bewertung geaendert wird.</w:t>
+      </w:r>
+    </w:p>
+    <w:p>
+      <w:r>
+        <w:t>Der Rueckfluss in den WOE-Korpus liegt hier in klaren Begriffen, sauber verlinkten Quellen und benannten Forschungsfragen. Wo Glossar, Werkzeuge, Journal oder Reader noch doppeldeutig bleiben, sollte Wirkungsempfänger und Wirkungsräume nicht als fertige Gewissheit auftreten, sondern als pruefbarer Lernstand mit Korrekturpfad.</w:t>
       </w:r>
     </w:p>
     <w:p>
@@ -3053,17 +3083,87 @@
         <w:pStyle w:val="Heading3"/>
       </w:pPr>
       <w:r>
-        <w:t>Schlussvertiefung 3: Wirkungsempfänger und Wirkungsräume im Anwendungsfall</w:t>
-      </w:r>
-    </w:p>
-    <w:p>
-      <w:r>
-        <w:t>Die folgenden Abschnitte sind keine neue Pruefungsloesung. Sie verdichten die vorhandenen Kapitel zu einer Lesart, mit der Studierende einen Fall selbststaendig analysieren koennen. Im Mittelpunkt stehen Wirkpfade, Wirkungsempfaenger, Bewertung und Rueckkopplung, nicht moralische Personenbewertung.</w:t>
-      </w:r>
-    </w:p>
-    <w:p>
-      <w:r>
-        <w:t>Begriffliche Schlussklaerung. In V12 muss Leitthese immer mit Empfaengern gelesen werden. Wirkung entsteht nicht beim Sender, sondern an veraenderten Zustaenden von Menschen, Oekosystemen, Institutionen, Oeffentlichkeit oder kuenftigen Handlungsspielraeumen. Darum reicht es nicht, interne Aktivitaeten zu dokumentieren. Entscheidend ist, ob sich ein Zustand nachvollziehbar veraendert und ob diese Veraenderung im Referenzrahmen Mensch, Planet, Demokratie, SDGs, Agenda 2030 und SDG+ tragfaehig bewertet werden kann.</w:t>
+        <w:t>Vertiefungsrunde 3: Anschluss an Praxis und Forschung</w:t>
+      </w:r>
+    </w:p>
+    <w:p>
+      <w:r>
+        <w:t>Diese Runde wechselt den Blickwinkel, damit der Schlussblock nicht nur wiederholt, sondern Leseentscheidungen vorbereitet: Was ist belegt, was bleibt Potenzial, welche Nebenwirkung ist relevant und welche Steuerungsfolge wird daraus abgeleitet?</w:t>
+      </w:r>
+    </w:p>
+    <w:p>
+      <w:r>
+        <w:t>Steuerungsfolge. Wissenschaftliche Anschlussfaehigkeit entsteht hier durch Quellenklarheit. Bei Was du aus dieser Vorlesung mitnimmst werden interne WOE-Begriffe nicht als Ersatz fuer Belege benutzt, sondern mit Grundlagenwerk, WOE-Referenz, Glossar, Werkzeuge, Journal und externe Fachquellen verbunden. Wo die Datenlage offen bleibt, wird das offengelegt. Wo eine Aussage nur plausibel ist, bleibt sie als Wirkungspotenzial markiert. Wo ein Schaden eine rote Linie beruehrt, greift Nichtkompensation vor Durchschnittslogik.</w:t>
+      </w:r>
+    </w:p>
+    <w:p>
+      <w:r>
+        <w:t>In einer kontroversen Entscheidung wirkt Was du aus dieser Vorlesung mitnimmst als Pruefpunkt fuer Ambivalenz. Ein Nutzen fuer eine Gruppe kann mit Risiken fuer andere Wirkungsempfaenger einhergehen. Das Skript verlangt deshalb, positive und negative Zustandsveraenderungen getrennt zu fuehren, bevor von positiver Netto-Wirkung gesprochen wird.</w:t>
+      </w:r>
+    </w:p>
+    <w:p>
+      <w:r>
+        <w:t>Fallpruefung. Wenn eine Kommune eine bestehende Massnahme neu priorisieren will, beginnt die Analyse bei Empfaengern, Wirkraum, Zeitraum und Datenquelle. Bei Was du aus dieser Vorlesung mitnimmst muss dann geklaert werden, ob Ressourcen umgeschichtet, Daten nacherhoben oder Zielkonflikte offengelegt werden. Eine tragfaehige Antwort benennt mindestens eine Quelle, eine offene Unsicherheit, eine moegliche Gegenbeobachtung und die Entscheidung, die nach der Bewertung geaendert wird.</w:t>
+      </w:r>
+    </w:p>
+    <w:p>
+      <w:r>
+        <w:t>Transferhinweis. In Grundstudium Wirkungsoekonomie wird Wirkungsökonomische Vertiefung erst steuerungsfaehig, wenn daraus eine Entscheidung folgt. Die Grundbegriffe muessen in spaeteren Modulen wiedererkennbar bleiben. Ohne diese Rueckkopplung bleibt Reporting eine Beschreibung. Mit Rueckkopplung wird aus Bewertung eine veraenderte Routine: ein anderer Prozess, ein geaenderter Anreiz, eine bessere Datenpflicht, eine korrigierte Kommunikation oder eine neue Priorisierung.</w:t>
+      </w:r>
+    </w:p>
+    <w:p>
+      <w:r>
+        <w:t>Die typische Fehlstelle bei Wirkungsempfänger und Wirkungsräume liegt darin, Absicht, Aktivitaet oder Reporting als Wirkung zu behandeln. Bei Wirkungsökonomische Vertiefung wird diese Fehlstelle konkret: Ein scheinbar plausibler Befund darf nicht zur Abkuerzung werden. Quellen, Systemgrenzen, Unsicherheit und Rueckkopplung bleiben sichtbar.</w:t>
+      </w:r>
+    </w:p>
+    <w:p>
+      <w:r>
+        <w:t>Fallpruefung. Wenn ein Unternehmen ein Produkt, einen Prozess oder eine Investition wirkungsbezogen bewerten will, beginnt die Analyse bei Empfaengern, Wirkraum, Zeitraum und Datenquelle. Bei Wirkungsökonomische Vertiefung muss dann geklaert werden, welche Entscheidung nach der Bewertung tatsaechlich anders ausfaellt. Eine tragfaehige Antwort benennt mindestens eine Quelle, eine offene Unsicherheit, eine moegliche Gegenbeobachtung und die Entscheidung, die nach der Bewertung geaendert wird.</w:t>
+      </w:r>
+    </w:p>
+    <w:p>
+      <w:r>
+        <w:t>Fuer die Bewertung reicht kein Summenscore, der zentrale Schaeden mit bequemen Pluspunkten verrechnet. Nichtkompensation und Reverse Merit Order markieren, wo rote Linien, demokratische Grundbedingungen oder planetare Grenzen Vorrang vor Durchschnittslogik haben. So bleibt positive Netto-Wirkung eine anspruchsvolle Zielgroesse und wird nicht zur dekorativen Formel.</w:t>
+      </w:r>
+    </w:p>
+    <w:p>
+      <w:r>
+        <w:t>Rueckflussnotiz. Die Grenze gegen Scheingenauigkeit verlaeuft bei Begriffliche Präzision nicht zwischen Optimismus und Pessimismus. Sie verlaeuft zwischen offengelegter Unsicherheit und rhetorischer Sicherheit. Wer Wirkungsempfänger und Wirkungsräume belastbar anwenden will, benennt Systemgrenze, Zeitraum, Vergleichspunkt und offene Gegenhypothese. Gerade dadurch bleibt das Skript anschlussfaehig fuer Forschung, Praxis und spaetere Revision.</w:t>
+      </w:r>
+    </w:p>
+    <w:p>
+      <w:r>
+        <w:t>Fuer die Pruefung ist Begriffliche Präzision dann verstanden, wenn daraus eine belastbare Fallantwort entsteht. Eine gute Antwort unterscheidet Beobachtung, Kausalannahme, Bewertung und Steuerungsfolge. Sie bewertet keine Menschen, sondern Wirkpfade, Zustandsveraenderungen, Risiken und institutionelle Bedingungen.</w:t>
+      </w:r>
+    </w:p>
+    <w:p>
+      <w:r>
+        <w:t>Fallpruefung. Wenn eine Bildungs- oder Forschungseinrichtung eine Wirkungsaussage fuer Lernende und Praxispartner pruefbar machen will, beginnt die Analyse bei Empfaengern, Wirkraum, Zeitraum und Datenquelle. Bei Begriffliche Präzision muss dann geklaert werden, welche Begriffe, Quellen und Grenzen im Material sichtbar bleiben muessen. Eine tragfaehige Antwort benennt mindestens eine Quelle, eine offene Unsicherheit, eine moegliche Gegenbeobachtung und die Entscheidung, die nach der Bewertung geaendert wird.</w:t>
+      </w:r>
+    </w:p>
+    <w:p>
+      <w:r>
+        <w:t>Der Rueckfluss in den WOE-Korpus liegt hier in klaren Begriffen, sauber verlinkten Quellen und benannten Forschungsfragen. Wo Glossar, Werkzeuge, Journal oder Reader noch doppeldeutig bleiben, sollte Wirkungsempfänger und Wirkungsräume nicht als fertige Gewissheit auftreten, sondern als pruefbarer Lernstand mit Korrekturpfad.</w:t>
+      </w:r>
+    </w:p>
+    <w:p>
+      <w:r>
+        <w:t>Pruefungsimpuls. Wirkpfad zeigt, warum Wirkungsempfänger und Wirkungsräume mehr ist als ein Schlagwort im Feld Wirkpfade, Wirkungsempfaenger, Bewertung und Rueckkopplung. Die wirkungsoekonomische Frage lautet: Welche reale Veraenderung wird moeglich, welche bleibt nur Potenzial und wo entsteht ein Wirkungsrisiko? Diese Unterscheidung schuetzt vor Impact-Washing, weil sie Absicht, Aktivitaet, Reichweite und Wirkung auseinanderhaelt.</w:t>
+      </w:r>
+    </w:p>
+    <w:p>
+      <w:r>
+        <w:t>Eine Kommune, ein Unternehmen oder eine Bildungsorganisation will Wirkungsempfänger und Wirkungsräume praktisch anwenden. Der erste Schritt ist nicht die Auswahl eines Instruments, sondern die Klaerung der Zustandsveraenderung. Bei Wirkpfad muss deshalb benannt werden, wer betroffen ist, welcher Zustand sich veraendert, welche Frist gilt und welche Gegenbeobachtung die Annahme widerlegen wuerde. Erst danach entsteht eine begruendete Entscheidung im Feld Begriff, Fallbewertung, Wirkpfad, rote Linie, Quellenbeurteilung oder Rueckkopplungsregel.</w:t>
+      </w:r>
+    </w:p>
+    <w:p>
+      <w:r>
+        <w:t>Fallpruefung. Wenn eine Kommune eine bestehende Massnahme neu priorisieren will, beginnt die Analyse bei Empfaengern, Wirkraum, Zeitraum und Datenquelle. Bei Wirkpfad muss dann geklaert werden, ob Ressourcen umgeschichtet, Daten nacherhoben oder Zielkonflikte offengelegt werden. Eine tragfaehige Antwort benennt mindestens eine Quelle, eine offene Unsicherheit, eine moegliche Gegenbeobachtung und die Entscheidung, die nach der Bewertung geaendert wird.</w:t>
+      </w:r>
+    </w:p>
+    <w:p>
+      <w:r>
+        <w:t>Begriffliche Sicherung. In V12 muss Leitthese immer mit Empfaengern gelesen werden. Wirkung entsteht nicht beim Sender, sondern an veraenderten Zustaenden von Menschen, Oekosystemen, Institutionen, Oeffentlichkeit oder kuenftigen Handlungsspielraeumen. Darum reicht es nicht, interne Aktivitaeten zu dokumentieren. Entscheidend ist, ob sich ein Zustand nachvollziehbar veraendert und ob diese Veraenderung im Referenzrahmen Mensch, Planet, Demokratie, SDGs, Agenda 2030 und SDG+ tragfaehig bewertet werden kann.</w:t>
       </w:r>
     </w:p>
     <w:p>
@@ -3073,7 +3173,17 @@
     </w:p>
     <w:p>
       <w:r>
-        <w:t>Wirkpfad und Empfaenger. Wissenschaftliche Anschlussfaehigkeit entsteht hier durch Quellenklarheit. Bei Didaktische Einordnung im Studiengang werden interne WOE-Begriffe nicht als Ersatz fuer Belege benutzt, sondern mit Grundlagenwerk, WOE-Referenz, Glossar, Werkzeuge, Journal und externe Fachquellen verbunden. Wo die Datenlage offen bleibt, wird das offengelegt. Wo eine Aussage nur plausibel ist, bleibt sie als Wirkungspotenzial markiert. Wo ein Schaden eine rote Linie beruehrt, greift Nichtkompensation vor Durchschnittslogik.</w:t>
+        <w:t>Fallpruefung. Wenn ein Unternehmen ein Produkt, einen Prozess oder eine Investition wirkungsbezogen bewerten will, beginnt die Analyse bei Empfaengern, Wirkraum, Zeitraum und Datenquelle. Bei Leitthese muss dann geklaert werden, welche Entscheidung nach der Bewertung tatsaechlich anders ausfaellt. Eine tragfaehige Antwort benennt mindestens eine Quelle, eine offene Unsicherheit, eine moegliche Gegenbeobachtung und die Entscheidung, die nach der Bewertung geaendert wird.</w:t>
+      </w:r>
+    </w:p>
+    <w:p>
+      <w:r>
+        <w:t>Fuer die Bewertung reicht kein Summenscore, der zentrale Schaeden mit bequemen Pluspunkten verrechnet. Nichtkompensation und Reverse Merit Order markieren, wo rote Linien, demokratische Grundbedingungen oder planetare Grenzen Vorrang vor Durchschnittslogik haben. So bleibt positive Netto-Wirkung eine anspruchsvolle Zielgroesse und wird nicht zur dekorativen Formel.</w:t>
+      </w:r>
+    </w:p>
+    <w:p>
+      <w:r>
+        <w:t>Wirkpfadpruefung. Wissenschaftliche Anschlussfaehigkeit entsteht hier durch Quellenklarheit. Bei Didaktische Einordnung im Studiengang werden interne WOE-Begriffe nicht als Ersatz fuer Belege benutzt, sondern mit Grundlagenwerk, WOE-Referenz, Glossar, Werkzeuge, Journal und externe Fachquellen verbunden. Wo die Datenlage offen bleibt, wird das offengelegt. Wo eine Aussage nur plausibel ist, bleibt sie als Wirkungspotenzial markiert. Wo ein Schaden eine rote Linie beruehrt, greift Nichtkompensation vor Durchschnittslogik.</w:t>
       </w:r>
     </w:p>
     <w:p>
@@ -3083,82 +3193,12 @@
     </w:p>
     <w:p>
       <w:r>
-        <w:t>Rueckfluss. Fuer den WOE-Korpus bedeutet das: Begriffe aus Wirkungsempfänger und Wirkungsräume sollten dort geschaerft werden, wo sie in Glossar, Werkzeugen, Journal oder Readern doppeldeutig bleiben. Offene Forschungsfragen werden nicht versteckt. Sie markieren die Stelle, an der spaetere Evidenz, ein besserer Datensatz oder eine praezisere Fallstudie die Bewertung veraendern kann.</w:t>
-      </w:r>
-    </w:p>
-    <w:p>
-      <w:r>
-        <w:t>Daten, Quellen und Evidenz. In Grundstudium Wirkungsoekonomie wird Analysemodell erst steuerungsfaehig, wenn daraus eine Entscheidung folgt. Die Grundbegriffe muessen in spaeteren Modulen wiedererkennbar bleiben. Ohne diese Rueckkopplung bleibt Reporting eine Beschreibung. Mit Rueckkopplung wird aus Bewertung eine veraenderte Routine: ein anderer Prozess, ein geaenderter Anreiz, eine bessere Datenpflicht, eine korrigierte Kommunikation oder eine neue Priorisierung.</w:t>
-      </w:r>
-    </w:p>
-    <w:p>
-      <w:r>
-        <w:t>Die typische Fehlstelle bei Wirkungsempfänger und Wirkungsräume liegt darin, Absicht, Aktivitaet oder Reporting als Wirkung zu behandeln. Bei Analysemodell wird diese Fehlstelle konkret: Ein scheinbar plausibler Befund darf nicht zur Abkuerzung werden. Quellen, Systemgrenzen, Unsicherheit und Rueckkopplung bleiben sichtbar.</w:t>
-      </w:r>
-    </w:p>
-    <w:p>
-      <w:r>
-        <w:t>Bewertung und rote Linien. Die Grenze gegen Scheingenauigkeit verlaeuft bei Modellformel nicht zwischen Optimismus und Pessimismus. Sie verlaeuft zwischen offengelegter Unsicherheit und rhetorischer Sicherheit. Wer Wirkungsempfänger und Wirkungsräume belastbar anwenden will, benennt Systemgrenze, Zeitraum, Vergleichspunkt und offene Gegenhypothese. Gerade dadurch bleibt das Skript anschlussfaehig fuer Forschung, Praxis und spaetere Revision.</w:t>
-      </w:r>
-    </w:p>
-    <w:p>
-      <w:r>
-        <w:t>Fuer die Pruefung ist Modellformel dann verstanden, wenn daraus eine belastbare Fallantwort entsteht. Eine gute Antwort unterscheidet Beobachtung, Kausalannahme, Bewertung und Steuerungsfolge. Sie bewertet keine Menschen, sondern Wirkpfade, Zustandsveraenderungen, Risiken und institutionelle Bedingungen.</w:t>
-      </w:r>
-    </w:p>
-    <w:p>
-      <w:r>
-        <w:t>Kontrollfrage. Welche Entscheidung waere falsch, wenn Modellformel in V12 missverstanden wird? Die Antwort muss mindestens eine Daten- oder Quellenannahme, eine betroffene Gruppe oder Schutzdimension, eine moegliche Nebenwirkung und einen Rueckkopplungsschritt nennen. Richtig ist nicht die lauteste Bewertung, sondern diejenige, die Begriff, Beleg und Steuerungsfolge zusammenhaelt.</w:t>
-      </w:r>
-    </w:p>
-    <w:p>
-      <w:r>
-        <w:t>Steuerung und Rueckkopplung. Fallfenster zeigt, warum Wirkungsempfänger und Wirkungsräume mehr ist als ein Schlagwort im Feld Wirkpfade, Wirkungsempfaenger, Bewertung und Rueckkopplung. Die wirkungsoekonomische Frage lautet: Welche reale Veraenderung wird moeglich, welche bleibt nur Potenzial und wo entsteht ein Wirkungsrisiko? Diese Unterscheidung schuetzt vor Impact-Washing, weil sie Absicht, Aktivitaet, Reichweite und Wirkung auseinanderhaelt.</w:t>
-      </w:r>
-    </w:p>
-    <w:p>
-      <w:r>
-        <w:t>Eine Kommune, ein Unternehmen oder eine Bildungsorganisation will Wirkungsempfänger und Wirkungsräume praktisch anwenden. Der erste Schritt ist nicht die Auswahl eines Instruments, sondern die Klaerung der Zustandsveraenderung. Bei Fallfenster muss deshalb benannt werden, wer betroffen ist, welcher Zustand sich veraendert, welche Frist gilt und welche Gegenbeobachtung die Annahme widerlegen wuerde. Erst danach entsteht eine begruendete Entscheidung im Feld Begriff, Fallbewertung, Wirkpfad, rote Linie, Quellenbeurteilung oder Rueckkopplungsregel.</w:t>
-      </w:r>
-    </w:p>
-    <w:p>
-      <w:r>
-        <w:t>Pruefungsnahe Anwendung. In V12 muss Prüfungsnahe Fallfragen ohne geschützte Antwortlogik immer mit Empfaengern gelesen werden. Wirkung entsteht nicht beim Sender, sondern an veraenderten Zustaenden von Menschen, Oekosystemen, Institutionen, Oeffentlichkeit oder kuenftigen Handlungsspielraeumen. Darum reicht es nicht, interne Aktivitaeten zu dokumentieren. Entscheidend ist, ob sich ein Zustand nachvollziehbar veraendert und ob diese Veraenderung im Referenzrahmen Mensch, Planet, Demokratie, SDGs, Agenda 2030 und SDG+ tragfaehig bewertet werden kann.</w:t>
-      </w:r>
-    </w:p>
-    <w:p>
-      <w:r>
-        <w:t>Ein Bericht behauptet, die Massnahme zu Wirkungsempfänger und Wirkungsräume sei erfolgreich. Die WOE-Lesart fragt bei Prüfungsnahe Fallfragen ohne geschützte Antwortlogik nach belastbaren Nachweisen: begriffliche Praezision, Fallbeschreibung, Quellenklarheit, Plausibilitaet und offene Unsicherheit. Wenn diese Nachweise fehlen, bleibt die Aussage Wirkungspotenzial oder Kommunikationsbehauptung. Sie kann wichtig sein, aber sie ist noch keine belegte Wirkung.</w:t>
-      </w:r>
-    </w:p>
-    <w:p>
-      <w:r>
-        <w:t>Transfer in den WOE-Korpus. Wissenschaftliche Anschlussfaehigkeit entsteht hier durch Quellenklarheit. Bei Einleitung / Wirkungsfrage werden interne WOE-Begriffe nicht als Ersatz fuer Belege benutzt, sondern mit Grundlagenwerk, WOE-Referenz, Glossar, Werkzeuge, Journal und externe Fachquellen verbunden. Wo die Datenlage offen bleibt, wird das offengelegt. Wo eine Aussage nur plausibel ist, bleibt sie als Wirkungspotenzial markiert. Wo ein Schaden eine rote Linie beruehrt, greift Nichtkompensation vor Durchschnittslogik.</w:t>
-      </w:r>
-    </w:p>
-    <w:p>
-      <w:r>
-        <w:t>In einer kontroversen Entscheidung wirkt Einleitung / Wirkungsfrage als Pruefpunkt fuer Ambivalenz. Ein Nutzen fuer eine Gruppe kann mit Risiken fuer andere Wirkungsempfaenger einhergehen. Das Skript verlangt deshalb, positive und negative Zustandsveraenderungen getrennt zu fuehren, bevor von positiver Netto-Wirkung gesprochen wird.</w:t>
-      </w:r>
-    </w:p>
-    <w:p>
-      <w:r>
-        <w:t>Grenzen der Aussage. In Grundstudium Wirkungsoekonomie wird Kernaussage erst steuerungsfaehig, wenn daraus eine Entscheidung folgt. Die Grundbegriffe muessen in spaeteren Modulen wiedererkennbar bleiben. Ohne diese Rueckkopplung bleibt Reporting eine Beschreibung. Mit Rueckkopplung wird aus Bewertung eine veraenderte Routine: ein anderer Prozess, ein geaenderter Anreiz, eine bessere Datenpflicht, eine korrigierte Kommunikation oder eine neue Priorisierung.</w:t>
-      </w:r>
-    </w:p>
-    <w:p>
-      <w:r>
-        <w:t>Die typische Fehlstelle bei Wirkungsempfänger und Wirkungsräume liegt darin, Absicht, Aktivitaet oder Reporting als Wirkung zu behandeln. Bei Kernaussage wird diese Fehlstelle konkret: Ein scheinbar plausibler Befund darf nicht zur Abkuerzung werden. Quellen, Systemgrenzen, Unsicherheit und Rueckkopplung bleiben sichtbar.</w:t>
-      </w:r>
-    </w:p>
-    <w:p>
-      <w:r>
-        <w:t>Kontrollfrage. Welche Entscheidung waere falsch, wenn Kernaussage in V12 missverstanden wird? Die Antwort muss mindestens eine Daten- oder Quellenannahme, eine betroffene Gruppe oder Schutzdimension, eine moegliche Nebenwirkung und einen Rueckkopplungsschritt nennen. Richtig ist nicht die lauteste Bewertung, sondern diejenige, die Begriff, Beleg und Steuerungsfolge zusammenhaelt.</w:t>
-      </w:r>
-    </w:p>
-    <w:p>
-      <w:r>
-        <w:t>Rueckfluss. Fuer den WOE-Korpus bedeutet das: Begriffe aus Wirkungsempfänger und Wirkungsräume sollten dort geschaerft werden, wo sie in Glossar, Werkzeugen, Journal oder Readern doppeldeutig bleiben. Offene Forschungsfragen werden nicht versteckt. Sie markieren die Stelle, an der spaetere Evidenz, ein besserer Datensatz oder eine praezisere Fallstudie die Bewertung veraendern kann.</w:t>
+        <w:t>Fallpruefung. Wenn eine Bildungs- oder Forschungseinrichtung eine Wirkungsaussage fuer Lernende und Praxispartner pruefbar machen will, beginnt die Analyse bei Empfaengern, Wirkraum, Zeitraum und Datenquelle. Bei Didaktische Einordnung im Studiengang muss dann geklaert werden, welche Begriffe, Quellen und Grenzen im Material sichtbar bleiben muessen. Eine tragfaehige Antwort benennt mindestens eine Quelle, eine offene Unsicherheit, eine moegliche Gegenbeobachtung und die Entscheidung, die nach der Bewertung geaendert wird.</w:t>
+      </w:r>
+    </w:p>
+    <w:p>
+      <w:r>
+        <w:t>Der Rueckfluss in den WOE-Korpus liegt hier in klaren Begriffen, sauber verlinkten Quellen und benannten Forschungsfragen. Wo Glossar, Werkzeuge, Journal oder Reader noch doppeldeutig bleiben, sollte Wirkungsempfänger und Wirkungsräume nicht als fertige Gewissheit auftreten, sondern als pruefbarer Lernstand mit Korrekturpfad.</w:t>
       </w:r>
     </w:p>
     <w:p>
@@ -3166,107 +3206,122 @@
         <w:pStyle w:val="Heading3"/>
       </w:pPr>
       <w:r>
-        <w:t>Schlussvertiefung 4: Wirkungsempfänger und Wirkungsräume im Anwendungsfall</w:t>
-      </w:r>
-    </w:p>
-    <w:p>
-      <w:r>
-        <w:t>Die folgenden Abschnitte sind keine neue Pruefungsloesung. Sie verdichten die vorhandenen Kapitel zu einer Lesart, mit der Studierende einen Fall selbststaendig analysieren koennen. Im Mittelpunkt stehen Wirkpfade, Wirkungsempfaenger, Bewertung und Rueckkopplung, nicht moralische Personenbewertung.</w:t>
-      </w:r>
-    </w:p>
-    <w:p>
-      <w:r>
-        <w:t>Begriffliche Schlussklaerung. Die Grenze gegen Scheingenauigkeit verlaeuft bei Quelltext und fachliche Grundlegung nicht zwischen Optimismus und Pessimismus. Sie verlaeuft zwischen offengelegter Unsicherheit und rhetorischer Sicherheit. Wer Wirkungsempfänger und Wirkungsräume belastbar anwenden will, benennt Systemgrenze, Zeitraum, Vergleichspunkt und offene Gegenhypothese. Gerade dadurch bleibt das Skript anschlussfaehig fuer Forschung, Praxis und spaetere Revision.</w:t>
-      </w:r>
-    </w:p>
-    <w:p>
-      <w:r>
-        <w:t>Fuer die Pruefung ist Quelltext und fachliche Grundlegung dann verstanden, wenn daraus eine belastbare Fallantwort entsteht. Eine gute Antwort unterscheidet Beobachtung, Kausalannahme, Bewertung und Steuerungsfolge. Sie bewertet keine Menschen, sondern Wirkpfade, Zustandsveraenderungen, Risiken und institutionelle Bedingungen.</w:t>
-      </w:r>
-    </w:p>
-    <w:p>
-      <w:r>
-        <w:t>Wirkpfad und Empfaenger. Wirkung trifft immer jemanden irgendwo zeigt, warum Wirkungsempfänger und Wirkungsräume mehr ist als ein Schlagwort im Feld Wirkpfade, Wirkungsempfaenger, Bewertung und Rueckkopplung. Die wirkungsoekonomische Frage lautet: Welche reale Veraenderung wird moeglich, welche bleibt nur Potenzial und wo entsteht ein Wirkungsrisiko? Diese Unterscheidung schuetzt vor Impact-Washing, weil sie Absicht, Aktivitaet, Reichweite und Wirkung auseinanderhaelt.</w:t>
-      </w:r>
-    </w:p>
-    <w:p>
-      <w:r>
-        <w:t>Eine Kommune, ein Unternehmen oder eine Bildungsorganisation will Wirkungsempfänger und Wirkungsräume praktisch anwenden. Der erste Schritt ist nicht die Auswahl eines Instruments, sondern die Klaerung der Zustandsveraenderung. Bei Wirkung trifft immer jemanden irgendwo muss deshalb benannt werden, wer betroffen ist, welcher Zustand sich veraendert, welche Frist gilt und welche Gegenbeobachtung die Annahme widerlegen wuerde. Erst danach entsteht eine begruendete Entscheidung im Feld Begriff, Fallbewertung, Wirkpfad, rote Linie, Quellenbeurteilung oder Rueckkopplungsregel.</w:t>
-      </w:r>
-    </w:p>
-    <w:p>
-      <w:r>
-        <w:t>Daten, Quellen und Evidenz. In V12 muss Wer sind die Wirkungsempfänger immer mit Empfaengern gelesen werden. Wirkung entsteht nicht beim Sender, sondern an veraenderten Zustaenden von Menschen, Oekosystemen, Institutionen, Oeffentlichkeit oder kuenftigen Handlungsspielraeumen. Darum reicht es nicht, interne Aktivitaeten zu dokumentieren. Entscheidend ist, ob sich ein Zustand nachvollziehbar veraendert und ob diese Veraenderung im Referenzrahmen Mensch, Planet, Demokratie, SDGs, Agenda 2030 und SDG+ tragfaehig bewertet werden kann.</w:t>
-      </w:r>
-    </w:p>
-    <w:p>
-      <w:r>
-        <w:t>Ein Bericht behauptet, die Massnahme zu Wirkungsempfänger und Wirkungsräume sei erfolgreich. Die WOE-Lesart fragt bei Wer sind die Wirkungsempfänger nach belastbaren Nachweisen: begriffliche Praezision, Fallbeschreibung, Quellenklarheit, Plausibilitaet und offene Unsicherheit. Wenn diese Nachweise fehlen, bleibt die Aussage Wirkungspotenzial oder Kommunikationsbehauptung. Sie kann wichtig sein, aber sie ist noch keine belegte Wirkung.</w:t>
-      </w:r>
-    </w:p>
-    <w:p>
-      <w:r>
-        <w:t>Bewertung und rote Linien. Wissenschaftliche Anschlussfaehigkeit entsteht hier durch Quellenklarheit. Bei Die stillen und fernen Betroffenen werden interne WOE-Begriffe nicht als Ersatz fuer Belege benutzt, sondern mit Grundlagenwerk, WOE-Referenz, Glossar, Werkzeuge, Journal und externe Fachquellen verbunden. Wo die Datenlage offen bleibt, wird das offengelegt. Wo eine Aussage nur plausibel ist, bleibt sie als Wirkungspotenzial markiert. Wo ein Schaden eine rote Linie beruehrt, greift Nichtkompensation vor Durchschnittslogik.</w:t>
-      </w:r>
-    </w:p>
-    <w:p>
-      <w:r>
-        <w:t>In einer kontroversen Entscheidung wirkt Die stillen und fernen Betroffenen als Pruefpunkt fuer Ambivalenz. Ein Nutzen fuer eine Gruppe kann mit Risiken fuer andere Wirkungsempfaenger einhergehen. Das Skript verlangt deshalb, positive und negative Zustandsveraenderungen getrennt zu fuehren, bevor von positiver Netto-Wirkung gesprochen wird.</w:t>
-      </w:r>
-    </w:p>
-    <w:p>
-      <w:r>
-        <w:t>Kontrollfrage. Welche Entscheidung waere falsch, wenn Die stillen und fernen Betroffenen in V12 missverstanden wird? Die Antwort muss mindestens eine Daten- oder Quellenannahme, eine betroffene Gruppe oder Schutzdimension, eine moegliche Nebenwirkung und einen Rueckkopplungsschritt nennen. Richtig ist nicht die lauteste Bewertung, sondern diejenige, die Begriff, Beleg und Steuerungsfolge zusammenhaelt.</w:t>
-      </w:r>
-    </w:p>
-    <w:p>
-      <w:r>
-        <w:t>Steuerung und Rueckkopplung. In Grundstudium Wirkungsoekonomie wird Warum der Empfängerblick gerechter ist erst steuerungsfaehig, wenn daraus eine Entscheidung folgt. Die Grundbegriffe muessen in spaeteren Modulen wiedererkennbar bleiben. Ohne diese Rueckkopplung bleibt Reporting eine Beschreibung. Mit Rueckkopplung wird aus Bewertung eine veraenderte Routine: ein anderer Prozess, ein geaenderter Anreiz, eine bessere Datenpflicht, eine korrigierte Kommunikation oder eine neue Priorisierung.</w:t>
-      </w:r>
-    </w:p>
-    <w:p>
-      <w:r>
-        <w:t>Die typische Fehlstelle bei Wirkungsempfänger und Wirkungsräume liegt darin, Absicht, Aktivitaet oder Reporting als Wirkung zu behandeln. Bei Warum der Empfängerblick gerechter ist wird diese Fehlstelle konkret: Ein scheinbar plausibler Befund darf nicht zur Abkuerzung werden. Quellen, Systemgrenzen, Unsicherheit und Rueckkopplung bleiben sichtbar.</w:t>
-      </w:r>
-    </w:p>
-    <w:p>
-      <w:r>
-        <w:t>Pruefungsnahe Anwendung. Die Grenze gegen Scheingenauigkeit verlaeuft bei Was sind Wirkungsräume nicht zwischen Optimismus und Pessimismus. Sie verlaeuft zwischen offengelegter Unsicherheit und rhetorischer Sicherheit. Wer Wirkungsempfänger und Wirkungsräume belastbar anwenden will, benennt Systemgrenze, Zeitraum, Vergleichspunkt und offene Gegenhypothese. Gerade dadurch bleibt das Skript anschlussfaehig fuer Forschung, Praxis und spaetere Revision.</w:t>
-      </w:r>
-    </w:p>
-    <w:p>
-      <w:r>
-        <w:t>Fuer die Pruefung ist Was sind Wirkungsräume dann verstanden, wenn daraus eine belastbare Fallantwort entsteht. Eine gute Antwort unterscheidet Beobachtung, Kausalannahme, Bewertung und Steuerungsfolge. Sie bewertet keine Menschen, sondern Wirkpfade, Zustandsveraenderungen, Risiken und institutionelle Bedingungen.</w:t>
-      </w:r>
-    </w:p>
-    <w:p>
-      <w:r>
-        <w:t>Rueckfluss. Fuer den WOE-Korpus bedeutet das: Begriffe aus Wirkungsempfänger und Wirkungsräume sollten dort geschaerft werden, wo sie in Glossar, Werkzeugen, Journal oder Readern doppeldeutig bleiben. Offene Forschungsfragen werden nicht versteckt. Sie markieren die Stelle, an der spaetere Evidenz, ein besserer Datensatz oder eine praezisere Fallstudie die Bewertung veraendern kann.</w:t>
-      </w:r>
-    </w:p>
-    <w:p>
-      <w:r>
-        <w:t>Transfer in den WOE-Korpus. Verschiedene Räume, verschiedene Hebel zeigt, warum Wirkungsempfänger und Wirkungsräume mehr ist als ein Schlagwort im Feld Wirkpfade, Wirkungsempfaenger, Bewertung und Rueckkopplung. Die wirkungsoekonomische Frage lautet: Welche reale Veraenderung wird moeglich, welche bleibt nur Potenzial und wo entsteht ein Wirkungsrisiko? Diese Unterscheidung schuetzt vor Impact-Washing, weil sie Absicht, Aktivitaet, Reichweite und Wirkung auseinanderhaelt.</w:t>
-      </w:r>
-    </w:p>
-    <w:p>
-      <w:r>
-        <w:t>Eine Kommune, ein Unternehmen oder eine Bildungsorganisation will Wirkungsempfänger und Wirkungsräume praktisch anwenden. Der erste Schritt ist nicht die Auswahl eines Instruments, sondern die Klaerung der Zustandsveraenderung. Bei Verschiedene Räume, verschiedene Hebel muss deshalb benannt werden, wer betroffen ist, welcher Zustand sich veraendert, welche Frist gilt und welche Gegenbeobachtung die Annahme widerlegen wuerde. Erst danach entsteht eine begruendete Entscheidung im Feld Begriff, Fallbewertung, Wirkpfad, rote Linie, Quellenbeurteilung oder Rueckkopplungsregel.</w:t>
-      </w:r>
-    </w:p>
-    <w:p>
-      <w:r>
-        <w:t>Grenzen der Aussage. In V12 muss Ein Beispiel: dieselbe Idee, zwei Räume immer mit Empfaengern gelesen werden. Wirkung entsteht nicht beim Sender, sondern an veraenderten Zustaenden von Menschen, Oekosystemen, Institutionen, Oeffentlichkeit oder kuenftigen Handlungsspielraeumen. Darum reicht es nicht, interne Aktivitaeten zu dokumentieren. Entscheidend ist, ob sich ein Zustand nachvollziehbar veraendert und ob diese Veraenderung im Referenzrahmen Mensch, Planet, Demokratie, SDGs, Agenda 2030 und SDG+ tragfaehig bewertet werden kann.</w:t>
-      </w:r>
-    </w:p>
-    <w:p>
-      <w:r>
-        <w:t>Ein Bericht behauptet, die Massnahme zu Wirkungsempfänger und Wirkungsräume sei erfolgreich. Die WOE-Lesart fragt bei Ein Beispiel: dieselbe Idee, zwei Räume nach belastbaren Nachweisen: begriffliche Praezision, Fallbeschreibung, Quellenklarheit, Plausibilitaet und offene Unsicherheit. Wenn diese Nachweise fehlen, bleibt die Aussage Wirkungspotenzial oder Kommunikationsbehauptung. Sie kann wichtig sein, aber sie ist noch keine belegte Wirkung.</w:t>
-      </w:r>
-    </w:p>
-    <w:p>
-      <w:r>
-        <w:t>Kontrollfrage. Welche Entscheidung waere falsch, wenn Ein Beispiel: dieselbe Idee, zwei Räume in V12 missverstanden wird? Die Antwort muss mindestens eine Daten- oder Quellenannahme, eine betroffene Gruppe oder Schutzdimension, eine moegliche Nebenwirkung und einen Rueckkopplungsschritt nennen. Richtig ist nicht die lauteste Bewertung, sondern diejenige, die Begriff, Beleg und Steuerungsfolge zusammenhaelt.</w:t>
+        <w:t>Vertiefungsrunde 4: Anschluss an Praxis und Forschung</w:t>
+      </w:r>
+    </w:p>
+    <w:p>
+      <w:r>
+        <w:t>Diese Runde wechselt den Blickwinkel, damit der Schlussblock nicht nur wiederholt, sondern Leseentscheidungen vorbereitet: Was ist belegt, was bleibt Potenzial, welche Nebenwirkung ist relevant und welche Steuerungsfolge wird daraus abgeleitet?</w:t>
+      </w:r>
+    </w:p>
+    <w:p>
+      <w:r>
+        <w:t>Evidenzfenster. In Grundstudium Wirkungsoekonomie wird Analysemodell erst steuerungsfaehig, wenn daraus eine Entscheidung folgt. Die Grundbegriffe muessen in spaeteren Modulen wiedererkennbar bleiben. Ohne diese Rueckkopplung bleibt Reporting eine Beschreibung. Mit Rueckkopplung wird aus Bewertung eine veraenderte Routine: ein anderer Prozess, ein geaenderter Anreiz, eine bessere Datenpflicht, eine korrigierte Kommunikation oder eine neue Priorisierung.</w:t>
+      </w:r>
+    </w:p>
+    <w:p>
+      <w:r>
+        <w:t>Die typische Fehlstelle bei Wirkungsempfänger und Wirkungsräume liegt darin, Absicht, Aktivitaet oder Reporting als Wirkung zu behandeln. Bei Analysemodell wird diese Fehlstelle konkret: Ein scheinbar plausibler Befund darf nicht zur Abkuerzung werden. Quellen, Systemgrenzen, Unsicherheit und Rueckkopplung bleiben sichtbar.</w:t>
+      </w:r>
+    </w:p>
+    <w:p>
+      <w:r>
+        <w:t>Fallpruefung. Wenn eine Kommune eine bestehende Massnahme neu priorisieren will, beginnt die Analyse bei Empfaengern, Wirkraum, Zeitraum und Datenquelle. Bei Analysemodell muss dann geklaert werden, ob Ressourcen umgeschichtet, Daten nacherhoben oder Zielkonflikte offengelegt werden. Eine tragfaehige Antwort benennt mindestens eine Quelle, eine offene Unsicherheit, eine moegliche Gegenbeobachtung und die Entscheidung, die nach der Bewertung geaendert wird.</w:t>
+      </w:r>
+    </w:p>
+    <w:p>
+      <w:r>
+        <w:t>Bewertungsgrenze. Die Grenze gegen Scheingenauigkeit verlaeuft bei Modellformel nicht zwischen Optimismus und Pessimismus. Sie verlaeuft zwischen offengelegter Unsicherheit und rhetorischer Sicherheit. Wer Wirkungsempfänger und Wirkungsräume belastbar anwenden will, benennt Systemgrenze, Zeitraum, Vergleichspunkt und offene Gegenhypothese. Gerade dadurch bleibt das Skript anschlussfaehig fuer Forschung, Praxis und spaetere Revision.</w:t>
+      </w:r>
+    </w:p>
+    <w:p>
+      <w:r>
+        <w:t>Fuer die Pruefung ist Modellformel dann verstanden, wenn daraus eine belastbare Fallantwort entsteht. Eine gute Antwort unterscheidet Beobachtung, Kausalannahme, Bewertung und Steuerungsfolge. Sie bewertet keine Menschen, sondern Wirkpfade, Zustandsveraenderungen, Risiken und institutionelle Bedingungen.</w:t>
+      </w:r>
+    </w:p>
+    <w:p>
+      <w:r>
+        <w:t>Fallpruefung. Wenn ein Unternehmen ein Produkt, einen Prozess oder eine Investition wirkungsbezogen bewerten will, beginnt die Analyse bei Empfaengern, Wirkraum, Zeitraum und Datenquelle. Bei Modellformel muss dann geklaert werden, welche Entscheidung nach der Bewertung tatsaechlich anders ausfaellt. Eine tragfaehige Antwort benennt mindestens eine Quelle, eine offene Unsicherheit, eine moegliche Gegenbeobachtung und die Entscheidung, die nach der Bewertung geaendert wird.</w:t>
+      </w:r>
+    </w:p>
+    <w:p>
+      <w:r>
+        <w:t>Fuer die Bewertung reicht kein Summenscore, der zentrale Schaeden mit bequemen Pluspunkten verrechnet. Nichtkompensation und Reverse Merit Order markieren, wo rote Linien, demokratische Grundbedingungen oder planetare Grenzen Vorrang vor Durchschnittslogik haben. So bleibt positive Netto-Wirkung eine anspruchsvolle Zielgroesse und wird nicht zur dekorativen Formel.</w:t>
+      </w:r>
+    </w:p>
+    <w:p>
+      <w:r>
+        <w:t>Steuerungsfolge. Fallfenster zeigt, warum Wirkungsempfänger und Wirkungsräume mehr ist als ein Schlagwort im Feld Wirkpfade, Wirkungsempfaenger, Bewertung und Rueckkopplung. Die wirkungsoekonomische Frage lautet: Welche reale Veraenderung wird moeglich, welche bleibt nur Potenzial und wo entsteht ein Wirkungsrisiko? Diese Unterscheidung schuetzt vor Impact-Washing, weil sie Absicht, Aktivitaet, Reichweite und Wirkung auseinanderhaelt.</w:t>
+      </w:r>
+    </w:p>
+    <w:p>
+      <w:r>
+        <w:t>Eine Kommune, ein Unternehmen oder eine Bildungsorganisation will Wirkungsempfänger und Wirkungsräume praktisch anwenden. Der erste Schritt ist nicht die Auswahl eines Instruments, sondern die Klaerung der Zustandsveraenderung. Bei Fallfenster muss deshalb benannt werden, wer betroffen ist, welcher Zustand sich veraendert, welche Frist gilt und welche Gegenbeobachtung die Annahme widerlegen wuerde. Erst danach entsteht eine begruendete Entscheidung im Feld Begriff, Fallbewertung, Wirkpfad, rote Linie, Quellenbeurteilung oder Rueckkopplungsregel.</w:t>
+      </w:r>
+    </w:p>
+    <w:p>
+      <w:r>
+        <w:t>Fallpruefung. Wenn eine Bildungs- oder Forschungseinrichtung eine Wirkungsaussage fuer Lernende und Praxispartner pruefbar machen will, beginnt die Analyse bei Empfaengern, Wirkraum, Zeitraum und Datenquelle. Bei Fallfenster muss dann geklaert werden, welche Begriffe, Quellen und Grenzen im Material sichtbar bleiben muessen. Eine tragfaehige Antwort benennt mindestens eine Quelle, eine offene Unsicherheit, eine moegliche Gegenbeobachtung und die Entscheidung, die nach der Bewertung geaendert wird.</w:t>
+      </w:r>
+    </w:p>
+    <w:p>
+      <w:r>
+        <w:t>Der Rueckfluss in den WOE-Korpus liegt hier in klaren Begriffen, sauber verlinkten Quellen und benannten Forschungsfragen. Wo Glossar, Werkzeuge, Journal oder Reader noch doppeldeutig bleiben, sollte Wirkungsempfänger und Wirkungsräume nicht als fertige Gewissheit auftreten, sondern als pruefbarer Lernstand mit Korrekturpfad.</w:t>
+      </w:r>
+    </w:p>
+    <w:p>
+      <w:r>
+        <w:t>Transferhinweis. In V12 muss Prüfungsnahe Fallfragen ohne geschützte Antwortlogik immer mit Empfaengern gelesen werden. Wirkung entsteht nicht beim Sender, sondern an veraenderten Zustaenden von Menschen, Oekosystemen, Institutionen, Oeffentlichkeit oder kuenftigen Handlungsspielraeumen. Darum reicht es nicht, interne Aktivitaeten zu dokumentieren. Entscheidend ist, ob sich ein Zustand nachvollziehbar veraendert und ob diese Veraenderung im Referenzrahmen Mensch, Planet, Demokratie, SDGs, Agenda 2030 und SDG+ tragfaehig bewertet werden kann.</w:t>
+      </w:r>
+    </w:p>
+    <w:p>
+      <w:r>
+        <w:t>Ein Bericht behauptet, die Massnahme zu Wirkungsempfänger und Wirkungsräume sei erfolgreich. Die WOE-Lesart fragt bei Prüfungsnahe Fallfragen ohne geschützte Antwortlogik nach belastbaren Nachweisen: begriffliche Praezision, Fallbeschreibung, Quellenklarheit, Plausibilitaet und offene Unsicherheit. Wenn diese Nachweise fehlen, bleibt die Aussage Wirkungspotenzial oder Kommunikationsbehauptung. Sie kann wichtig sein, aber sie ist noch keine belegte Wirkung.</w:t>
+      </w:r>
+    </w:p>
+    <w:p>
+      <w:r>
+        <w:t>Fallpruefung. Wenn eine Kommune eine bestehende Massnahme neu priorisieren will, beginnt die Analyse bei Empfaengern, Wirkraum, Zeitraum und Datenquelle. Bei Prüfungsnahe Fallfragen ohne geschützte Antwortlogik muss dann geklaert werden, ob Ressourcen umgeschichtet, Daten nacherhoben oder Zielkonflikte offengelegt werden. Eine tragfaehige Antwort benennt mindestens eine Quelle, eine offene Unsicherheit, eine moegliche Gegenbeobachtung und die Entscheidung, die nach der Bewertung geaendert wird.</w:t>
+      </w:r>
+    </w:p>
+    <w:p>
+      <w:r>
+        <w:t>Rueckflussnotiz. Wissenschaftliche Anschlussfaehigkeit entsteht hier durch Quellenklarheit. Bei Einleitung / Wirkungsfrage werden interne WOE-Begriffe nicht als Ersatz fuer Belege benutzt, sondern mit Grundlagenwerk, WOE-Referenz, Glossar, Werkzeuge, Journal und externe Fachquellen verbunden. Wo die Datenlage offen bleibt, wird das offengelegt. Wo eine Aussage nur plausibel ist, bleibt sie als Wirkungspotenzial markiert. Wo ein Schaden eine rote Linie beruehrt, greift Nichtkompensation vor Durchschnittslogik.</w:t>
+      </w:r>
+    </w:p>
+    <w:p>
+      <w:r>
+        <w:t>In einer kontroversen Entscheidung wirkt Einleitung / Wirkungsfrage als Pruefpunkt fuer Ambivalenz. Ein Nutzen fuer eine Gruppe kann mit Risiken fuer andere Wirkungsempfaenger einhergehen. Das Skript verlangt deshalb, positive und negative Zustandsveraenderungen getrennt zu fuehren, bevor von positiver Netto-Wirkung gesprochen wird.</w:t>
+      </w:r>
+    </w:p>
+    <w:p>
+      <w:r>
+        <w:t>Fallpruefung. Wenn ein Unternehmen ein Produkt, einen Prozess oder eine Investition wirkungsbezogen bewerten will, beginnt die Analyse bei Empfaengern, Wirkraum, Zeitraum und Datenquelle. Bei Einleitung / Wirkungsfrage muss dann geklaert werden, welche Entscheidung nach der Bewertung tatsaechlich anders ausfaellt. Eine tragfaehige Antwort benennt mindestens eine Quelle, eine offene Unsicherheit, eine moegliche Gegenbeobachtung und die Entscheidung, die nach der Bewertung geaendert wird.</w:t>
+      </w:r>
+    </w:p>
+    <w:p>
+      <w:r>
+        <w:t>Fuer die Bewertung reicht kein Summenscore, der zentrale Schaeden mit bequemen Pluspunkten verrechnet. Nichtkompensation und Reverse Merit Order markieren, wo rote Linien, demokratische Grundbedingungen oder planetare Grenzen Vorrang vor Durchschnittslogik haben. So bleibt positive Netto-Wirkung eine anspruchsvolle Zielgroesse und wird nicht zur dekorativen Formel.</w:t>
+      </w:r>
+    </w:p>
+    <w:p>
+      <w:r>
+        <w:t>Pruefungsimpuls. In Grundstudium Wirkungsoekonomie wird Kernaussage erst steuerungsfaehig, wenn daraus eine Entscheidung folgt. Die Grundbegriffe muessen in spaeteren Modulen wiedererkennbar bleiben. Ohne diese Rueckkopplung bleibt Reporting eine Beschreibung. Mit Rueckkopplung wird aus Bewertung eine veraenderte Routine: ein anderer Prozess, ein geaenderter Anreiz, eine bessere Datenpflicht, eine korrigierte Kommunikation oder eine neue Priorisierung.</w:t>
+      </w:r>
+    </w:p>
+    <w:p>
+      <w:r>
+        <w:t>Die typische Fehlstelle bei Wirkungsempfänger und Wirkungsräume liegt darin, Absicht, Aktivitaet oder Reporting als Wirkung zu behandeln. Bei Kernaussage wird diese Fehlstelle konkret: Ein scheinbar plausibler Befund darf nicht zur Abkuerzung werden. Quellen, Systemgrenzen, Unsicherheit und Rueckkopplung bleiben sichtbar.</w:t>
+      </w:r>
+    </w:p>
+    <w:p>
+      <w:r>
+        <w:t>Fallpruefung. Wenn eine Bildungs- oder Forschungseinrichtung eine Wirkungsaussage fuer Lernende und Praxispartner pruefbar machen will, beginnt die Analyse bei Empfaengern, Wirkraum, Zeitraum und Datenquelle. Bei Kernaussage muss dann geklaert werden, welche Begriffe, Quellen und Grenzen im Material sichtbar bleiben muessen. Eine tragfaehige Antwort benennt mindestens eine Quelle, eine offene Unsicherheit, eine moegliche Gegenbeobachtung und die Entscheidung, die nach der Bewertung geaendert wird.</w:t>
+      </w:r>
+    </w:p>
+    <w:p>
+      <w:r>
+        <w:t>Der Rueckfluss in den WOE-Korpus liegt hier in klaren Begriffen, sauber verlinkten Quellen und benannten Forschungsfragen. Wo Glossar, Werkzeuge, Journal oder Reader noch doppeldeutig bleiben, sollte Wirkungsempfänger und Wirkungsräume nicht als fertige Gewissheit auftreten, sondern als pruefbarer Lernstand mit Korrekturpfad.</w:t>
       </w:r>
     </w:p>
     <w:p>
@@ -3274,170 +3329,122 @@
         <w:pStyle w:val="Heading3"/>
       </w:pPr>
       <w:r>
-        <w:t>Schlussvertiefung 5: Wirkungsempfänger und Wirkungsräume im Anwendungsfall</w:t>
-      </w:r>
-    </w:p>
-    <w:p>
-      <w:r>
-        <w:t>Die folgenden Abschnitte sind keine neue Pruefungsloesung. Sie verdichten die vorhandenen Kapitel zu einer Lesart, mit der Studierende einen Fall selbststaendig analysieren koennen. Im Mittelpunkt stehen Wirkpfade, Wirkungsempfaenger, Bewertung und Rueckkopplung, nicht moralische Personenbewertung.</w:t>
-      </w:r>
-    </w:p>
-    <w:p>
-      <w:r>
-        <w:t>Begriffliche Schlussklaerung. Wissenschaftliche Anschlussfaehigkeit entsteht hier durch Quellenklarheit. Bei Empfänger und Räume zusammen denken werden interne WOE-Begriffe nicht als Ersatz fuer Belege benutzt, sondern mit Grundlagenwerk, WOE-Referenz, Glossar, Werkzeuge, Journal und externe Fachquellen verbunden. Wo die Datenlage offen bleibt, wird das offengelegt. Wo eine Aussage nur plausibel ist, bleibt sie als Wirkungspotenzial markiert. Wo ein Schaden eine rote Linie beruehrt, greift Nichtkompensation vor Durchschnittslogik.</w:t>
-      </w:r>
-    </w:p>
-    <w:p>
-      <w:r>
-        <w:t>In einer kontroversen Entscheidung wirkt Empfänger und Räume zusammen denken als Pruefpunkt fuer Ambivalenz. Ein Nutzen fuer eine Gruppe kann mit Risiken fuer andere Wirkungsempfaenger einhergehen. Das Skript verlangt deshalb, positive und negative Zustandsveraenderungen getrennt zu fuehren, bevor von positiver Netto-Wirkung gesprochen wird.</w:t>
-      </w:r>
-    </w:p>
-    <w:p>
-      <w:r>
-        <w:t>Wirkpfad und Empfaenger. In Grundstudium Wirkungsoekonomie wird Der Bogen des ersten Abschnitts erst steuerungsfaehig, wenn daraus eine Entscheidung folgt. Die Grundbegriffe muessen in spaeteren Modulen wiedererkennbar bleiben. Ohne diese Rueckkopplung bleibt Reporting eine Beschreibung. Mit Rueckkopplung wird aus Bewertung eine veraenderte Routine: ein anderer Prozess, ein geaenderter Anreiz, eine bessere Datenpflicht, eine korrigierte Kommunikation oder eine neue Priorisierung.</w:t>
-      </w:r>
-    </w:p>
-    <w:p>
-      <w:r>
-        <w:t>Die typische Fehlstelle bei Wirkungsempfänger und Wirkungsräume liegt darin, Absicht, Aktivitaet oder Reporting als Wirkung zu behandeln. Bei Der Bogen des ersten Abschnitts wird diese Fehlstelle konkret: Ein scheinbar plausibler Befund darf nicht zur Abkuerzung werden. Quellen, Systemgrenzen, Unsicherheit und Rueckkopplung bleiben sichtbar.</w:t>
-      </w:r>
-    </w:p>
-    <w:p>
-      <w:r>
-        <w:t>Daten, Quellen und Evidenz. Die Grenze gegen Scheingenauigkeit verlaeuft bei Was du aus dieser Vorlesung mitnimmst nicht zwischen Optimismus und Pessimismus. Sie verlaeuft zwischen offengelegter Unsicherheit und rhetorischer Sicherheit. Wer Wirkungsempfänger und Wirkungsräume belastbar anwenden will, benennt Systemgrenze, Zeitraum, Vergleichspunkt und offene Gegenhypothese. Gerade dadurch bleibt das Skript anschlussfaehig fuer Forschung, Praxis und spaetere Revision.</w:t>
-      </w:r>
-    </w:p>
-    <w:p>
-      <w:r>
-        <w:t>Fuer die Pruefung ist Was du aus dieser Vorlesung mitnimmst dann verstanden, wenn daraus eine belastbare Fallantwort entsteht. Eine gute Antwort unterscheidet Beobachtung, Kausalannahme, Bewertung und Steuerungsfolge. Sie bewertet keine Menschen, sondern Wirkpfade, Zustandsveraenderungen, Risiken und institutionelle Bedingungen.</w:t>
-      </w:r>
-    </w:p>
-    <w:p>
-      <w:r>
-        <w:t>Bewertung und rote Linien. Wirkungsökonomische Vertiefung zeigt, warum Wirkungsempfänger und Wirkungsräume mehr ist als ein Schlagwort im Feld Wirkpfade, Wirkungsempfaenger, Bewertung und Rueckkopplung. Die wirkungsoekonomische Frage lautet: Welche reale Veraenderung wird moeglich, welche bleibt nur Potenzial und wo entsteht ein Wirkungsrisiko? Diese Unterscheidung schuetzt vor Impact-Washing, weil sie Absicht, Aktivitaet, Reichweite und Wirkung auseinanderhaelt.</w:t>
-      </w:r>
-    </w:p>
-    <w:p>
-      <w:r>
-        <w:t>Eine Kommune, ein Unternehmen oder eine Bildungsorganisation will Wirkungsempfänger und Wirkungsräume praktisch anwenden. Der erste Schritt ist nicht die Auswahl eines Instruments, sondern die Klaerung der Zustandsveraenderung. Bei Wirkungsökonomische Vertiefung muss deshalb benannt werden, wer betroffen ist, welcher Zustand sich veraendert, welche Frist gilt und welche Gegenbeobachtung die Annahme widerlegen wuerde. Erst danach entsteht eine begruendete Entscheidung im Feld Begriff, Fallbewertung, Wirkpfad, rote Linie, Quellenbeurteilung oder Rueckkopplungsregel.</w:t>
-      </w:r>
-    </w:p>
-    <w:p>
-      <w:r>
-        <w:t>Kontrollfrage. Welche Entscheidung waere falsch, wenn Wirkungsökonomische Vertiefung in V12 missverstanden wird? Die Antwort muss mindestens eine Daten- oder Quellenannahme, eine betroffene Gruppe oder Schutzdimension, eine moegliche Nebenwirkung und einen Rueckkopplungsschritt nennen. Richtig ist nicht die lauteste Bewertung, sondern diejenige, die Begriff, Beleg und Steuerungsfolge zusammenhaelt.</w:t>
-      </w:r>
-    </w:p>
-    <w:p>
-      <w:r>
-        <w:t>Rueckfluss. Fuer den WOE-Korpus bedeutet das: Begriffe aus Wirkungsempfänger und Wirkungsräume sollten dort geschaerft werden, wo sie in Glossar, Werkzeugen, Journal oder Readern doppeldeutig bleiben. Offene Forschungsfragen werden nicht versteckt. Sie markieren die Stelle, an der spaetere Evidenz, ein besserer Datensatz oder eine praezisere Fallstudie die Bewertung veraendern kann.</w:t>
-      </w:r>
-    </w:p>
-    <w:p>
-      <w:r>
-        <w:t>Steuerung und Rueckkopplung. In V12 muss Begriffliche Präzision immer mit Empfaengern gelesen werden. Wirkung entsteht nicht beim Sender, sondern an veraenderten Zustaenden von Menschen, Oekosystemen, Institutionen, Oeffentlichkeit oder kuenftigen Handlungsspielraeumen. Darum reicht es nicht, interne Aktivitaeten zu dokumentieren. Entscheidend ist, ob sich ein Zustand nachvollziehbar veraendert und ob diese Veraenderung im Referenzrahmen Mensch, Planet, Demokratie, SDGs, Agenda 2030 und SDG+ tragfaehig bewertet werden kann.</w:t>
-      </w:r>
-    </w:p>
-    <w:p>
-      <w:r>
-        <w:t>Ein Bericht behauptet, die Massnahme zu Wirkungsempfänger und Wirkungsräume sei erfolgreich. Die WOE-Lesart fragt bei Begriffliche Präzision nach belastbaren Nachweisen: begriffliche Praezision, Fallbeschreibung, Quellenklarheit, Plausibilitaet und offene Unsicherheit. Wenn diese Nachweise fehlen, bleibt die Aussage Wirkungspotenzial oder Kommunikationsbehauptung. Sie kann wichtig sein, aber sie ist noch keine belegte Wirkung.</w:t>
-      </w:r>
-    </w:p>
-    <w:p>
-      <w:r>
-        <w:t>Pruefungsnahe Anwendung. Wissenschaftliche Anschlussfaehigkeit entsteht hier durch Quellenklarheit. Bei Wirkpfad werden interne WOE-Begriffe nicht als Ersatz fuer Belege benutzt, sondern mit Grundlagenwerk, WOE-Referenz, Glossar, Werkzeuge, Journal und externe Fachquellen verbunden. Wo die Datenlage offen bleibt, wird das offengelegt. Wo eine Aussage nur plausibel ist, bleibt sie als Wirkungspotenzial markiert. Wo ein Schaden eine rote Linie beruehrt, greift Nichtkompensation vor Durchschnittslogik.</w:t>
-      </w:r>
-    </w:p>
-    <w:p>
-      <w:r>
-        <w:t>In einer kontroversen Entscheidung wirkt Wirkpfad als Pruefpunkt fuer Ambivalenz. Ein Nutzen fuer eine Gruppe kann mit Risiken fuer andere Wirkungsempfaenger einhergehen. Das Skript verlangt deshalb, positive und negative Zustandsveraenderungen getrennt zu fuehren, bevor von positiver Netto-Wirkung gesprochen wird.</w:t>
-      </w:r>
-    </w:p>
-    <w:p>
-      <w:r>
-        <w:t>Transfer in den WOE-Korpus. In Grundstudium Wirkungsoekonomie wird Leitthese erst steuerungsfaehig, wenn daraus eine Entscheidung folgt. Die Grundbegriffe muessen in spaeteren Modulen wiedererkennbar bleiben. Ohne diese Rueckkopplung bleibt Reporting eine Beschreibung. Mit Rueckkopplung wird aus Bewertung eine veraenderte Routine: ein anderer Prozess, ein geaenderter Anreiz, eine bessere Datenpflicht, eine korrigierte Kommunikation oder eine neue Priorisierung.</w:t>
-      </w:r>
-    </w:p>
-    <w:p>
-      <w:r>
-        <w:t>Die typische Fehlstelle bei Wirkungsempfänger und Wirkungsräume liegt darin, Absicht, Aktivitaet oder Reporting als Wirkung zu behandeln. Bei Leitthese wird diese Fehlstelle konkret: Ein scheinbar plausibler Befund darf nicht zur Abkuerzung werden. Quellen, Systemgrenzen, Unsicherheit und Rueckkopplung bleiben sichtbar.</w:t>
-      </w:r>
-    </w:p>
-    <w:p>
-      <w:r>
-        <w:t>Grenzen der Aussage. Die Grenze gegen Scheingenauigkeit verlaeuft bei Didaktische Einordnung im Studiengang nicht zwischen Optimismus und Pessimismus. Sie verlaeuft zwischen offengelegter Unsicherheit und rhetorischer Sicherheit. Wer Wirkungsempfänger und Wirkungsräume belastbar anwenden will, benennt Systemgrenze, Zeitraum, Vergleichspunkt und offene Gegenhypothese. Gerade dadurch bleibt das Skript anschlussfaehig fuer Forschung, Praxis und spaetere Revision.</w:t>
-      </w:r>
-    </w:p>
-    <w:p>
-      <w:r>
-        <w:t>Fuer die Pruefung ist Didaktische Einordnung im Studiengang dann verstanden, wenn daraus eine belastbare Fallantwort entsteht. Eine gute Antwort unterscheidet Beobachtung, Kausalannahme, Bewertung und Steuerungsfolge. Sie bewertet keine Menschen, sondern Wirkpfade, Zustandsveraenderungen, Risiken und institutionelle Bedingungen.</w:t>
-      </w:r>
-    </w:p>
-    <w:p>
-      <w:r>
-        <w:t>Kontrollfrage. Welche Entscheidung waere falsch, wenn Didaktische Einordnung im Studiengang in V12 missverstanden wird? Die Antwort muss mindestens eine Daten- oder Quellenannahme, eine betroffene Gruppe oder Schutzdimension, eine moegliche Nebenwirkung und einen Rueckkopplungsschritt nennen. Richtig ist nicht die lauteste Bewertung, sondern diejenige, die Begriff, Beleg und Steuerungsfolge zusammenhaelt.</w:t>
-      </w:r>
-    </w:p>
-    <w:p>
-      <w:pPr>
-        <w:pStyle w:val="Heading3"/>
-      </w:pPr>
-      <w:r>
-        <w:t>Schlussvertiefung 6: Wirkungsempfänger und Wirkungsräume im Anwendungsfall</w:t>
-      </w:r>
-    </w:p>
-    <w:p>
-      <w:r>
-        <w:t>Die folgenden Abschnitte sind keine neue Pruefungsloesung. Sie verdichten die vorhandenen Kapitel zu einer Lesart, mit der Studierende einen Fall selbststaendig analysieren koennen. Im Mittelpunkt stehen Wirkpfade, Wirkungsempfaenger, Bewertung und Rueckkopplung, nicht moralische Personenbewertung.</w:t>
-      </w:r>
-    </w:p>
-    <w:p>
-      <w:r>
-        <w:t>Begriffliche Schlussklaerung. Analysemodell zeigt, warum Wirkungsempfänger und Wirkungsräume mehr ist als ein Schlagwort im Feld Wirkpfade, Wirkungsempfaenger, Bewertung und Rueckkopplung. Die wirkungsoekonomische Frage lautet: Welche reale Veraenderung wird moeglich, welche bleibt nur Potenzial und wo entsteht ein Wirkungsrisiko? Diese Unterscheidung schuetzt vor Impact-Washing, weil sie Absicht, Aktivitaet, Reichweite und Wirkung auseinanderhaelt.</w:t>
-      </w:r>
-    </w:p>
-    <w:p>
-      <w:r>
-        <w:t>Eine Kommune, ein Unternehmen oder eine Bildungsorganisation will Wirkungsempfänger und Wirkungsräume praktisch anwenden. Der erste Schritt ist nicht die Auswahl eines Instruments, sondern die Klaerung der Zustandsveraenderung. Bei Analysemodell muss deshalb benannt werden, wer betroffen ist, welcher Zustand sich veraendert, welche Frist gilt und welche Gegenbeobachtung die Annahme widerlegen wuerde. Erst danach entsteht eine begruendete Entscheidung im Feld Begriff, Fallbewertung, Wirkpfad, rote Linie, Quellenbeurteilung oder Rueckkopplungsregel.</w:t>
-      </w:r>
-    </w:p>
-    <w:p>
-      <w:r>
-        <w:t>Wirkpfad und Empfaenger. In V12 muss Modellformel immer mit Empfaengern gelesen werden. Wirkung entsteht nicht beim Sender, sondern an veraenderten Zustaenden von Menschen, Oekosystemen, Institutionen, Oeffentlichkeit oder kuenftigen Handlungsspielraeumen. Darum reicht es nicht, interne Aktivitaeten zu dokumentieren. Entscheidend ist, ob sich ein Zustand nachvollziehbar veraendert und ob diese Veraenderung im Referenzrahmen Mensch, Planet, Demokratie, SDGs, Agenda 2030 und SDG+ tragfaehig bewertet werden kann.</w:t>
-      </w:r>
-    </w:p>
-    <w:p>
-      <w:r>
-        <w:t>Ein Bericht behauptet, die Massnahme zu Wirkungsempfänger und Wirkungsräume sei erfolgreich. Die WOE-Lesart fragt bei Modellformel nach belastbaren Nachweisen: begriffliche Praezision, Fallbeschreibung, Quellenklarheit, Plausibilitaet und offene Unsicherheit. Wenn diese Nachweise fehlen, bleibt die Aussage Wirkungspotenzial oder Kommunikationsbehauptung. Sie kann wichtig sein, aber sie ist noch keine belegte Wirkung.</w:t>
-      </w:r>
-    </w:p>
-    <w:p>
-      <w:r>
-        <w:t>Rueckfluss. Fuer den WOE-Korpus bedeutet das: Begriffe aus Wirkungsempfänger und Wirkungsräume sollten dort geschaerft werden, wo sie in Glossar, Werkzeugen, Journal oder Readern doppeldeutig bleiben. Offene Forschungsfragen werden nicht versteckt. Sie markieren die Stelle, an der spaetere Evidenz, ein besserer Datensatz oder eine praezisere Fallstudie die Bewertung veraendern kann.</w:t>
-      </w:r>
-    </w:p>
-    <w:p>
-      <w:r>
-        <w:t>Daten, Quellen und Evidenz. Wissenschaftliche Anschlussfaehigkeit entsteht hier durch Quellenklarheit. Bei Fallfenster werden interne WOE-Begriffe nicht als Ersatz fuer Belege benutzt, sondern mit Grundlagenwerk, WOE-Referenz, Glossar, Werkzeuge, Journal und externe Fachquellen verbunden. Wo die Datenlage offen bleibt, wird das offengelegt. Wo eine Aussage nur plausibel ist, bleibt sie als Wirkungspotenzial markiert. Wo ein Schaden eine rote Linie beruehrt, greift Nichtkompensation vor Durchschnittslogik.</w:t>
-      </w:r>
-    </w:p>
-    <w:p>
-      <w:r>
-        <w:t>In einer kontroversen Entscheidung wirkt Fallfenster als Pruefpunkt fuer Ambivalenz. Ein Nutzen fuer eine Gruppe kann mit Risiken fuer andere Wirkungsempfaenger einhergehen. Das Skript verlangt deshalb, positive und negative Zustandsveraenderungen getrennt zu fuehren, bevor von positiver Netto-Wirkung gesprochen wird.</w:t>
-      </w:r>
-    </w:p>
-    <w:p>
-      <w:r>
-        <w:t>Bewertung und rote Linien. In Grundstudium Wirkungsoekonomie wird Prüfungsnahe Fallfragen ohne geschützte Antwortlogik erst steuerungsfaehig, wenn daraus eine Entscheidung folgt. Die Grundbegriffe muessen in spaeteren Modulen wiedererkennbar bleiben. Ohne diese Rueckkopplung bleibt Reporting eine Beschreibung. Mit Rueckkopplung wird aus Bewertung eine veraenderte Routine: ein anderer Prozess, ein geaenderter Anreiz, eine bessere Datenpflicht, eine korrigierte Kommunikation oder eine neue Priorisierung.</w:t>
-      </w:r>
-    </w:p>
-    <w:p>
-      <w:r>
-        <w:t>Die typische Fehlstelle bei Wirkungsempfänger und Wirkungsräume liegt darin, Absicht, Aktivitaet oder Reporting als Wirkung zu behandeln. Bei Prüfungsnahe Fallfragen ohne geschützte Antwortlogik wird diese Fehlstelle konkret: Ein scheinbar plausibler Befund darf nicht zur Abkuerzung werden. Quellen, Systemgrenzen, Unsicherheit und Rueckkopplung bleiben sichtbar.</w:t>
-      </w:r>
-    </w:p>
-    <w:p>
-      <w:r>
-        <w:t>Kontrollfrage. Welche Entscheidung waere falsch, wenn Prüfungsnahe Fallfragen ohne geschützte Antwortlogik in V12 missverstanden wird? Die Antwort muss mindestens eine Daten- oder Quellenannahme, eine betroffene Gruppe oder Schutzdimension, eine moegliche Nebenwirkung und einen Rueckkopplungsschritt nennen. Richtig ist nicht die lauteste Bewertung, sondern diejenige, die Begriff, Beleg und Steuerungsfolge zusammenhaelt.</w:t>
+        <w:t>Vertiefungsrunde 5: Anschluss an Praxis und Forschung</w:t>
+      </w:r>
+    </w:p>
+    <w:p>
+      <w:r>
+        <w:t>Diese Runde wechselt den Blickwinkel, damit der Schlussblock nicht nur wiederholt, sondern Leseentscheidungen vorbereitet: Was ist belegt, was bleibt Potenzial, welche Nebenwirkung ist relevant und welche Steuerungsfolge wird daraus abgeleitet?</w:t>
+      </w:r>
+    </w:p>
+    <w:p>
+      <w:r>
+        <w:t>Begriffliche Sicherung. Die Grenze gegen Scheingenauigkeit verlaeuft bei Quelltext und fachliche Grundlegung nicht zwischen Optimismus und Pessimismus. Sie verlaeuft zwischen offengelegter Unsicherheit und rhetorischer Sicherheit. Wer Wirkungsempfänger und Wirkungsräume belastbar anwenden will, benennt Systemgrenze, Zeitraum, Vergleichspunkt und offene Gegenhypothese. Gerade dadurch bleibt das Skript anschlussfaehig fuer Forschung, Praxis und spaetere Revision.</w:t>
+      </w:r>
+    </w:p>
+    <w:p>
+      <w:r>
+        <w:t>Fuer die Pruefung ist Quelltext und fachliche Grundlegung dann verstanden, wenn daraus eine belastbare Fallantwort entsteht. Eine gute Antwort unterscheidet Beobachtung, Kausalannahme, Bewertung und Steuerungsfolge. Sie bewertet keine Menschen, sondern Wirkpfade, Zustandsveraenderungen, Risiken und institutionelle Bedingungen.</w:t>
+      </w:r>
+    </w:p>
+    <w:p>
+      <w:r>
+        <w:t>Fallpruefung. Wenn eine Kommune eine bestehende Massnahme neu priorisieren will, beginnt die Analyse bei Empfaengern, Wirkraum, Zeitraum und Datenquelle. Bei Quelltext und fachliche Grundlegung muss dann geklaert werden, ob Ressourcen umgeschichtet, Daten nacherhoben oder Zielkonflikte offengelegt werden. Eine tragfaehige Antwort benennt mindestens eine Quelle, eine offene Unsicherheit, eine moegliche Gegenbeobachtung und die Entscheidung, die nach der Bewertung geaendert wird.</w:t>
+      </w:r>
+    </w:p>
+    <w:p>
+      <w:r>
+        <w:t>Wirkpfadpruefung. Wirkung trifft immer jemanden irgendwo zeigt, warum Wirkungsempfänger und Wirkungsräume mehr ist als ein Schlagwort im Feld Wirkpfade, Wirkungsempfaenger, Bewertung und Rueckkopplung. Die wirkungsoekonomische Frage lautet: Welche reale Veraenderung wird moeglich, welche bleibt nur Potenzial und wo entsteht ein Wirkungsrisiko? Diese Unterscheidung schuetzt vor Impact-Washing, weil sie Absicht, Aktivitaet, Reichweite und Wirkung auseinanderhaelt.</w:t>
+      </w:r>
+    </w:p>
+    <w:p>
+      <w:r>
+        <w:t>Eine Kommune, ein Unternehmen oder eine Bildungsorganisation will Wirkungsempfänger und Wirkungsräume praktisch anwenden. Der erste Schritt ist nicht die Auswahl eines Instruments, sondern die Klaerung der Zustandsveraenderung. Bei Wirkung trifft immer jemanden irgendwo muss deshalb benannt werden, wer betroffen ist, welcher Zustand sich veraendert, welche Frist gilt und welche Gegenbeobachtung die Annahme widerlegen wuerde. Erst danach entsteht eine begruendete Entscheidung im Feld Begriff, Fallbewertung, Wirkpfad, rote Linie, Quellenbeurteilung oder Rueckkopplungsregel.</w:t>
+      </w:r>
+    </w:p>
+    <w:p>
+      <w:r>
+        <w:t>Fallpruefung. Wenn ein Unternehmen ein Produkt, einen Prozess oder eine Investition wirkungsbezogen bewerten will, beginnt die Analyse bei Empfaengern, Wirkraum, Zeitraum und Datenquelle. Bei Wirkung trifft immer jemanden irgendwo muss dann geklaert werden, welche Entscheidung nach der Bewertung tatsaechlich anders ausfaellt. Eine tragfaehige Antwort benennt mindestens eine Quelle, eine offene Unsicherheit, eine moegliche Gegenbeobachtung und die Entscheidung, die nach der Bewertung geaendert wird.</w:t>
+      </w:r>
+    </w:p>
+    <w:p>
+      <w:r>
+        <w:t>Fuer die Bewertung reicht kein Summenscore, der zentrale Schaeden mit bequemen Pluspunkten verrechnet. Nichtkompensation und Reverse Merit Order markieren, wo rote Linien, demokratische Grundbedingungen oder planetare Grenzen Vorrang vor Durchschnittslogik haben. So bleibt positive Netto-Wirkung eine anspruchsvolle Zielgroesse und wird nicht zur dekorativen Formel.</w:t>
+      </w:r>
+    </w:p>
+    <w:p>
+      <w:r>
+        <w:t>Evidenzfenster. In V12 muss Wer sind die Wirkungsempfänger immer mit Empfaengern gelesen werden. Wirkung entsteht nicht beim Sender, sondern an veraenderten Zustaenden von Menschen, Oekosystemen, Institutionen, Oeffentlichkeit oder kuenftigen Handlungsspielraeumen. Darum reicht es nicht, interne Aktivitaeten zu dokumentieren. Entscheidend ist, ob sich ein Zustand nachvollziehbar veraendert und ob diese Veraenderung im Referenzrahmen Mensch, Planet, Demokratie, SDGs, Agenda 2030 und SDG+ tragfaehig bewertet werden kann.</w:t>
+      </w:r>
+    </w:p>
+    <w:p>
+      <w:r>
+        <w:t>Ein Bericht behauptet, die Massnahme zu Wirkungsempfänger und Wirkungsräume sei erfolgreich. Die WOE-Lesart fragt bei Wer sind die Wirkungsempfänger nach belastbaren Nachweisen: begriffliche Praezision, Fallbeschreibung, Quellenklarheit, Plausibilitaet und offene Unsicherheit. Wenn diese Nachweise fehlen, bleibt die Aussage Wirkungspotenzial oder Kommunikationsbehauptung. Sie kann wichtig sein, aber sie ist noch keine belegte Wirkung.</w:t>
+      </w:r>
+    </w:p>
+    <w:p>
+      <w:r>
+        <w:t>Fallpruefung. Wenn eine Bildungs- oder Forschungseinrichtung eine Wirkungsaussage fuer Lernende und Praxispartner pruefbar machen will, beginnt die Analyse bei Empfaengern, Wirkraum, Zeitraum und Datenquelle. Bei Wer sind die Wirkungsempfänger muss dann geklaert werden, welche Begriffe, Quellen und Grenzen im Material sichtbar bleiben muessen. Eine tragfaehige Antwort benennt mindestens eine Quelle, eine offene Unsicherheit, eine moegliche Gegenbeobachtung und die Entscheidung, die nach der Bewertung geaendert wird.</w:t>
+      </w:r>
+    </w:p>
+    <w:p>
+      <w:r>
+        <w:t>Der Rueckfluss in den WOE-Korpus liegt hier in klaren Begriffen, sauber verlinkten Quellen und benannten Forschungsfragen. Wo Glossar, Werkzeuge, Journal oder Reader noch doppeldeutig bleiben, sollte Wirkungsempfänger und Wirkungsräume nicht als fertige Gewissheit auftreten, sondern als pruefbarer Lernstand mit Korrekturpfad.</w:t>
+      </w:r>
+    </w:p>
+    <w:p>
+      <w:r>
+        <w:t>Bewertungsgrenze. Wissenschaftliche Anschlussfaehigkeit entsteht hier durch Quellenklarheit. Bei Die stillen und fernen Betroffenen werden interne WOE-Begriffe nicht als Ersatz fuer Belege benutzt, sondern mit Grundlagenwerk, WOE-Referenz, Glossar, Werkzeuge, Journal und externe Fachquellen verbunden. Wo die Datenlage offen bleibt, wird das offengelegt. Wo eine Aussage nur plausibel ist, bleibt sie als Wirkungspotenzial markiert. Wo ein Schaden eine rote Linie beruehrt, greift Nichtkompensation vor Durchschnittslogik.</w:t>
+      </w:r>
+    </w:p>
+    <w:p>
+      <w:r>
+        <w:t>In einer kontroversen Entscheidung wirkt Die stillen und fernen Betroffenen als Pruefpunkt fuer Ambivalenz. Ein Nutzen fuer eine Gruppe kann mit Risiken fuer andere Wirkungsempfaenger einhergehen. Das Skript verlangt deshalb, positive und negative Zustandsveraenderungen getrennt zu fuehren, bevor von positiver Netto-Wirkung gesprochen wird.</w:t>
+      </w:r>
+    </w:p>
+    <w:p>
+      <w:r>
+        <w:t>Fallpruefung. Wenn eine Kommune eine bestehende Massnahme neu priorisieren will, beginnt die Analyse bei Empfaengern, Wirkraum, Zeitraum und Datenquelle. Bei Die stillen und fernen Betroffenen muss dann geklaert werden, ob Ressourcen umgeschichtet, Daten nacherhoben oder Zielkonflikte offengelegt werden. Eine tragfaehige Antwort benennt mindestens eine Quelle, eine offene Unsicherheit, eine moegliche Gegenbeobachtung und die Entscheidung, die nach der Bewertung geaendert wird.</w:t>
+      </w:r>
+    </w:p>
+    <w:p>
+      <w:r>
+        <w:t>Steuerungsfolge. In Grundstudium Wirkungsoekonomie wird Warum der Empfängerblick gerechter ist erst steuerungsfaehig, wenn daraus eine Entscheidung folgt. Die Grundbegriffe muessen in spaeteren Modulen wiedererkennbar bleiben. Ohne diese Rueckkopplung bleibt Reporting eine Beschreibung. Mit Rueckkopplung wird aus Bewertung eine veraenderte Routine: ein anderer Prozess, ein geaenderter Anreiz, eine bessere Datenpflicht, eine korrigierte Kommunikation oder eine neue Priorisierung.</w:t>
+      </w:r>
+    </w:p>
+    <w:p>
+      <w:r>
+        <w:t>Die typische Fehlstelle bei Wirkungsempfänger und Wirkungsräume liegt darin, Absicht, Aktivitaet oder Reporting als Wirkung zu behandeln. Bei Warum der Empfängerblick gerechter ist wird diese Fehlstelle konkret: Ein scheinbar plausibler Befund darf nicht zur Abkuerzung werden. Quellen, Systemgrenzen, Unsicherheit und Rueckkopplung bleiben sichtbar.</w:t>
+      </w:r>
+    </w:p>
+    <w:p>
+      <w:r>
+        <w:t>Fallpruefung. Wenn ein Unternehmen ein Produkt, einen Prozess oder eine Investition wirkungsbezogen bewerten will, beginnt die Analyse bei Empfaengern, Wirkraum, Zeitraum und Datenquelle. Bei Warum der Empfängerblick gerechter ist muss dann geklaert werden, welche Entscheidung nach der Bewertung tatsaechlich anders ausfaellt. Eine tragfaehige Antwort benennt mindestens eine Quelle, eine offene Unsicherheit, eine moegliche Gegenbeobachtung und die Entscheidung, die nach der Bewertung geaendert wird.</w:t>
+      </w:r>
+    </w:p>
+    <w:p>
+      <w:r>
+        <w:t>Fuer die Bewertung reicht kein Summenscore, der zentrale Schaeden mit bequemen Pluspunkten verrechnet. Nichtkompensation und Reverse Merit Order markieren, wo rote Linien, demokratische Grundbedingungen oder planetare Grenzen Vorrang vor Durchschnittslogik haben. So bleibt positive Netto-Wirkung eine anspruchsvolle Zielgroesse und wird nicht zur dekorativen Formel.</w:t>
+      </w:r>
+    </w:p>
+    <w:p>
+      <w:r>
+        <w:t>Transferhinweis. Die Grenze gegen Scheingenauigkeit verlaeuft bei Was sind Wirkungsräume nicht zwischen Optimismus und Pessimismus. Sie verlaeuft zwischen offengelegter Unsicherheit und rhetorischer Sicherheit. Wer Wirkungsempfänger und Wirkungsräume belastbar anwenden will, benennt Systemgrenze, Zeitraum, Vergleichspunkt und offene Gegenhypothese. Gerade dadurch bleibt das Skript anschlussfaehig fuer Forschung, Praxis und spaetere Revision.</w:t>
+      </w:r>
+    </w:p>
+    <w:p>
+      <w:r>
+        <w:t>Fuer die Pruefung ist Was sind Wirkungsräume dann verstanden, wenn daraus eine belastbare Fallantwort entsteht. Eine gute Antwort unterscheidet Beobachtung, Kausalannahme, Bewertung und Steuerungsfolge. Sie bewertet keine Menschen, sondern Wirkpfade, Zustandsveraenderungen, Risiken und institutionelle Bedingungen.</w:t>
+      </w:r>
+    </w:p>
+    <w:p>
+      <w:r>
+        <w:t>Fallpruefung. Wenn eine Bildungs- oder Forschungseinrichtung eine Wirkungsaussage fuer Lernende und Praxispartner pruefbar machen will, beginnt die Analyse bei Empfaengern, Wirkraum, Zeitraum und Datenquelle. Bei Was sind Wirkungsräume muss dann geklaert werden, welche Begriffe, Quellen und Grenzen im Material sichtbar bleiben muessen. Eine tragfaehige Antwort benennt mindestens eine Quelle, eine offene Unsicherheit, eine moegliche Gegenbeobachtung und die Entscheidung, die nach der Bewertung geaendert wird.</w:t>
+      </w:r>
+    </w:p>
+    <w:p>
+      <w:r>
+        <w:t>Der Rueckfluss in den WOE-Korpus liegt hier in klaren Begriffen, sauber verlinkten Quellen und benannten Forschungsfragen. Wo Glossar, Werkzeuge, Journal oder Reader noch doppeldeutig bleiben, sollte Wirkungsempfänger und Wirkungsräume nicht als fertige Gewissheit auftreten, sondern als pruefbarer Lernstand mit Korrekturpfad.</w:t>
       </w:r>
     </w:p>
     <w:p>

--- a/docs/studienskripte/word-rohfassungen/woek-g-v12.docx
+++ b/docs/studienskripte/word-rohfassungen/woek-g-v12.docx
@@ -2847,7 +2847,7 @@
     </w:p>
     <w:p>
       <w:r>
-        <w:t>Begriffliche Sicherung. Einleitung / Wirkungsfrage zeigt, warum Wirkungsempfänger und Wirkungsräume mehr ist als ein Schlagwort im Feld Wirkpfade, Wirkungsempfaenger, Bewertung und Rueckkopplung. Die wirkungsoekonomische Frage lautet: Welche reale Veraenderung wird moeglich, welche bleibt nur Potenzial und wo entsteht ein Wirkungsrisiko? Diese Unterscheidung schuetzt vor Impact-Washing, weil sie Absicht, Aktivitaet, Reichweite und Wirkung auseinanderhaelt.</w:t>
+        <w:t>Begriffliche Sicherung. Bei Einleitung / Wirkungsfrage wird Wirkungsempfänger und Wirkungsräume als Arbeitsfrage im Feld Wirkpfade, Wirkungsempfaenger, Bewertung und Rueckkopplung lesbar. Die wirkungsoekonomische Frage lautet: Welche reale Veraenderung wird moeglich, welche bleibt nur Potenzial und wo entsteht ein Wirkungsrisiko? Diese Unterscheidung schuetzt vor Impact-Washing, weil sie Absicht, Aktivitaet, Reichweite und Wirkung auseinanderhaelt.</w:t>
       </w:r>
     </w:p>
     <w:p>
@@ -2937,7 +2937,7 @@
     </w:p>
     <w:p>
       <w:r>
-        <w:t>Transferhinweis. Die stillen und fernen Betroffenen zeigt, warum Wirkungsempfänger und Wirkungsräume mehr ist als ein Schlagwort im Feld Wirkpfade, Wirkungsempfaenger, Bewertung und Rueckkopplung. Die wirkungsoekonomische Frage lautet: Welche reale Veraenderung wird moeglich, welche bleibt nur Potenzial und wo entsteht ein Wirkungsrisiko? Diese Unterscheidung schuetzt vor Impact-Washing, weil sie Absicht, Aktivitaet, Reichweite und Wirkung auseinanderhaelt.</w:t>
+        <w:t>Transferhinweis. Bei Die stillen und fernen Betroffenen wird Wirkungsempfänger und Wirkungsräume als Arbeitsfrage im Feld Wirkpfade, Wirkungsempfaenger, Bewertung und Rueckkopplung lesbar. Die wirkungsoekonomische Frage lautet: Welche reale Veraenderung wird moeglich, welche bleibt nur Potenzial und wo entsteht ein Wirkungsrisiko? Diese Unterscheidung schuetzt vor Impact-Washing, weil sie Absicht, Aktivitaet, Reichweite und Wirkung auseinanderhaelt.</w:t>
       </w:r>
     </w:p>
     <w:p>
@@ -3040,7 +3040,7 @@
     </w:p>
     <w:p>
       <w:r>
-        <w:t>Evidenzfenster. Empfänger und Räume zusammen denken zeigt, warum Wirkungsempfänger und Wirkungsräume mehr ist als ein Schlagwort im Feld Wirkpfade, Wirkungsempfaenger, Bewertung und Rueckkopplung. Die wirkungsoekonomische Frage lautet: Welche reale Veraenderung wird moeglich, welche bleibt nur Potenzial und wo entsteht ein Wirkungsrisiko? Diese Unterscheidung schuetzt vor Impact-Washing, weil sie Absicht, Aktivitaet, Reichweite und Wirkung auseinanderhaelt.</w:t>
+        <w:t>Evidenzfenster. Bei Empfänger und Räume zusammen denken wird Wirkungsempfänger und Wirkungsräume als Arbeitsfrage im Feld Wirkpfade, Wirkungsempfaenger, Bewertung und Rueckkopplung lesbar. Die wirkungsoekonomische Frage lautet: Welche reale Veraenderung wird moeglich, welche bleibt nur Potenzial und wo entsteht ein Wirkungsrisiko? Diese Unterscheidung schuetzt vor Impact-Washing, weil sie Absicht, Aktivitaet, Reichweite und Wirkung auseinanderhaelt.</w:t>
       </w:r>
     </w:p>
     <w:p>
@@ -3148,7 +3148,7 @@
     </w:p>
     <w:p>
       <w:r>
-        <w:t>Pruefungsimpuls. Wirkpfad zeigt, warum Wirkungsempfänger und Wirkungsräume mehr ist als ein Schlagwort im Feld Wirkpfade, Wirkungsempfaenger, Bewertung und Rueckkopplung. Die wirkungsoekonomische Frage lautet: Welche reale Veraenderung wird moeglich, welche bleibt nur Potenzial und wo entsteht ein Wirkungsrisiko? Diese Unterscheidung schuetzt vor Impact-Washing, weil sie Absicht, Aktivitaet, Reichweite und Wirkung auseinanderhaelt.</w:t>
+        <w:t>Pruefungsimpuls. Bei Wirkpfad wird Wirkungsempfänger und Wirkungsräume als Arbeitsfrage im Feld Wirkpfade, Wirkungsempfaenger, Bewertung und Rueckkopplung lesbar. Die wirkungsoekonomische Frage lautet: Welche reale Veraenderung wird moeglich, welche bleibt nur Potenzial und wo entsteht ein Wirkungsrisiko? Diese Unterscheidung schuetzt vor Impact-Washing, weil sie Absicht, Aktivitaet, Reichweite und Wirkung auseinanderhaelt.</w:t>
       </w:r>
     </w:p>
     <w:p>
@@ -3251,7 +3251,7 @@
     </w:p>
     <w:p>
       <w:r>
-        <w:t>Steuerungsfolge. Fallfenster zeigt, warum Wirkungsempfänger und Wirkungsräume mehr ist als ein Schlagwort im Feld Wirkpfade, Wirkungsempfaenger, Bewertung und Rueckkopplung. Die wirkungsoekonomische Frage lautet: Welche reale Veraenderung wird moeglich, welche bleibt nur Potenzial und wo entsteht ein Wirkungsrisiko? Diese Unterscheidung schuetzt vor Impact-Washing, weil sie Absicht, Aktivitaet, Reichweite und Wirkung auseinanderhaelt.</w:t>
+        <w:t>Steuerungsfolge. Bei Fallfenster wird Wirkungsempfänger und Wirkungsräume als Arbeitsfrage im Feld Wirkpfade, Wirkungsempfaenger, Bewertung und Rueckkopplung lesbar. Die wirkungsoekonomische Frage lautet: Welche reale Veraenderung wird moeglich, welche bleibt nur Potenzial und wo entsteht ein Wirkungsrisiko? Diese Unterscheidung schuetzt vor Impact-Washing, weil sie Absicht, Aktivitaet, Reichweite und Wirkung auseinanderhaelt.</w:t>
       </w:r>
     </w:p>
     <w:p>
@@ -3354,7 +3354,7 @@
     </w:p>
     <w:p>
       <w:r>
-        <w:t>Wirkpfadpruefung. Wirkung trifft immer jemanden irgendwo zeigt, warum Wirkungsempfänger und Wirkungsräume mehr ist als ein Schlagwort im Feld Wirkpfade, Wirkungsempfaenger, Bewertung und Rueckkopplung. Die wirkungsoekonomische Frage lautet: Welche reale Veraenderung wird moeglich, welche bleibt nur Potenzial und wo entsteht ein Wirkungsrisiko? Diese Unterscheidung schuetzt vor Impact-Washing, weil sie Absicht, Aktivitaet, Reichweite und Wirkung auseinanderhaelt.</w:t>
+        <w:t>Wirkpfadpruefung. Bei Wirkung trifft immer jemanden irgendwo wird Wirkungsempfänger und Wirkungsräume als Arbeitsfrage im Feld Wirkpfade, Wirkungsempfaenger, Bewertung und Rueckkopplung lesbar. Die wirkungsoekonomische Frage lautet: Welche reale Veraenderung wird moeglich, welche bleibt nur Potenzial und wo entsteht ein Wirkungsrisiko? Diese Unterscheidung schuetzt vor Impact-Washing, weil sie Absicht, Aktivitaet, Reichweite und Wirkung auseinanderhaelt.</w:t>
       </w:r>
     </w:p>
     <w:p>

--- a/docs/studienskripte/word-rohfassungen/woek-g-v12.docx
+++ b/docs/studienskripte/word-rohfassungen/woek-g-v12.docx
@@ -16,20 +16,7 @@
     </w:p>
     <w:p>
       <w:r>
-        <w:rPr>
-          <w:i/>
-        </w:rPr>
-        <w:t>Rohfassung fuer Claude / CI-CD-Finalisierung</w:t>
-      </w:r>
-    </w:p>
-    <w:p>
-      <w:r>
-        <w:t>Quelle: /Users/hagen/Documents/New project/content/studienskripte/woek-g-v12.md</w:t>
-      </w:r>
-    </w:p>
-    <w:p>
-      <w:r>
-        <w:t>Track: Grundstudium Wirkungsökonomie Kurscode: woek-g Vorlesungscode: V12 Modul/Abschnitt: G1.4 Titel: Wirkungsempfänger und Wirkungsräume Status: Studienskript V1 · fachlich finale Codex-Fassung, Claude-CI/CD-Satzfreigabe offen Quelle: woek-akademie-app/content/lehrgaenge/woek-g-v12.md Ablage: Markdown-Master in content/studienskripte/woek-g-v12.md, Word-Rohfassung in docs/studienskripte/word-rohfassungen/woek-g-v12.docx Wissensbasis: aktuelles Grundlagenwerk, Website-Korpus inklusive Journal, Akademie-Quelltexte, Glossar, interne Dossiers und externe Fachquellen</w:t>
+        <w:t>Track: Grundstudium Wirkungsökonomie Kurscode: woek-g Vorlesungscode: V12 Modul/Abschnitt: G1.4 Titel: Wirkungsempfänger und Wirkungsräume Status: Studienskript V1. Wissensbasis: aktuelles Grundlagenwerk, Website-Korpus inklusive Journal, Akademie-Quelltexte, Glossar, interne Dossiers und externe Fachquellen</w:t>
       </w:r>
     </w:p>
     <w:p>
@@ -96,11 +83,6 @@
     <w:p>
       <w:r>
         <w:t>&gt; Welche tatsächlichen Zustandsveränderungen werden durch Wirkungsempfänger und Wirkungsräume möglich, wahrscheinlich oder riskant - und welche Bedingungen entscheiden darüber, ob aus Wirkungspotenzial tatsächliche Wirkung wird?</w:t>
-      </w:r>
-    </w:p>
-    <w:p>
-      <w:r>
-        <w:t>Dieses Studienskript ist die fachlich finale Codex-V1-Fassung fuer den Akademie-Reader und die oeffentliche Bibliothek. Claude uebernimmt danach Satz, CI/CD, PDF/Reader-Freigabe und die abschliessende Lektoratsabnahme.</w:t>
       </w:r>
     </w:p>
     <w:p>
@@ -709,7 +691,7 @@
         <w:pStyle w:val="ListBullet"/>
       </w:pPr>
       <w:r>
-        <w:t>✅ Richtig: B — Wirkung meint tatsächliche Veränderung von Zuständen, nicht Absicht, Aktivität oder Reichweite.</w:t>
+        <w:t>✅ Richtig: B - Wirkung meint tatsächliche Veränderung von Zuständen, nicht Absicht, Aktivität oder Reichweite.</w:t>
       </w:r>
     </w:p>
     <w:p>
@@ -730,7 +712,7 @@
         <w:pStyle w:val="ListBullet"/>
       </w:pPr>
       <w:r>
-        <w:t>✅ Richtig: B — Ein Auslöser erzeugt höchstens Wirkungspotenzial, solange keine tatsächliche Veränderung nachvollziehbar ist.</w:t>
+        <w:t>✅ Richtig: B - Ein Auslöser erzeugt höchstens Wirkungspotenzial, solange keine tatsächliche Veränderung nachvollziehbar ist.</w:t>
       </w:r>
     </w:p>
     <w:p>
@@ -751,7 +733,7 @@
         <w:pStyle w:val="ListBullet"/>
       </w:pPr>
       <w:r>
-        <w:t>✅ Richtig: C — Die WÖk bewertet Wirkpfade und Zustandsveränderungen, nicht den Wert von Menschen.</w:t>
+        <w:t>✅ Richtig: C - Die WÖk bewertet Wirkpfade und Zustandsveränderungen, nicht den Wert von Menschen.</w:t>
       </w:r>
     </w:p>
     <w:p>
@@ -772,7 +754,7 @@
         <w:pStyle w:val="ListBullet"/>
       </w:pPr>
       <w:r>
-        <w:t>✅ Richtig: A — Quellenklarheit und begriffliche Präzision sind Voraussetzungen für prüfbare Wirkungsaussagen.</w:t>
+        <w:t>✅ Richtig: A - Quellenklarheit und begriffliche Präzision sind Voraussetzungen für prüfbare Wirkungsaussagen.</w:t>
       </w:r>
     </w:p>
     <w:p>
@@ -793,7 +775,7 @@
         <w:pStyle w:val="ListBullet"/>
       </w:pPr>
       <w:r>
-        <w:t>✅ Richtig: B — Rückkopplung bedeutet Lernen und Nachsteuern anhand tatsächlicher Zustandsveränderungen.</w:t>
+        <w:t>✅ Richtig: B - Rückkopplung bedeutet Lernen und Nachsteuern anhand tatsächlicher Zustandsveränderungen.</w:t>
       </w:r>
     </w:p>
     <w:p>
@@ -814,7 +796,7 @@
         <w:pStyle w:val="ListBullet"/>
       </w:pPr>
       <w:r>
-        <w:t>✅ Richtig: A — Wenn eine Zielgröße gemeint ist, geht es um positive Netto-Wirkung im Referenzrahmen Mensch, Planet und Demokratie.</w:t>
+        <w:t>✅ Richtig: A - Wenn eine Zielgröße gemeint ist, geht es um positive Netto-Wirkung im Referenzrahmen Mensch, Planet und Demokratie.</w:t>
       </w:r>
     </w:p>
     <w:p>
@@ -994,11 +976,6 @@
       </w:pPr>
       <w:r>
         <w:t>7. Tiefenskript-Erweiterung Sprint 7</w:t>
-      </w:r>
-    </w:p>
-    <w:p>
-      <w:r>
-        <w:t>Status dieser Erweiterung: V1-finalisierte Codex-Erweiterung fuer Markdown-Master, Word-Rohfassung und Reader-Spiegel. Satz, Medienintegration, Lektorat und PDF-Freigabe bleiben der Claude-CI/CD-Lane vorbehalten.</w:t>
       </w:r>
     </w:p>
     <w:p>
@@ -2470,11 +2447,6 @@
       </w:r>
     </w:p>
     <w:p>
-      <w:r>
-        <w:t>Dieses Studienskript ist die fachlich finale Codex-V1-Fassung fuer den Akademie-Reader und die oeffentliche Bibliothek. Claude uebernimmt danach Satz, CI/CD, PDF/Reader-Freigabe und die abschliessende Lektoratsabnahme.</w:t>
-      </w:r>
-    </w:p>
-    <w:p>
       <w:pPr>
         <w:pStyle w:val="Heading3"/>
       </w:pPr>
@@ -3054,11 +3026,6 @@
       </w:r>
     </w:p>
     <w:p>
-      <w:r>
-        <w:t>Diese Finalisierung schliesst die Codex-Inhaltsproduktion fuer V12. Offen bleibt nicht der fachliche Kern des Skripts, sondern der naechste Produktionsschritt: Claude setzt daraus die CI/CD-konforme Reader- und PDF-Fassung, prueft Satz, Umbrueche, Medienintegration und Lektorat und markiert erst danach die veroeffentlichte Fassung als freigegeben.</w:t>
-      </w:r>
-    </w:p>
-    <w:p>
       <w:pPr>
         <w:pStyle w:val="Heading2"/>
       </w:pPr>
@@ -3079,7 +3046,7 @@
         <w:pStyle w:val="ListBullet"/>
       </w:pPr>
       <w:r>
-        <w:t>woek-akademie-app/content/lehrgaenge/woek-g-v12.md — unmittelbarer Akademie-Quelltext dieser V1-Fassung.</w:t>
+        <w:t>woek-akademie-app/content/lehrgaenge/woek-g-v12.md - unmittelbarer Akademie-Quelltext dieser V1-Fassung.</w:t>
       </w:r>
     </w:p>
     <w:p>
@@ -3087,7 +3054,7 @@
         <w:pStyle w:val="ListBullet"/>
       </w:pPr>
       <w:r>
-        <w:t>assets/pdf/die-neue-ordnung-des-wohlstands.pdf und buch.html — aktuelles Grundlagenwerk.</w:t>
+        <w:t>assets/pdf/die-neue-ordnung-des-wohlstands.pdf und buch.html - aktuelles Grundlagenwerk.</w:t>
       </w:r>
     </w:p>
     <w:p>
@@ -3096,22 +3063,6 @@
       </w:pPr>
       <w:r>
         <w:t>Website-Korpus: Referenz, Wirkungsfelder, Werkzeuge, Glossar, Bibliothek und Journal.</w:t>
-      </w:r>
-    </w:p>
-    <w:p>
-      <w:pPr>
-        <w:pStyle w:val="ListBullet"/>
-      </w:pPr>
-      <w:r>
-        <w:t>docs/CODEX-HANDOFF-studienskripte.md — Produktionsstandard.</w:t>
-      </w:r>
-    </w:p>
-    <w:p>
-      <w:pPr>
-        <w:pStyle w:val="ListBullet"/>
-      </w:pPr>
-      <w:r>
-        <w:t>docs/CODEX-HANDOFF-pruefungen.md — geschützte Prüfungs- und Antwortlogik.</w:t>
       </w:r>
     </w:p>
     <w:p>
